--- a/template_arrest.docx
+++ b/template_arrest.docx
@@ -747,6 +747,14 @@
           <w:sz w:val="32"/>
           <w:szCs w:val="32"/>
         </w:rPr>
+        <w:t>s</w:t>
+      </w:r>
+      <w:r>
+        <w:rPr>
+          <w:rFonts w:ascii="TH SarabunIT๙" w:hAnsi="TH SarabunIT๙" w:cs="TH SarabunIT๙"/>
+          <w:sz w:val="32"/>
+          <w:szCs w:val="32"/>
+        </w:rPr>
         <w:t>uspect.id_card</w:t>
       </w:r>
       <w:proofErr w:type="spellEnd"/>
@@ -2700,7 +2708,7 @@
         <w:ind w:left="720" w:hanging="720"/>
         <w:jc w:val="center"/>
         <w:rPr>
-          <w:rFonts w:ascii="TH SarabunIT๙" w:hAnsi="TH SarabunIT๙" w:cs="TH SarabunIT๙" w:hint="cs"/>
+          <w:rFonts w:ascii="TH SarabunIT๙" w:hAnsi="TH SarabunIT๙" w:cs="TH SarabunIT๙"/>
           <w:sz w:val="32"/>
           <w:szCs w:val="32"/>
         </w:rPr>
@@ -2982,6 +2990,23 @@
               </w:rPr>
               <w:t xml:space="preserve"> </w:t>
             </w:r>
+          </w:p>
+          <w:p>
+            <w:pPr>
+              <w:tabs>
+                <w:tab w:val="left" w:pos="3828"/>
+                <w:tab w:val="left" w:pos="4820"/>
+                <w:tab w:val="left" w:pos="7938"/>
+              </w:tabs>
+              <w:spacing w:line="276" w:lineRule="auto"/>
+              <w:jc w:val="center"/>
+              <w:rPr>
+                <w:rFonts w:ascii="TH SarabunIT๙" w:hAnsi="TH SarabunIT๙" w:cs="TH SarabunIT๙"/>
+                <w:sz w:val="32"/>
+                <w:szCs w:val="32"/>
+                <w:u w:val="dotted"/>
+              </w:rPr>
+            </w:pPr>
             <w:proofErr w:type="gramStart"/>
             <w:r>
               <w:rPr>
@@ -4306,6 +4331,7 @@
   <w:style w:type="character" w:default="1" w:styleId="a0">
     <w:name w:val="Default Paragraph Font"/>
     <w:uiPriority w:val="1"/>
+    <w:semiHidden/>
     <w:unhideWhenUsed/>
   </w:style>
   <w:style w:type="table" w:default="1" w:styleId="a1">

--- a/template_arrest.docx
+++ b/template_arrest.docx
@@ -514,9 +514,8 @@
           <w:sz w:val="32"/>
           <w:szCs w:val="32"/>
         </w:rPr>
-        <w:t xml:space="preserve">{% for unit in </w:t>
-      </w:r>
-      <w:proofErr w:type="gramStart"/>
+        <w:t>{% for unit in units %}</w:t>
+      </w:r>
       <w:r>
         <w:rPr>
           <w:rFonts w:ascii="TH SarabunIT๙" w:hAnsi="TH SarabunIT๙" w:cs="TH SarabunIT๙"/>
@@ -525,57 +524,163 @@
           <w:sz w:val="32"/>
           <w:szCs w:val="32"/>
         </w:rPr>
-        <w:t>units %}</w:t>
+        <w:t xml:space="preserve"> </w:t>
+      </w:r>
+      <w:r>
+        <w:rPr>
+          <w:rFonts w:ascii="TH SarabunIT๙" w:hAnsi="TH SarabunIT๙" w:cs="TH SarabunIT๙"/>
+          <w:b/>
+          <w:bCs/>
+          <w:sz w:val="32"/>
+          <w:szCs w:val="32"/>
+          <w:cs/>
+        </w:rPr>
+        <w:t xml:space="preserve">ภายใต้การอำนวยการสั่งการของ </w:t>
+      </w:r>
+      <w:proofErr w:type="gramStart"/>
+      <w:r>
+        <w:rPr>
+          <w:rFonts w:ascii="TH SarabunIT๙" w:hAnsi="TH SarabunIT๙" w:cs="TH SarabunIT๙"/>
+          <w:sz w:val="32"/>
+          <w:szCs w:val="32"/>
+        </w:rPr>
+        <w:t xml:space="preserve">{{ </w:t>
+      </w:r>
+      <w:proofErr w:type="spellStart"/>
+      <w:r>
+        <w:rPr>
+          <w:rFonts w:ascii="TH SarabunIT๙" w:hAnsi="TH SarabunIT๙" w:cs="TH SarabunIT๙"/>
+          <w:sz w:val="32"/>
+          <w:szCs w:val="32"/>
+        </w:rPr>
+        <w:t>unit</w:t>
       </w:r>
       <w:proofErr w:type="gramEnd"/>
+      <w:r>
+        <w:rPr>
+          <w:rFonts w:ascii="TH SarabunIT๙" w:hAnsi="TH SarabunIT๙" w:cs="TH SarabunIT๙"/>
+          <w:sz w:val="32"/>
+          <w:szCs w:val="32"/>
+        </w:rPr>
+        <w:t>.commanders_</w:t>
+      </w:r>
+      <w:proofErr w:type="gramStart"/>
+      <w:r>
+        <w:rPr>
+          <w:rFonts w:ascii="TH SarabunIT๙" w:hAnsi="TH SarabunIT๙" w:cs="TH SarabunIT๙"/>
+          <w:sz w:val="32"/>
+          <w:szCs w:val="32"/>
+        </w:rPr>
+        <w:t>text</w:t>
+      </w:r>
+      <w:proofErr w:type="spellEnd"/>
+      <w:r>
+        <w:rPr>
+          <w:rFonts w:ascii="TH SarabunIT๙" w:hAnsi="TH SarabunIT๙" w:cs="TH SarabunIT๙"/>
+          <w:sz w:val="32"/>
+          <w:szCs w:val="32"/>
+        </w:rPr>
+        <w:t xml:space="preserve"> }</w:t>
+      </w:r>
+      <w:proofErr w:type="gramEnd"/>
+      <w:r>
+        <w:rPr>
+          <w:rFonts w:ascii="TH SarabunIT๙" w:hAnsi="TH SarabunIT๙" w:cs="TH SarabunIT๙"/>
+          <w:sz w:val="32"/>
+          <w:szCs w:val="32"/>
+        </w:rPr>
+        <w:t>}</w:t>
+      </w:r>
     </w:p>
     <w:p>
       <w:pPr>
         <w:jc w:val="thaiDistribute"/>
         <w:rPr>
           <w:rFonts w:ascii="TH SarabunIT๙" w:hAnsi="TH SarabunIT๙" w:cs="TH SarabunIT๙"/>
+          <w:sz w:val="32"/>
+          <w:szCs w:val="32"/>
+        </w:rPr>
+      </w:pPr>
+      <w:r>
+        <w:rPr>
+          <w:rFonts w:ascii="TH SarabunIT๙" w:hAnsi="TH SarabunIT๙" w:cs="TH SarabunIT๙"/>
           <w:b/>
           <w:bCs/>
           <w:sz w:val="32"/>
           <w:szCs w:val="32"/>
-        </w:rPr>
-      </w:pPr>
-      <w:r>
+          <w:cs/>
+        </w:rPr>
+        <w:t xml:space="preserve">ได้สั่งการให้ </w:t>
+      </w:r>
+      <w:r>
+        <w:rPr>
+          <w:rFonts w:ascii="TH SarabunIT๙" w:hAnsi="TH SarabunIT๙" w:cs="TH SarabunIT๙"/>
+          <w:sz w:val="32"/>
+          <w:szCs w:val="32"/>
+        </w:rPr>
+        <w:t xml:space="preserve">{{ </w:t>
+      </w:r>
+      <w:proofErr w:type="spellStart"/>
+      <w:r>
+        <w:rPr>
+          <w:rFonts w:ascii="TH SarabunIT๙" w:hAnsi="TH SarabunIT๙" w:cs="TH SarabunIT๙"/>
+          <w:sz w:val="32"/>
+          <w:szCs w:val="32"/>
+        </w:rPr>
+        <w:t>unit.arresting_officers_text</w:t>
+      </w:r>
+      <w:proofErr w:type="spellEnd"/>
+      <w:r>
+        <w:rPr>
+          <w:rFonts w:ascii="TH SarabunIT๙" w:hAnsi="TH SarabunIT๙" w:cs="TH SarabunIT๙"/>
+          <w:sz w:val="32"/>
+          <w:szCs w:val="32"/>
+        </w:rPr>
+        <w:t xml:space="preserve"> }}</w:t>
+      </w:r>
+    </w:p>
+    <w:p>
+      <w:pPr>
+        <w:jc w:val="thaiDistribute"/>
         <w:rPr>
           <w:rFonts w:ascii="TH SarabunIT๙" w:hAnsi="TH SarabunIT๙" w:cs="TH SarabunIT๙"/>
           <w:b/>
           <w:bCs/>
           <w:sz w:val="32"/>
           <w:szCs w:val="32"/>
-          <w:cs/>
-        </w:rPr>
-        <w:t xml:space="preserve">ภายใต้การอำนวยการสั่งการของ </w:t>
-      </w:r>
-      <w:r>
-        <w:rPr>
-          <w:rFonts w:ascii="TH SarabunIT๙" w:hAnsi="TH SarabunIT๙" w:cs="TH SarabunIT๙"/>
-          <w:sz w:val="32"/>
-          <w:szCs w:val="32"/>
-        </w:rPr>
-        <w:t xml:space="preserve">{{ </w:t>
+        </w:rPr>
+      </w:pPr>
+      <w:r>
+        <w:rPr>
+          <w:rFonts w:ascii="TH SarabunIT๙" w:hAnsi="TH SarabunIT๙" w:cs="TH SarabunIT๙"/>
+          <w:b/>
+          <w:bCs/>
+          <w:sz w:val="32"/>
+          <w:szCs w:val="32"/>
+        </w:rPr>
+        <w:t xml:space="preserve">{% </w:t>
       </w:r>
       <w:proofErr w:type="spellStart"/>
       <w:r>
         <w:rPr>
           <w:rFonts w:ascii="TH SarabunIT๙" w:hAnsi="TH SarabunIT๙" w:cs="TH SarabunIT๙"/>
-          <w:sz w:val="32"/>
-          <w:szCs w:val="32"/>
-        </w:rPr>
-        <w:t>unit.commanders_text</w:t>
+          <w:b/>
+          <w:bCs/>
+          <w:sz w:val="32"/>
+          <w:szCs w:val="32"/>
+        </w:rPr>
+        <w:t>endfor</w:t>
       </w:r>
       <w:proofErr w:type="spellEnd"/>
       <w:r>
         <w:rPr>
           <w:rFonts w:ascii="TH SarabunIT๙" w:hAnsi="TH SarabunIT๙" w:cs="TH SarabunIT๙"/>
-          <w:sz w:val="32"/>
-          <w:szCs w:val="32"/>
-        </w:rPr>
-        <w:t xml:space="preserve"> }}</w:t>
+          <w:b/>
+          <w:bCs/>
+          <w:sz w:val="32"/>
+          <w:szCs w:val="32"/>
+        </w:rPr>
+        <w:t xml:space="preserve"> %}</w:t>
       </w:r>
     </w:p>
     <w:p>
@@ -596,7 +701,50 @@
           <w:szCs w:val="32"/>
           <w:cs/>
         </w:rPr>
-        <w:t xml:space="preserve">ได้สั่งการให้ </w:t>
+        <w:t>ได้ร่วมกันจับกุมตัว</w:t>
+      </w:r>
+      <w:r>
+        <w:rPr>
+          <w:rFonts w:ascii="TH SarabunIT๙" w:hAnsi="TH SarabunIT๙" w:cs="TH SarabunIT๙"/>
+          <w:b/>
+          <w:bCs/>
+          <w:sz w:val="32"/>
+          <w:szCs w:val="32"/>
+        </w:rPr>
+        <w:t xml:space="preserve"> </w:t>
+      </w:r>
+      <w:r>
+        <w:rPr>
+          <w:rFonts w:ascii="TH SarabunIT๙" w:hAnsi="TH SarabunIT๙" w:cs="TH SarabunIT๙"/>
+          <w:sz w:val="32"/>
+          <w:szCs w:val="32"/>
+        </w:rPr>
+        <w:t>{% for suspect in suspects %}</w:t>
+      </w:r>
+      <w:r>
+        <w:rPr>
+          <w:rFonts w:ascii="TH SarabunIT๙" w:hAnsi="TH SarabunIT๙" w:cs="TH SarabunIT๙"/>
+          <w:sz w:val="32"/>
+          <w:szCs w:val="32"/>
+        </w:rPr>
+        <w:t xml:space="preserve"> </w:t>
+      </w:r>
+      <w:r>
+        <w:rPr>
+          <w:rFonts w:ascii="TH SarabunIT๙" w:hAnsi="TH SarabunIT๙" w:cs="TH SarabunIT๙"/>
+          <w:sz w:val="32"/>
+          <w:szCs w:val="32"/>
+        </w:rPr>
+        <w:t xml:space="preserve">{{ suspect.name }} </w:t>
+      </w:r>
+      <w:r>
+        <w:rPr>
+          <w:rFonts w:ascii="TH SarabunIT๙" w:hAnsi="TH SarabunIT๙" w:cs="TH SarabunIT๙"/>
+          <w:sz w:val="32"/>
+          <w:szCs w:val="32"/>
+          <w:cs/>
+        </w:rPr>
+        <w:t xml:space="preserve">เลขประจำตัวประชาชน </w:t>
       </w:r>
       <w:r>
         <w:rPr>
@@ -613,7 +761,50 @@
           <w:sz w:val="32"/>
           <w:szCs w:val="32"/>
         </w:rPr>
-        <w:t>unit.arresting_officers_text</w:t>
+        <w:t>s</w:t>
+      </w:r>
+      <w:r>
+        <w:rPr>
+          <w:rFonts w:ascii="TH SarabunIT๙" w:hAnsi="TH SarabunIT๙" w:cs="TH SarabunIT๙"/>
+          <w:sz w:val="32"/>
+          <w:szCs w:val="32"/>
+        </w:rPr>
+        <w:t>uspect.id_card</w:t>
+      </w:r>
+      <w:proofErr w:type="spellEnd"/>
+      <w:r>
+        <w:rPr>
+          <w:rFonts w:ascii="TH SarabunIT๙" w:hAnsi="TH SarabunIT๙" w:cs="TH SarabunIT๙"/>
+          <w:sz w:val="32"/>
+          <w:szCs w:val="32"/>
+        </w:rPr>
+        <w:t xml:space="preserve"> }} </w:t>
+      </w:r>
+      <w:r>
+        <w:rPr>
+          <w:rFonts w:ascii="TH SarabunIT๙" w:hAnsi="TH SarabunIT๙" w:cs="TH SarabunIT๙"/>
+          <w:sz w:val="32"/>
+          <w:szCs w:val="32"/>
+          <w:cs/>
+        </w:rPr>
+        <w:t xml:space="preserve">ที่อยู่ </w:t>
+      </w:r>
+      <w:r>
+        <w:rPr>
+          <w:rFonts w:ascii="TH SarabunIT๙" w:hAnsi="TH SarabunIT๙" w:cs="TH SarabunIT๙"/>
+          <w:sz w:val="32"/>
+          <w:szCs w:val="32"/>
+        </w:rPr>
+        <w:t xml:space="preserve">{{ </w:t>
+      </w:r>
+      <w:proofErr w:type="spellStart"/>
+      <w:r>
+        <w:rPr>
+          <w:rFonts w:ascii="TH SarabunIT๙" w:hAnsi="TH SarabunIT๙" w:cs="TH SarabunIT๙"/>
+          <w:sz w:val="32"/>
+          <w:szCs w:val="32"/>
+        </w:rPr>
+        <w:t>suspect.address</w:t>
       </w:r>
       <w:proofErr w:type="spellEnd"/>
       <w:r>
@@ -668,195 +859,6 @@
         </w:rPr>
         <w:t xml:space="preserve"> %}</w:t>
       </w:r>
-    </w:p>
-    <w:p>
-      <w:pPr>
-        <w:jc w:val="thaiDistribute"/>
-        <w:rPr>
-          <w:rFonts w:ascii="TH SarabunIT๙" w:hAnsi="TH SarabunIT๙" w:cs="TH SarabunIT๙"/>
-          <w:sz w:val="32"/>
-          <w:szCs w:val="32"/>
-        </w:rPr>
-      </w:pPr>
-      <w:r>
-        <w:rPr>
-          <w:rFonts w:ascii="TH SarabunIT๙" w:hAnsi="TH SarabunIT๙" w:cs="TH SarabunIT๙"/>
-          <w:b/>
-          <w:bCs/>
-          <w:sz w:val="32"/>
-          <w:szCs w:val="32"/>
-          <w:cs/>
-        </w:rPr>
-        <w:t>ได้ร่วมกันจับกุมตัว</w:t>
-      </w:r>
-      <w:r>
-        <w:rPr>
-          <w:rFonts w:ascii="TH SarabunIT๙" w:hAnsi="TH SarabunIT๙" w:cs="TH SarabunIT๙"/>
-          <w:b/>
-          <w:bCs/>
-          <w:sz w:val="32"/>
-          <w:szCs w:val="32"/>
-        </w:rPr>
-        <w:t xml:space="preserve"> </w:t>
-      </w:r>
-      <w:r>
-        <w:rPr>
-          <w:rFonts w:ascii="TH SarabunIT๙" w:hAnsi="TH SarabunIT๙" w:cs="TH SarabunIT๙"/>
-          <w:sz w:val="32"/>
-          <w:szCs w:val="32"/>
-        </w:rPr>
-        <w:t>{% for suspect in suspects %}</w:t>
-      </w:r>
-      <w:r>
-        <w:rPr>
-          <w:rFonts w:ascii="TH SarabunIT๙" w:hAnsi="TH SarabunIT๙" w:cs="TH SarabunIT๙"/>
-          <w:sz w:val="32"/>
-          <w:szCs w:val="32"/>
-        </w:rPr>
-        <w:t xml:space="preserve"> </w:t>
-      </w:r>
-      <w:r>
-        <w:rPr>
-          <w:rFonts w:ascii="TH SarabunIT๙" w:hAnsi="TH SarabunIT๙" w:cs="TH SarabunIT๙"/>
-          <w:sz w:val="32"/>
-          <w:szCs w:val="32"/>
-        </w:rPr>
-        <w:t xml:space="preserve">{{ suspect.name }} </w:t>
-      </w:r>
-      <w:r>
-        <w:rPr>
-          <w:rFonts w:ascii="TH SarabunIT๙" w:hAnsi="TH SarabunIT๙" w:cs="TH SarabunIT๙"/>
-          <w:sz w:val="32"/>
-          <w:szCs w:val="32"/>
-          <w:cs/>
-        </w:rPr>
-        <w:t xml:space="preserve">เลขประจำตัวประชาชน </w:t>
-      </w:r>
-      <w:r>
-        <w:rPr>
-          <w:rFonts w:ascii="TH SarabunIT๙" w:hAnsi="TH SarabunIT๙" w:cs="TH SarabunIT๙"/>
-          <w:sz w:val="32"/>
-          <w:szCs w:val="32"/>
-        </w:rPr>
-        <w:t xml:space="preserve">{{ </w:t>
-      </w:r>
-      <w:proofErr w:type="spellStart"/>
-      <w:r>
-        <w:rPr>
-          <w:rFonts w:ascii="TH SarabunIT๙" w:hAnsi="TH SarabunIT๙" w:cs="TH SarabunIT๙"/>
-          <w:sz w:val="32"/>
-          <w:szCs w:val="32"/>
-        </w:rPr>
-        <w:t>s</w:t>
-      </w:r>
-      <w:r>
-        <w:rPr>
-          <w:rFonts w:ascii="TH SarabunIT๙" w:hAnsi="TH SarabunIT๙" w:cs="TH SarabunIT๙"/>
-          <w:sz w:val="32"/>
-          <w:szCs w:val="32"/>
-        </w:rPr>
-        <w:t>uspect.id_card</w:t>
-      </w:r>
-      <w:proofErr w:type="spellEnd"/>
-      <w:r>
-        <w:rPr>
-          <w:rFonts w:ascii="TH SarabunIT๙" w:hAnsi="TH SarabunIT๙" w:cs="TH SarabunIT๙"/>
-          <w:sz w:val="32"/>
-          <w:szCs w:val="32"/>
-        </w:rPr>
-        <w:t xml:space="preserve"> }} </w:t>
-      </w:r>
-      <w:r>
-        <w:rPr>
-          <w:rFonts w:ascii="TH SarabunIT๙" w:hAnsi="TH SarabunIT๙" w:cs="TH SarabunIT๙"/>
-          <w:sz w:val="32"/>
-          <w:szCs w:val="32"/>
-          <w:cs/>
-        </w:rPr>
-        <w:t xml:space="preserve">ที่อยู่ </w:t>
-      </w:r>
-      <w:r>
-        <w:rPr>
-          <w:rFonts w:ascii="TH SarabunIT๙" w:hAnsi="TH SarabunIT๙" w:cs="TH SarabunIT๙"/>
-          <w:sz w:val="32"/>
-          <w:szCs w:val="32"/>
-        </w:rPr>
-        <w:t xml:space="preserve">{{ </w:t>
-      </w:r>
-      <w:proofErr w:type="spellStart"/>
-      <w:r>
-        <w:rPr>
-          <w:rFonts w:ascii="TH SarabunIT๙" w:hAnsi="TH SarabunIT๙" w:cs="TH SarabunIT๙"/>
-          <w:sz w:val="32"/>
-          <w:szCs w:val="32"/>
-        </w:rPr>
-        <w:t>suspect.address</w:t>
-      </w:r>
-      <w:proofErr w:type="spellEnd"/>
-      <w:r>
-        <w:rPr>
-          <w:rFonts w:ascii="TH SarabunIT๙" w:hAnsi="TH SarabunIT๙" w:cs="TH SarabunIT๙"/>
-          <w:sz w:val="32"/>
-          <w:szCs w:val="32"/>
-        </w:rPr>
-        <w:t xml:space="preserve"> }}</w:t>
-      </w:r>
-    </w:p>
-    <w:p>
-      <w:pPr>
-        <w:jc w:val="thaiDistribute"/>
-        <w:rPr>
-          <w:rFonts w:ascii="TH SarabunIT๙" w:hAnsi="TH SarabunIT๙" w:cs="TH SarabunIT๙"/>
-          <w:b/>
-          <w:bCs/>
-          <w:sz w:val="32"/>
-          <w:szCs w:val="32"/>
-        </w:rPr>
-      </w:pPr>
-      <w:r>
-        <w:rPr>
-          <w:rFonts w:ascii="TH SarabunIT๙" w:hAnsi="TH SarabunIT๙" w:cs="TH SarabunIT๙"/>
-          <w:b/>
-          <w:bCs/>
-          <w:sz w:val="32"/>
-          <w:szCs w:val="32"/>
-        </w:rPr>
-        <w:t xml:space="preserve">{% </w:t>
-      </w:r>
-      <w:proofErr w:type="spellStart"/>
-      <w:r>
-        <w:rPr>
-          <w:rFonts w:ascii="TH SarabunIT๙" w:hAnsi="TH SarabunIT๙" w:cs="TH SarabunIT๙"/>
-          <w:b/>
-          <w:bCs/>
-          <w:sz w:val="32"/>
-          <w:szCs w:val="32"/>
-        </w:rPr>
-        <w:t>endfor</w:t>
-      </w:r>
-      <w:proofErr w:type="spellEnd"/>
-      <w:r>
-        <w:rPr>
-          <w:rFonts w:ascii="TH SarabunIT๙" w:hAnsi="TH SarabunIT๙" w:cs="TH SarabunIT๙"/>
-          <w:b/>
-          <w:bCs/>
-          <w:sz w:val="32"/>
-          <w:szCs w:val="32"/>
-        </w:rPr>
-        <w:t xml:space="preserve"> %}</w:t>
-      </w:r>
-    </w:p>
-    <w:p>
-      <w:pPr>
-        <w:jc w:val="thaiDistribute"/>
-        <w:rPr>
-          <w:rFonts w:ascii="TH SarabunIT๙" w:hAnsi="TH SarabunIT๙" w:cs="TH SarabunIT๙"/>
-          <w:b/>
-          <w:bCs/>
-          <w:sz w:val="32"/>
-          <w:szCs w:val="32"/>
-        </w:rPr>
-      </w:pPr>
     </w:p>
     <w:p>
       <w:pPr>
@@ -1407,17 +1409,123 @@
           <w:szCs w:val="32"/>
           <w:cs/>
         </w:rPr>
-        <w:t>..</w:t>
-      </w:r>
-      <w:r>
-        <w:rPr>
-          <w:rFonts w:ascii="TH SarabunIT๙" w:eastAsia="Angsana New" w:hAnsi="TH SarabunIT๙" w:cs="TH SarabunIT๙" w:hint="cs"/>
-          <w:color w:val="000000" w:themeColor="text1"/>
-          <w:sz w:val="32"/>
-          <w:szCs w:val="32"/>
-          <w:cs/>
-        </w:rPr>
-        <w:t>...............................................................................................................................</w:t>
+        <w:t xml:space="preserve"> </w:t>
+      </w:r>
+      <w:r>
+        <w:rPr>
+          <w:rFonts w:ascii="TH SarabunIT๙" w:hAnsi="TH SarabunIT๙" w:cs="TH SarabunIT๙"/>
+          <w:color w:val="000000" w:themeColor="text1"/>
+          <w:sz w:val="32"/>
+          <w:szCs w:val="32"/>
+        </w:rPr>
+        <w:t xml:space="preserve">{% for suspect in suspects %} - </w:t>
+      </w:r>
+      <w:r>
+        <w:rPr>
+          <w:rFonts w:ascii="TH SarabunIT๙" w:hAnsi="TH SarabunIT๙" w:cs="TH SarabunIT๙"/>
+          <w:color w:val="000000" w:themeColor="text1"/>
+          <w:sz w:val="32"/>
+          <w:szCs w:val="32"/>
+          <w:cs/>
+        </w:rPr>
+        <w:t xml:space="preserve">ผู้ต้องหาที่ </w:t>
+      </w:r>
+      <w:r>
+        <w:rPr>
+          <w:rFonts w:ascii="TH SarabunIT๙" w:hAnsi="TH SarabunIT๙" w:cs="TH SarabunIT๙"/>
+          <w:color w:val="000000" w:themeColor="text1"/>
+          <w:sz w:val="32"/>
+          <w:szCs w:val="32"/>
+        </w:rPr>
+        <w:t xml:space="preserve">{{ </w:t>
+      </w:r>
+      <w:proofErr w:type="spellStart"/>
+      <w:r>
+        <w:rPr>
+          <w:rFonts w:ascii="TH SarabunIT๙" w:hAnsi="TH SarabunIT๙" w:cs="TH SarabunIT๙"/>
+          <w:color w:val="000000" w:themeColor="text1"/>
+          <w:sz w:val="32"/>
+          <w:szCs w:val="32"/>
+        </w:rPr>
+        <w:t>suspect.index</w:t>
+      </w:r>
+      <w:proofErr w:type="spellEnd"/>
+      <w:r>
+        <w:rPr>
+          <w:rFonts w:ascii="TH SarabunIT๙" w:hAnsi="TH SarabunIT๙" w:cs="TH SarabunIT๙"/>
+          <w:color w:val="000000" w:themeColor="text1"/>
+          <w:sz w:val="32"/>
+          <w:szCs w:val="32"/>
+        </w:rPr>
+        <w:t xml:space="preserve"> }} ({{ suspect.name }}) </w:t>
+      </w:r>
+      <w:r>
+        <w:rPr>
+          <w:rFonts w:ascii="TH SarabunIT๙" w:hAnsi="TH SarabunIT๙" w:cs="TH SarabunIT๙"/>
+          <w:color w:val="000000" w:themeColor="text1"/>
+          <w:sz w:val="32"/>
+          <w:szCs w:val="32"/>
+          <w:cs/>
+        </w:rPr>
+        <w:t xml:space="preserve">แจ้งให้: </w:t>
+      </w:r>
+      <w:r>
+        <w:rPr>
+          <w:rFonts w:ascii="TH SarabunIT๙" w:hAnsi="TH SarabunIT๙" w:cs="TH SarabunIT๙"/>
+          <w:color w:val="000000" w:themeColor="text1"/>
+          <w:sz w:val="32"/>
+          <w:szCs w:val="32"/>
+        </w:rPr>
+        <w:t xml:space="preserve">{{ </w:t>
+      </w:r>
+      <w:proofErr w:type="spellStart"/>
+      <w:r>
+        <w:rPr>
+          <w:rFonts w:ascii="TH SarabunIT๙" w:hAnsi="TH SarabunIT๙" w:cs="TH SarabunIT๙"/>
+          <w:color w:val="000000" w:themeColor="text1"/>
+          <w:sz w:val="32"/>
+          <w:szCs w:val="32"/>
+        </w:rPr>
+        <w:t>suspect.relative_name</w:t>
+      </w:r>
+      <w:proofErr w:type="spellEnd"/>
+      <w:r>
+        <w:rPr>
+          <w:rFonts w:ascii="TH SarabunIT๙" w:hAnsi="TH SarabunIT๙" w:cs="TH SarabunIT๙"/>
+          <w:color w:val="000000" w:themeColor="text1"/>
+          <w:sz w:val="32"/>
+          <w:szCs w:val="32"/>
+        </w:rPr>
+        <w:t xml:space="preserve"> }} {% </w:t>
+      </w:r>
+      <w:proofErr w:type="spellStart"/>
+      <w:r>
+        <w:rPr>
+          <w:rFonts w:ascii="TH SarabunIT๙" w:hAnsi="TH SarabunIT๙" w:cs="TH SarabunIT๙"/>
+          <w:color w:val="000000" w:themeColor="text1"/>
+          <w:sz w:val="32"/>
+          <w:szCs w:val="32"/>
+        </w:rPr>
+        <w:t>endfor</w:t>
+      </w:r>
+      <w:proofErr w:type="spellEnd"/>
+      <w:r>
+        <w:rPr>
+          <w:rFonts w:ascii="TH SarabunIT๙" w:hAnsi="TH SarabunIT๙" w:cs="TH SarabunIT๙"/>
+          <w:color w:val="000000" w:themeColor="text1"/>
+          <w:sz w:val="32"/>
+          <w:szCs w:val="32"/>
+        </w:rPr>
+        <w:t xml:space="preserve"> %}</w:t>
+      </w:r>
+      <w:r>
+        <w:rPr>
+          <w:rFonts w:ascii="TH SarabunIT๙" w:hAnsi="TH SarabunIT๙" w:cs="TH SarabunIT๙"/>
+          <w:color w:val="000000" w:themeColor="text1"/>
+          <w:sz w:val="32"/>
+          <w:szCs w:val="32"/>
+        </w:rPr>
+        <w:t xml:space="preserve"> </w:t>
       </w:r>
       <w:r>
         <w:rPr>
@@ -1906,57 +2014,45 @@
           <w:szCs w:val="32"/>
           <w:cs/>
         </w:rPr>
-        <w:t>เมื่อวันที่</w:t>
-      </w:r>
-      <w:r>
-        <w:rPr>
-          <w:rFonts w:ascii="TH SarabunIT๙" w:hAnsi="TH SarabunIT๙" w:cs="TH SarabunIT๙"/>
-          <w:spacing w:val="-6"/>
-          <w:sz w:val="32"/>
-          <w:szCs w:val="32"/>
-          <w:cs/>
+        <w:t>เมื่อ</w:t>
+      </w:r>
+      <w:r>
+        <w:rPr>
+          <w:rFonts w:ascii="TH SarabunIT๙" w:hAnsi="TH SarabunIT๙" w:cs="TH SarabunIT๙"/>
+          <w:spacing w:val="-6"/>
+          <w:sz w:val="32"/>
+          <w:szCs w:val="32"/>
         </w:rPr>
         <w:t xml:space="preserve"> </w:t>
       </w:r>
       <w:r>
         <w:rPr>
-          <w:rFonts w:ascii="TH SarabunIT๙" w:hAnsi="TH SarabunIT๙" w:cs="TH SarabunIT๙" w:hint="cs"/>
-          <w:spacing w:val="-6"/>
-          <w:sz w:val="32"/>
-          <w:szCs w:val="32"/>
-          <w:cs/>
-        </w:rPr>
-        <w:t>11</w:t>
-      </w:r>
-      <w:r>
-        <w:rPr>
-          <w:rFonts w:ascii="TH SarabunIT๙" w:hAnsi="TH SarabunIT๙" w:cs="TH SarabunIT๙" w:hint="cs"/>
-          <w:spacing w:val="-6"/>
-          <w:sz w:val="32"/>
-          <w:szCs w:val="32"/>
-          <w:cs/>
-        </w:rPr>
-        <w:t xml:space="preserve"> มิถุนายน </w:t>
-      </w:r>
-      <w:r>
-        <w:rPr>
-          <w:rFonts w:ascii="TH SarabunIT๙" w:hAnsi="TH SarabunIT๙" w:cs="TH SarabunIT๙"/>
-          <w:spacing w:val="-6"/>
-          <w:sz w:val="32"/>
-          <w:szCs w:val="32"/>
-          <w:cs/>
-        </w:rPr>
-        <w:t>๒๕๖</w:t>
-      </w:r>
-      <w:r>
-        <w:rPr>
-          <w:rFonts w:ascii="TH SarabunIT๙" w:hAnsi="TH SarabunIT๙" w:cs="TH SarabunIT๙"/>
-          <w:spacing w:val="-6"/>
-          <w:sz w:val="32"/>
-          <w:szCs w:val="32"/>
-          <w:cs/>
-        </w:rPr>
-        <w:t>๙</w:t>
+          <w:rFonts w:ascii="TH SarabunIT๙" w:hAnsi="TH SarabunIT๙" w:cs="TH SarabunIT๙"/>
+          <w:spacing w:val="-6"/>
+          <w:sz w:val="32"/>
+          <w:szCs w:val="32"/>
+        </w:rPr>
+        <w:t xml:space="preserve">{{ </w:t>
+      </w:r>
+      <w:proofErr w:type="spellStart"/>
+      <w:r>
+        <w:rPr>
+          <w:rFonts w:ascii="TH SarabunIT๙" w:hAnsi="TH SarabunIT๙" w:cs="TH SarabunIT๙"/>
+          <w:spacing w:val="-6"/>
+          <w:sz w:val="32"/>
+          <w:szCs w:val="32"/>
+        </w:rPr>
+        <w:t>arrest_date_text</w:t>
+      </w:r>
+      <w:proofErr w:type="spellEnd"/>
+      <w:r>
+        <w:rPr>
+          <w:rFonts w:ascii="TH SarabunIT๙" w:hAnsi="TH SarabunIT๙" w:cs="TH SarabunIT๙"/>
+          <w:spacing w:val="-6"/>
+          <w:sz w:val="32"/>
+          <w:szCs w:val="32"/>
+        </w:rPr>
+        <w:t xml:space="preserve"> }}</w:t>
       </w:r>
       <w:r>
         <w:rPr>
@@ -2193,47 +2289,45 @@
           <w:szCs w:val="32"/>
           <w:cs/>
         </w:rPr>
-        <w:t>เมื่อวันที่</w:t>
-      </w:r>
-      <w:r>
-        <w:rPr>
-          <w:rFonts w:ascii="TH SarabunIT๙" w:hAnsi="TH SarabunIT๙" w:cs="TH SarabunIT๙"/>
-          <w:spacing w:val="-6"/>
-          <w:sz w:val="32"/>
-          <w:szCs w:val="32"/>
-          <w:cs/>
+        <w:t>เมื่อ</w:t>
+      </w:r>
+      <w:r>
+        <w:rPr>
+          <w:rFonts w:ascii="TH SarabunIT๙" w:hAnsi="TH SarabunIT๙" w:cs="TH SarabunIT๙"/>
+          <w:spacing w:val="-6"/>
+          <w:sz w:val="32"/>
+          <w:szCs w:val="32"/>
         </w:rPr>
         <w:t xml:space="preserve"> </w:t>
       </w:r>
       <w:r>
         <w:rPr>
-          <w:rFonts w:ascii="TH SarabunIT๙" w:hAnsi="TH SarabunIT๙" w:cs="TH SarabunIT๙" w:hint="cs"/>
-          <w:spacing w:val="-6"/>
-          <w:sz w:val="32"/>
-          <w:szCs w:val="32"/>
-          <w:cs/>
-        </w:rPr>
-        <w:t>11</w:t>
-      </w:r>
-      <w:r>
-        <w:rPr>
-          <w:rFonts w:ascii="TH SarabunIT๙" w:hAnsi="TH SarabunIT๙" w:cs="TH SarabunIT๙" w:hint="cs"/>
-          <w:spacing w:val="-6"/>
-          <w:sz w:val="32"/>
-          <w:szCs w:val="32"/>
-          <w:cs/>
-        </w:rPr>
-        <w:t xml:space="preserve"> มิถุนายน </w:t>
-      </w:r>
-      <w:r>
-        <w:rPr>
-          <w:rFonts w:ascii="TH SarabunIT๙" w:hAnsi="TH SarabunIT๙" w:cs="TH SarabunIT๙" w:hint="cs"/>
-          <w:spacing w:val="-6"/>
-          <w:sz w:val="32"/>
-          <w:szCs w:val="32"/>
-          <w:cs/>
-        </w:rPr>
-        <w:t>2569</w:t>
+          <w:rFonts w:ascii="TH SarabunIT๙" w:hAnsi="TH SarabunIT๙" w:cs="TH SarabunIT๙"/>
+          <w:spacing w:val="-6"/>
+          <w:sz w:val="32"/>
+          <w:szCs w:val="32"/>
+        </w:rPr>
+        <w:t xml:space="preserve">{{ </w:t>
+      </w:r>
+      <w:proofErr w:type="spellStart"/>
+      <w:r>
+        <w:rPr>
+          <w:rFonts w:ascii="TH SarabunIT๙" w:hAnsi="TH SarabunIT๙" w:cs="TH SarabunIT๙"/>
+          <w:spacing w:val="-6"/>
+          <w:sz w:val="32"/>
+          <w:szCs w:val="32"/>
+        </w:rPr>
+        <w:t>arrest_date_text</w:t>
+      </w:r>
+      <w:proofErr w:type="spellEnd"/>
+      <w:r>
+        <w:rPr>
+          <w:rFonts w:ascii="TH SarabunIT๙" w:hAnsi="TH SarabunIT๙" w:cs="TH SarabunIT๙"/>
+          <w:spacing w:val="-6"/>
+          <w:sz w:val="32"/>
+          <w:szCs w:val="32"/>
+        </w:rPr>
+        <w:t xml:space="preserve"> }}</w:t>
       </w:r>
       <w:r>
         <w:rPr>
@@ -2340,7 +2434,6 @@
           <w:szCs w:val="32"/>
           <w:cs/>
         </w:rPr>
-        <w:lastRenderedPageBreak/>
         <w:t>เจ้า</w:t>
       </w:r>
       <w:r>
@@ -2824,7 +2917,17 @@
                 <w:szCs w:val="32"/>
                 <w:u w:val="dotted"/>
               </w:rPr>
-              <w:t>_</w:t>
+              <w:t>_rows</w:t>
+            </w:r>
+            <w:proofErr w:type="spellEnd"/>
+            <w:r>
+              <w:rPr>
+                <w:rFonts w:ascii="TH SarabunIT๙" w:hAnsi="TH SarabunIT๙" w:cs="TH SarabunIT๙"/>
+                <w:sz w:val="32"/>
+                <w:szCs w:val="32"/>
+                <w:u w:val="dotted"/>
+              </w:rPr>
+              <w:t xml:space="preserve"> </w:t>
             </w:r>
             <w:proofErr w:type="gramStart"/>
             <w:r>
@@ -2834,9 +2937,30 @@
                 <w:szCs w:val="32"/>
                 <w:u w:val="dotted"/>
               </w:rPr>
-              <w:t>rows</w:t>
+              <w:t>%}(</w:t>
             </w:r>
-            <w:proofErr w:type="spellEnd"/>
+            <w:proofErr w:type="gramEnd"/>
+            <w:r>
+              <w:rPr>
+                <w:rFonts w:ascii="TH SarabunIT๙" w:hAnsi="TH SarabunIT๙" w:cs="TH SarabunIT๙"/>
+                <w:sz w:val="32"/>
+                <w:szCs w:val="32"/>
+                <w:u w:val="dotted"/>
+                <w:cs/>
+              </w:rPr>
+              <w:t>ลงชื่อ)</w:t>
+            </w:r>
+            <w:r>
+              <w:rPr>
+                <w:rFonts w:ascii="TH SarabunIT๙" w:hAnsi="TH SarabunIT๙" w:cs="TH SarabunIT๙" w:hint="cs"/>
+                <w:sz w:val="32"/>
+                <w:szCs w:val="32"/>
+                <w:u w:val="dotted"/>
+                <w:cs/>
+              </w:rPr>
+              <w:t xml:space="preserve"> </w:t>
+            </w:r>
+            <w:proofErr w:type="gramStart"/>
             <w:r>
               <w:rPr>
                 <w:rFonts w:ascii="TH SarabunIT๙" w:hAnsi="TH SarabunIT๙" w:cs="TH SarabunIT๙"/>
@@ -2844,9 +2968,57 @@
                 <w:szCs w:val="32"/>
                 <w:u w:val="dotted"/>
               </w:rPr>
-              <w:t xml:space="preserve"> %}</w:t>
+              <w:t>{{ row</w:t>
             </w:r>
             <w:proofErr w:type="gramEnd"/>
+            <w:r>
+              <w:rPr>
+                <w:rFonts w:ascii="TH SarabunIT๙" w:hAnsi="TH SarabunIT๙" w:cs="TH SarabunIT๙"/>
+                <w:sz w:val="32"/>
+                <w:szCs w:val="32"/>
+                <w:u w:val="dotted"/>
+              </w:rPr>
+              <w:t>.officer1_</w:t>
+            </w:r>
+            <w:proofErr w:type="gramStart"/>
+            <w:r>
+              <w:rPr>
+                <w:rFonts w:ascii="TH SarabunIT๙" w:hAnsi="TH SarabunIT๙" w:cs="TH SarabunIT๙"/>
+                <w:sz w:val="32"/>
+                <w:szCs w:val="32"/>
+                <w:u w:val="dotted"/>
+              </w:rPr>
+              <w:t>rank }</w:t>
+            </w:r>
+            <w:proofErr w:type="gramEnd"/>
+            <w:r>
+              <w:rPr>
+                <w:rFonts w:ascii="TH SarabunIT๙" w:hAnsi="TH SarabunIT๙" w:cs="TH SarabunIT๙"/>
+                <w:sz w:val="32"/>
+                <w:szCs w:val="32"/>
+                <w:u w:val="dotted"/>
+              </w:rPr>
+              <w:t>}</w:t>
+            </w:r>
+            <w:r>
+              <w:rPr>
+                <w:rFonts w:ascii="TH SarabunIT๙" w:hAnsi="TH SarabunIT๙" w:cs="TH SarabunIT๙"/>
+                <w:sz w:val="32"/>
+                <w:szCs w:val="32"/>
+                <w:u w:val="dotted"/>
+              </w:rPr>
+              <w:t xml:space="preserve"> </w:t>
+            </w:r>
+            <w:r>
+              <w:rPr>
+                <w:rFonts w:ascii="TH SarabunIT๙" w:hAnsi="TH SarabunIT๙" w:cs="TH SarabunIT๙"/>
+                <w:sz w:val="32"/>
+                <w:szCs w:val="32"/>
+                <w:u w:val="dotted"/>
+                <w:cs/>
+              </w:rPr>
+              <w:t>.........................................................ผู้จับ</w:t>
+            </w:r>
           </w:p>
           <w:p>
             <w:pPr>
@@ -2873,33 +3045,6 @@
               </w:rPr>
               <w:t>(</w:t>
             </w:r>
-            <w:r>
-              <w:rPr>
-                <w:rFonts w:ascii="TH SarabunIT๙" w:hAnsi="TH SarabunIT๙" w:cs="TH SarabunIT๙"/>
-                <w:sz w:val="32"/>
-                <w:szCs w:val="32"/>
-                <w:u w:val="dotted"/>
-                <w:cs/>
-              </w:rPr>
-              <w:t>ลงชื่อ).........................................................ผู้จับ</w:t>
-            </w:r>
-          </w:p>
-          <w:p>
-            <w:pPr>
-              <w:tabs>
-                <w:tab w:val="left" w:pos="3828"/>
-                <w:tab w:val="left" w:pos="4820"/>
-                <w:tab w:val="left" w:pos="7938"/>
-              </w:tabs>
-              <w:spacing w:line="276" w:lineRule="auto"/>
-              <w:jc w:val="center"/>
-              <w:rPr>
-                <w:rFonts w:ascii="TH SarabunIT๙" w:hAnsi="TH SarabunIT๙" w:cs="TH SarabunIT๙"/>
-                <w:sz w:val="32"/>
-                <w:szCs w:val="32"/>
-                <w:u w:val="dotted"/>
-              </w:rPr>
-            </w:pPr>
             <w:proofErr w:type="gramStart"/>
             <w:r>
               <w:rPr>
@@ -2908,7 +3053,7 @@
                 <w:szCs w:val="32"/>
                 <w:u w:val="dotted"/>
               </w:rPr>
-              <w:t>( {{ row</w:t>
+              <w:t>{{ row</w:t>
             </w:r>
             <w:proofErr w:type="gramEnd"/>
             <w:r>
@@ -2918,7 +3063,7 @@
                 <w:szCs w:val="32"/>
                 <w:u w:val="dotted"/>
               </w:rPr>
-              <w:t>.officer1_</w:t>
+              <w:t>.officer1_name_</w:t>
             </w:r>
             <w:proofErr w:type="gramStart"/>
             <w:r>
@@ -2928,7 +3073,7 @@
                 <w:szCs w:val="32"/>
                 <w:u w:val="dotted"/>
               </w:rPr>
-              <w:t>name }</w:t>
+              <w:t>only }</w:t>
             </w:r>
             <w:proofErr w:type="gramEnd"/>
             <w:r>
@@ -2938,7 +3083,16 @@
                 <w:szCs w:val="32"/>
                 <w:u w:val="dotted"/>
               </w:rPr>
-              <w:t>} )</w:t>
+              <w:t>}</w:t>
+            </w:r>
+            <w:r>
+              <w:rPr>
+                <w:rFonts w:ascii="TH SarabunIT๙" w:hAnsi="TH SarabunIT๙" w:cs="TH SarabunIT๙"/>
+                <w:sz w:val="32"/>
+                <w:szCs w:val="32"/>
+                <w:u w:val="dotted"/>
+              </w:rPr>
+              <w:t xml:space="preserve"> )</w:t>
             </w:r>
           </w:p>
         </w:tc>
@@ -2979,7 +3133,68 @@
                 <w:u w:val="dotted"/>
                 <w:cs/>
               </w:rPr>
-              <w:t>ลงชื่อ).........................................................ผู้จับ</w:t>
+              <w:t>ลงชื่อ)</w:t>
+            </w:r>
+            <w:r>
+              <w:rPr>
+                <w:rFonts w:ascii="TH SarabunIT๙" w:hAnsi="TH SarabunIT๙" w:cs="TH SarabunIT๙" w:hint="cs"/>
+                <w:sz w:val="32"/>
+                <w:szCs w:val="32"/>
+                <w:u w:val="dotted"/>
+                <w:cs/>
+              </w:rPr>
+              <w:t xml:space="preserve"> </w:t>
+            </w:r>
+            <w:proofErr w:type="gramStart"/>
+            <w:r>
+              <w:rPr>
+                <w:rFonts w:ascii="TH SarabunIT๙" w:hAnsi="TH SarabunIT๙" w:cs="TH SarabunIT๙"/>
+                <w:sz w:val="32"/>
+                <w:szCs w:val="32"/>
+                <w:u w:val="dotted"/>
+              </w:rPr>
+              <w:t>{{ row</w:t>
+            </w:r>
+            <w:proofErr w:type="gramEnd"/>
+            <w:r>
+              <w:rPr>
+                <w:rFonts w:ascii="TH SarabunIT๙" w:hAnsi="TH SarabunIT๙" w:cs="TH SarabunIT๙"/>
+                <w:sz w:val="32"/>
+                <w:szCs w:val="32"/>
+                <w:u w:val="dotted"/>
+              </w:rPr>
+              <w:t>.officer2_</w:t>
+            </w:r>
+            <w:proofErr w:type="gramStart"/>
+            <w:r>
+              <w:rPr>
+                <w:rFonts w:ascii="TH SarabunIT๙" w:hAnsi="TH SarabunIT๙" w:cs="TH SarabunIT๙"/>
+                <w:sz w:val="32"/>
+                <w:szCs w:val="32"/>
+                <w:u w:val="dotted"/>
+              </w:rPr>
+              <w:t>rank }}</w:t>
+            </w:r>
+            <w:r>
+              <w:rPr>
+                <w:rFonts w:ascii="TH SarabunIT๙" w:hAnsi="TH SarabunIT๙" w:cs="TH SarabunIT๙"/>
+                <w:sz w:val="32"/>
+                <w:szCs w:val="32"/>
+                <w:u w:val="dotted"/>
+                <w:cs/>
+              </w:rPr>
+              <w:t>.........................................................</w:t>
+            </w:r>
+            <w:proofErr w:type="gramEnd"/>
+            <w:r>
+              <w:rPr>
+                <w:rFonts w:ascii="TH SarabunIT๙" w:hAnsi="TH SarabunIT๙" w:cs="TH SarabunIT๙"/>
+                <w:sz w:val="32"/>
+                <w:szCs w:val="32"/>
+                <w:u w:val="dotted"/>
+                <w:cs/>
+              </w:rPr>
+              <w:t>ผู้จับ</w:t>
             </w:r>
             <w:r>
               <w:rPr>
@@ -3007,6 +3222,15 @@
                 <w:u w:val="dotted"/>
               </w:rPr>
             </w:pPr>
+            <w:r>
+              <w:rPr>
+                <w:rFonts w:ascii="TH SarabunIT๙" w:hAnsi="TH SarabunIT๙" w:cs="TH SarabunIT๙"/>
+                <w:sz w:val="32"/>
+                <w:szCs w:val="32"/>
+                <w:u w:val="dotted"/>
+              </w:rPr>
+              <w:t>(</w:t>
+            </w:r>
             <w:proofErr w:type="gramStart"/>
             <w:r>
               <w:rPr>
@@ -3015,7 +3239,7 @@
                 <w:szCs w:val="32"/>
                 <w:u w:val="dotted"/>
               </w:rPr>
-              <w:t>( {{ row</w:t>
+              <w:t>{{ row</w:t>
             </w:r>
             <w:proofErr w:type="gramEnd"/>
             <w:r>
@@ -3025,7 +3249,7 @@
                 <w:szCs w:val="32"/>
                 <w:u w:val="dotted"/>
               </w:rPr>
-              <w:t>.officer2_</w:t>
+              <w:t>.officer2_name_</w:t>
             </w:r>
             <w:proofErr w:type="gramStart"/>
             <w:r>
@@ -3035,7 +3259,7 @@
                 <w:szCs w:val="32"/>
                 <w:u w:val="dotted"/>
               </w:rPr>
-              <w:t>name }</w:t>
+              <w:t>only }</w:t>
             </w:r>
             <w:proofErr w:type="gramEnd"/>
             <w:r>
@@ -3045,7 +3269,16 @@
                 <w:szCs w:val="32"/>
                 <w:u w:val="dotted"/>
               </w:rPr>
-              <w:t xml:space="preserve">} ) {% </w:t>
+              <w:t>}</w:t>
+            </w:r>
+            <w:r>
+              <w:rPr>
+                <w:rFonts w:ascii="TH SarabunIT๙" w:hAnsi="TH SarabunIT๙" w:cs="TH SarabunIT๙"/>
+                <w:sz w:val="32"/>
+                <w:szCs w:val="32"/>
+                <w:u w:val="dotted"/>
+              </w:rPr>
+              <w:t xml:space="preserve">) {% </w:t>
             </w:r>
             <w:proofErr w:type="spellStart"/>
             <w:r>
@@ -4331,7 +4564,6 @@
   <w:style w:type="character" w:default="1" w:styleId="a0">
     <w:name w:val="Default Paragraph Font"/>
     <w:uiPriority w:val="1"/>
-    <w:semiHidden/>
     <w:unhideWhenUsed/>
   </w:style>
   <w:style w:type="table" w:default="1" w:styleId="a1">

--- a/template_arrest.docx
+++ b/template_arrest.docx
@@ -514,8 +514,9 @@
           <w:sz w:val="32"/>
           <w:szCs w:val="32"/>
         </w:rPr>
-        <w:t>{% for unit in units %}</w:t>
-      </w:r>
+        <w:t xml:space="preserve">{% for unit in units </w:t>
+      </w:r>
+      <w:proofErr w:type="gramStart"/>
       <w:r>
         <w:rPr>
           <w:rFonts w:ascii="TH SarabunIT๙" w:hAnsi="TH SarabunIT๙" w:cs="TH SarabunIT๙"/>
@@ -524,7 +525,7 @@
           <w:sz w:val="32"/>
           <w:szCs w:val="32"/>
         </w:rPr>
-        <w:t xml:space="preserve"> </w:t>
+        <w:t>%}</w:t>
       </w:r>
       <w:r>
         <w:rPr>
@@ -535,7 +536,19 @@
           <w:szCs w:val="32"/>
           <w:cs/>
         </w:rPr>
-        <w:t xml:space="preserve">ภายใต้การอำนวยการสั่งการของ </w:t>
+        <w:t>ภายใต้การอำนวยการสั่งการของ</w:t>
+      </w:r>
+      <w:proofErr w:type="gramEnd"/>
+      <w:r>
+        <w:rPr>
+          <w:rFonts w:ascii="TH SarabunIT๙" w:hAnsi="TH SarabunIT๙" w:cs="TH SarabunIT๙"/>
+          <w:b/>
+          <w:bCs/>
+          <w:sz w:val="32"/>
+          <w:szCs w:val="32"/>
+          <w:cs/>
+        </w:rPr>
+        <w:t xml:space="preserve"> </w:t>
       </w:r>
       <w:proofErr w:type="gramStart"/>
       <w:r>
@@ -871,8 +884,10 @@
           <w:szCs w:val="32"/>
         </w:rPr>
       </w:pPr>
-      <w:proofErr w:type="gramStart"/>
-      <w:r>
+    </w:p>
+    <w:p>
+      <w:pPr>
+        <w:jc w:val="thaiDistribute"/>
         <w:rPr>
           <w:rFonts w:ascii="TH SarabunIT๙" w:hAnsi="TH SarabunIT๙" w:cs="TH SarabunIT๙"/>
           <w:b/>
@@ -880,9 +895,7 @@
           <w:sz w:val="32"/>
           <w:szCs w:val="32"/>
         </w:rPr>
-        <w:t xml:space="preserve">{{ </w:t>
-      </w:r>
-      <w:proofErr w:type="spellStart"/>
+      </w:pPr>
       <w:r>
         <w:rPr>
           <w:rFonts w:ascii="TH SarabunIT๙" w:hAnsi="TH SarabunIT๙" w:cs="TH SarabunIT๙"/>
@@ -890,10 +903,10 @@
           <w:bCs/>
           <w:sz w:val="32"/>
           <w:szCs w:val="32"/>
-        </w:rPr>
-        <w:t>charges</w:t>
-      </w:r>
-      <w:proofErr w:type="gramEnd"/>
+          <w:cs/>
+        </w:rPr>
+        <w:t>ซึ่งต้องหาว่ากระทำความผิดฐาน</w:t>
+      </w:r>
       <w:r>
         <w:rPr>
           <w:rFonts w:ascii="TH SarabunIT๙" w:hAnsi="TH SarabunIT๙" w:cs="TH SarabunIT๙"/>
@@ -902,40 +915,103 @@
           <w:sz w:val="32"/>
           <w:szCs w:val="32"/>
         </w:rPr>
-        <w:t>_</w:t>
-      </w:r>
-      <w:proofErr w:type="gramStart"/>
-      <w:r>
-        <w:rPr>
-          <w:rFonts w:ascii="TH SarabunIT๙" w:hAnsi="TH SarabunIT๙" w:cs="TH SarabunIT๙"/>
-          <w:b/>
-          <w:bCs/>
-          <w:sz w:val="32"/>
-          <w:szCs w:val="32"/>
-        </w:rPr>
-        <w:t>text</w:t>
+        <w:t xml:space="preserve"> </w:t>
+      </w:r>
+      <w:r>
+        <w:rPr>
+          <w:rFonts w:ascii="TH SarabunIT๙" w:hAnsi="TH SarabunIT๙" w:cs="TH SarabunIT๙"/>
+          <w:sz w:val="32"/>
+          <w:szCs w:val="32"/>
+        </w:rPr>
+        <w:t xml:space="preserve">{% for suspect in suspects %} </w:t>
+      </w:r>
+      <w:r>
+        <w:rPr>
+          <w:rFonts w:ascii="TH SarabunIT๙" w:hAnsi="TH SarabunIT๙" w:cs="TH SarabunIT๙"/>
+          <w:sz w:val="32"/>
+          <w:szCs w:val="32"/>
+          <w:cs/>
+        </w:rPr>
+        <w:t xml:space="preserve">ผู้ต้องหาที่ </w:t>
+      </w:r>
+      <w:r>
+        <w:rPr>
+          <w:rFonts w:ascii="TH SarabunIT๙" w:hAnsi="TH SarabunIT๙" w:cs="TH SarabunIT๙"/>
+          <w:sz w:val="32"/>
+          <w:szCs w:val="32"/>
+        </w:rPr>
+        <w:t xml:space="preserve">{{ </w:t>
+      </w:r>
+      <w:proofErr w:type="spellStart"/>
+      <w:r>
+        <w:rPr>
+          <w:rFonts w:ascii="TH SarabunIT๙" w:hAnsi="TH SarabunIT๙" w:cs="TH SarabunIT๙"/>
+          <w:sz w:val="32"/>
+          <w:szCs w:val="32"/>
+        </w:rPr>
+        <w:t>suspect.index</w:t>
       </w:r>
       <w:proofErr w:type="spellEnd"/>
       <w:r>
         <w:rPr>
           <w:rFonts w:ascii="TH SarabunIT๙" w:hAnsi="TH SarabunIT๙" w:cs="TH SarabunIT๙"/>
-          <w:b/>
-          <w:bCs/>
-          <w:sz w:val="32"/>
-          <w:szCs w:val="32"/>
-        </w:rPr>
-        <w:t xml:space="preserve"> }</w:t>
-      </w:r>
-      <w:proofErr w:type="gramEnd"/>
-      <w:r>
-        <w:rPr>
-          <w:rFonts w:ascii="TH SarabunIT๙" w:hAnsi="TH SarabunIT๙" w:cs="TH SarabunIT๙"/>
-          <w:b/>
-          <w:bCs/>
-          <w:sz w:val="32"/>
-          <w:szCs w:val="32"/>
-        </w:rPr>
-        <w:t>}</w:t>
+          <w:sz w:val="32"/>
+          <w:szCs w:val="32"/>
+        </w:rPr>
+        <w:t xml:space="preserve"> }} </w:t>
+      </w:r>
+      <w:r>
+        <w:rPr>
+          <w:rFonts w:ascii="TH SarabunIT๙" w:hAnsi="TH SarabunIT๙" w:cs="TH SarabunIT๙"/>
+          <w:sz w:val="32"/>
+          <w:szCs w:val="32"/>
+          <w:cs/>
+        </w:rPr>
+        <w:t xml:space="preserve">ซึ่งต้องหาว่ากระทำความผิดฐาน </w:t>
+      </w:r>
+      <w:r>
+        <w:rPr>
+          <w:rFonts w:ascii="TH SarabunIT๙" w:hAnsi="TH SarabunIT๙" w:cs="TH SarabunIT๙"/>
+          <w:sz w:val="32"/>
+          <w:szCs w:val="32"/>
+        </w:rPr>
+        <w:t xml:space="preserve">{{ </w:t>
+      </w:r>
+      <w:proofErr w:type="spellStart"/>
+      <w:r>
+        <w:rPr>
+          <w:rFonts w:ascii="TH SarabunIT๙" w:hAnsi="TH SarabunIT๙" w:cs="TH SarabunIT๙"/>
+          <w:sz w:val="32"/>
+          <w:szCs w:val="32"/>
+        </w:rPr>
+        <w:t>suspect.charge</w:t>
+      </w:r>
+      <w:proofErr w:type="spellEnd"/>
+      <w:r>
+        <w:rPr>
+          <w:rFonts w:ascii="TH SarabunIT๙" w:hAnsi="TH SarabunIT๙" w:cs="TH SarabunIT๙"/>
+          <w:sz w:val="32"/>
+          <w:szCs w:val="32"/>
+        </w:rPr>
+        <w:t xml:space="preserve"> }} {% </w:t>
+      </w:r>
+      <w:proofErr w:type="spellStart"/>
+      <w:r>
+        <w:rPr>
+          <w:rFonts w:ascii="TH SarabunIT๙" w:hAnsi="TH SarabunIT๙" w:cs="TH SarabunIT๙"/>
+          <w:sz w:val="32"/>
+          <w:szCs w:val="32"/>
+        </w:rPr>
+        <w:t>endfor</w:t>
+      </w:r>
+      <w:proofErr w:type="spellEnd"/>
+      <w:r>
+        <w:rPr>
+          <w:rFonts w:ascii="TH SarabunIT๙" w:hAnsi="TH SarabunIT๙" w:cs="TH SarabunIT๙"/>
+          <w:sz w:val="32"/>
+          <w:szCs w:val="32"/>
+        </w:rPr>
+        <w:t xml:space="preserve"> %}</w:t>
       </w:r>
     </w:p>
     <w:p>
@@ -2434,6 +2510,7 @@
           <w:szCs w:val="32"/>
           <w:cs/>
         </w:rPr>
+        <w:lastRenderedPageBreak/>
         <w:t>เจ้า</w:t>
       </w:r>
       <w:r>

--- a/template_arrest.docx
+++ b/template_arrest.docx
@@ -734,106 +734,202 @@
         </w:rPr>
         <w:t>{% for suspect in suspects %}</w:t>
       </w:r>
-      <w:r>
-        <w:rPr>
-          <w:rFonts w:ascii="TH SarabunIT๙" w:hAnsi="TH SarabunIT๙" w:cs="TH SarabunIT๙"/>
-          <w:sz w:val="32"/>
-          <w:szCs w:val="32"/>
-        </w:rPr>
-        <w:t xml:space="preserve"> </w:t>
-      </w:r>
-      <w:r>
-        <w:rPr>
-          <w:rFonts w:ascii="TH SarabunIT๙" w:hAnsi="TH SarabunIT๙" w:cs="TH SarabunIT๙"/>
-          <w:sz w:val="32"/>
-          <w:szCs w:val="32"/>
-        </w:rPr>
-        <w:t xml:space="preserve">{{ suspect.name }} </w:t>
-      </w:r>
-      <w:r>
-        <w:rPr>
-          <w:rFonts w:ascii="TH SarabunIT๙" w:hAnsi="TH SarabunIT๙" w:cs="TH SarabunIT๙"/>
-          <w:sz w:val="32"/>
-          <w:szCs w:val="32"/>
-          <w:cs/>
-        </w:rPr>
-        <w:t xml:space="preserve">เลขประจำตัวประชาชน </w:t>
-      </w:r>
-      <w:r>
-        <w:rPr>
-          <w:rFonts w:ascii="TH SarabunIT๙" w:hAnsi="TH SarabunIT๙" w:cs="TH SarabunIT๙"/>
-          <w:sz w:val="32"/>
-          <w:szCs w:val="32"/>
-        </w:rPr>
-        <w:t xml:space="preserve">{{ </w:t>
-      </w:r>
-      <w:proofErr w:type="spellStart"/>
-      <w:r>
-        <w:rPr>
-          <w:rFonts w:ascii="TH SarabunIT๙" w:hAnsi="TH SarabunIT๙" w:cs="TH SarabunIT๙"/>
-          <w:sz w:val="32"/>
-          <w:szCs w:val="32"/>
-        </w:rPr>
-        <w:t>s</w:t>
-      </w:r>
-      <w:r>
-        <w:rPr>
-          <w:rFonts w:ascii="TH SarabunIT๙" w:hAnsi="TH SarabunIT๙" w:cs="TH SarabunIT๙"/>
-          <w:sz w:val="32"/>
-          <w:szCs w:val="32"/>
-        </w:rPr>
-        <w:t>uspect.id_card</w:t>
-      </w:r>
-      <w:proofErr w:type="spellEnd"/>
-      <w:r>
-        <w:rPr>
-          <w:rFonts w:ascii="TH SarabunIT๙" w:hAnsi="TH SarabunIT๙" w:cs="TH SarabunIT๙"/>
-          <w:sz w:val="32"/>
-          <w:szCs w:val="32"/>
-        </w:rPr>
-        <w:t xml:space="preserve"> }} </w:t>
-      </w:r>
-      <w:r>
-        <w:rPr>
-          <w:rFonts w:ascii="TH SarabunIT๙" w:hAnsi="TH SarabunIT๙" w:cs="TH SarabunIT๙"/>
-          <w:sz w:val="32"/>
-          <w:szCs w:val="32"/>
-          <w:cs/>
-        </w:rPr>
-        <w:t xml:space="preserve">ที่อยู่ </w:t>
-      </w:r>
-      <w:r>
-        <w:rPr>
-          <w:rFonts w:ascii="TH SarabunIT๙" w:hAnsi="TH SarabunIT๙" w:cs="TH SarabunIT๙"/>
-          <w:sz w:val="32"/>
-          <w:szCs w:val="32"/>
-        </w:rPr>
-        <w:t xml:space="preserve">{{ </w:t>
-      </w:r>
-      <w:proofErr w:type="spellStart"/>
-      <w:r>
-        <w:rPr>
-          <w:rFonts w:ascii="TH SarabunIT๙" w:hAnsi="TH SarabunIT๙" w:cs="TH SarabunIT๙"/>
-          <w:sz w:val="32"/>
-          <w:szCs w:val="32"/>
-        </w:rPr>
-        <w:t>suspect.address</w:t>
-      </w:r>
-      <w:proofErr w:type="spellEnd"/>
-      <w:r>
-        <w:rPr>
-          <w:rFonts w:ascii="TH SarabunIT๙" w:hAnsi="TH SarabunIT๙" w:cs="TH SarabunIT๙"/>
-          <w:sz w:val="32"/>
-          <w:szCs w:val="32"/>
-        </w:rPr>
-        <w:t xml:space="preserve"> }}</w:t>
-      </w:r>
     </w:p>
     <w:p>
       <w:pPr>
         <w:jc w:val="thaiDistribute"/>
         <w:rPr>
           <w:rFonts w:ascii="TH SarabunIT๙" w:hAnsi="TH SarabunIT๙" w:cs="TH SarabunIT๙"/>
+          <w:sz w:val="32"/>
+          <w:szCs w:val="32"/>
+        </w:rPr>
+      </w:pPr>
+      <w:proofErr w:type="gramStart"/>
+      <w:r>
+        <w:rPr>
+          <w:rFonts w:ascii="TH SarabunIT๙" w:hAnsi="TH SarabunIT๙" w:cs="TH SarabunIT๙"/>
+          <w:sz w:val="32"/>
+          <w:szCs w:val="32"/>
+        </w:rPr>
+        <w:t xml:space="preserve">{{ </w:t>
+      </w:r>
+      <w:proofErr w:type="spellStart"/>
+      <w:r>
+        <w:rPr>
+          <w:rFonts w:ascii="TH SarabunIT๙" w:hAnsi="TH SarabunIT๙" w:cs="TH SarabunIT๙"/>
+          <w:sz w:val="32"/>
+          <w:szCs w:val="32"/>
+        </w:rPr>
+        <w:t>suspect</w:t>
+      </w:r>
+      <w:proofErr w:type="gramEnd"/>
+      <w:r>
+        <w:rPr>
+          <w:rFonts w:ascii="TH SarabunIT๙" w:hAnsi="TH SarabunIT๙" w:cs="TH SarabunIT๙"/>
+          <w:sz w:val="32"/>
+          <w:szCs w:val="32"/>
+        </w:rPr>
+        <w:t>.display_</w:t>
+      </w:r>
+      <w:proofErr w:type="gramStart"/>
+      <w:r>
+        <w:rPr>
+          <w:rFonts w:ascii="TH SarabunIT๙" w:hAnsi="TH SarabunIT๙" w:cs="TH SarabunIT๙"/>
+          <w:sz w:val="32"/>
+          <w:szCs w:val="32"/>
+        </w:rPr>
+        <w:t>index</w:t>
+      </w:r>
+      <w:proofErr w:type="spellEnd"/>
+      <w:r>
+        <w:rPr>
+          <w:rFonts w:ascii="TH SarabunIT๙" w:hAnsi="TH SarabunIT๙" w:cs="TH SarabunIT๙"/>
+          <w:sz w:val="32"/>
+          <w:szCs w:val="32"/>
+        </w:rPr>
+        <w:t xml:space="preserve"> }}{{ suspect.name</w:t>
+      </w:r>
+      <w:proofErr w:type="gramEnd"/>
+      <w:r>
+        <w:rPr>
+          <w:rFonts w:ascii="TH SarabunIT๙" w:hAnsi="TH SarabunIT๙" w:cs="TH SarabunIT๙"/>
+          <w:sz w:val="32"/>
+          <w:szCs w:val="32"/>
+        </w:rPr>
+        <w:t xml:space="preserve"> }} </w:t>
+      </w:r>
+      <w:r>
+        <w:rPr>
+          <w:rFonts w:ascii="TH SarabunIT๙" w:hAnsi="TH SarabunIT๙" w:cs="TH SarabunIT๙"/>
+          <w:sz w:val="32"/>
+          <w:szCs w:val="32"/>
+          <w:cs/>
+        </w:rPr>
+        <w:t xml:space="preserve">เลขประจำตัวประชาชน </w:t>
+      </w:r>
+      <w:proofErr w:type="gramStart"/>
+      <w:r>
+        <w:rPr>
+          <w:rFonts w:ascii="TH SarabunIT๙" w:hAnsi="TH SarabunIT๙" w:cs="TH SarabunIT๙"/>
+          <w:sz w:val="32"/>
+          <w:szCs w:val="32"/>
+        </w:rPr>
+        <w:t xml:space="preserve">{{ </w:t>
+      </w:r>
+      <w:proofErr w:type="spellStart"/>
+      <w:r>
+        <w:rPr>
+          <w:rFonts w:ascii="TH SarabunIT๙" w:hAnsi="TH SarabunIT๙" w:cs="TH SarabunIT๙"/>
+          <w:sz w:val="32"/>
+          <w:szCs w:val="32"/>
+        </w:rPr>
+        <w:t>suspect.id</w:t>
+      </w:r>
+      <w:proofErr w:type="gramEnd"/>
+      <w:r>
+        <w:rPr>
+          <w:rFonts w:ascii="TH SarabunIT๙" w:hAnsi="TH SarabunIT๙" w:cs="TH SarabunIT๙"/>
+          <w:sz w:val="32"/>
+          <w:szCs w:val="32"/>
+        </w:rPr>
+        <w:t>_</w:t>
+      </w:r>
+      <w:proofErr w:type="gramStart"/>
+      <w:r>
+        <w:rPr>
+          <w:rFonts w:ascii="TH SarabunIT๙" w:hAnsi="TH SarabunIT๙" w:cs="TH SarabunIT๙"/>
+          <w:sz w:val="32"/>
+          <w:szCs w:val="32"/>
+        </w:rPr>
+        <w:t>card</w:t>
+      </w:r>
+      <w:proofErr w:type="spellEnd"/>
+      <w:r>
+        <w:rPr>
+          <w:rFonts w:ascii="TH SarabunIT๙" w:hAnsi="TH SarabunIT๙" w:cs="TH SarabunIT๙"/>
+          <w:sz w:val="32"/>
+          <w:szCs w:val="32"/>
+        </w:rPr>
+        <w:t xml:space="preserve"> }</w:t>
+      </w:r>
+      <w:proofErr w:type="gramEnd"/>
+      <w:r>
+        <w:rPr>
+          <w:rFonts w:ascii="TH SarabunIT๙" w:hAnsi="TH SarabunIT๙" w:cs="TH SarabunIT๙"/>
+          <w:sz w:val="32"/>
+          <w:szCs w:val="32"/>
+        </w:rPr>
+        <w:t xml:space="preserve">} </w:t>
+      </w:r>
+      <w:r>
+        <w:rPr>
+          <w:rFonts w:ascii="TH SarabunIT๙" w:hAnsi="TH SarabunIT๙" w:cs="TH SarabunIT๙"/>
+          <w:sz w:val="32"/>
+          <w:szCs w:val="32"/>
+          <w:cs/>
+        </w:rPr>
+        <w:t xml:space="preserve">ที่อยู่ </w:t>
+      </w:r>
+      <w:proofErr w:type="gramStart"/>
+      <w:r>
+        <w:rPr>
+          <w:rFonts w:ascii="TH SarabunIT๙" w:hAnsi="TH SarabunIT๙" w:cs="TH SarabunIT๙"/>
+          <w:sz w:val="32"/>
+          <w:szCs w:val="32"/>
+        </w:rPr>
+        <w:t xml:space="preserve">{{ </w:t>
+      </w:r>
+      <w:proofErr w:type="spellStart"/>
+      <w:r>
+        <w:rPr>
+          <w:rFonts w:ascii="TH SarabunIT๙" w:hAnsi="TH SarabunIT๙" w:cs="TH SarabunIT๙"/>
+          <w:sz w:val="32"/>
+          <w:szCs w:val="32"/>
+        </w:rPr>
+        <w:t>suspect</w:t>
+      </w:r>
+      <w:proofErr w:type="gramEnd"/>
+      <w:r>
+        <w:rPr>
+          <w:rFonts w:ascii="TH SarabunIT๙" w:hAnsi="TH SarabunIT๙" w:cs="TH SarabunIT๙"/>
+          <w:sz w:val="32"/>
+          <w:szCs w:val="32"/>
+        </w:rPr>
+        <w:t>.</w:t>
+      </w:r>
+      <w:proofErr w:type="gramStart"/>
+      <w:r>
+        <w:rPr>
+          <w:rFonts w:ascii="TH SarabunIT๙" w:hAnsi="TH SarabunIT๙" w:cs="TH SarabunIT๙"/>
+          <w:sz w:val="32"/>
+          <w:szCs w:val="32"/>
+        </w:rPr>
+        <w:t>address</w:t>
+      </w:r>
+      <w:proofErr w:type="spellEnd"/>
+      <w:r>
+        <w:rPr>
+          <w:rFonts w:ascii="TH SarabunIT๙" w:hAnsi="TH SarabunIT๙" w:cs="TH SarabunIT๙"/>
+          <w:sz w:val="32"/>
+          <w:szCs w:val="32"/>
+        </w:rPr>
+        <w:t xml:space="preserve"> }</w:t>
+      </w:r>
+      <w:proofErr w:type="gramEnd"/>
+      <w:r>
+        <w:rPr>
+          <w:rFonts w:ascii="TH SarabunIT๙" w:hAnsi="TH SarabunIT๙" w:cs="TH SarabunIT๙"/>
+          <w:sz w:val="32"/>
+          <w:szCs w:val="32"/>
+        </w:rPr>
+        <w:t>}</w:t>
+      </w:r>
+    </w:p>
+    <w:p>
+      <w:pPr>
+        <w:jc w:val="thaiDistribute"/>
+        <w:rPr>
+          <w:rFonts w:ascii="TH SarabunIT๙" w:hAnsi="TH SarabunIT๙" w:cs="TH SarabunIT๙"/>
           <w:b/>
           <w:bCs/>
           <w:sz w:val="32"/>
@@ -843,14 +939,50 @@
       <w:r>
         <w:rPr>
           <w:rFonts w:ascii="TH SarabunIT๙" w:hAnsi="TH SarabunIT๙" w:cs="TH SarabunIT๙"/>
+          <w:sz w:val="32"/>
+          <w:szCs w:val="32"/>
+        </w:rPr>
+        <w:t xml:space="preserve">{% </w:t>
+      </w:r>
+      <w:proofErr w:type="spellStart"/>
+      <w:r>
+        <w:rPr>
+          <w:rFonts w:ascii="TH SarabunIT๙" w:hAnsi="TH SarabunIT๙" w:cs="TH SarabunIT๙"/>
+          <w:sz w:val="32"/>
+          <w:szCs w:val="32"/>
+        </w:rPr>
+        <w:t>endfor</w:t>
+      </w:r>
+      <w:proofErr w:type="spellEnd"/>
+      <w:r>
+        <w:rPr>
+          <w:rFonts w:ascii="TH SarabunIT๙" w:hAnsi="TH SarabunIT๙" w:cs="TH SarabunIT๙"/>
+          <w:sz w:val="32"/>
+          <w:szCs w:val="32"/>
+        </w:rPr>
+        <w:t xml:space="preserve"> %}</w:t>
+      </w:r>
+    </w:p>
+    <w:p>
+      <w:pPr>
+        <w:jc w:val="thaiDistribute"/>
+        <w:rPr>
+          <w:rFonts w:ascii="TH SarabunIT๙" w:hAnsi="TH SarabunIT๙" w:cs="TH SarabunIT๙"/>
+          <w:sz w:val="32"/>
+          <w:szCs w:val="32"/>
+        </w:rPr>
+      </w:pPr>
+      <w:r>
+        <w:rPr>
+          <w:rFonts w:ascii="TH SarabunIT๙" w:hAnsi="TH SarabunIT๙" w:cs="TH SarabunIT๙"/>
           <w:b/>
           <w:bCs/>
           <w:sz w:val="32"/>
           <w:szCs w:val="32"/>
-        </w:rPr>
-        <w:t xml:space="preserve">{% </w:t>
-      </w:r>
-      <w:proofErr w:type="spellStart"/>
+          <w:cs/>
+        </w:rPr>
+        <w:t>ซึ่งต้องหาว่ากระทำความผิดฐาน</w:t>
+      </w:r>
       <w:r>
         <w:rPr>
           <w:rFonts w:ascii="TH SarabunIT๙" w:hAnsi="TH SarabunIT๙" w:cs="TH SarabunIT๙"/>
@@ -859,10 +991,104 @@
           <w:sz w:val="32"/>
           <w:szCs w:val="32"/>
         </w:rPr>
-        <w:t>endfor</w:t>
+        <w:t xml:space="preserve"> </w:t>
+      </w:r>
+      <w:bookmarkStart w:id="0" w:name="_Hlk168408417"/>
+      <w:bookmarkStart w:id="1" w:name="_Hlk168408094"/>
+      <w:r>
+        <w:rPr>
+          <w:rFonts w:ascii="TH SarabunIT๙" w:hAnsi="TH SarabunIT๙" w:cs="TH SarabunIT๙"/>
+          <w:sz w:val="32"/>
+          <w:szCs w:val="32"/>
+        </w:rPr>
+        <w:t xml:space="preserve">{{ </w:t>
+      </w:r>
+      <w:proofErr w:type="spellStart"/>
+      <w:r>
+        <w:rPr>
+          <w:rFonts w:ascii="TH SarabunIT๙" w:hAnsi="TH SarabunIT๙" w:cs="TH SarabunIT๙"/>
+          <w:sz w:val="32"/>
+          <w:szCs w:val="32"/>
+        </w:rPr>
+        <w:t>warrant_text</w:t>
       </w:r>
       <w:proofErr w:type="spellEnd"/>
       <w:r>
+        <w:rPr>
+          <w:rFonts w:ascii="TH SarabunIT๙" w:hAnsi="TH SarabunIT๙" w:cs="TH SarabunIT๙"/>
+          <w:sz w:val="32"/>
+          <w:szCs w:val="32"/>
+        </w:rPr>
+        <w:t xml:space="preserve"> }}{% for suspect in suspects %}</w:t>
+      </w:r>
+    </w:p>
+    <w:p>
+      <w:pPr>
+        <w:jc w:val="thaiDistribute"/>
+        <w:rPr>
+          <w:rFonts w:ascii="TH SarabunIT๙" w:hAnsi="TH SarabunIT๙" w:cs="TH SarabunIT๙"/>
+          <w:sz w:val="32"/>
+          <w:szCs w:val="32"/>
+        </w:rPr>
+      </w:pPr>
+      <w:proofErr w:type="gramStart"/>
+      <w:r>
+        <w:rPr>
+          <w:rFonts w:ascii="TH SarabunIT๙" w:hAnsi="TH SarabunIT๙" w:cs="TH SarabunIT๙"/>
+          <w:sz w:val="32"/>
+          <w:szCs w:val="32"/>
+        </w:rPr>
+        <w:t xml:space="preserve">{{ </w:t>
+      </w:r>
+      <w:proofErr w:type="spellStart"/>
+      <w:r>
+        <w:rPr>
+          <w:rFonts w:ascii="TH SarabunIT๙" w:hAnsi="TH SarabunIT๙" w:cs="TH SarabunIT๙"/>
+          <w:sz w:val="32"/>
+          <w:szCs w:val="32"/>
+        </w:rPr>
+        <w:t>suspect</w:t>
+      </w:r>
+      <w:proofErr w:type="gramEnd"/>
+      <w:r>
+        <w:rPr>
+          <w:rFonts w:ascii="TH SarabunIT๙" w:hAnsi="TH SarabunIT๙" w:cs="TH SarabunIT๙"/>
+          <w:sz w:val="32"/>
+          <w:szCs w:val="32"/>
+        </w:rPr>
+        <w:t>.charge_</w:t>
+      </w:r>
+      <w:proofErr w:type="gramStart"/>
+      <w:r>
+        <w:rPr>
+          <w:rFonts w:ascii="TH SarabunIT๙" w:hAnsi="TH SarabunIT๙" w:cs="TH SarabunIT๙"/>
+          <w:sz w:val="32"/>
+          <w:szCs w:val="32"/>
+        </w:rPr>
+        <w:t>text</w:t>
+      </w:r>
+      <w:proofErr w:type="spellEnd"/>
+      <w:r>
+        <w:rPr>
+          <w:rFonts w:ascii="TH SarabunIT๙" w:hAnsi="TH SarabunIT๙" w:cs="TH SarabunIT๙"/>
+          <w:sz w:val="32"/>
+          <w:szCs w:val="32"/>
+        </w:rPr>
+        <w:t xml:space="preserve"> }</w:t>
+      </w:r>
+      <w:proofErr w:type="gramEnd"/>
+      <w:r>
+        <w:rPr>
+          <w:rFonts w:ascii="TH SarabunIT๙" w:hAnsi="TH SarabunIT๙" w:cs="TH SarabunIT๙"/>
+          <w:sz w:val="32"/>
+          <w:szCs w:val="32"/>
+        </w:rPr>
+        <w:t>}</w:t>
+      </w:r>
+    </w:p>
+    <w:p>
+      <w:pPr>
+        <w:jc w:val="thaiDistribute"/>
         <w:rPr>
           <w:rFonts w:ascii="TH SarabunIT๙" w:hAnsi="TH SarabunIT๙" w:cs="TH SarabunIT๙"/>
           <w:b/>
@@ -870,6 +1096,31 @@
           <w:sz w:val="32"/>
           <w:szCs w:val="32"/>
         </w:rPr>
+      </w:pPr>
+      <w:r>
+        <w:rPr>
+          <w:rFonts w:ascii="TH SarabunIT๙" w:hAnsi="TH SarabunIT๙" w:cs="TH SarabunIT๙"/>
+          <w:sz w:val="32"/>
+          <w:szCs w:val="32"/>
+        </w:rPr>
+        <w:t xml:space="preserve">{% </w:t>
+      </w:r>
+      <w:proofErr w:type="spellStart"/>
+      <w:r>
+        <w:rPr>
+          <w:rFonts w:ascii="TH SarabunIT๙" w:hAnsi="TH SarabunIT๙" w:cs="TH SarabunIT๙"/>
+          <w:sz w:val="32"/>
+          <w:szCs w:val="32"/>
+        </w:rPr>
+        <w:t>endfor</w:t>
+      </w:r>
+      <w:proofErr w:type="spellEnd"/>
+      <w:r>
+        <w:rPr>
+          <w:rFonts w:ascii="TH SarabunIT๙" w:hAnsi="TH SarabunIT๙" w:cs="TH SarabunIT๙"/>
+          <w:sz w:val="32"/>
+          <w:szCs w:val="32"/>
+        </w:rPr>
         <w:t xml:space="preserve"> %}</w:t>
       </w:r>
     </w:p>
@@ -878,154 +1129,11 @@
         <w:jc w:val="thaiDistribute"/>
         <w:rPr>
           <w:rFonts w:ascii="TH SarabunIT๙" w:hAnsi="TH SarabunIT๙" w:cs="TH SarabunIT๙"/>
-          <w:b/>
-          <w:bCs/>
-          <w:sz w:val="32"/>
-          <w:szCs w:val="32"/>
-        </w:rPr>
-      </w:pPr>
-    </w:p>
-    <w:p>
-      <w:pPr>
-        <w:jc w:val="thaiDistribute"/>
-        <w:rPr>
-          <w:rFonts w:ascii="TH SarabunIT๙" w:hAnsi="TH SarabunIT๙" w:cs="TH SarabunIT๙"/>
-          <w:b/>
-          <w:bCs/>
-          <w:sz w:val="32"/>
-          <w:szCs w:val="32"/>
-        </w:rPr>
-      </w:pPr>
-      <w:r>
-        <w:rPr>
-          <w:rFonts w:ascii="TH SarabunIT๙" w:hAnsi="TH SarabunIT๙" w:cs="TH SarabunIT๙"/>
-          <w:b/>
-          <w:bCs/>
-          <w:sz w:val="32"/>
-          <w:szCs w:val="32"/>
-          <w:cs/>
-        </w:rPr>
-        <w:t>ซึ่งต้องหาว่ากระทำความผิดฐาน</w:t>
-      </w:r>
-      <w:r>
-        <w:rPr>
-          <w:rFonts w:ascii="TH SarabunIT๙" w:hAnsi="TH SarabunIT๙" w:cs="TH SarabunIT๙"/>
-          <w:b/>
-          <w:bCs/>
-          <w:sz w:val="32"/>
-          <w:szCs w:val="32"/>
-        </w:rPr>
-        <w:t xml:space="preserve"> </w:t>
-      </w:r>
-      <w:r>
-        <w:rPr>
-          <w:rFonts w:ascii="TH SarabunIT๙" w:hAnsi="TH SarabunIT๙" w:cs="TH SarabunIT๙"/>
-          <w:sz w:val="32"/>
-          <w:szCs w:val="32"/>
-        </w:rPr>
-        <w:t xml:space="preserve">{% for suspect in suspects %} </w:t>
-      </w:r>
-      <w:r>
-        <w:rPr>
-          <w:rFonts w:ascii="TH SarabunIT๙" w:hAnsi="TH SarabunIT๙" w:cs="TH SarabunIT๙"/>
-          <w:sz w:val="32"/>
-          <w:szCs w:val="32"/>
-          <w:cs/>
-        </w:rPr>
-        <w:t xml:space="preserve">ผู้ต้องหาที่ </w:t>
-      </w:r>
-      <w:r>
-        <w:rPr>
-          <w:rFonts w:ascii="TH SarabunIT๙" w:hAnsi="TH SarabunIT๙" w:cs="TH SarabunIT๙"/>
-          <w:sz w:val="32"/>
-          <w:szCs w:val="32"/>
-        </w:rPr>
-        <w:t xml:space="preserve">{{ </w:t>
-      </w:r>
-      <w:proofErr w:type="spellStart"/>
-      <w:r>
-        <w:rPr>
-          <w:rFonts w:ascii="TH SarabunIT๙" w:hAnsi="TH SarabunIT๙" w:cs="TH SarabunIT๙"/>
-          <w:sz w:val="32"/>
-          <w:szCs w:val="32"/>
-        </w:rPr>
-        <w:t>suspect.index</w:t>
-      </w:r>
-      <w:proofErr w:type="spellEnd"/>
-      <w:r>
-        <w:rPr>
-          <w:rFonts w:ascii="TH SarabunIT๙" w:hAnsi="TH SarabunIT๙" w:cs="TH SarabunIT๙"/>
-          <w:sz w:val="32"/>
-          <w:szCs w:val="32"/>
-        </w:rPr>
-        <w:t xml:space="preserve"> }} </w:t>
-      </w:r>
-      <w:r>
-        <w:rPr>
-          <w:rFonts w:ascii="TH SarabunIT๙" w:hAnsi="TH SarabunIT๙" w:cs="TH SarabunIT๙"/>
-          <w:sz w:val="32"/>
-          <w:szCs w:val="32"/>
-          <w:cs/>
-        </w:rPr>
-        <w:t xml:space="preserve">ซึ่งต้องหาว่ากระทำความผิดฐาน </w:t>
-      </w:r>
-      <w:r>
-        <w:rPr>
-          <w:rFonts w:ascii="TH SarabunIT๙" w:hAnsi="TH SarabunIT๙" w:cs="TH SarabunIT๙"/>
-          <w:sz w:val="32"/>
-          <w:szCs w:val="32"/>
-        </w:rPr>
-        <w:t xml:space="preserve">{{ </w:t>
-      </w:r>
-      <w:proofErr w:type="spellStart"/>
-      <w:r>
-        <w:rPr>
-          <w:rFonts w:ascii="TH SarabunIT๙" w:hAnsi="TH SarabunIT๙" w:cs="TH SarabunIT๙"/>
-          <w:sz w:val="32"/>
-          <w:szCs w:val="32"/>
-        </w:rPr>
-        <w:t>suspect.charge</w:t>
-      </w:r>
-      <w:proofErr w:type="spellEnd"/>
-      <w:r>
-        <w:rPr>
-          <w:rFonts w:ascii="TH SarabunIT๙" w:hAnsi="TH SarabunIT๙" w:cs="TH SarabunIT๙"/>
-          <w:sz w:val="32"/>
-          <w:szCs w:val="32"/>
-        </w:rPr>
-        <w:t xml:space="preserve"> }} {% </w:t>
-      </w:r>
-      <w:proofErr w:type="spellStart"/>
-      <w:r>
-        <w:rPr>
-          <w:rFonts w:ascii="TH SarabunIT๙" w:hAnsi="TH SarabunIT๙" w:cs="TH SarabunIT๙"/>
-          <w:sz w:val="32"/>
-          <w:szCs w:val="32"/>
-        </w:rPr>
-        <w:t>endfor</w:t>
-      </w:r>
-      <w:proofErr w:type="spellEnd"/>
-      <w:r>
-        <w:rPr>
-          <w:rFonts w:ascii="TH SarabunIT๙" w:hAnsi="TH SarabunIT๙" w:cs="TH SarabunIT๙"/>
-          <w:sz w:val="32"/>
-          <w:szCs w:val="32"/>
-        </w:rPr>
-        <w:t xml:space="preserve"> %}</w:t>
-      </w:r>
-    </w:p>
-    <w:p>
-      <w:pPr>
-        <w:jc w:val="thaiDistribute"/>
-        <w:rPr>
-          <w:rFonts w:ascii="TH SarabunIT๙" w:hAnsi="TH SarabunIT๙" w:cs="TH SarabunIT๙"/>
-          <w:color w:val="000000" w:themeColor="text1"/>
-          <w:sz w:val="32"/>
-          <w:szCs w:val="32"/>
-        </w:rPr>
-      </w:pPr>
-      <w:bookmarkStart w:id="0" w:name="_Hlk168408417"/>
-      <w:bookmarkStart w:id="1" w:name="_Hlk168408094"/>
+          <w:color w:val="000000" w:themeColor="text1"/>
+          <w:sz w:val="32"/>
+          <w:szCs w:val="32"/>
+        </w:rPr>
+      </w:pPr>
       <w:r>
         <w:rPr>
           <w:rFonts w:ascii="TH SarabunIT๙" w:hAnsi="TH SarabunIT๙" w:cs="TH SarabunIT๙"/>
@@ -1376,9 +1484,9 @@
         <w:jc w:val="thaiDistribute"/>
         <w:rPr>
           <w:rFonts w:ascii="TH SarabunIT๙" w:hAnsi="TH SarabunIT๙" w:cs="TH SarabunIT๙"/>
-          <w:sz w:val="32"/>
-          <w:szCs w:val="32"/>
-          <w:cs/>
+          <w:color w:val="000000" w:themeColor="text1"/>
+          <w:sz w:val="32"/>
+          <w:szCs w:val="32"/>
         </w:rPr>
       </w:pPr>
       <w:r>
@@ -1486,181 +1594,6 @@
           <w:cs/>
         </w:rPr>
         <w:t xml:space="preserve"> </w:t>
-      </w:r>
-      <w:r>
-        <w:rPr>
-          <w:rFonts w:ascii="TH SarabunIT๙" w:hAnsi="TH SarabunIT๙" w:cs="TH SarabunIT๙"/>
-          <w:color w:val="000000" w:themeColor="text1"/>
-          <w:sz w:val="32"/>
-          <w:szCs w:val="32"/>
-        </w:rPr>
-        <w:t xml:space="preserve">{% for suspect in suspects %} - </w:t>
-      </w:r>
-      <w:r>
-        <w:rPr>
-          <w:rFonts w:ascii="TH SarabunIT๙" w:hAnsi="TH SarabunIT๙" w:cs="TH SarabunIT๙"/>
-          <w:color w:val="000000" w:themeColor="text1"/>
-          <w:sz w:val="32"/>
-          <w:szCs w:val="32"/>
-          <w:cs/>
-        </w:rPr>
-        <w:t xml:space="preserve">ผู้ต้องหาที่ </w:t>
-      </w:r>
-      <w:r>
-        <w:rPr>
-          <w:rFonts w:ascii="TH SarabunIT๙" w:hAnsi="TH SarabunIT๙" w:cs="TH SarabunIT๙"/>
-          <w:color w:val="000000" w:themeColor="text1"/>
-          <w:sz w:val="32"/>
-          <w:szCs w:val="32"/>
-        </w:rPr>
-        <w:t xml:space="preserve">{{ </w:t>
-      </w:r>
-      <w:proofErr w:type="spellStart"/>
-      <w:r>
-        <w:rPr>
-          <w:rFonts w:ascii="TH SarabunIT๙" w:hAnsi="TH SarabunIT๙" w:cs="TH SarabunIT๙"/>
-          <w:color w:val="000000" w:themeColor="text1"/>
-          <w:sz w:val="32"/>
-          <w:szCs w:val="32"/>
-        </w:rPr>
-        <w:t>suspect.index</w:t>
-      </w:r>
-      <w:proofErr w:type="spellEnd"/>
-      <w:r>
-        <w:rPr>
-          <w:rFonts w:ascii="TH SarabunIT๙" w:hAnsi="TH SarabunIT๙" w:cs="TH SarabunIT๙"/>
-          <w:color w:val="000000" w:themeColor="text1"/>
-          <w:sz w:val="32"/>
-          <w:szCs w:val="32"/>
-        </w:rPr>
-        <w:t xml:space="preserve"> }} ({{ suspect.name }}) </w:t>
-      </w:r>
-      <w:r>
-        <w:rPr>
-          <w:rFonts w:ascii="TH SarabunIT๙" w:hAnsi="TH SarabunIT๙" w:cs="TH SarabunIT๙"/>
-          <w:color w:val="000000" w:themeColor="text1"/>
-          <w:sz w:val="32"/>
-          <w:szCs w:val="32"/>
-          <w:cs/>
-        </w:rPr>
-        <w:t xml:space="preserve">แจ้งให้: </w:t>
-      </w:r>
-      <w:r>
-        <w:rPr>
-          <w:rFonts w:ascii="TH SarabunIT๙" w:hAnsi="TH SarabunIT๙" w:cs="TH SarabunIT๙"/>
-          <w:color w:val="000000" w:themeColor="text1"/>
-          <w:sz w:val="32"/>
-          <w:szCs w:val="32"/>
-        </w:rPr>
-        <w:t xml:space="preserve">{{ </w:t>
-      </w:r>
-      <w:proofErr w:type="spellStart"/>
-      <w:r>
-        <w:rPr>
-          <w:rFonts w:ascii="TH SarabunIT๙" w:hAnsi="TH SarabunIT๙" w:cs="TH SarabunIT๙"/>
-          <w:color w:val="000000" w:themeColor="text1"/>
-          <w:sz w:val="32"/>
-          <w:szCs w:val="32"/>
-        </w:rPr>
-        <w:t>suspect.relative_name</w:t>
-      </w:r>
-      <w:proofErr w:type="spellEnd"/>
-      <w:r>
-        <w:rPr>
-          <w:rFonts w:ascii="TH SarabunIT๙" w:hAnsi="TH SarabunIT๙" w:cs="TH SarabunIT๙"/>
-          <w:color w:val="000000" w:themeColor="text1"/>
-          <w:sz w:val="32"/>
-          <w:szCs w:val="32"/>
-        </w:rPr>
-        <w:t xml:space="preserve"> }} {% </w:t>
-      </w:r>
-      <w:proofErr w:type="spellStart"/>
-      <w:r>
-        <w:rPr>
-          <w:rFonts w:ascii="TH SarabunIT๙" w:hAnsi="TH SarabunIT๙" w:cs="TH SarabunIT๙"/>
-          <w:color w:val="000000" w:themeColor="text1"/>
-          <w:sz w:val="32"/>
-          <w:szCs w:val="32"/>
-        </w:rPr>
-        <w:t>endfor</w:t>
-      </w:r>
-      <w:proofErr w:type="spellEnd"/>
-      <w:r>
-        <w:rPr>
-          <w:rFonts w:ascii="TH SarabunIT๙" w:hAnsi="TH SarabunIT๙" w:cs="TH SarabunIT๙"/>
-          <w:color w:val="000000" w:themeColor="text1"/>
-          <w:sz w:val="32"/>
-          <w:szCs w:val="32"/>
-        </w:rPr>
-        <w:t xml:space="preserve"> %}</w:t>
-      </w:r>
-      <w:r>
-        <w:rPr>
-          <w:rFonts w:ascii="TH SarabunIT๙" w:hAnsi="TH SarabunIT๙" w:cs="TH SarabunIT๙"/>
-          <w:color w:val="000000" w:themeColor="text1"/>
-          <w:sz w:val="32"/>
-          <w:szCs w:val="32"/>
-        </w:rPr>
-        <w:t xml:space="preserve"> </w:t>
-      </w:r>
-      <w:r>
-        <w:rPr>
-          <w:rFonts w:ascii="TH SarabunIT๙" w:eastAsia="Angsana New" w:hAnsi="TH SarabunIT๙" w:cs="TH SarabunIT๙"/>
-          <w:sz w:val="32"/>
-          <w:szCs w:val="32"/>
-          <w:cs/>
-        </w:rPr>
-        <w:t>ผู้ซึ่งตนไว้วางใจ</w:t>
-      </w:r>
-      <w:r>
-        <w:rPr>
-          <w:rFonts w:ascii="TH SarabunIT๙" w:hAnsi="TH SarabunIT๙" w:cs="TH SarabunIT๙"/>
-          <w:color w:val="000000" w:themeColor="text1"/>
-          <w:sz w:val="32"/>
-          <w:szCs w:val="32"/>
-          <w:cs/>
-        </w:rPr>
-        <w:t>ทราบ</w:t>
-      </w:r>
-      <w:r>
-        <w:rPr>
-          <w:rFonts w:ascii="TH SarabunIT๙" w:hAnsi="TH SarabunIT๙" w:cs="TH SarabunIT๙" w:hint="cs"/>
-          <w:color w:val="000000" w:themeColor="text1"/>
-          <w:sz w:val="32"/>
-          <w:szCs w:val="32"/>
-          <w:cs/>
-        </w:rPr>
-        <w:t>ถึง</w:t>
-      </w:r>
-      <w:r>
-        <w:rPr>
-          <w:rFonts w:ascii="TH SarabunIT๙" w:hAnsi="TH SarabunIT๙" w:cs="TH SarabunIT๙"/>
-          <w:color w:val="000000" w:themeColor="text1"/>
-          <w:sz w:val="32"/>
-          <w:szCs w:val="32"/>
-          <w:cs/>
-        </w:rPr>
-        <w:t>การจับกุม</w:t>
-      </w:r>
-      <w:r>
-        <w:rPr>
-          <w:rFonts w:ascii="TH SarabunIT๙" w:hAnsi="TH SarabunIT๙" w:cs="TH SarabunIT๙"/>
-          <w:color w:val="000000" w:themeColor="text1"/>
-          <w:sz w:val="32"/>
-          <w:szCs w:val="32"/>
-          <w:cs/>
-        </w:rPr>
-        <w:t>ด้วย</w:t>
-      </w:r>
-      <w:r>
-        <w:rPr>
-          <w:rFonts w:ascii="TH SarabunIT๙" w:hAnsi="TH SarabunIT๙" w:cs="TH SarabunIT๙"/>
-          <w:color w:val="000000" w:themeColor="text1"/>
-          <w:sz w:val="32"/>
-          <w:szCs w:val="32"/>
-          <w:cs/>
-        </w:rPr>
-        <w:t>แล้ว</w:t>
       </w:r>
     </w:p>
     <w:p>
@@ -1669,33 +1602,56 @@
         <w:jc w:val="thaiDistribute"/>
         <w:rPr>
           <w:rFonts w:ascii="TH SarabunIT๙" w:hAnsi="TH SarabunIT๙" w:cs="TH SarabunIT๙"/>
-          <w:sz w:val="32"/>
-          <w:szCs w:val="32"/>
-        </w:rPr>
-      </w:pPr>
-      <w:r>
-        <w:rPr>
-          <w:rFonts w:ascii="TH SarabunIT๙" w:hAnsi="TH SarabunIT๙" w:cs="TH SarabunIT๙"/>
-          <w:sz w:val="32"/>
-          <w:szCs w:val="32"/>
-          <w:cs/>
-        </w:rPr>
-        <w:t>ผู้ถูกจับได้รับทราบสิทธิและข้อกล่าวหาดังกล่าวแล้ว ได้ให้ถ้อยคำต่อเจ้าพนักงานตำรวจผู้จับดังนี้</w:t>
+          <w:color w:val="000000" w:themeColor="text1"/>
+          <w:sz w:val="32"/>
+          <w:szCs w:val="32"/>
+        </w:rPr>
+      </w:pPr>
+      <w:r>
+        <w:rPr>
+          <w:rFonts w:ascii="TH SarabunIT๙" w:hAnsi="TH SarabunIT๙" w:cs="TH SarabunIT๙"/>
+          <w:color w:val="000000" w:themeColor="text1"/>
+          <w:sz w:val="32"/>
+          <w:szCs w:val="32"/>
+        </w:rPr>
+        <w:t xml:space="preserve">{% for suspect in </w:t>
+      </w:r>
+      <w:proofErr w:type="gramStart"/>
+      <w:r>
+        <w:rPr>
+          <w:rFonts w:ascii="TH SarabunIT๙" w:hAnsi="TH SarabunIT๙" w:cs="TH SarabunIT๙"/>
+          <w:color w:val="000000" w:themeColor="text1"/>
+          <w:sz w:val="32"/>
+          <w:szCs w:val="32"/>
+        </w:rPr>
+        <w:t>suspects %}</w:t>
+      </w:r>
+      <w:proofErr w:type="gramEnd"/>
+      <w:r>
+        <w:rPr>
+          <w:rFonts w:ascii="TH SarabunIT๙" w:hAnsi="TH SarabunIT๙" w:cs="TH SarabunIT๙"/>
+          <w:color w:val="000000" w:themeColor="text1"/>
+          <w:sz w:val="32"/>
+          <w:szCs w:val="32"/>
+        </w:rPr>
+        <w:t xml:space="preserve"> </w:t>
       </w:r>
     </w:p>
     <w:p>
       <w:pPr>
-        <w:ind w:firstLine="1134"/>
+        <w:ind w:left="720" w:firstLine="720"/>
         <w:jc w:val="thaiDistribute"/>
         <w:rPr>
           <w:rFonts w:ascii="TH SarabunIT๙" w:hAnsi="TH SarabunIT๙" w:cs="TH SarabunIT๙"/>
-          <w:sz w:val="32"/>
-          <w:szCs w:val="32"/>
-        </w:rPr>
-      </w:pPr>
-      <w:r>
-        <w:rPr>
-          <w:rFonts w:ascii="TH SarabunIT๙" w:hAnsi="TH SarabunIT๙" w:cs="TH SarabunIT๙"/>
+          <w:color w:val="000000" w:themeColor="text1"/>
+          <w:sz w:val="32"/>
+          <w:szCs w:val="32"/>
+        </w:rPr>
+      </w:pPr>
+      <w:r>
+        <w:rPr>
+          <w:rFonts w:ascii="TH SarabunIT๙" w:hAnsi="TH SarabunIT๙" w:cs="TH SarabunIT๙"/>
+          <w:color w:val="000000" w:themeColor="text1"/>
           <w:sz w:val="32"/>
           <w:szCs w:val="32"/>
         </w:rPr>
@@ -1705,6 +1661,7 @@
       <w:r>
         <w:rPr>
           <w:rFonts w:ascii="TH SarabunIT๙" w:hAnsi="TH SarabunIT๙" w:cs="TH SarabunIT๙"/>
+          <w:color w:val="000000" w:themeColor="text1"/>
           <w:sz w:val="32"/>
           <w:szCs w:val="32"/>
         </w:rPr>
@@ -1714,33 +1671,37 @@
       <w:r>
         <w:rPr>
           <w:rFonts w:ascii="TH SarabunIT๙" w:hAnsi="TH SarabunIT๙" w:cs="TH SarabunIT๙"/>
-          <w:sz w:val="32"/>
-          <w:szCs w:val="32"/>
-        </w:rPr>
-        <w:t>additional</w:t>
+          <w:color w:val="000000" w:themeColor="text1"/>
+          <w:sz w:val="32"/>
+          <w:szCs w:val="32"/>
+        </w:rPr>
+        <w:t>suspect</w:t>
       </w:r>
       <w:proofErr w:type="gramEnd"/>
       <w:r>
         <w:rPr>
           <w:rFonts w:ascii="TH SarabunIT๙" w:hAnsi="TH SarabunIT๙" w:cs="TH SarabunIT๙"/>
-          <w:sz w:val="32"/>
-          <w:szCs w:val="32"/>
-        </w:rPr>
-        <w:t>_</w:t>
+          <w:color w:val="000000" w:themeColor="text1"/>
+          <w:sz w:val="32"/>
+          <w:szCs w:val="32"/>
+        </w:rPr>
+        <w:t>.relative_</w:t>
       </w:r>
       <w:proofErr w:type="gramStart"/>
       <w:r>
         <w:rPr>
           <w:rFonts w:ascii="TH SarabunIT๙" w:hAnsi="TH SarabunIT๙" w:cs="TH SarabunIT๙"/>
-          <w:sz w:val="32"/>
-          <w:szCs w:val="32"/>
-        </w:rPr>
-        <w:t>statement</w:t>
+          <w:color w:val="000000" w:themeColor="text1"/>
+          <w:sz w:val="32"/>
+          <w:szCs w:val="32"/>
+        </w:rPr>
+        <w:t>text</w:t>
       </w:r>
       <w:proofErr w:type="spellEnd"/>
       <w:r>
         <w:rPr>
           <w:rFonts w:ascii="TH SarabunIT๙" w:hAnsi="TH SarabunIT๙" w:cs="TH SarabunIT๙"/>
+          <w:color w:val="000000" w:themeColor="text1"/>
           <w:sz w:val="32"/>
           <w:szCs w:val="32"/>
         </w:rPr>
@@ -1750,47 +1711,434 @@
       <w:r>
         <w:rPr>
           <w:rFonts w:ascii="TH SarabunIT๙" w:hAnsi="TH SarabunIT๙" w:cs="TH SarabunIT๙"/>
-          <w:sz w:val="32"/>
-          <w:szCs w:val="32"/>
-        </w:rPr>
-        <w:t>}</w:t>
+          <w:color w:val="000000" w:themeColor="text1"/>
+          <w:sz w:val="32"/>
+          <w:szCs w:val="32"/>
+        </w:rPr>
+        <w:t xml:space="preserve">} </w:t>
       </w:r>
     </w:p>
     <w:p>
       <w:pPr>
-        <w:ind w:firstLine="1134"/>
+        <w:ind w:firstLine="720"/>
         <w:jc w:val="thaiDistribute"/>
         <w:rPr>
           <w:rFonts w:ascii="TH SarabunIT๙" w:hAnsi="TH SarabunIT๙" w:cs="TH SarabunIT๙"/>
           <w:sz w:val="32"/>
           <w:szCs w:val="32"/>
-        </w:rPr>
-      </w:pPr>
+          <w:cs/>
+        </w:rPr>
+      </w:pPr>
+      <w:r>
+        <w:rPr>
+          <w:rFonts w:ascii="TH SarabunIT๙" w:hAnsi="TH SarabunIT๙" w:cs="TH SarabunIT๙"/>
+          <w:color w:val="000000" w:themeColor="text1"/>
+          <w:sz w:val="32"/>
+          <w:szCs w:val="32"/>
+        </w:rPr>
+        <w:t xml:space="preserve">{% </w:t>
+      </w:r>
+      <w:proofErr w:type="spellStart"/>
+      <w:r>
+        <w:rPr>
+          <w:rFonts w:ascii="TH SarabunIT๙" w:hAnsi="TH SarabunIT๙" w:cs="TH SarabunIT๙"/>
+          <w:color w:val="000000" w:themeColor="text1"/>
+          <w:sz w:val="32"/>
+          <w:szCs w:val="32"/>
+        </w:rPr>
+        <w:t>endfor</w:t>
+      </w:r>
+      <w:proofErr w:type="spellEnd"/>
+      <w:r>
+        <w:rPr>
+          <w:rFonts w:ascii="TH SarabunIT๙" w:hAnsi="TH SarabunIT๙" w:cs="TH SarabunIT๙"/>
+          <w:color w:val="000000" w:themeColor="text1"/>
+          <w:sz w:val="32"/>
+          <w:szCs w:val="32"/>
+        </w:rPr>
+        <w:t xml:space="preserve"> %}</w:t>
+      </w:r>
+      <w:r>
+        <w:rPr>
+          <w:rFonts w:ascii="TH SarabunIT๙" w:hAnsi="TH SarabunIT๙" w:cs="TH SarabunIT๙"/>
+          <w:color w:val="000000" w:themeColor="text1"/>
+          <w:sz w:val="32"/>
+          <w:szCs w:val="32"/>
+        </w:rPr>
+        <w:t xml:space="preserve"> </w:t>
+      </w:r>
+      <w:r>
+        <w:rPr>
+          <w:rFonts w:ascii="TH SarabunIT๙" w:eastAsia="Angsana New" w:hAnsi="TH SarabunIT๙" w:cs="TH SarabunIT๙"/>
+          <w:sz w:val="32"/>
+          <w:szCs w:val="32"/>
+          <w:cs/>
+        </w:rPr>
+        <w:t>ผู้ซึ่งตนไว้วางใจ</w:t>
+      </w:r>
+      <w:r>
+        <w:rPr>
+          <w:rFonts w:ascii="TH SarabunIT๙" w:hAnsi="TH SarabunIT๙" w:cs="TH SarabunIT๙"/>
+          <w:color w:val="000000" w:themeColor="text1"/>
+          <w:sz w:val="32"/>
+          <w:szCs w:val="32"/>
+          <w:cs/>
+        </w:rPr>
+        <w:t>ทราบ</w:t>
+      </w:r>
       <w:r>
         <w:rPr>
           <w:rFonts w:ascii="TH SarabunIT๙" w:hAnsi="TH SarabunIT๙" w:cs="TH SarabunIT๙" w:hint="cs"/>
-          <w:sz w:val="32"/>
-          <w:szCs w:val="32"/>
-          <w:cs/>
+          <w:color w:val="000000" w:themeColor="text1"/>
+          <w:sz w:val="32"/>
+          <w:szCs w:val="32"/>
+          <w:cs/>
+        </w:rPr>
+        <w:t>ถึง</w:t>
+      </w:r>
+      <w:r>
+        <w:rPr>
+          <w:rFonts w:ascii="TH SarabunIT๙" w:hAnsi="TH SarabunIT๙" w:cs="TH SarabunIT๙"/>
+          <w:color w:val="000000" w:themeColor="text1"/>
+          <w:sz w:val="32"/>
+          <w:szCs w:val="32"/>
+          <w:cs/>
+        </w:rPr>
+        <w:t>การจับกุม</w:t>
+      </w:r>
+      <w:r>
+        <w:rPr>
+          <w:rFonts w:ascii="TH SarabunIT๙" w:hAnsi="TH SarabunIT๙" w:cs="TH SarabunIT๙"/>
+          <w:color w:val="000000" w:themeColor="text1"/>
+          <w:sz w:val="32"/>
+          <w:szCs w:val="32"/>
+          <w:cs/>
+        </w:rPr>
+        <w:t>ด้วย</w:t>
+      </w:r>
+      <w:r>
+        <w:rPr>
+          <w:rFonts w:ascii="TH SarabunIT๙" w:hAnsi="TH SarabunIT๙" w:cs="TH SarabunIT๙"/>
+          <w:color w:val="000000" w:themeColor="text1"/>
+          <w:sz w:val="32"/>
+          <w:szCs w:val="32"/>
+          <w:cs/>
+        </w:rPr>
+        <w:t>แล้ว</w:t>
+      </w:r>
+    </w:p>
+    <w:p>
+      <w:pPr>
+        <w:ind w:firstLine="720"/>
+        <w:jc w:val="thaiDistribute"/>
+        <w:rPr>
+          <w:rFonts w:ascii="TH SarabunIT๙" w:hAnsi="TH SarabunIT๙" w:cs="TH SarabunIT๙"/>
+          <w:sz w:val="32"/>
+          <w:szCs w:val="32"/>
+        </w:rPr>
+      </w:pPr>
+      <w:r>
+        <w:rPr>
+          <w:rFonts w:ascii="TH SarabunIT๙" w:hAnsi="TH SarabunIT๙" w:cs="TH SarabunIT๙"/>
+          <w:sz w:val="32"/>
+          <w:szCs w:val="32"/>
+          <w:cs/>
+        </w:rPr>
+        <w:t>ผู้ถูกจับได้รับทราบสิทธิและข้อกล่าวหาดังกล่าวแล้ว ได้ให้ถ้อยคำต่อเจ้าพนักงานตำรวจผู้จับดังนี้</w:t>
+      </w:r>
+    </w:p>
+    <w:p>
+      <w:pPr>
+        <w:ind w:firstLine="720"/>
+        <w:jc w:val="thaiDistribute"/>
+        <w:rPr>
+          <w:rFonts w:ascii="TH SarabunIT๙" w:hAnsi="TH SarabunIT๙" w:cs="TH SarabunIT๙"/>
+          <w:sz w:val="32"/>
+          <w:szCs w:val="32"/>
+        </w:rPr>
+      </w:pPr>
+      <w:r>
+        <w:rPr>
+          <w:rFonts w:ascii="TH SarabunIT๙" w:hAnsi="TH SarabunIT๙" w:cs="TH SarabunIT๙"/>
+          <w:sz w:val="32"/>
+          <w:szCs w:val="32"/>
+        </w:rPr>
+        <w:t xml:space="preserve">{% for suspect in </w:t>
+      </w:r>
+      <w:proofErr w:type="gramStart"/>
+      <w:r>
+        <w:rPr>
+          <w:rFonts w:ascii="TH SarabunIT๙" w:hAnsi="TH SarabunIT๙" w:cs="TH SarabunIT๙"/>
+          <w:sz w:val="32"/>
+          <w:szCs w:val="32"/>
+        </w:rPr>
+        <w:t>suspects %}</w:t>
+      </w:r>
+      <w:proofErr w:type="gramEnd"/>
+    </w:p>
+    <w:p>
+      <w:pPr>
+        <w:ind w:firstLine="720"/>
+        <w:jc w:val="thaiDistribute"/>
+        <w:rPr>
+          <w:rFonts w:ascii="TH SarabunIT๙" w:hAnsi="TH SarabunIT๙" w:cs="TH SarabunIT๙"/>
+          <w:sz w:val="32"/>
+          <w:szCs w:val="32"/>
+        </w:rPr>
+      </w:pPr>
+      <w:proofErr w:type="gramStart"/>
+      <w:r>
+        <w:rPr>
+          <w:rFonts w:ascii="TH SarabunIT๙" w:hAnsi="TH SarabunIT๙" w:cs="TH SarabunIT๙"/>
+          <w:sz w:val="32"/>
+          <w:szCs w:val="32"/>
+        </w:rPr>
+        <w:t xml:space="preserve">{{ </w:t>
+      </w:r>
+      <w:proofErr w:type="spellStart"/>
+      <w:r>
+        <w:rPr>
+          <w:rFonts w:ascii="TH SarabunIT๙" w:hAnsi="TH SarabunIT๙" w:cs="TH SarabunIT๙"/>
+          <w:sz w:val="32"/>
+          <w:szCs w:val="32"/>
+        </w:rPr>
+        <w:t>suspect</w:t>
+      </w:r>
+      <w:proofErr w:type="gramEnd"/>
+      <w:r>
+        <w:rPr>
+          <w:rFonts w:ascii="TH SarabunIT๙" w:hAnsi="TH SarabunIT๙" w:cs="TH SarabunIT๙"/>
+          <w:sz w:val="32"/>
+          <w:szCs w:val="32"/>
+        </w:rPr>
+        <w:t>.statement_</w:t>
+      </w:r>
+      <w:proofErr w:type="gramStart"/>
+      <w:r>
+        <w:rPr>
+          <w:rFonts w:ascii="TH SarabunIT๙" w:hAnsi="TH SarabunIT๙" w:cs="TH SarabunIT๙"/>
+          <w:sz w:val="32"/>
+          <w:szCs w:val="32"/>
+        </w:rPr>
+        <w:t>prefix</w:t>
+      </w:r>
+      <w:proofErr w:type="spellEnd"/>
+      <w:r>
+        <w:rPr>
+          <w:rFonts w:ascii="TH SarabunIT๙" w:hAnsi="TH SarabunIT๙" w:cs="TH SarabunIT๙"/>
+          <w:sz w:val="32"/>
+          <w:szCs w:val="32"/>
+        </w:rPr>
+        <w:t xml:space="preserve"> }</w:t>
+      </w:r>
+      <w:proofErr w:type="gramEnd"/>
+      <w:r>
+        <w:rPr>
+          <w:rFonts w:ascii="TH SarabunIT๙" w:hAnsi="TH SarabunIT๙" w:cs="TH SarabunIT๙"/>
+          <w:sz w:val="32"/>
+          <w:szCs w:val="32"/>
+        </w:rPr>
+        <w:t>}</w:t>
+      </w:r>
+    </w:p>
+    <w:p>
+      <w:pPr>
+        <w:ind w:left="720" w:firstLine="720"/>
+        <w:jc w:val="thaiDistribute"/>
+        <w:rPr>
+          <w:rFonts w:ascii="TH SarabunIT๙" w:hAnsi="TH SarabunIT๙" w:cs="TH SarabunIT๙"/>
+          <w:sz w:val="32"/>
+          <w:szCs w:val="32"/>
+        </w:rPr>
+      </w:pPr>
+      <w:r>
+        <w:rPr>
+          <w:rFonts w:ascii="TH SarabunIT๙" w:hAnsi="TH SarabunIT๙" w:cs="TH SarabunIT๙"/>
+          <w:sz w:val="32"/>
+          <w:szCs w:val="32"/>
         </w:rPr>
         <w:t xml:space="preserve">- </w:t>
       </w:r>
-      <w:r>
-        <w:rPr>
-          <w:rFonts w:ascii="TH SarabunIT๙" w:hAnsi="TH SarabunIT๙" w:cs="TH SarabunIT๙"/>
-          <w:sz w:val="32"/>
-          <w:szCs w:val="32"/>
-          <w:cs/>
-        </w:rPr>
-        <w:t xml:space="preserve">ในชั้นจับกุม ผู้ถูกจับกุมให้การ </w:t>
-      </w:r>
-      <w:r>
-        <w:rPr>
-          <w:rFonts w:ascii="TH SarabunIT๙" w:hAnsi="TH SarabunIT๙" w:cs="TH SarabunIT๙"/>
-          <w:sz w:val="32"/>
-          <w:szCs w:val="32"/>
-        </w:rPr>
-        <w:t>{{ confession }}</w:t>
+      <w:proofErr w:type="gramStart"/>
+      <w:r>
+        <w:rPr>
+          <w:rFonts w:ascii="TH SarabunIT๙" w:hAnsi="TH SarabunIT๙" w:cs="TH SarabunIT๙"/>
+          <w:sz w:val="32"/>
+          <w:szCs w:val="32"/>
+        </w:rPr>
+        <w:t xml:space="preserve">{{ </w:t>
+      </w:r>
+      <w:proofErr w:type="spellStart"/>
+      <w:r>
+        <w:rPr>
+          <w:rFonts w:ascii="TH SarabunIT๙" w:hAnsi="TH SarabunIT๙" w:cs="TH SarabunIT๙"/>
+          <w:sz w:val="32"/>
+          <w:szCs w:val="32"/>
+        </w:rPr>
+        <w:t>suspect</w:t>
+      </w:r>
+      <w:proofErr w:type="gramEnd"/>
+      <w:r>
+        <w:rPr>
+          <w:rFonts w:ascii="TH SarabunIT๙" w:hAnsi="TH SarabunIT๙" w:cs="TH SarabunIT๙"/>
+          <w:sz w:val="32"/>
+          <w:szCs w:val="32"/>
+        </w:rPr>
+        <w:t>.additional_</w:t>
+      </w:r>
+      <w:proofErr w:type="gramStart"/>
+      <w:r>
+        <w:rPr>
+          <w:rFonts w:ascii="TH SarabunIT๙" w:hAnsi="TH SarabunIT๙" w:cs="TH SarabunIT๙"/>
+          <w:sz w:val="32"/>
+          <w:szCs w:val="32"/>
+        </w:rPr>
+        <w:t>statement</w:t>
+      </w:r>
+      <w:proofErr w:type="spellEnd"/>
+      <w:r>
+        <w:rPr>
+          <w:rFonts w:ascii="TH SarabunIT๙" w:hAnsi="TH SarabunIT๙" w:cs="TH SarabunIT๙"/>
+          <w:sz w:val="32"/>
+          <w:szCs w:val="32"/>
+        </w:rPr>
+        <w:t xml:space="preserve"> }</w:t>
+      </w:r>
+      <w:proofErr w:type="gramEnd"/>
+      <w:r>
+        <w:rPr>
+          <w:rFonts w:ascii="TH SarabunIT๙" w:hAnsi="TH SarabunIT๙" w:cs="TH SarabunIT๙"/>
+          <w:sz w:val="32"/>
+          <w:szCs w:val="32"/>
+        </w:rPr>
+        <w:t>}</w:t>
+      </w:r>
+    </w:p>
+    <w:p>
+      <w:pPr>
+        <w:ind w:left="720" w:firstLine="720"/>
+        <w:jc w:val="thaiDistribute"/>
+        <w:rPr>
+          <w:rFonts w:ascii="TH SarabunIT๙" w:hAnsi="TH SarabunIT๙" w:cs="TH SarabunIT๙"/>
+          <w:sz w:val="32"/>
+          <w:szCs w:val="32"/>
+        </w:rPr>
+      </w:pPr>
+      <w:r>
+        <w:rPr>
+          <w:rFonts w:ascii="TH SarabunIT๙" w:hAnsi="TH SarabunIT๙" w:cs="TH SarabunIT๙"/>
+          <w:sz w:val="32"/>
+          <w:szCs w:val="32"/>
+        </w:rPr>
+        <w:t xml:space="preserve">- </w:t>
+      </w:r>
+      <w:r>
+        <w:rPr>
+          <w:rFonts w:ascii="TH SarabunIT๙" w:hAnsi="TH SarabunIT๙" w:cs="TH SarabunIT๙"/>
+          <w:sz w:val="32"/>
+          <w:szCs w:val="32"/>
+          <w:cs/>
+        </w:rPr>
+        <w:t xml:space="preserve">ในชั้นจับกุม </w:t>
+      </w:r>
+      <w:proofErr w:type="gramStart"/>
+      <w:r>
+        <w:rPr>
+          <w:rFonts w:ascii="TH SarabunIT๙" w:hAnsi="TH SarabunIT๙" w:cs="TH SarabunIT๙"/>
+          <w:sz w:val="32"/>
+          <w:szCs w:val="32"/>
+          <w:cs/>
+        </w:rPr>
+        <w:t>ผู้ถูกจับกุมให้การ</w:t>
+      </w:r>
+      <w:r>
+        <w:rPr>
+          <w:rFonts w:ascii="TH SarabunIT๙" w:hAnsi="TH SarabunIT๙" w:cs="TH SarabunIT๙"/>
+          <w:sz w:val="32"/>
+          <w:szCs w:val="32"/>
+        </w:rPr>
+        <w:t xml:space="preserve">{{ </w:t>
+      </w:r>
+      <w:proofErr w:type="spellStart"/>
+      <w:r>
+        <w:rPr>
+          <w:rFonts w:ascii="TH SarabunIT๙" w:hAnsi="TH SarabunIT๙" w:cs="TH SarabunIT๙"/>
+          <w:sz w:val="32"/>
+          <w:szCs w:val="32"/>
+        </w:rPr>
+        <w:t>suspect</w:t>
+      </w:r>
+      <w:proofErr w:type="gramEnd"/>
+      <w:r>
+        <w:rPr>
+          <w:rFonts w:ascii="TH SarabunIT๙" w:hAnsi="TH SarabunIT๙" w:cs="TH SarabunIT๙"/>
+          <w:sz w:val="32"/>
+          <w:szCs w:val="32"/>
+        </w:rPr>
+        <w:t>.</w:t>
+      </w:r>
+      <w:proofErr w:type="gramStart"/>
+      <w:r>
+        <w:rPr>
+          <w:rFonts w:ascii="TH SarabunIT๙" w:hAnsi="TH SarabunIT๙" w:cs="TH SarabunIT๙"/>
+          <w:sz w:val="32"/>
+          <w:szCs w:val="32"/>
+        </w:rPr>
+        <w:t>confession</w:t>
+      </w:r>
+      <w:proofErr w:type="spellEnd"/>
+      <w:r>
+        <w:rPr>
+          <w:rFonts w:ascii="TH SarabunIT๙" w:hAnsi="TH SarabunIT๙" w:cs="TH SarabunIT๙"/>
+          <w:sz w:val="32"/>
+          <w:szCs w:val="32"/>
+        </w:rPr>
+        <w:t xml:space="preserve"> }</w:t>
+      </w:r>
+      <w:proofErr w:type="gramEnd"/>
+      <w:r>
+        <w:rPr>
+          <w:rFonts w:ascii="TH SarabunIT๙" w:hAnsi="TH SarabunIT๙" w:cs="TH SarabunIT๙"/>
+          <w:sz w:val="32"/>
+          <w:szCs w:val="32"/>
+        </w:rPr>
+        <w:t>}</w:t>
+      </w:r>
+    </w:p>
+    <w:p>
+      <w:pPr>
+        <w:jc w:val="thaiDistribute"/>
+        <w:rPr>
+          <w:rFonts w:ascii="TH SarabunIT๙" w:hAnsi="TH SarabunIT๙" w:cs="TH SarabunIT๙"/>
+          <w:sz w:val="32"/>
+          <w:szCs w:val="32"/>
+        </w:rPr>
+      </w:pPr>
+      <w:r>
+        <w:rPr>
+          <w:rFonts w:ascii="TH SarabunIT๙" w:hAnsi="TH SarabunIT๙" w:cs="TH SarabunIT๙"/>
+          <w:sz w:val="32"/>
+          <w:szCs w:val="32"/>
+        </w:rPr>
+        <w:t xml:space="preserve">{% </w:t>
+      </w:r>
+      <w:proofErr w:type="spellStart"/>
+      <w:r>
+        <w:rPr>
+          <w:rFonts w:ascii="TH SarabunIT๙" w:hAnsi="TH SarabunIT๙" w:cs="TH SarabunIT๙"/>
+          <w:sz w:val="32"/>
+          <w:szCs w:val="32"/>
+        </w:rPr>
+        <w:t>endfor</w:t>
+      </w:r>
+      <w:proofErr w:type="spellEnd"/>
+      <w:r>
+        <w:rPr>
+          <w:rFonts w:ascii="TH SarabunIT๙" w:hAnsi="TH SarabunIT๙" w:cs="TH SarabunIT๙"/>
+          <w:sz w:val="32"/>
+          <w:szCs w:val="32"/>
+        </w:rPr>
+        <w:t xml:space="preserve"> %}</w:t>
       </w:r>
     </w:p>
     <w:p>
@@ -1983,6 +2331,7 @@
           <w:sz w:val="32"/>
           <w:szCs w:val="32"/>
         </w:rPr>
+        <w:lastRenderedPageBreak/>
         <w:sym w:font="Wingdings" w:char="F0FE"/>
       </w:r>
       <w:r>
@@ -2510,7 +2859,6 @@
           <w:szCs w:val="32"/>
           <w:cs/>
         </w:rPr>
-        <w:lastRenderedPageBreak/>
         <w:t>เจ้า</w:t>
       </w:r>
       <w:r>

--- a/template_arrest.docx
+++ b/template_arrest.docx
@@ -610,17 +610,19 @@
         <w:jc w:val="thaiDistribute"/>
         <w:rPr>
           <w:rFonts w:ascii="TH SarabunIT๙" w:hAnsi="TH SarabunIT๙" w:cs="TH SarabunIT๙"/>
-          <w:sz w:val="32"/>
-          <w:szCs w:val="32"/>
-        </w:rPr>
-      </w:pPr>
-      <w:r>
-        <w:rPr>
-          <w:rFonts w:ascii="TH SarabunIT๙" w:hAnsi="TH SarabunIT๙" w:cs="TH SarabunIT๙"/>
           <w:b/>
           <w:bCs/>
           <w:sz w:val="32"/>
           <w:szCs w:val="32"/>
+        </w:rPr>
+      </w:pPr>
+      <w:r>
+        <w:rPr>
+          <w:rFonts w:ascii="TH SarabunIT๙" w:hAnsi="TH SarabunIT๙" w:cs="TH SarabunIT๙"/>
+          <w:b/>
+          <w:bCs/>
+          <w:sz w:val="32"/>
+          <w:szCs w:val="32"/>
           <w:cs/>
         </w:rPr>
         <w:t xml:space="preserve">ได้สั่งการให้ </w:t>
@@ -650,6 +652,40 @@
           <w:szCs w:val="32"/>
         </w:rPr>
         <w:t xml:space="preserve"> }}</w:t>
+      </w:r>
+      <w:r>
+        <w:rPr>
+          <w:rFonts w:ascii="TH SarabunIT๙" w:hAnsi="TH SarabunIT๙" w:cs="TH SarabunIT๙"/>
+          <w:sz w:val="32"/>
+          <w:szCs w:val="32"/>
+        </w:rPr>
+        <w:t xml:space="preserve"> </w:t>
+      </w:r>
+      <w:r>
+        <w:rPr>
+          <w:rFonts w:ascii="TH SarabunIT๙" w:hAnsi="TH SarabunIT๙" w:cs="TH SarabunIT๙"/>
+          <w:sz w:val="32"/>
+          <w:szCs w:val="32"/>
+        </w:rPr>
+        <w:t xml:space="preserve">{% </w:t>
+      </w:r>
+      <w:proofErr w:type="spellStart"/>
+      <w:r>
+        <w:rPr>
+          <w:rFonts w:ascii="TH SarabunIT๙" w:hAnsi="TH SarabunIT๙" w:cs="TH SarabunIT๙"/>
+          <w:sz w:val="32"/>
+          <w:szCs w:val="32"/>
+        </w:rPr>
+        <w:t>endfor</w:t>
+      </w:r>
+      <w:proofErr w:type="spellEnd"/>
+      <w:r>
+        <w:rPr>
+          <w:rFonts w:ascii="TH SarabunIT๙" w:hAnsi="TH SarabunIT๙" w:cs="TH SarabunIT๙"/>
+          <w:sz w:val="32"/>
+          <w:szCs w:val="32"/>
+        </w:rPr>
+        <w:t xml:space="preserve"> %}</w:t>
       </w:r>
     </w:p>
     <w:p>
@@ -657,12 +693,21 @@
         <w:jc w:val="thaiDistribute"/>
         <w:rPr>
           <w:rFonts w:ascii="TH SarabunIT๙" w:hAnsi="TH SarabunIT๙" w:cs="TH SarabunIT๙"/>
+          <w:sz w:val="32"/>
+          <w:szCs w:val="32"/>
+        </w:rPr>
+      </w:pPr>
+      <w:r>
+        <w:rPr>
+          <w:rFonts w:ascii="TH SarabunIT๙" w:hAnsi="TH SarabunIT๙" w:cs="TH SarabunIT๙"/>
           <w:b/>
           <w:bCs/>
           <w:sz w:val="32"/>
           <w:szCs w:val="32"/>
-        </w:rPr>
-      </w:pPr>
+          <w:cs/>
+        </w:rPr>
+        <w:t>ได้ร่วมกันจับกุมตัว</w:t>
+      </w:r>
       <w:r>
         <w:rPr>
           <w:rFonts w:ascii="TH SarabunIT๙" w:hAnsi="TH SarabunIT๙" w:cs="TH SarabunIT๙"/>
@@ -671,10 +716,21 @@
           <w:sz w:val="32"/>
           <w:szCs w:val="32"/>
         </w:rPr>
-        <w:t xml:space="preserve">{% </w:t>
-      </w:r>
-      <w:proofErr w:type="spellStart"/>
-      <w:r>
+        <w:t xml:space="preserve"> </w:t>
+      </w:r>
+      <w:r>
+        <w:rPr>
+          <w:rFonts w:ascii="TH SarabunIT๙" w:hAnsi="TH SarabunIT๙" w:cs="TH SarabunIT๙"/>
+          <w:sz w:val="32"/>
+          <w:szCs w:val="32"/>
+        </w:rPr>
+        <w:t>{% for suspect in suspects %}</w:t>
+      </w:r>
+    </w:p>
+    <w:p>
+      <w:pPr>
+        <w:ind w:firstLine="720"/>
+        <w:jc w:val="thaiDistribute"/>
         <w:rPr>
           <w:rFonts w:ascii="TH SarabunIT๙" w:hAnsi="TH SarabunIT๙" w:cs="TH SarabunIT๙"/>
           <w:b/>
@@ -682,10 +738,227 @@
           <w:sz w:val="32"/>
           <w:szCs w:val="32"/>
         </w:rPr>
+      </w:pPr>
+      <w:proofErr w:type="gramStart"/>
+      <w:r>
+        <w:rPr>
+          <w:rFonts w:ascii="TH SarabunIT๙" w:hAnsi="TH SarabunIT๙" w:cs="TH SarabunIT๙"/>
+          <w:sz w:val="32"/>
+          <w:szCs w:val="32"/>
+        </w:rPr>
+        <w:t xml:space="preserve">{{ </w:t>
+      </w:r>
+      <w:proofErr w:type="spellStart"/>
+      <w:r>
+        <w:rPr>
+          <w:rFonts w:ascii="TH SarabunIT๙" w:hAnsi="TH SarabunIT๙" w:cs="TH SarabunIT๙"/>
+          <w:sz w:val="32"/>
+          <w:szCs w:val="32"/>
+        </w:rPr>
+        <w:t>suspect</w:t>
+      </w:r>
+      <w:proofErr w:type="gramEnd"/>
+      <w:r>
+        <w:rPr>
+          <w:rFonts w:ascii="TH SarabunIT๙" w:hAnsi="TH SarabunIT๙" w:cs="TH SarabunIT๙"/>
+          <w:sz w:val="32"/>
+          <w:szCs w:val="32"/>
+        </w:rPr>
+        <w:t>.display_</w:t>
+      </w:r>
+      <w:proofErr w:type="gramStart"/>
+      <w:r>
+        <w:rPr>
+          <w:rFonts w:ascii="TH SarabunIT๙" w:hAnsi="TH SarabunIT๙" w:cs="TH SarabunIT๙"/>
+          <w:sz w:val="32"/>
+          <w:szCs w:val="32"/>
+        </w:rPr>
+        <w:t>index</w:t>
+      </w:r>
+      <w:proofErr w:type="spellEnd"/>
+      <w:r>
+        <w:rPr>
+          <w:rFonts w:ascii="TH SarabunIT๙" w:hAnsi="TH SarabunIT๙" w:cs="TH SarabunIT๙"/>
+          <w:sz w:val="32"/>
+          <w:szCs w:val="32"/>
+        </w:rPr>
+        <w:t xml:space="preserve"> }}{{ suspect.name</w:t>
+      </w:r>
+      <w:proofErr w:type="gramEnd"/>
+      <w:r>
+        <w:rPr>
+          <w:rFonts w:ascii="TH SarabunIT๙" w:hAnsi="TH SarabunIT๙" w:cs="TH SarabunIT๙"/>
+          <w:sz w:val="32"/>
+          <w:szCs w:val="32"/>
+        </w:rPr>
+        <w:t xml:space="preserve"> }} </w:t>
+      </w:r>
+      <w:r>
+        <w:rPr>
+          <w:rFonts w:ascii="TH SarabunIT๙" w:hAnsi="TH SarabunIT๙" w:cs="TH SarabunIT๙"/>
+          <w:sz w:val="32"/>
+          <w:szCs w:val="32"/>
+          <w:cs/>
+        </w:rPr>
+        <w:t xml:space="preserve">เลขประจำตัวประชาชน </w:t>
+      </w:r>
+      <w:proofErr w:type="gramStart"/>
+      <w:r>
+        <w:rPr>
+          <w:rFonts w:ascii="TH SarabunIT๙" w:hAnsi="TH SarabunIT๙" w:cs="TH SarabunIT๙"/>
+          <w:sz w:val="32"/>
+          <w:szCs w:val="32"/>
+        </w:rPr>
+        <w:t xml:space="preserve">{{ </w:t>
+      </w:r>
+      <w:proofErr w:type="spellStart"/>
+      <w:r>
+        <w:rPr>
+          <w:rFonts w:ascii="TH SarabunIT๙" w:hAnsi="TH SarabunIT๙" w:cs="TH SarabunIT๙"/>
+          <w:sz w:val="32"/>
+          <w:szCs w:val="32"/>
+        </w:rPr>
+        <w:t>suspect.id</w:t>
+      </w:r>
+      <w:proofErr w:type="gramEnd"/>
+      <w:r>
+        <w:rPr>
+          <w:rFonts w:ascii="TH SarabunIT๙" w:hAnsi="TH SarabunIT๙" w:cs="TH SarabunIT๙"/>
+          <w:sz w:val="32"/>
+          <w:szCs w:val="32"/>
+        </w:rPr>
+        <w:t>_</w:t>
+      </w:r>
+      <w:proofErr w:type="gramStart"/>
+      <w:r>
+        <w:rPr>
+          <w:rFonts w:ascii="TH SarabunIT๙" w:hAnsi="TH SarabunIT๙" w:cs="TH SarabunIT๙"/>
+          <w:sz w:val="32"/>
+          <w:szCs w:val="32"/>
+        </w:rPr>
+        <w:t>card</w:t>
+      </w:r>
+      <w:proofErr w:type="spellEnd"/>
+      <w:r>
+        <w:rPr>
+          <w:rFonts w:ascii="TH SarabunIT๙" w:hAnsi="TH SarabunIT๙" w:cs="TH SarabunIT๙"/>
+          <w:sz w:val="32"/>
+          <w:szCs w:val="32"/>
+        </w:rPr>
+        <w:t xml:space="preserve"> }</w:t>
+      </w:r>
+      <w:proofErr w:type="gramEnd"/>
+      <w:r>
+        <w:rPr>
+          <w:rFonts w:ascii="TH SarabunIT๙" w:hAnsi="TH SarabunIT๙" w:cs="TH SarabunIT๙"/>
+          <w:sz w:val="32"/>
+          <w:szCs w:val="32"/>
+        </w:rPr>
+        <w:t xml:space="preserve">} </w:t>
+      </w:r>
+      <w:r>
+        <w:rPr>
+          <w:rFonts w:ascii="TH SarabunIT๙" w:hAnsi="TH SarabunIT๙" w:cs="TH SarabunIT๙"/>
+          <w:sz w:val="32"/>
+          <w:szCs w:val="32"/>
+          <w:cs/>
+        </w:rPr>
+        <w:t xml:space="preserve">ที่อยู่ </w:t>
+      </w:r>
+      <w:proofErr w:type="gramStart"/>
+      <w:r>
+        <w:rPr>
+          <w:rFonts w:ascii="TH SarabunIT๙" w:hAnsi="TH SarabunIT๙" w:cs="TH SarabunIT๙"/>
+          <w:sz w:val="32"/>
+          <w:szCs w:val="32"/>
+        </w:rPr>
+        <w:t xml:space="preserve">{{ </w:t>
+      </w:r>
+      <w:proofErr w:type="spellStart"/>
+      <w:r>
+        <w:rPr>
+          <w:rFonts w:ascii="TH SarabunIT๙" w:hAnsi="TH SarabunIT๙" w:cs="TH SarabunIT๙"/>
+          <w:sz w:val="32"/>
+          <w:szCs w:val="32"/>
+        </w:rPr>
+        <w:t>suspect</w:t>
+      </w:r>
+      <w:proofErr w:type="gramEnd"/>
+      <w:r>
+        <w:rPr>
+          <w:rFonts w:ascii="TH SarabunIT๙" w:hAnsi="TH SarabunIT๙" w:cs="TH SarabunIT๙"/>
+          <w:sz w:val="32"/>
+          <w:szCs w:val="32"/>
+        </w:rPr>
+        <w:t>.</w:t>
+      </w:r>
+      <w:proofErr w:type="gramStart"/>
+      <w:r>
+        <w:rPr>
+          <w:rFonts w:ascii="TH SarabunIT๙" w:hAnsi="TH SarabunIT๙" w:cs="TH SarabunIT๙"/>
+          <w:sz w:val="32"/>
+          <w:szCs w:val="32"/>
+        </w:rPr>
+        <w:t>address</w:t>
+      </w:r>
+      <w:proofErr w:type="spellEnd"/>
+      <w:r>
+        <w:rPr>
+          <w:rFonts w:ascii="TH SarabunIT๙" w:hAnsi="TH SarabunIT๙" w:cs="TH SarabunIT๙"/>
+          <w:sz w:val="32"/>
+          <w:szCs w:val="32"/>
+        </w:rPr>
+        <w:t xml:space="preserve"> }</w:t>
+      </w:r>
+      <w:proofErr w:type="gramEnd"/>
+      <w:r>
+        <w:rPr>
+          <w:rFonts w:ascii="TH SarabunIT๙" w:hAnsi="TH SarabunIT๙" w:cs="TH SarabunIT๙"/>
+          <w:sz w:val="32"/>
+          <w:szCs w:val="32"/>
+        </w:rPr>
+        <w:t>}</w:t>
+      </w:r>
+      <w:r>
+        <w:rPr>
+          <w:rFonts w:ascii="TH SarabunIT๙" w:hAnsi="TH SarabunIT๙" w:cs="TH SarabunIT๙"/>
+          <w:sz w:val="32"/>
+          <w:szCs w:val="32"/>
+        </w:rPr>
+        <w:t xml:space="preserve"> </w:t>
+      </w:r>
+      <w:r>
+        <w:rPr>
+          <w:rFonts w:ascii="TH SarabunIT๙" w:hAnsi="TH SarabunIT๙" w:cs="TH SarabunIT๙"/>
+          <w:sz w:val="32"/>
+          <w:szCs w:val="32"/>
+        </w:rPr>
+        <w:t xml:space="preserve">{% </w:t>
+      </w:r>
+      <w:proofErr w:type="spellStart"/>
+      <w:proofErr w:type="gramStart"/>
+      <w:r>
+        <w:rPr>
+          <w:rFonts w:ascii="TH SarabunIT๙" w:hAnsi="TH SarabunIT๙" w:cs="TH SarabunIT๙"/>
+          <w:sz w:val="32"/>
+          <w:szCs w:val="32"/>
+        </w:rPr>
         <w:t>endfor</w:t>
       </w:r>
       <w:proofErr w:type="spellEnd"/>
       <w:r>
+        <w:rPr>
+          <w:rFonts w:ascii="TH SarabunIT๙" w:hAnsi="TH SarabunIT๙" w:cs="TH SarabunIT๙"/>
+          <w:sz w:val="32"/>
+          <w:szCs w:val="32"/>
+        </w:rPr>
+        <w:t xml:space="preserve"> %}</w:t>
+      </w:r>
+      <w:proofErr w:type="gramEnd"/>
+    </w:p>
+    <w:p>
+      <w:pPr>
+        <w:jc w:val="thaiDistribute"/>
         <w:rPr>
           <w:rFonts w:ascii="TH SarabunIT๙" w:hAnsi="TH SarabunIT๙" w:cs="TH SarabunIT๙"/>
           <w:b/>
@@ -693,7 +966,60 @@
           <w:sz w:val="32"/>
           <w:szCs w:val="32"/>
         </w:rPr>
-        <w:t xml:space="preserve"> %}</w:t>
+      </w:pPr>
+      <w:proofErr w:type="gramStart"/>
+      <w:r>
+        <w:rPr>
+          <w:rFonts w:ascii="TH SarabunIT๙" w:hAnsi="TH SarabunIT๙" w:cs="TH SarabunIT๙"/>
+          <w:sz w:val="32"/>
+          <w:szCs w:val="32"/>
+        </w:rPr>
+        <w:t xml:space="preserve">{{ </w:t>
+      </w:r>
+      <w:proofErr w:type="spellStart"/>
+      <w:r>
+        <w:rPr>
+          <w:rFonts w:ascii="TH SarabunIT๙" w:hAnsi="TH SarabunIT๙" w:cs="TH SarabunIT๙"/>
+          <w:sz w:val="32"/>
+          <w:szCs w:val="32"/>
+        </w:rPr>
+        <w:t>warrant</w:t>
+      </w:r>
+      <w:proofErr w:type="gramEnd"/>
+      <w:r>
+        <w:rPr>
+          <w:rFonts w:ascii="TH SarabunIT๙" w:hAnsi="TH SarabunIT๙" w:cs="TH SarabunIT๙"/>
+          <w:sz w:val="32"/>
+          <w:szCs w:val="32"/>
+        </w:rPr>
+        <w:t>_</w:t>
+      </w:r>
+      <w:proofErr w:type="gramStart"/>
+      <w:r>
+        <w:rPr>
+          <w:rFonts w:ascii="TH SarabunIT๙" w:hAnsi="TH SarabunIT๙" w:cs="TH SarabunIT๙"/>
+          <w:sz w:val="32"/>
+          <w:szCs w:val="32"/>
+        </w:rPr>
+        <w:t>text</w:t>
+      </w:r>
+      <w:proofErr w:type="spellEnd"/>
+      <w:r>
+        <w:rPr>
+          <w:rFonts w:ascii="TH SarabunIT๙" w:hAnsi="TH SarabunIT๙" w:cs="TH SarabunIT๙"/>
+          <w:sz w:val="32"/>
+          <w:szCs w:val="32"/>
+        </w:rPr>
+        <w:t xml:space="preserve"> }</w:t>
+      </w:r>
+      <w:proofErr w:type="gramEnd"/>
+      <w:r>
+        <w:rPr>
+          <w:rFonts w:ascii="TH SarabunIT๙" w:hAnsi="TH SarabunIT๙" w:cs="TH SarabunIT๙"/>
+          <w:sz w:val="32"/>
+          <w:szCs w:val="32"/>
+        </w:rPr>
+        <w:t>}</w:t>
       </w:r>
     </w:p>
     <w:p>
@@ -714,7 +1040,7 @@
           <w:szCs w:val="32"/>
           <w:cs/>
         </w:rPr>
-        <w:t>ได้ร่วมกันจับกุมตัว</w:t>
+        <w:t>ซึ่งต้องหาว่ากระทำความผิดฐาน</w:t>
       </w:r>
       <w:r>
         <w:rPr>
@@ -726,6 +1052,8 @@
         </w:rPr>
         <w:t xml:space="preserve"> </w:t>
       </w:r>
+      <w:bookmarkStart w:id="0" w:name="_Hlk168408417"/>
+      <w:bookmarkStart w:id="1" w:name="_Hlk168408094"/>
       <w:r>
         <w:rPr>
           <w:rFonts w:ascii="TH SarabunIT๙" w:hAnsi="TH SarabunIT๙" w:cs="TH SarabunIT๙"/>
@@ -737,196 +1065,7 @@
     </w:p>
     <w:p>
       <w:pPr>
-        <w:jc w:val="thaiDistribute"/>
-        <w:rPr>
-          <w:rFonts w:ascii="TH SarabunIT๙" w:hAnsi="TH SarabunIT๙" w:cs="TH SarabunIT๙"/>
-          <w:sz w:val="32"/>
-          <w:szCs w:val="32"/>
-        </w:rPr>
-      </w:pPr>
-      <w:proofErr w:type="gramStart"/>
-      <w:r>
-        <w:rPr>
-          <w:rFonts w:ascii="TH SarabunIT๙" w:hAnsi="TH SarabunIT๙" w:cs="TH SarabunIT๙"/>
-          <w:sz w:val="32"/>
-          <w:szCs w:val="32"/>
-        </w:rPr>
-        <w:t xml:space="preserve">{{ </w:t>
-      </w:r>
-      <w:proofErr w:type="spellStart"/>
-      <w:r>
-        <w:rPr>
-          <w:rFonts w:ascii="TH SarabunIT๙" w:hAnsi="TH SarabunIT๙" w:cs="TH SarabunIT๙"/>
-          <w:sz w:val="32"/>
-          <w:szCs w:val="32"/>
-        </w:rPr>
-        <w:t>suspect</w:t>
-      </w:r>
-      <w:proofErr w:type="gramEnd"/>
-      <w:r>
-        <w:rPr>
-          <w:rFonts w:ascii="TH SarabunIT๙" w:hAnsi="TH SarabunIT๙" w:cs="TH SarabunIT๙"/>
-          <w:sz w:val="32"/>
-          <w:szCs w:val="32"/>
-        </w:rPr>
-        <w:t>.display_</w:t>
-      </w:r>
-      <w:proofErr w:type="gramStart"/>
-      <w:r>
-        <w:rPr>
-          <w:rFonts w:ascii="TH SarabunIT๙" w:hAnsi="TH SarabunIT๙" w:cs="TH SarabunIT๙"/>
-          <w:sz w:val="32"/>
-          <w:szCs w:val="32"/>
-        </w:rPr>
-        <w:t>index</w:t>
-      </w:r>
-      <w:proofErr w:type="spellEnd"/>
-      <w:r>
-        <w:rPr>
-          <w:rFonts w:ascii="TH SarabunIT๙" w:hAnsi="TH SarabunIT๙" w:cs="TH SarabunIT๙"/>
-          <w:sz w:val="32"/>
-          <w:szCs w:val="32"/>
-        </w:rPr>
-        <w:t xml:space="preserve"> }}{{ suspect.name</w:t>
-      </w:r>
-      <w:proofErr w:type="gramEnd"/>
-      <w:r>
-        <w:rPr>
-          <w:rFonts w:ascii="TH SarabunIT๙" w:hAnsi="TH SarabunIT๙" w:cs="TH SarabunIT๙"/>
-          <w:sz w:val="32"/>
-          <w:szCs w:val="32"/>
-        </w:rPr>
-        <w:t xml:space="preserve"> }} </w:t>
-      </w:r>
-      <w:r>
-        <w:rPr>
-          <w:rFonts w:ascii="TH SarabunIT๙" w:hAnsi="TH SarabunIT๙" w:cs="TH SarabunIT๙"/>
-          <w:sz w:val="32"/>
-          <w:szCs w:val="32"/>
-          <w:cs/>
-        </w:rPr>
-        <w:t xml:space="preserve">เลขประจำตัวประชาชน </w:t>
-      </w:r>
-      <w:proofErr w:type="gramStart"/>
-      <w:r>
-        <w:rPr>
-          <w:rFonts w:ascii="TH SarabunIT๙" w:hAnsi="TH SarabunIT๙" w:cs="TH SarabunIT๙"/>
-          <w:sz w:val="32"/>
-          <w:szCs w:val="32"/>
-        </w:rPr>
-        <w:t xml:space="preserve">{{ </w:t>
-      </w:r>
-      <w:proofErr w:type="spellStart"/>
-      <w:r>
-        <w:rPr>
-          <w:rFonts w:ascii="TH SarabunIT๙" w:hAnsi="TH SarabunIT๙" w:cs="TH SarabunIT๙"/>
-          <w:sz w:val="32"/>
-          <w:szCs w:val="32"/>
-        </w:rPr>
-        <w:t>suspect.id</w:t>
-      </w:r>
-      <w:proofErr w:type="gramEnd"/>
-      <w:r>
-        <w:rPr>
-          <w:rFonts w:ascii="TH SarabunIT๙" w:hAnsi="TH SarabunIT๙" w:cs="TH SarabunIT๙"/>
-          <w:sz w:val="32"/>
-          <w:szCs w:val="32"/>
-        </w:rPr>
-        <w:t>_</w:t>
-      </w:r>
-      <w:proofErr w:type="gramStart"/>
-      <w:r>
-        <w:rPr>
-          <w:rFonts w:ascii="TH SarabunIT๙" w:hAnsi="TH SarabunIT๙" w:cs="TH SarabunIT๙"/>
-          <w:sz w:val="32"/>
-          <w:szCs w:val="32"/>
-        </w:rPr>
-        <w:t>card</w:t>
-      </w:r>
-      <w:proofErr w:type="spellEnd"/>
-      <w:r>
-        <w:rPr>
-          <w:rFonts w:ascii="TH SarabunIT๙" w:hAnsi="TH SarabunIT๙" w:cs="TH SarabunIT๙"/>
-          <w:sz w:val="32"/>
-          <w:szCs w:val="32"/>
-        </w:rPr>
-        <w:t xml:space="preserve"> }</w:t>
-      </w:r>
-      <w:proofErr w:type="gramEnd"/>
-      <w:r>
-        <w:rPr>
-          <w:rFonts w:ascii="TH SarabunIT๙" w:hAnsi="TH SarabunIT๙" w:cs="TH SarabunIT๙"/>
-          <w:sz w:val="32"/>
-          <w:szCs w:val="32"/>
-        </w:rPr>
-        <w:t xml:space="preserve">} </w:t>
-      </w:r>
-      <w:r>
-        <w:rPr>
-          <w:rFonts w:ascii="TH SarabunIT๙" w:hAnsi="TH SarabunIT๙" w:cs="TH SarabunIT๙"/>
-          <w:sz w:val="32"/>
-          <w:szCs w:val="32"/>
-          <w:cs/>
-        </w:rPr>
-        <w:t xml:space="preserve">ที่อยู่ </w:t>
-      </w:r>
-      <w:proofErr w:type="gramStart"/>
-      <w:r>
-        <w:rPr>
-          <w:rFonts w:ascii="TH SarabunIT๙" w:hAnsi="TH SarabunIT๙" w:cs="TH SarabunIT๙"/>
-          <w:sz w:val="32"/>
-          <w:szCs w:val="32"/>
-        </w:rPr>
-        <w:t xml:space="preserve">{{ </w:t>
-      </w:r>
-      <w:proofErr w:type="spellStart"/>
-      <w:r>
-        <w:rPr>
-          <w:rFonts w:ascii="TH SarabunIT๙" w:hAnsi="TH SarabunIT๙" w:cs="TH SarabunIT๙"/>
-          <w:sz w:val="32"/>
-          <w:szCs w:val="32"/>
-        </w:rPr>
-        <w:t>suspect</w:t>
-      </w:r>
-      <w:proofErr w:type="gramEnd"/>
-      <w:r>
-        <w:rPr>
-          <w:rFonts w:ascii="TH SarabunIT๙" w:hAnsi="TH SarabunIT๙" w:cs="TH SarabunIT๙"/>
-          <w:sz w:val="32"/>
-          <w:szCs w:val="32"/>
-        </w:rPr>
-        <w:t>.</w:t>
-      </w:r>
-      <w:proofErr w:type="gramStart"/>
-      <w:r>
-        <w:rPr>
-          <w:rFonts w:ascii="TH SarabunIT๙" w:hAnsi="TH SarabunIT๙" w:cs="TH SarabunIT๙"/>
-          <w:sz w:val="32"/>
-          <w:szCs w:val="32"/>
-        </w:rPr>
-        <w:t>address</w:t>
-      </w:r>
-      <w:proofErr w:type="spellEnd"/>
-      <w:r>
-        <w:rPr>
-          <w:rFonts w:ascii="TH SarabunIT๙" w:hAnsi="TH SarabunIT๙" w:cs="TH SarabunIT๙"/>
-          <w:sz w:val="32"/>
-          <w:szCs w:val="32"/>
-        </w:rPr>
-        <w:t xml:space="preserve"> }</w:t>
-      </w:r>
-      <w:proofErr w:type="gramEnd"/>
-      <w:r>
-        <w:rPr>
-          <w:rFonts w:ascii="TH SarabunIT๙" w:hAnsi="TH SarabunIT๙" w:cs="TH SarabunIT๙"/>
-          <w:sz w:val="32"/>
-          <w:szCs w:val="32"/>
-        </w:rPr>
-        <w:t>}</w:t>
-      </w:r>
-    </w:p>
-    <w:p>
-      <w:pPr>
+        <w:ind w:firstLine="720"/>
         <w:jc w:val="thaiDistribute"/>
         <w:rPr>
           <w:rFonts w:ascii="TH SarabunIT๙" w:hAnsi="TH SarabunIT๙" w:cs="TH SarabunIT๙"/>
@@ -936,6 +1075,68 @@
           <w:szCs w:val="32"/>
         </w:rPr>
       </w:pPr>
+      <w:proofErr w:type="gramStart"/>
+      <w:r>
+        <w:rPr>
+          <w:rFonts w:ascii="TH SarabunIT๙" w:hAnsi="TH SarabunIT๙" w:cs="TH SarabunIT๙"/>
+          <w:sz w:val="32"/>
+          <w:szCs w:val="32"/>
+        </w:rPr>
+        <w:t xml:space="preserve">{{ </w:t>
+      </w:r>
+      <w:proofErr w:type="spellStart"/>
+      <w:r>
+        <w:rPr>
+          <w:rFonts w:ascii="TH SarabunIT๙" w:hAnsi="TH SarabunIT๙" w:cs="TH SarabunIT๙"/>
+          <w:sz w:val="32"/>
+          <w:szCs w:val="32"/>
+        </w:rPr>
+        <w:t>suspect</w:t>
+      </w:r>
+      <w:proofErr w:type="gramEnd"/>
+      <w:r>
+        <w:rPr>
+          <w:rFonts w:ascii="TH SarabunIT๙" w:hAnsi="TH SarabunIT๙" w:cs="TH SarabunIT๙"/>
+          <w:sz w:val="32"/>
+          <w:szCs w:val="32"/>
+        </w:rPr>
+        <w:t>.charge_</w:t>
+      </w:r>
+      <w:proofErr w:type="gramStart"/>
+      <w:r>
+        <w:rPr>
+          <w:rFonts w:ascii="TH SarabunIT๙" w:hAnsi="TH SarabunIT๙" w:cs="TH SarabunIT๙"/>
+          <w:sz w:val="32"/>
+          <w:szCs w:val="32"/>
+        </w:rPr>
+        <w:t>text</w:t>
+      </w:r>
+      <w:proofErr w:type="spellEnd"/>
+      <w:r>
+        <w:rPr>
+          <w:rFonts w:ascii="TH SarabunIT๙" w:hAnsi="TH SarabunIT๙" w:cs="TH SarabunIT๙"/>
+          <w:sz w:val="32"/>
+          <w:szCs w:val="32"/>
+        </w:rPr>
+        <w:t xml:space="preserve"> }</w:t>
+      </w:r>
+      <w:proofErr w:type="gramEnd"/>
+      <w:r>
+        <w:rPr>
+          <w:rFonts w:ascii="TH SarabunIT๙" w:hAnsi="TH SarabunIT๙" w:cs="TH SarabunIT๙"/>
+          <w:sz w:val="32"/>
+          <w:szCs w:val="32"/>
+        </w:rPr>
+        <w:t>}</w:t>
+      </w:r>
+      <w:r>
+        <w:rPr>
+          <w:rFonts w:ascii="TH SarabunIT๙" w:hAnsi="TH SarabunIT๙" w:cs="TH SarabunIT๙"/>
+          <w:sz w:val="32"/>
+          <w:szCs w:val="32"/>
+        </w:rPr>
+        <w:t xml:space="preserve"> </w:t>
+      </w:r>
       <w:r>
         <w:rPr>
           <w:rFonts w:ascii="TH SarabunIT๙" w:hAnsi="TH SarabunIT๙" w:cs="TH SarabunIT๙"/>
@@ -945,6 +1146,7 @@
         <w:t xml:space="preserve">{% </w:t>
       </w:r>
       <w:proofErr w:type="spellStart"/>
+      <w:proofErr w:type="gramStart"/>
       <w:r>
         <w:rPr>
           <w:rFonts w:ascii="TH SarabunIT๙" w:hAnsi="TH SarabunIT๙" w:cs="TH SarabunIT๙"/>
@@ -962,167 +1164,7 @@
         </w:rPr>
         <w:t xml:space="preserve"> %}</w:t>
       </w:r>
-    </w:p>
-    <w:p>
-      <w:pPr>
-        <w:jc w:val="thaiDistribute"/>
-        <w:rPr>
-          <w:rFonts w:ascii="TH SarabunIT๙" w:hAnsi="TH SarabunIT๙" w:cs="TH SarabunIT๙"/>
-          <w:sz w:val="32"/>
-          <w:szCs w:val="32"/>
-        </w:rPr>
-      </w:pPr>
-      <w:r>
-        <w:rPr>
-          <w:rFonts w:ascii="TH SarabunIT๙" w:hAnsi="TH SarabunIT๙" w:cs="TH SarabunIT๙"/>
-          <w:b/>
-          <w:bCs/>
-          <w:sz w:val="32"/>
-          <w:szCs w:val="32"/>
-          <w:cs/>
-        </w:rPr>
-        <w:t>ซึ่งต้องหาว่ากระทำความผิดฐาน</w:t>
-      </w:r>
-      <w:r>
-        <w:rPr>
-          <w:rFonts w:ascii="TH SarabunIT๙" w:hAnsi="TH SarabunIT๙" w:cs="TH SarabunIT๙"/>
-          <w:b/>
-          <w:bCs/>
-          <w:sz w:val="32"/>
-          <w:szCs w:val="32"/>
-        </w:rPr>
-        <w:t xml:space="preserve"> </w:t>
-      </w:r>
-      <w:bookmarkStart w:id="0" w:name="_Hlk168408417"/>
-      <w:bookmarkStart w:id="1" w:name="_Hlk168408094"/>
-      <w:r>
-        <w:rPr>
-          <w:rFonts w:ascii="TH SarabunIT๙" w:hAnsi="TH SarabunIT๙" w:cs="TH SarabunIT๙"/>
-          <w:sz w:val="32"/>
-          <w:szCs w:val="32"/>
-        </w:rPr>
-        <w:t xml:space="preserve">{{ </w:t>
-      </w:r>
-      <w:proofErr w:type="spellStart"/>
-      <w:r>
-        <w:rPr>
-          <w:rFonts w:ascii="TH SarabunIT๙" w:hAnsi="TH SarabunIT๙" w:cs="TH SarabunIT๙"/>
-          <w:sz w:val="32"/>
-          <w:szCs w:val="32"/>
-        </w:rPr>
-        <w:t>warrant_text</w:t>
-      </w:r>
-      <w:proofErr w:type="spellEnd"/>
-      <w:r>
-        <w:rPr>
-          <w:rFonts w:ascii="TH SarabunIT๙" w:hAnsi="TH SarabunIT๙" w:cs="TH SarabunIT๙"/>
-          <w:sz w:val="32"/>
-          <w:szCs w:val="32"/>
-        </w:rPr>
-        <w:t xml:space="preserve"> }}{% for suspect in suspects %}</w:t>
-      </w:r>
-    </w:p>
-    <w:p>
-      <w:pPr>
-        <w:jc w:val="thaiDistribute"/>
-        <w:rPr>
-          <w:rFonts w:ascii="TH SarabunIT๙" w:hAnsi="TH SarabunIT๙" w:cs="TH SarabunIT๙"/>
-          <w:sz w:val="32"/>
-          <w:szCs w:val="32"/>
-        </w:rPr>
-      </w:pPr>
-      <w:proofErr w:type="gramStart"/>
-      <w:r>
-        <w:rPr>
-          <w:rFonts w:ascii="TH SarabunIT๙" w:hAnsi="TH SarabunIT๙" w:cs="TH SarabunIT๙"/>
-          <w:sz w:val="32"/>
-          <w:szCs w:val="32"/>
-        </w:rPr>
-        <w:t xml:space="preserve">{{ </w:t>
-      </w:r>
-      <w:proofErr w:type="spellStart"/>
-      <w:r>
-        <w:rPr>
-          <w:rFonts w:ascii="TH SarabunIT๙" w:hAnsi="TH SarabunIT๙" w:cs="TH SarabunIT๙"/>
-          <w:sz w:val="32"/>
-          <w:szCs w:val="32"/>
-        </w:rPr>
-        <w:t>suspect</w:t>
-      </w:r>
       <w:proofErr w:type="gramEnd"/>
-      <w:r>
-        <w:rPr>
-          <w:rFonts w:ascii="TH SarabunIT๙" w:hAnsi="TH SarabunIT๙" w:cs="TH SarabunIT๙"/>
-          <w:sz w:val="32"/>
-          <w:szCs w:val="32"/>
-        </w:rPr>
-        <w:t>.charge_</w:t>
-      </w:r>
-      <w:proofErr w:type="gramStart"/>
-      <w:r>
-        <w:rPr>
-          <w:rFonts w:ascii="TH SarabunIT๙" w:hAnsi="TH SarabunIT๙" w:cs="TH SarabunIT๙"/>
-          <w:sz w:val="32"/>
-          <w:szCs w:val="32"/>
-        </w:rPr>
-        <w:t>text</w:t>
-      </w:r>
-      <w:proofErr w:type="spellEnd"/>
-      <w:r>
-        <w:rPr>
-          <w:rFonts w:ascii="TH SarabunIT๙" w:hAnsi="TH SarabunIT๙" w:cs="TH SarabunIT๙"/>
-          <w:sz w:val="32"/>
-          <w:szCs w:val="32"/>
-        </w:rPr>
-        <w:t xml:space="preserve"> }</w:t>
-      </w:r>
-      <w:proofErr w:type="gramEnd"/>
-      <w:r>
-        <w:rPr>
-          <w:rFonts w:ascii="TH SarabunIT๙" w:hAnsi="TH SarabunIT๙" w:cs="TH SarabunIT๙"/>
-          <w:sz w:val="32"/>
-          <w:szCs w:val="32"/>
-        </w:rPr>
-        <w:t>}</w:t>
-      </w:r>
-    </w:p>
-    <w:p>
-      <w:pPr>
-        <w:jc w:val="thaiDistribute"/>
-        <w:rPr>
-          <w:rFonts w:ascii="TH SarabunIT๙" w:hAnsi="TH SarabunIT๙" w:cs="TH SarabunIT๙"/>
-          <w:b/>
-          <w:bCs/>
-          <w:sz w:val="32"/>
-          <w:szCs w:val="32"/>
-        </w:rPr>
-      </w:pPr>
-      <w:r>
-        <w:rPr>
-          <w:rFonts w:ascii="TH SarabunIT๙" w:hAnsi="TH SarabunIT๙" w:cs="TH SarabunIT๙"/>
-          <w:sz w:val="32"/>
-          <w:szCs w:val="32"/>
-        </w:rPr>
-        <w:t xml:space="preserve">{% </w:t>
-      </w:r>
-      <w:proofErr w:type="spellStart"/>
-      <w:r>
-        <w:rPr>
-          <w:rFonts w:ascii="TH SarabunIT๙" w:hAnsi="TH SarabunIT๙" w:cs="TH SarabunIT๙"/>
-          <w:sz w:val="32"/>
-          <w:szCs w:val="32"/>
-        </w:rPr>
-        <w:t>endfor</w:t>
-      </w:r>
-      <w:proofErr w:type="spellEnd"/>
-      <w:r>
-        <w:rPr>
-          <w:rFonts w:ascii="TH SarabunIT๙" w:hAnsi="TH SarabunIT๙" w:cs="TH SarabunIT๙"/>
-          <w:sz w:val="32"/>
-          <w:szCs w:val="32"/>
-        </w:rPr>
-        <w:t xml:space="preserve"> %}</w:t>
-      </w:r>
     </w:p>
     <w:p>
       <w:pPr>
@@ -1595,50 +1637,18 @@
         </w:rPr>
         <w:t xml:space="preserve"> </w:t>
       </w:r>
+      <w:r>
+        <w:rPr>
+          <w:rFonts w:ascii="TH SarabunIT๙" w:hAnsi="TH SarabunIT๙" w:cs="TH SarabunIT๙"/>
+          <w:color w:val="000000" w:themeColor="text1"/>
+          <w:sz w:val="32"/>
+          <w:szCs w:val="32"/>
+        </w:rPr>
+        <w:t xml:space="preserve">{% for suspect in suspects %} </w:t>
+      </w:r>
     </w:p>
     <w:p>
       <w:pPr>
-        <w:ind w:firstLine="720"/>
-        <w:jc w:val="thaiDistribute"/>
-        <w:rPr>
-          <w:rFonts w:ascii="TH SarabunIT๙" w:hAnsi="TH SarabunIT๙" w:cs="TH SarabunIT๙"/>
-          <w:color w:val="000000" w:themeColor="text1"/>
-          <w:sz w:val="32"/>
-          <w:szCs w:val="32"/>
-        </w:rPr>
-      </w:pPr>
-      <w:r>
-        <w:rPr>
-          <w:rFonts w:ascii="TH SarabunIT๙" w:hAnsi="TH SarabunIT๙" w:cs="TH SarabunIT๙"/>
-          <w:color w:val="000000" w:themeColor="text1"/>
-          <w:sz w:val="32"/>
-          <w:szCs w:val="32"/>
-        </w:rPr>
-        <w:t xml:space="preserve">{% for suspect in </w:t>
-      </w:r>
-      <w:proofErr w:type="gramStart"/>
-      <w:r>
-        <w:rPr>
-          <w:rFonts w:ascii="TH SarabunIT๙" w:hAnsi="TH SarabunIT๙" w:cs="TH SarabunIT๙"/>
-          <w:color w:val="000000" w:themeColor="text1"/>
-          <w:sz w:val="32"/>
-          <w:szCs w:val="32"/>
-        </w:rPr>
-        <w:t>suspects %}</w:t>
-      </w:r>
-      <w:proofErr w:type="gramEnd"/>
-      <w:r>
-        <w:rPr>
-          <w:rFonts w:ascii="TH SarabunIT๙" w:hAnsi="TH SarabunIT๙" w:cs="TH SarabunIT๙"/>
-          <w:color w:val="000000" w:themeColor="text1"/>
-          <w:sz w:val="32"/>
-          <w:szCs w:val="32"/>
-        </w:rPr>
-        <w:t xml:space="preserve"> </w:t>
-      </w:r>
-    </w:p>
-    <w:p>
-      <w:pPr>
         <w:ind w:left="720" w:firstLine="720"/>
         <w:jc w:val="thaiDistribute"/>
         <w:rPr>
@@ -1646,17 +1656,9 @@
           <w:color w:val="000000" w:themeColor="text1"/>
           <w:sz w:val="32"/>
           <w:szCs w:val="32"/>
-        </w:rPr>
-      </w:pPr>
-      <w:r>
-        <w:rPr>
-          <w:rFonts w:ascii="TH SarabunIT๙" w:hAnsi="TH SarabunIT๙" w:cs="TH SarabunIT๙"/>
-          <w:color w:val="000000" w:themeColor="text1"/>
-          <w:sz w:val="32"/>
-          <w:szCs w:val="32"/>
-        </w:rPr>
-        <w:t xml:space="preserve">- </w:t>
-      </w:r>
+          <w:cs/>
+        </w:rPr>
+      </w:pPr>
       <w:proofErr w:type="gramStart"/>
       <w:r>
         <w:rPr>
@@ -1715,28 +1717,7 @@
           <w:sz w:val="32"/>
           <w:szCs w:val="32"/>
         </w:rPr>
-        <w:t xml:space="preserve">} </w:t>
-      </w:r>
-    </w:p>
-    <w:p>
-      <w:pPr>
-        <w:ind w:firstLine="720"/>
-        <w:jc w:val="thaiDistribute"/>
-        <w:rPr>
-          <w:rFonts w:ascii="TH SarabunIT๙" w:hAnsi="TH SarabunIT๙" w:cs="TH SarabunIT๙"/>
-          <w:sz w:val="32"/>
-          <w:szCs w:val="32"/>
-          <w:cs/>
-        </w:rPr>
-      </w:pPr>
-      <w:r>
-        <w:rPr>
-          <w:rFonts w:ascii="TH SarabunIT๙" w:hAnsi="TH SarabunIT๙" w:cs="TH SarabunIT๙"/>
-          <w:color w:val="000000" w:themeColor="text1"/>
-          <w:sz w:val="32"/>
-          <w:szCs w:val="32"/>
-        </w:rPr>
-        <w:t xml:space="preserve">{% </w:t>
+        <w:t xml:space="preserve">} {% </w:t>
       </w:r>
       <w:proofErr w:type="spellStart"/>
       <w:r>
@@ -2104,16 +2085,14 @@
         </w:rPr>
         <w:t>}</w:t>
       </w:r>
-    </w:p>
-    <w:p>
-      <w:pPr>
-        <w:jc w:val="thaiDistribute"/>
-        <w:rPr>
-          <w:rFonts w:ascii="TH SarabunIT๙" w:hAnsi="TH SarabunIT๙" w:cs="TH SarabunIT๙"/>
-          <w:sz w:val="32"/>
-          <w:szCs w:val="32"/>
-        </w:rPr>
-      </w:pPr>
+      <w:r>
+        <w:rPr>
+          <w:rFonts w:ascii="TH SarabunIT๙" w:hAnsi="TH SarabunIT๙" w:cs="TH SarabunIT๙"/>
+          <w:sz w:val="32"/>
+          <w:szCs w:val="32"/>
+        </w:rPr>
+        <w:t xml:space="preserve"> </w:t>
+      </w:r>
       <w:r>
         <w:rPr>
           <w:rFonts w:ascii="TH SarabunIT๙" w:hAnsi="TH SarabunIT๙" w:cs="TH SarabunIT๙"/>
@@ -2123,6 +2102,7 @@
         <w:t xml:space="preserve">{% </w:t>
       </w:r>
       <w:proofErr w:type="spellStart"/>
+      <w:proofErr w:type="gramStart"/>
       <w:r>
         <w:rPr>
           <w:rFonts w:ascii="TH SarabunIT๙" w:hAnsi="TH SarabunIT๙" w:cs="TH SarabunIT๙"/>
@@ -2140,6 +2120,7 @@
         </w:rPr>
         <w:t xml:space="preserve"> %}</w:t>
       </w:r>
+      <w:proofErr w:type="gramEnd"/>
     </w:p>
     <w:p>
       <w:pPr>
@@ -2331,7 +2312,6 @@
           <w:sz w:val="32"/>
           <w:szCs w:val="32"/>
         </w:rPr>
-        <w:lastRenderedPageBreak/>
         <w:sym w:font="Wingdings" w:char="F0FE"/>
       </w:r>
       <w:r>
@@ -2859,6 +2839,7 @@
           <w:szCs w:val="32"/>
           <w:cs/>
         </w:rPr>
+        <w:lastRenderedPageBreak/>
         <w:t>เจ้า</w:t>
       </w:r>
       <w:r>
@@ -4989,6 +4970,7 @@
   <w:style w:type="character" w:default="1" w:styleId="a0">
     <w:name w:val="Default Paragraph Font"/>
     <w:uiPriority w:val="1"/>
+    <w:semiHidden/>
     <w:unhideWhenUsed/>
   </w:style>
   <w:style w:type="table" w:default="1" w:styleId="a1">

--- a/template_arrest.docx
+++ b/template_arrest.docx
@@ -1529,6 +1529,7 @@
           <w:color w:val="000000" w:themeColor="text1"/>
           <w:sz w:val="32"/>
           <w:szCs w:val="32"/>
+          <w:cs/>
         </w:rPr>
       </w:pPr>
       <w:r>
@@ -1644,22 +1645,19 @@
           <w:sz w:val="32"/>
           <w:szCs w:val="32"/>
         </w:rPr>
-        <w:t xml:space="preserve">{% for suspect in suspects %} </w:t>
-      </w:r>
-    </w:p>
-    <w:p>
-      <w:pPr>
-        <w:ind w:left="720" w:firstLine="720"/>
-        <w:jc w:val="thaiDistribute"/>
+        <w:t xml:space="preserve">{% for suspect in suspects %} {{ </w:t>
+      </w:r>
+      <w:proofErr w:type="spellStart"/>
+      <w:r>
         <w:rPr>
           <w:rFonts w:ascii="TH SarabunIT๙" w:hAnsi="TH SarabunIT๙" w:cs="TH SarabunIT๙"/>
           <w:color w:val="000000" w:themeColor="text1"/>
           <w:sz w:val="32"/>
           <w:szCs w:val="32"/>
-          <w:cs/>
-        </w:rPr>
-      </w:pPr>
-      <w:proofErr w:type="gramStart"/>
+        </w:rPr>
+        <w:t>suspect.relative_text</w:t>
+      </w:r>
+      <w:proofErr w:type="spellEnd"/>
       <w:r>
         <w:rPr>
           <w:rFonts w:ascii="TH SarabunIT๙" w:hAnsi="TH SarabunIT๙" w:cs="TH SarabunIT๙"/>
@@ -1667,57 +1665,7 @@
           <w:sz w:val="32"/>
           <w:szCs w:val="32"/>
         </w:rPr>
-        <w:t xml:space="preserve">{{ </w:t>
-      </w:r>
-      <w:proofErr w:type="spellStart"/>
-      <w:r>
-        <w:rPr>
-          <w:rFonts w:ascii="TH SarabunIT๙" w:hAnsi="TH SarabunIT๙" w:cs="TH SarabunIT๙"/>
-          <w:color w:val="000000" w:themeColor="text1"/>
-          <w:sz w:val="32"/>
-          <w:szCs w:val="32"/>
-        </w:rPr>
-        <w:t>suspect</w:t>
-      </w:r>
-      <w:proofErr w:type="gramEnd"/>
-      <w:r>
-        <w:rPr>
-          <w:rFonts w:ascii="TH SarabunIT๙" w:hAnsi="TH SarabunIT๙" w:cs="TH SarabunIT๙"/>
-          <w:color w:val="000000" w:themeColor="text1"/>
-          <w:sz w:val="32"/>
-          <w:szCs w:val="32"/>
-        </w:rPr>
-        <w:t>.relative_</w:t>
-      </w:r>
-      <w:proofErr w:type="gramStart"/>
-      <w:r>
-        <w:rPr>
-          <w:rFonts w:ascii="TH SarabunIT๙" w:hAnsi="TH SarabunIT๙" w:cs="TH SarabunIT๙"/>
-          <w:color w:val="000000" w:themeColor="text1"/>
-          <w:sz w:val="32"/>
-          <w:szCs w:val="32"/>
-        </w:rPr>
-        <w:t>text</w:t>
-      </w:r>
-      <w:proofErr w:type="spellEnd"/>
-      <w:r>
-        <w:rPr>
-          <w:rFonts w:ascii="TH SarabunIT๙" w:hAnsi="TH SarabunIT๙" w:cs="TH SarabunIT๙"/>
-          <w:color w:val="000000" w:themeColor="text1"/>
-          <w:sz w:val="32"/>
-          <w:szCs w:val="32"/>
-        </w:rPr>
-        <w:t xml:space="preserve"> }</w:t>
-      </w:r>
-      <w:proofErr w:type="gramEnd"/>
-      <w:r>
-        <w:rPr>
-          <w:rFonts w:ascii="TH SarabunIT๙" w:hAnsi="TH SarabunIT๙" w:cs="TH SarabunIT๙"/>
-          <w:color w:val="000000" w:themeColor="text1"/>
-          <w:sz w:val="32"/>
-          <w:szCs w:val="32"/>
-        </w:rPr>
-        <w:t xml:space="preserve">} {% </w:t>
+        <w:t xml:space="preserve"> }} {% </w:t>
       </w:r>
       <w:proofErr w:type="spellStart"/>
       <w:r>
@@ -3260,14 +3208,6 @@
       <w:tblPr>
         <w:tblStyle w:val="af2"/>
         <w:tblW w:w="0" w:type="auto"/>
-        <w:tblBorders>
-          <w:top w:val="none" w:sz="0" w:space="0" w:color="auto"/>
-          <w:left w:val="none" w:sz="0" w:space="0" w:color="auto"/>
-          <w:bottom w:val="none" w:sz="0" w:space="0" w:color="auto"/>
-          <w:right w:val="none" w:sz="0" w:space="0" w:color="auto"/>
-          <w:insideH w:val="none" w:sz="0" w:space="0" w:color="auto"/>
-          <w:insideV w:val="none" w:sz="0" w:space="0" w:color="auto"/>
-        </w:tblBorders>
         <w:tblLook w:val="04A0" w:firstRow="1" w:lastRow="0" w:firstColumn="1" w:lastColumn="0" w:noHBand="0" w:noVBand="1"/>
       </w:tblPr>
       <w:tblGrid>
@@ -3655,7 +3595,211 @@
                 <w:szCs w:val="32"/>
                 <w:u w:val="dotted"/>
               </w:rPr>
-              <w:t>.officer2_name_</w:t>
+              <w:t>.officer2_name_only }}</w:t>
+            </w:r>
+            <w:r>
+              <w:rPr>
+                <w:rFonts w:ascii="TH SarabunIT๙" w:hAnsi="TH SarabunIT๙" w:cs="TH SarabunIT๙"/>
+                <w:sz w:val="32"/>
+                <w:szCs w:val="32"/>
+                <w:u w:val="dotted"/>
+              </w:rPr>
+              <w:t>)</w:t>
+            </w:r>
+          </w:p>
+        </w:tc>
+      </w:tr>
+      <w:tr>
+        <w:tc>
+          <w:tcPr>
+            <w:tcW w:w="4956" w:type="dxa"/>
+          </w:tcPr>
+          <w:p>
+            <w:pPr>
+              <w:tabs>
+                <w:tab w:val="left" w:pos="3828"/>
+                <w:tab w:val="left" w:pos="4820"/>
+                <w:tab w:val="left" w:pos="7938"/>
+              </w:tabs>
+              <w:spacing w:line="276" w:lineRule="auto"/>
+              <w:jc w:val="center"/>
+              <w:rPr>
+                <w:rFonts w:ascii="TH SarabunIT๙" w:hAnsi="TH SarabunIT๙" w:cs="TH SarabunIT๙"/>
+                <w:sz w:val="32"/>
+                <w:szCs w:val="32"/>
+                <w:u w:val="dotted"/>
+              </w:rPr>
+            </w:pPr>
+            <w:r>
+              <w:rPr>
+                <w:rFonts w:ascii="TH SarabunIT๙" w:hAnsi="TH SarabunIT๙" w:cs="TH SarabunIT๙"/>
+                <w:sz w:val="32"/>
+                <w:szCs w:val="32"/>
+                <w:u w:val="dotted"/>
+              </w:rPr>
+              <w:t>(</w:t>
+            </w:r>
+            <w:r>
+              <w:rPr>
+                <w:rFonts w:ascii="TH SarabunIT๙" w:hAnsi="TH SarabunIT๙" w:cs="TH SarabunIT๙"/>
+                <w:sz w:val="32"/>
+                <w:szCs w:val="32"/>
+                <w:u w:val="dotted"/>
+                <w:cs/>
+              </w:rPr>
+              <w:t>ลงชื่อ)</w:t>
+            </w:r>
+            <w:r>
+              <w:rPr>
+                <w:rFonts w:ascii="TH SarabunIT๙" w:hAnsi="TH SarabunIT๙" w:cs="TH SarabunIT๙" w:hint="cs"/>
+                <w:sz w:val="32"/>
+                <w:szCs w:val="32"/>
+                <w:u w:val="dotted"/>
+                <w:cs/>
+              </w:rPr>
+              <w:t xml:space="preserve"> </w:t>
+            </w:r>
+            <w:proofErr w:type="gramStart"/>
+            <w:r>
+              <w:rPr>
+                <w:rFonts w:ascii="TH SarabunIT๙" w:hAnsi="TH SarabunIT๙" w:cs="TH SarabunIT๙"/>
+                <w:sz w:val="32"/>
+                <w:szCs w:val="32"/>
+                <w:u w:val="dotted"/>
+              </w:rPr>
+              <w:t>{{ row</w:t>
+            </w:r>
+            <w:proofErr w:type="gramEnd"/>
+            <w:r>
+              <w:rPr>
+                <w:rFonts w:ascii="TH SarabunIT๙" w:hAnsi="TH SarabunIT๙" w:cs="TH SarabunIT๙"/>
+                <w:sz w:val="32"/>
+                <w:szCs w:val="32"/>
+                <w:u w:val="dotted"/>
+              </w:rPr>
+              <w:t>.officer</w:t>
+            </w:r>
+            <w:r>
+              <w:rPr>
+                <w:rFonts w:ascii="TH SarabunIT๙" w:hAnsi="TH SarabunIT๙" w:cs="TH SarabunIT๙"/>
+                <w:sz w:val="32"/>
+                <w:szCs w:val="32"/>
+                <w:u w:val="dotted"/>
+              </w:rPr>
+              <w:t>3</w:t>
+            </w:r>
+            <w:r>
+              <w:rPr>
+                <w:rFonts w:ascii="TH SarabunIT๙" w:hAnsi="TH SarabunIT๙" w:cs="TH SarabunIT๙"/>
+                <w:sz w:val="32"/>
+                <w:szCs w:val="32"/>
+                <w:u w:val="dotted"/>
+              </w:rPr>
+              <w:t>_</w:t>
+            </w:r>
+            <w:proofErr w:type="gramStart"/>
+            <w:r>
+              <w:rPr>
+                <w:rFonts w:ascii="TH SarabunIT๙" w:hAnsi="TH SarabunIT๙" w:cs="TH SarabunIT๙"/>
+                <w:sz w:val="32"/>
+                <w:szCs w:val="32"/>
+                <w:u w:val="dotted"/>
+              </w:rPr>
+              <w:t>rank }}</w:t>
+            </w:r>
+            <w:r>
+              <w:rPr>
+                <w:rFonts w:ascii="TH SarabunIT๙" w:hAnsi="TH SarabunIT๙" w:cs="TH SarabunIT๙"/>
+                <w:sz w:val="32"/>
+                <w:szCs w:val="32"/>
+                <w:u w:val="dotted"/>
+                <w:cs/>
+              </w:rPr>
+              <w:t>.........................................................</w:t>
+            </w:r>
+            <w:proofErr w:type="gramEnd"/>
+            <w:r>
+              <w:rPr>
+                <w:rFonts w:ascii="TH SarabunIT๙" w:hAnsi="TH SarabunIT๙" w:cs="TH SarabunIT๙"/>
+                <w:sz w:val="32"/>
+                <w:szCs w:val="32"/>
+                <w:u w:val="dotted"/>
+                <w:cs/>
+              </w:rPr>
+              <w:t>ผู้จับ</w:t>
+            </w:r>
+            <w:r>
+              <w:rPr>
+                <w:rFonts w:ascii="TH SarabunIT๙" w:hAnsi="TH SarabunIT๙" w:cs="TH SarabunIT๙"/>
+                <w:sz w:val="32"/>
+                <w:szCs w:val="32"/>
+                <w:u w:val="dotted"/>
+              </w:rPr>
+              <w:t xml:space="preserve"> </w:t>
+            </w:r>
+          </w:p>
+          <w:p>
+            <w:pPr>
+              <w:tabs>
+                <w:tab w:val="left" w:pos="3828"/>
+                <w:tab w:val="left" w:pos="4820"/>
+                <w:tab w:val="left" w:pos="7938"/>
+              </w:tabs>
+              <w:spacing w:line="276" w:lineRule="auto"/>
+              <w:jc w:val="center"/>
+              <w:rPr>
+                <w:rFonts w:ascii="TH SarabunIT๙" w:hAnsi="TH SarabunIT๙" w:cs="TH SarabunIT๙"/>
+                <w:sz w:val="32"/>
+                <w:szCs w:val="32"/>
+                <w:u w:val="dotted"/>
+              </w:rPr>
+            </w:pPr>
+            <w:r>
+              <w:rPr>
+                <w:rFonts w:ascii="TH SarabunIT๙" w:hAnsi="TH SarabunIT๙" w:cs="TH SarabunIT๙"/>
+                <w:sz w:val="32"/>
+                <w:szCs w:val="32"/>
+                <w:u w:val="dotted"/>
+              </w:rPr>
+              <w:t>(</w:t>
+            </w:r>
+            <w:proofErr w:type="gramStart"/>
+            <w:r>
+              <w:rPr>
+                <w:rFonts w:ascii="TH SarabunIT๙" w:hAnsi="TH SarabunIT๙" w:cs="TH SarabunIT๙"/>
+                <w:sz w:val="32"/>
+                <w:szCs w:val="32"/>
+                <w:u w:val="dotted"/>
+              </w:rPr>
+              <w:t>{{ row</w:t>
+            </w:r>
+            <w:proofErr w:type="gramEnd"/>
+            <w:r>
+              <w:rPr>
+                <w:rFonts w:ascii="TH SarabunIT๙" w:hAnsi="TH SarabunIT๙" w:cs="TH SarabunIT๙"/>
+                <w:sz w:val="32"/>
+                <w:szCs w:val="32"/>
+                <w:u w:val="dotted"/>
+              </w:rPr>
+              <w:t>.officer</w:t>
+            </w:r>
+            <w:r>
+              <w:rPr>
+                <w:rFonts w:ascii="TH SarabunIT๙" w:hAnsi="TH SarabunIT๙" w:cs="TH SarabunIT๙"/>
+                <w:sz w:val="32"/>
+                <w:szCs w:val="32"/>
+                <w:u w:val="dotted"/>
+              </w:rPr>
+              <w:t>3</w:t>
+            </w:r>
+            <w:r>
+              <w:rPr>
+                <w:rFonts w:ascii="TH SarabunIT๙" w:hAnsi="TH SarabunIT๙" w:cs="TH SarabunIT๙"/>
+                <w:sz w:val="32"/>
+                <w:szCs w:val="32"/>
+                <w:u w:val="dotted"/>
+              </w:rPr>
+              <w:t>_name_</w:t>
             </w:r>
             <w:proofErr w:type="gramStart"/>
             <w:r>
@@ -3684,7 +3828,25 @@
                 <w:szCs w:val="32"/>
                 <w:u w:val="dotted"/>
               </w:rPr>
-              <w:t xml:space="preserve">) {% </w:t>
+              <w:t>)</w:t>
+            </w:r>
+            <w:r>
+              <w:rPr>
+                <w:rFonts w:ascii="TH SarabunIT๙" w:hAnsi="TH SarabunIT๙" w:cs="TH SarabunIT๙"/>
+                <w:sz w:val="32"/>
+                <w:szCs w:val="32"/>
+                <w:u w:val="dotted"/>
+              </w:rPr>
+              <w:t xml:space="preserve"> </w:t>
+            </w:r>
+            <w:r>
+              <w:rPr>
+                <w:rFonts w:ascii="TH SarabunIT๙" w:hAnsi="TH SarabunIT๙" w:cs="TH SarabunIT๙"/>
+                <w:sz w:val="32"/>
+                <w:szCs w:val="32"/>
+                <w:u w:val="dotted"/>
+              </w:rPr>
+              <w:t xml:space="preserve">{% </w:t>
             </w:r>
             <w:proofErr w:type="spellStart"/>
             <w:r>
@@ -3706,6 +3868,28 @@
               </w:rPr>
               <w:t xml:space="preserve"> %}</w:t>
             </w:r>
+          </w:p>
+        </w:tc>
+        <w:tc>
+          <w:tcPr>
+            <w:tcW w:w="4957" w:type="dxa"/>
+          </w:tcPr>
+          <w:p>
+            <w:pPr>
+              <w:tabs>
+                <w:tab w:val="left" w:pos="3828"/>
+                <w:tab w:val="left" w:pos="4820"/>
+                <w:tab w:val="left" w:pos="7938"/>
+              </w:tabs>
+              <w:spacing w:line="276" w:lineRule="auto"/>
+              <w:jc w:val="center"/>
+              <w:rPr>
+                <w:rFonts w:ascii="TH SarabunIT๙" w:hAnsi="TH SarabunIT๙" w:cs="TH SarabunIT๙"/>
+                <w:sz w:val="32"/>
+                <w:szCs w:val="32"/>
+                <w:u w:val="dotted"/>
+              </w:rPr>
+            </w:pPr>
           </w:p>
         </w:tc>
       </w:tr>
@@ -3731,7 +3915,7 @@
         <w:spacing w:line="276" w:lineRule="auto"/>
         <w:jc w:val="center"/>
         <w:rPr>
-          <w:rFonts w:ascii="TH SarabunIT๙" w:hAnsi="TH SarabunIT๙" w:cs="TH SarabunIT๙"/>
+          <w:rFonts w:ascii="TH SarabunIT๙" w:hAnsi="TH SarabunIT๙" w:cs="TH SarabunIT๙" w:hint="cs"/>
           <w:sz w:val="32"/>
           <w:szCs w:val="32"/>
           <w:cs/>

--- a/template_arrest.docx
+++ b/template_arrest.docx
@@ -3208,6 +3208,14 @@
       <w:tblPr>
         <w:tblStyle w:val="af2"/>
         <w:tblW w:w="0" w:type="auto"/>
+        <w:tblBorders>
+          <w:top w:val="none" w:sz="0" w:space="0" w:color="auto"/>
+          <w:left w:val="none" w:sz="0" w:space="0" w:color="auto"/>
+          <w:bottom w:val="none" w:sz="0" w:space="0" w:color="auto"/>
+          <w:right w:val="none" w:sz="0" w:space="0" w:color="auto"/>
+          <w:insideH w:val="none" w:sz="0" w:space="0" w:color="auto"/>
+          <w:insideV w:val="none" w:sz="0" w:space="0" w:color="auto"/>
+        </w:tblBorders>
         <w:tblLook w:val="04A0" w:firstRow="1" w:lastRow="0" w:firstColumn="1" w:lastColumn="0" w:noHBand="0" w:noVBand="1"/>
       </w:tblPr>
       <w:tblGrid>
@@ -3839,35 +3847,6 @@
               </w:rPr>
               <w:t xml:space="preserve"> </w:t>
             </w:r>
-            <w:r>
-              <w:rPr>
-                <w:rFonts w:ascii="TH SarabunIT๙" w:hAnsi="TH SarabunIT๙" w:cs="TH SarabunIT๙"/>
-                <w:sz w:val="32"/>
-                <w:szCs w:val="32"/>
-                <w:u w:val="dotted"/>
-              </w:rPr>
-              <w:t xml:space="preserve">{% </w:t>
-            </w:r>
-            <w:proofErr w:type="spellStart"/>
-            <w:r>
-              <w:rPr>
-                <w:rFonts w:ascii="TH SarabunIT๙" w:hAnsi="TH SarabunIT๙" w:cs="TH SarabunIT๙"/>
-                <w:sz w:val="32"/>
-                <w:szCs w:val="32"/>
-                <w:u w:val="dotted"/>
-              </w:rPr>
-              <w:t>endfor</w:t>
-            </w:r>
-            <w:proofErr w:type="spellEnd"/>
-            <w:r>
-              <w:rPr>
-                <w:rFonts w:ascii="TH SarabunIT๙" w:hAnsi="TH SarabunIT๙" w:cs="TH SarabunIT๙"/>
-                <w:sz w:val="32"/>
-                <w:szCs w:val="32"/>
-                <w:u w:val="dotted"/>
-              </w:rPr>
-              <w:t xml:space="preserve"> %}</w:t>
-            </w:r>
           </w:p>
         </w:tc>
         <w:tc>
@@ -3890,6 +3869,35 @@
                 <w:u w:val="dotted"/>
               </w:rPr>
             </w:pPr>
+            <w:r>
+              <w:rPr>
+                <w:rFonts w:ascii="TH SarabunIT๙" w:hAnsi="TH SarabunIT๙" w:cs="TH SarabunIT๙"/>
+                <w:sz w:val="32"/>
+                <w:szCs w:val="32"/>
+                <w:u w:val="dotted"/>
+              </w:rPr>
+              <w:t xml:space="preserve">{% </w:t>
+            </w:r>
+            <w:proofErr w:type="spellStart"/>
+            <w:r>
+              <w:rPr>
+                <w:rFonts w:ascii="TH SarabunIT๙" w:hAnsi="TH SarabunIT๙" w:cs="TH SarabunIT๙"/>
+                <w:sz w:val="32"/>
+                <w:szCs w:val="32"/>
+                <w:u w:val="dotted"/>
+              </w:rPr>
+              <w:t>endfor</w:t>
+            </w:r>
+            <w:proofErr w:type="spellEnd"/>
+            <w:r>
+              <w:rPr>
+                <w:rFonts w:ascii="TH SarabunIT๙" w:hAnsi="TH SarabunIT๙" w:cs="TH SarabunIT๙"/>
+                <w:sz w:val="32"/>
+                <w:szCs w:val="32"/>
+                <w:u w:val="dotted"/>
+              </w:rPr>
+              <w:t xml:space="preserve"> %}</w:t>
+            </w:r>
           </w:p>
         </w:tc>
       </w:tr>

--- a/template_arrest.docx
+++ b/template_arrest.docx
@@ -3208,6 +3208,7 @@
       <w:tblPr>
         <w:tblStyle w:val="af2"/>
         <w:tblW w:w="0" w:type="auto"/>
+        <w:tblInd w:w="-567" w:type="dxa"/>
         <w:tblBorders>
           <w:top w:val="none" w:sz="0" w:space="0" w:color="auto"/>
           <w:left w:val="none" w:sz="0" w:space="0" w:color="auto"/>
@@ -3220,7 +3221,7 @@
       </w:tblPr>
       <w:tblGrid>
         <w:gridCol w:w="4956"/>
-        <w:gridCol w:w="4957"/>
+        <w:gridCol w:w="5392"/>
       </w:tblGrid>
       <w:tr>
         <w:tc>
@@ -3452,7 +3453,7 @@
         </w:tc>
         <w:tc>
           <w:tcPr>
-            <w:tcW w:w="4957" w:type="dxa"/>
+            <w:tcW w:w="5392" w:type="dxa"/>
           </w:tcPr>
           <w:p>
             <w:pPr>
@@ -3847,11 +3848,40 @@
               </w:rPr>
               <w:t xml:space="preserve"> </w:t>
             </w:r>
+            <w:r>
+              <w:rPr>
+                <w:rFonts w:ascii="TH SarabunIT๙" w:hAnsi="TH SarabunIT๙" w:cs="TH SarabunIT๙"/>
+                <w:sz w:val="32"/>
+                <w:szCs w:val="32"/>
+                <w:u w:val="dotted"/>
+              </w:rPr>
+              <w:t xml:space="preserve">{% </w:t>
+            </w:r>
+            <w:proofErr w:type="spellStart"/>
+            <w:r>
+              <w:rPr>
+                <w:rFonts w:ascii="TH SarabunIT๙" w:hAnsi="TH SarabunIT๙" w:cs="TH SarabunIT๙"/>
+                <w:sz w:val="32"/>
+                <w:szCs w:val="32"/>
+                <w:u w:val="dotted"/>
+              </w:rPr>
+              <w:t>endfor</w:t>
+            </w:r>
+            <w:proofErr w:type="spellEnd"/>
+            <w:r>
+              <w:rPr>
+                <w:rFonts w:ascii="TH SarabunIT๙" w:hAnsi="TH SarabunIT๙" w:cs="TH SarabunIT๙"/>
+                <w:sz w:val="32"/>
+                <w:szCs w:val="32"/>
+                <w:u w:val="dotted"/>
+              </w:rPr>
+              <w:t xml:space="preserve"> %}</w:t>
+            </w:r>
           </w:p>
         </w:tc>
         <w:tc>
           <w:tcPr>
-            <w:tcW w:w="4957" w:type="dxa"/>
+            <w:tcW w:w="5392" w:type="dxa"/>
           </w:tcPr>
           <w:p>
             <w:pPr>
@@ -3869,35 +3899,6 @@
                 <w:u w:val="dotted"/>
               </w:rPr>
             </w:pPr>
-            <w:r>
-              <w:rPr>
-                <w:rFonts w:ascii="TH SarabunIT๙" w:hAnsi="TH SarabunIT๙" w:cs="TH SarabunIT๙"/>
-                <w:sz w:val="32"/>
-                <w:szCs w:val="32"/>
-                <w:u w:val="dotted"/>
-              </w:rPr>
-              <w:t xml:space="preserve">{% </w:t>
-            </w:r>
-            <w:proofErr w:type="spellStart"/>
-            <w:r>
-              <w:rPr>
-                <w:rFonts w:ascii="TH SarabunIT๙" w:hAnsi="TH SarabunIT๙" w:cs="TH SarabunIT๙"/>
-                <w:sz w:val="32"/>
-                <w:szCs w:val="32"/>
-                <w:u w:val="dotted"/>
-              </w:rPr>
-              <w:t>endfor</w:t>
-            </w:r>
-            <w:proofErr w:type="spellEnd"/>
-            <w:r>
-              <w:rPr>
-                <w:rFonts w:ascii="TH SarabunIT๙" w:hAnsi="TH SarabunIT๙" w:cs="TH SarabunIT๙"/>
-                <w:sz w:val="32"/>
-                <w:szCs w:val="32"/>
-                <w:u w:val="dotted"/>
-              </w:rPr>
-              <w:t xml:space="preserve"> %}</w:t>
-            </w:r>
           </w:p>
         </w:tc>
       </w:tr>
@@ -3923,7 +3924,7 @@
         <w:spacing w:line="276" w:lineRule="auto"/>
         <w:jc w:val="center"/>
         <w:rPr>
-          <w:rFonts w:ascii="TH SarabunIT๙" w:hAnsi="TH SarabunIT๙" w:cs="TH SarabunIT๙" w:hint="cs"/>
+          <w:rFonts w:ascii="TH SarabunIT๙" w:hAnsi="TH SarabunIT๙" w:cs="TH SarabunIT๙"/>
           <w:sz w:val="32"/>
           <w:szCs w:val="32"/>
           <w:cs/>

--- a/template_arrest.docx
+++ b/template_arrest.docx
@@ -1792,18 +1792,8 @@
           <w:sz w:val="32"/>
           <w:szCs w:val="32"/>
         </w:rPr>
-        <w:t xml:space="preserve">{% for suspect in </w:t>
-      </w:r>
-      <w:proofErr w:type="gramStart"/>
-      <w:r>
-        <w:rPr>
-          <w:rFonts w:ascii="TH SarabunIT๙" w:hAnsi="TH SarabunIT๙" w:cs="TH SarabunIT๙"/>
-          <w:sz w:val="32"/>
-          <w:szCs w:val="32"/>
-        </w:rPr>
-        <w:t>suspects %}</w:t>
-      </w:r>
-      <w:proofErr w:type="gramEnd"/>
+        <w:t>{% for suspect in suspects %}</w:t>
+      </w:r>
     </w:p>
     <w:p>
       <w:pPr>
@@ -1815,7 +1805,6 @@
           <w:szCs w:val="32"/>
         </w:rPr>
       </w:pPr>
-      <w:proofErr w:type="gramStart"/>
       <w:r>
         <w:rPr>
           <w:rFonts w:ascii="TH SarabunIT๙" w:hAnsi="TH SarabunIT๙" w:cs="TH SarabunIT๙"/>
@@ -1831,25 +1820,7 @@
           <w:sz w:val="32"/>
           <w:szCs w:val="32"/>
         </w:rPr>
-        <w:t>suspect</w:t>
-      </w:r>
-      <w:proofErr w:type="gramEnd"/>
-      <w:r>
-        <w:rPr>
-          <w:rFonts w:ascii="TH SarabunIT๙" w:hAnsi="TH SarabunIT๙" w:cs="TH SarabunIT๙"/>
-          <w:sz w:val="32"/>
-          <w:szCs w:val="32"/>
-        </w:rPr>
-        <w:t>.statement_</w:t>
-      </w:r>
-      <w:proofErr w:type="gramStart"/>
-      <w:r>
-        <w:rPr>
-          <w:rFonts w:ascii="TH SarabunIT๙" w:hAnsi="TH SarabunIT๙" w:cs="TH SarabunIT๙"/>
-          <w:sz w:val="32"/>
-          <w:szCs w:val="32"/>
-        </w:rPr>
-        <w:t>prefix</w:t>
+        <w:t>suspect.statement_prefix</w:t>
       </w:r>
       <w:proofErr w:type="spellEnd"/>
       <w:r>
@@ -1858,16 +1829,7 @@
           <w:sz w:val="32"/>
           <w:szCs w:val="32"/>
         </w:rPr>
-        <w:t xml:space="preserve"> }</w:t>
-      </w:r>
-      <w:proofErr w:type="gramEnd"/>
-      <w:r>
-        <w:rPr>
-          <w:rFonts w:ascii="TH SarabunIT๙" w:hAnsi="TH SarabunIT๙" w:cs="TH SarabunIT๙"/>
-          <w:sz w:val="32"/>
-          <w:szCs w:val="32"/>
-        </w:rPr>
-        <w:t>}</w:t>
+        <w:t xml:space="preserve"> }}</w:t>
       </w:r>
     </w:p>
     <w:p>
@@ -1886,16 +1848,7 @@
           <w:sz w:val="32"/>
           <w:szCs w:val="32"/>
         </w:rPr>
-        <w:t xml:space="preserve">- </w:t>
-      </w:r>
-      <w:proofErr w:type="gramStart"/>
-      <w:r>
-        <w:rPr>
-          <w:rFonts w:ascii="TH SarabunIT๙" w:hAnsi="TH SarabunIT๙" w:cs="TH SarabunIT๙"/>
-          <w:sz w:val="32"/>
-          <w:szCs w:val="32"/>
-        </w:rPr>
-        <w:t xml:space="preserve">{{ </w:t>
+        <w:t xml:space="preserve">- {{ </w:t>
       </w:r>
       <w:proofErr w:type="spellStart"/>
       <w:r>
@@ -1904,25 +1857,7 @@
           <w:sz w:val="32"/>
           <w:szCs w:val="32"/>
         </w:rPr>
-        <w:t>suspect</w:t>
-      </w:r>
-      <w:proofErr w:type="gramEnd"/>
-      <w:r>
-        <w:rPr>
-          <w:rFonts w:ascii="TH SarabunIT๙" w:hAnsi="TH SarabunIT๙" w:cs="TH SarabunIT๙"/>
-          <w:sz w:val="32"/>
-          <w:szCs w:val="32"/>
-        </w:rPr>
-        <w:t>.additional_</w:t>
-      </w:r>
-      <w:proofErr w:type="gramStart"/>
-      <w:r>
-        <w:rPr>
-          <w:rFonts w:ascii="TH SarabunIT๙" w:hAnsi="TH SarabunIT๙" w:cs="TH SarabunIT๙"/>
-          <w:sz w:val="32"/>
-          <w:szCs w:val="32"/>
-        </w:rPr>
-        <w:t>statement</w:t>
+        <w:t>suspect.additional_statement</w:t>
       </w:r>
       <w:proofErr w:type="spellEnd"/>
       <w:r>
@@ -1931,16 +1866,7 @@
           <w:sz w:val="32"/>
           <w:szCs w:val="32"/>
         </w:rPr>
-        <w:t xml:space="preserve"> }</w:t>
-      </w:r>
-      <w:proofErr w:type="gramEnd"/>
-      <w:r>
-        <w:rPr>
-          <w:rFonts w:ascii="TH SarabunIT๙" w:hAnsi="TH SarabunIT๙" w:cs="TH SarabunIT๙"/>
-          <w:sz w:val="32"/>
-          <w:szCs w:val="32"/>
-        </w:rPr>
-        <w:t>}</w:t>
+        <w:t xml:space="preserve"> }}</w:t>
       </w:r>
     </w:p>
     <w:p>
@@ -1968,17 +1894,7 @@
           <w:szCs w:val="32"/>
           <w:cs/>
         </w:rPr>
-        <w:t xml:space="preserve">ในชั้นจับกุม </w:t>
-      </w:r>
-      <w:proofErr w:type="gramStart"/>
-      <w:r>
-        <w:rPr>
-          <w:rFonts w:ascii="TH SarabunIT๙" w:hAnsi="TH SarabunIT๙" w:cs="TH SarabunIT๙"/>
-          <w:sz w:val="32"/>
-          <w:szCs w:val="32"/>
-          <w:cs/>
-        </w:rPr>
-        <w:t>ผู้ถูกจับกุมให้การ</w:t>
+        <w:t>ในชั้นจับกุม ผู้ถูกจับกุมให้การ</w:t>
       </w:r>
       <w:r>
         <w:rPr>
@@ -1995,25 +1911,7 @@
           <w:sz w:val="32"/>
           <w:szCs w:val="32"/>
         </w:rPr>
-        <w:t>suspect</w:t>
-      </w:r>
-      <w:proofErr w:type="gramEnd"/>
-      <w:r>
-        <w:rPr>
-          <w:rFonts w:ascii="TH SarabunIT๙" w:hAnsi="TH SarabunIT๙" w:cs="TH SarabunIT๙"/>
-          <w:sz w:val="32"/>
-          <w:szCs w:val="32"/>
-        </w:rPr>
-        <w:t>.</w:t>
-      </w:r>
-      <w:proofErr w:type="gramStart"/>
-      <w:r>
-        <w:rPr>
-          <w:rFonts w:ascii="TH SarabunIT๙" w:hAnsi="TH SarabunIT๙" w:cs="TH SarabunIT๙"/>
-          <w:sz w:val="32"/>
-          <w:szCs w:val="32"/>
-        </w:rPr>
-        <w:t>confession</w:t>
+        <w:t>suspect.confession</w:t>
       </w:r>
       <w:proofErr w:type="spellEnd"/>
       <w:r>
@@ -2022,16 +1920,7 @@
           <w:sz w:val="32"/>
           <w:szCs w:val="32"/>
         </w:rPr>
-        <w:t xml:space="preserve"> }</w:t>
-      </w:r>
-      <w:proofErr w:type="gramEnd"/>
-      <w:r>
-        <w:rPr>
-          <w:rFonts w:ascii="TH SarabunIT๙" w:hAnsi="TH SarabunIT๙" w:cs="TH SarabunIT๙"/>
-          <w:sz w:val="32"/>
-          <w:szCs w:val="32"/>
-        </w:rPr>
-        <w:t>}</w:t>
+        <w:t xml:space="preserve"> }}</w:t>
       </w:r>
       <w:r>
         <w:rPr>
@@ -2050,7 +1939,6 @@
         <w:t xml:space="preserve">{% </w:t>
       </w:r>
       <w:proofErr w:type="spellStart"/>
-      <w:proofErr w:type="gramStart"/>
       <w:r>
         <w:rPr>
           <w:rFonts w:ascii="TH SarabunIT๙" w:hAnsi="TH SarabunIT๙" w:cs="TH SarabunIT๙"/>
@@ -2068,7 +1956,6 @@
         </w:rPr>
         <w:t xml:space="preserve"> %}</w:t>
       </w:r>
-      <w:proofErr w:type="gramEnd"/>
     </w:p>
     <w:p>
       <w:pPr>
@@ -2946,19 +2833,8 @@
           <w:sz w:val="32"/>
           <w:szCs w:val="32"/>
         </w:rPr>
-        <w:t xml:space="preserve">{% for suspect in </w:t>
-      </w:r>
-      <w:proofErr w:type="gramStart"/>
-      <w:r>
-        <w:rPr>
-          <w:rFonts w:ascii="TH SarabunIT๙" w:hAnsi="TH SarabunIT๙" w:cs="TH SarabunIT๙"/>
-          <w:color w:val="000000" w:themeColor="text1"/>
-          <w:sz w:val="32"/>
-          <w:szCs w:val="32"/>
-        </w:rPr>
-        <w:t>suspects %}</w:t>
-      </w:r>
-      <w:proofErr w:type="gramEnd"/>
+        <w:t>{% for suspect in suspects %}</w:t>
+      </w:r>
     </w:p>
     <w:p>
       <w:pPr>
@@ -3011,7 +2887,6 @@
           <w:szCs w:val="32"/>
         </w:rPr>
       </w:pPr>
-      <w:proofErr w:type="gramStart"/>
       <w:r>
         <w:rPr>
           <w:rFonts w:ascii="TH SarabunIT๙" w:hAnsi="TH SarabunIT๙" w:cs="TH SarabunIT๙"/>
@@ -3019,29 +2894,8 @@
           <w:sz w:val="32"/>
           <w:szCs w:val="32"/>
         </w:rPr>
-        <w:t>( {{ suspect.name</w:t>
-      </w:r>
-      <w:proofErr w:type="gramEnd"/>
-      <w:r>
-        <w:rPr>
-          <w:rFonts w:ascii="TH SarabunIT๙" w:hAnsi="TH SarabunIT๙" w:cs="TH SarabunIT๙"/>
-          <w:color w:val="000000" w:themeColor="text1"/>
-          <w:sz w:val="32"/>
-          <w:szCs w:val="32"/>
-        </w:rPr>
-        <w:t xml:space="preserve"> }</w:t>
-      </w:r>
-      <w:proofErr w:type="gramStart"/>
-      <w:r>
-        <w:rPr>
-          <w:rFonts w:ascii="TH SarabunIT๙" w:hAnsi="TH SarabunIT๙" w:cs="TH SarabunIT๙"/>
-          <w:color w:val="000000" w:themeColor="text1"/>
-          <w:sz w:val="32"/>
-          <w:szCs w:val="32"/>
-        </w:rPr>
-        <w:t>} )</w:t>
-      </w:r>
-      <w:proofErr w:type="gramEnd"/>
+        <w:t>( {{ suspect.name }} )</w:t>
+      </w:r>
     </w:p>
     <w:p>
       <w:pPr>
@@ -3131,18 +2985,8 @@
           <w:sz w:val="32"/>
           <w:szCs w:val="32"/>
         </w:rPr>
-        <w:t xml:space="preserve">{% for unit in </w:t>
-      </w:r>
-      <w:proofErr w:type="gramStart"/>
-      <w:r>
-        <w:rPr>
-          <w:rFonts w:ascii="TH SarabunIT๙" w:hAnsi="TH SarabunIT๙" w:cs="TH SarabunIT๙"/>
-          <w:sz w:val="32"/>
-          <w:szCs w:val="32"/>
-        </w:rPr>
-        <w:t>units %}</w:t>
-      </w:r>
-      <w:proofErr w:type="gramEnd"/>
+        <w:t>{% for unit in units %}</w:t>
+      </w:r>
     </w:p>
     <w:p>
       <w:pPr>
@@ -3207,8 +3051,7 @@
     <w:tbl>
       <w:tblPr>
         <w:tblStyle w:val="af2"/>
-        <w:tblW w:w="0" w:type="auto"/>
-        <w:tblInd w:w="-567" w:type="dxa"/>
+        <w:tblW w:w="10632" w:type="dxa"/>
         <w:tblBorders>
           <w:top w:val="none" w:sz="0" w:space="0" w:color="auto"/>
           <w:left w:val="none" w:sz="0" w:space="0" w:color="auto"/>
@@ -3221,7 +3064,7 @@
       </w:tblPr>
       <w:tblGrid>
         <w:gridCol w:w="4956"/>
-        <w:gridCol w:w="5392"/>
+        <w:gridCol w:w="5676"/>
       </w:tblGrid>
       <w:tr>
         <w:tc>
@@ -3254,7 +3097,6 @@
               <w:t xml:space="preserve">{% for row in </w:t>
             </w:r>
             <w:proofErr w:type="spellStart"/>
-            <w:proofErr w:type="gramStart"/>
             <w:r>
               <w:rPr>
                 <w:rFonts w:ascii="TH SarabunIT๙" w:hAnsi="TH SarabunIT๙" w:cs="TH SarabunIT๙"/>
@@ -3262,17 +3104,7 @@
                 <w:szCs w:val="32"/>
                 <w:u w:val="dotted"/>
               </w:rPr>
-              <w:t>unit.signature</w:t>
-            </w:r>
-            <w:proofErr w:type="gramEnd"/>
-            <w:r>
-              <w:rPr>
-                <w:rFonts w:ascii="TH SarabunIT๙" w:hAnsi="TH SarabunIT๙" w:cs="TH SarabunIT๙"/>
-                <w:sz w:val="32"/>
-                <w:szCs w:val="32"/>
-                <w:u w:val="dotted"/>
-              </w:rPr>
-              <w:t>_rows</w:t>
+              <w:t>unit.signature_rows</w:t>
             </w:r>
             <w:proofErr w:type="spellEnd"/>
             <w:r>
@@ -3282,19 +3114,8 @@
                 <w:szCs w:val="32"/>
                 <w:u w:val="dotted"/>
               </w:rPr>
-              <w:t xml:space="preserve"> </w:t>
+              <w:t xml:space="preserve"> %}(</w:t>
             </w:r>
-            <w:proofErr w:type="gramStart"/>
-            <w:r>
-              <w:rPr>
-                <w:rFonts w:ascii="TH SarabunIT๙" w:hAnsi="TH SarabunIT๙" w:cs="TH SarabunIT๙"/>
-                <w:sz w:val="32"/>
-                <w:szCs w:val="32"/>
-                <w:u w:val="dotted"/>
-              </w:rPr>
-              <w:t>%}(</w:t>
-            </w:r>
-            <w:proofErr w:type="gramEnd"/>
             <w:r>
               <w:rPr>
                 <w:rFonts w:ascii="TH SarabunIT๙" w:hAnsi="TH SarabunIT๙" w:cs="TH SarabunIT๙"/>
@@ -3315,7 +3136,6 @@
               </w:rPr>
               <w:t xml:space="preserve"> </w:t>
             </w:r>
-            <w:proofErr w:type="gramStart"/>
             <w:r>
               <w:rPr>
                 <w:rFonts w:ascii="TH SarabunIT๙" w:hAnsi="TH SarabunIT๙" w:cs="TH SarabunIT๙"/>
@@ -3323,37 +3143,7 @@
                 <w:szCs w:val="32"/>
                 <w:u w:val="dotted"/>
               </w:rPr>
-              <w:t>{{ row</w:t>
-            </w:r>
-            <w:proofErr w:type="gramEnd"/>
-            <w:r>
-              <w:rPr>
-                <w:rFonts w:ascii="TH SarabunIT๙" w:hAnsi="TH SarabunIT๙" w:cs="TH SarabunIT๙"/>
-                <w:sz w:val="32"/>
-                <w:szCs w:val="32"/>
-                <w:u w:val="dotted"/>
-              </w:rPr>
-              <w:t>.officer1_</w:t>
-            </w:r>
-            <w:proofErr w:type="gramStart"/>
-            <w:r>
-              <w:rPr>
-                <w:rFonts w:ascii="TH SarabunIT๙" w:hAnsi="TH SarabunIT๙" w:cs="TH SarabunIT๙"/>
-                <w:sz w:val="32"/>
-                <w:szCs w:val="32"/>
-                <w:u w:val="dotted"/>
-              </w:rPr>
-              <w:t>rank }</w:t>
-            </w:r>
-            <w:proofErr w:type="gramEnd"/>
-            <w:r>
-              <w:rPr>
-                <w:rFonts w:ascii="TH SarabunIT๙" w:hAnsi="TH SarabunIT๙" w:cs="TH SarabunIT๙"/>
-                <w:sz w:val="32"/>
-                <w:szCs w:val="32"/>
-                <w:u w:val="dotted"/>
-              </w:rPr>
-              <w:t>}</w:t>
+              <w:t>{{ row.officer1_rank }}</w:t>
             </w:r>
             <w:r>
               <w:rPr>
@@ -3400,7 +3190,6 @@
               </w:rPr>
               <w:t>(</w:t>
             </w:r>
-            <w:proofErr w:type="gramStart"/>
             <w:r>
               <w:rPr>
                 <w:rFonts w:ascii="TH SarabunIT๙" w:hAnsi="TH SarabunIT๙" w:cs="TH SarabunIT๙"/>
@@ -3408,37 +3197,7 @@
                 <w:szCs w:val="32"/>
                 <w:u w:val="dotted"/>
               </w:rPr>
-              <w:t>{{ row</w:t>
-            </w:r>
-            <w:proofErr w:type="gramEnd"/>
-            <w:r>
-              <w:rPr>
-                <w:rFonts w:ascii="TH SarabunIT๙" w:hAnsi="TH SarabunIT๙" w:cs="TH SarabunIT๙"/>
-                <w:sz w:val="32"/>
-                <w:szCs w:val="32"/>
-                <w:u w:val="dotted"/>
-              </w:rPr>
-              <w:t>.officer1_name_</w:t>
-            </w:r>
-            <w:proofErr w:type="gramStart"/>
-            <w:r>
-              <w:rPr>
-                <w:rFonts w:ascii="TH SarabunIT๙" w:hAnsi="TH SarabunIT๙" w:cs="TH SarabunIT๙"/>
-                <w:sz w:val="32"/>
-                <w:szCs w:val="32"/>
-                <w:u w:val="dotted"/>
-              </w:rPr>
-              <w:t>only }</w:t>
-            </w:r>
-            <w:proofErr w:type="gramEnd"/>
-            <w:r>
-              <w:rPr>
-                <w:rFonts w:ascii="TH SarabunIT๙" w:hAnsi="TH SarabunIT๙" w:cs="TH SarabunIT๙"/>
-                <w:sz w:val="32"/>
-                <w:szCs w:val="32"/>
-                <w:u w:val="dotted"/>
-              </w:rPr>
-              <w:t>}</w:t>
+              <w:t>{{ row.officer1_name_only }}</w:t>
             </w:r>
             <w:r>
               <w:rPr>
@@ -3453,7 +3212,7 @@
         </w:tc>
         <w:tc>
           <w:tcPr>
-            <w:tcW w:w="5392" w:type="dxa"/>
+            <w:tcW w:w="5676" w:type="dxa"/>
           </w:tcPr>
           <w:p>
             <w:pPr>
@@ -3500,7 +3259,6 @@
               </w:rPr>
               <w:t xml:space="preserve"> </w:t>
             </w:r>
-            <w:proofErr w:type="gramStart"/>
             <w:r>
               <w:rPr>
                 <w:rFonts w:ascii="TH SarabunIT๙" w:hAnsi="TH SarabunIT๙" w:cs="TH SarabunIT๙"/>
@@ -3508,27 +3266,7 @@
                 <w:szCs w:val="32"/>
                 <w:u w:val="dotted"/>
               </w:rPr>
-              <w:t>{{ row</w:t>
-            </w:r>
-            <w:proofErr w:type="gramEnd"/>
-            <w:r>
-              <w:rPr>
-                <w:rFonts w:ascii="TH SarabunIT๙" w:hAnsi="TH SarabunIT๙" w:cs="TH SarabunIT๙"/>
-                <w:sz w:val="32"/>
-                <w:szCs w:val="32"/>
-                <w:u w:val="dotted"/>
-              </w:rPr>
-              <w:t>.officer2_</w:t>
-            </w:r>
-            <w:proofErr w:type="gramStart"/>
-            <w:r>
-              <w:rPr>
-                <w:rFonts w:ascii="TH SarabunIT๙" w:hAnsi="TH SarabunIT๙" w:cs="TH SarabunIT๙"/>
-                <w:sz w:val="32"/>
-                <w:szCs w:val="32"/>
-                <w:u w:val="dotted"/>
-              </w:rPr>
-              <w:t>rank }}</w:t>
+              <w:t>{{ row.officer2_rank }}</w:t>
             </w:r>
             <w:r>
               <w:rPr>
@@ -3538,18 +3276,7 @@
                 <w:u w:val="dotted"/>
                 <w:cs/>
               </w:rPr>
-              <w:t>.........................................................</w:t>
-            </w:r>
-            <w:proofErr w:type="gramEnd"/>
-            <w:r>
-              <w:rPr>
-                <w:rFonts w:ascii="TH SarabunIT๙" w:hAnsi="TH SarabunIT๙" w:cs="TH SarabunIT๙"/>
-                <w:sz w:val="32"/>
-                <w:szCs w:val="32"/>
-                <w:u w:val="dotted"/>
-                <w:cs/>
-              </w:rPr>
-              <w:t>ผู้จับ</w:t>
+              <w:t>.........................................................ผู้จับ</w:t>
             </w:r>
             <w:r>
               <w:rPr>
@@ -3586,7 +3313,6 @@
               </w:rPr>
               <w:t>(</w:t>
             </w:r>
-            <w:proofErr w:type="gramStart"/>
             <w:r>
               <w:rPr>
                 <w:rFonts w:ascii="TH SarabunIT๙" w:hAnsi="TH SarabunIT๙" w:cs="TH SarabunIT๙"/>
@@ -3594,17 +3320,7 @@
                 <w:szCs w:val="32"/>
                 <w:u w:val="dotted"/>
               </w:rPr>
-              <w:t>{{ row</w:t>
-            </w:r>
-            <w:proofErr w:type="gramEnd"/>
-            <w:r>
-              <w:rPr>
-                <w:rFonts w:ascii="TH SarabunIT๙" w:hAnsi="TH SarabunIT๙" w:cs="TH SarabunIT๙"/>
-                <w:sz w:val="32"/>
-                <w:szCs w:val="32"/>
-                <w:u w:val="dotted"/>
-              </w:rPr>
-              <w:t>.officer2_name_only }}</w:t>
+              <w:t>{{ row.officer2_name_only }}</w:t>
             </w:r>
             <w:r>
               <w:rPr>
@@ -3881,7 +3597,7 @@
         </w:tc>
         <w:tc>
           <w:tcPr>
-            <w:tcW w:w="5392" w:type="dxa"/>
+            <w:tcW w:w="5676" w:type="dxa"/>
           </w:tcPr>
           <w:p>
             <w:pPr>

--- a/template_arrest.docx
+++ b/template_arrest.docx
@@ -3362,216 +3362,7 @@
                 <w:szCs w:val="32"/>
                 <w:u w:val="dotted"/>
               </w:rPr>
-              <w:t>(</w:t>
-            </w:r>
-            <w:r>
-              <w:rPr>
-                <w:rFonts w:ascii="TH SarabunIT๙" w:hAnsi="TH SarabunIT๙" w:cs="TH SarabunIT๙"/>
-                <w:sz w:val="32"/>
-                <w:szCs w:val="32"/>
-                <w:u w:val="dotted"/>
-                <w:cs/>
-              </w:rPr>
-              <w:t>ลงชื่อ)</w:t>
-            </w:r>
-            <w:r>
-              <w:rPr>
-                <w:rFonts w:ascii="TH SarabunIT๙" w:hAnsi="TH SarabunIT๙" w:cs="TH SarabunIT๙" w:hint="cs"/>
-                <w:sz w:val="32"/>
-                <w:szCs w:val="32"/>
-                <w:u w:val="dotted"/>
-                <w:cs/>
-              </w:rPr>
-              <w:t xml:space="preserve"> </w:t>
-            </w:r>
-            <w:proofErr w:type="gramStart"/>
-            <w:r>
-              <w:rPr>
-                <w:rFonts w:ascii="TH SarabunIT๙" w:hAnsi="TH SarabunIT๙" w:cs="TH SarabunIT๙"/>
-                <w:sz w:val="32"/>
-                <w:szCs w:val="32"/>
-                <w:u w:val="dotted"/>
-              </w:rPr>
-              <w:t>{{ row</w:t>
-            </w:r>
-            <w:proofErr w:type="gramEnd"/>
-            <w:r>
-              <w:rPr>
-                <w:rFonts w:ascii="TH SarabunIT๙" w:hAnsi="TH SarabunIT๙" w:cs="TH SarabunIT๙"/>
-                <w:sz w:val="32"/>
-                <w:szCs w:val="32"/>
-                <w:u w:val="dotted"/>
-              </w:rPr>
-              <w:t>.officer</w:t>
-            </w:r>
-            <w:r>
-              <w:rPr>
-                <w:rFonts w:ascii="TH SarabunIT๙" w:hAnsi="TH SarabunIT๙" w:cs="TH SarabunIT๙"/>
-                <w:sz w:val="32"/>
-                <w:szCs w:val="32"/>
-                <w:u w:val="dotted"/>
-              </w:rPr>
-              <w:t>3</w:t>
-            </w:r>
-            <w:r>
-              <w:rPr>
-                <w:rFonts w:ascii="TH SarabunIT๙" w:hAnsi="TH SarabunIT๙" w:cs="TH SarabunIT๙"/>
-                <w:sz w:val="32"/>
-                <w:szCs w:val="32"/>
-                <w:u w:val="dotted"/>
-              </w:rPr>
-              <w:t>_</w:t>
-            </w:r>
-            <w:proofErr w:type="gramStart"/>
-            <w:r>
-              <w:rPr>
-                <w:rFonts w:ascii="TH SarabunIT๙" w:hAnsi="TH SarabunIT๙" w:cs="TH SarabunIT๙"/>
-                <w:sz w:val="32"/>
-                <w:szCs w:val="32"/>
-                <w:u w:val="dotted"/>
-              </w:rPr>
-              <w:t>rank }}</w:t>
-            </w:r>
-            <w:r>
-              <w:rPr>
-                <w:rFonts w:ascii="TH SarabunIT๙" w:hAnsi="TH SarabunIT๙" w:cs="TH SarabunIT๙"/>
-                <w:sz w:val="32"/>
-                <w:szCs w:val="32"/>
-                <w:u w:val="dotted"/>
-                <w:cs/>
-              </w:rPr>
-              <w:t>.........................................................</w:t>
-            </w:r>
-            <w:proofErr w:type="gramEnd"/>
-            <w:r>
-              <w:rPr>
-                <w:rFonts w:ascii="TH SarabunIT๙" w:hAnsi="TH SarabunIT๙" w:cs="TH SarabunIT๙"/>
-                <w:sz w:val="32"/>
-                <w:szCs w:val="32"/>
-                <w:u w:val="dotted"/>
-                <w:cs/>
-              </w:rPr>
-              <w:t>ผู้จับ</w:t>
-            </w:r>
-            <w:r>
-              <w:rPr>
-                <w:rFonts w:ascii="TH SarabunIT๙" w:hAnsi="TH SarabunIT๙" w:cs="TH SarabunIT๙"/>
-                <w:sz w:val="32"/>
-                <w:szCs w:val="32"/>
-                <w:u w:val="dotted"/>
-              </w:rPr>
-              <w:t xml:space="preserve"> </w:t>
-            </w:r>
-          </w:p>
-          <w:p>
-            <w:pPr>
-              <w:tabs>
-                <w:tab w:val="left" w:pos="3828"/>
-                <w:tab w:val="left" w:pos="4820"/>
-                <w:tab w:val="left" w:pos="7938"/>
-              </w:tabs>
-              <w:spacing w:line="276" w:lineRule="auto"/>
-              <w:jc w:val="center"/>
-              <w:rPr>
-                <w:rFonts w:ascii="TH SarabunIT๙" w:hAnsi="TH SarabunIT๙" w:cs="TH SarabunIT๙"/>
-                <w:sz w:val="32"/>
-                <w:szCs w:val="32"/>
-                <w:u w:val="dotted"/>
-              </w:rPr>
-            </w:pPr>
-            <w:r>
-              <w:rPr>
-                <w:rFonts w:ascii="TH SarabunIT๙" w:hAnsi="TH SarabunIT๙" w:cs="TH SarabunIT๙"/>
-                <w:sz w:val="32"/>
-                <w:szCs w:val="32"/>
-                <w:u w:val="dotted"/>
-              </w:rPr>
-              <w:t>(</w:t>
-            </w:r>
-            <w:proofErr w:type="gramStart"/>
-            <w:r>
-              <w:rPr>
-                <w:rFonts w:ascii="TH SarabunIT๙" w:hAnsi="TH SarabunIT๙" w:cs="TH SarabunIT๙"/>
-                <w:sz w:val="32"/>
-                <w:szCs w:val="32"/>
-                <w:u w:val="dotted"/>
-              </w:rPr>
-              <w:t>{{ row</w:t>
-            </w:r>
-            <w:proofErr w:type="gramEnd"/>
-            <w:r>
-              <w:rPr>
-                <w:rFonts w:ascii="TH SarabunIT๙" w:hAnsi="TH SarabunIT๙" w:cs="TH SarabunIT๙"/>
-                <w:sz w:val="32"/>
-                <w:szCs w:val="32"/>
-                <w:u w:val="dotted"/>
-              </w:rPr>
-              <w:t>.officer</w:t>
-            </w:r>
-            <w:r>
-              <w:rPr>
-                <w:rFonts w:ascii="TH SarabunIT๙" w:hAnsi="TH SarabunIT๙" w:cs="TH SarabunIT๙"/>
-                <w:sz w:val="32"/>
-                <w:szCs w:val="32"/>
-                <w:u w:val="dotted"/>
-              </w:rPr>
-              <w:t>3</w:t>
-            </w:r>
-            <w:r>
-              <w:rPr>
-                <w:rFonts w:ascii="TH SarabunIT๙" w:hAnsi="TH SarabunIT๙" w:cs="TH SarabunIT๙"/>
-                <w:sz w:val="32"/>
-                <w:szCs w:val="32"/>
-                <w:u w:val="dotted"/>
-              </w:rPr>
-              <w:t>_name_</w:t>
-            </w:r>
-            <w:proofErr w:type="gramStart"/>
-            <w:r>
-              <w:rPr>
-                <w:rFonts w:ascii="TH SarabunIT๙" w:hAnsi="TH SarabunIT๙" w:cs="TH SarabunIT๙"/>
-                <w:sz w:val="32"/>
-                <w:szCs w:val="32"/>
-                <w:u w:val="dotted"/>
-              </w:rPr>
-              <w:t>only }</w:t>
-            </w:r>
-            <w:proofErr w:type="gramEnd"/>
-            <w:r>
-              <w:rPr>
-                <w:rFonts w:ascii="TH SarabunIT๙" w:hAnsi="TH SarabunIT๙" w:cs="TH SarabunIT๙"/>
-                <w:sz w:val="32"/>
-                <w:szCs w:val="32"/>
-                <w:u w:val="dotted"/>
-              </w:rPr>
-              <w:t>}</w:t>
-            </w:r>
-            <w:r>
-              <w:rPr>
-                <w:rFonts w:ascii="TH SarabunIT๙" w:hAnsi="TH SarabunIT๙" w:cs="TH SarabunIT๙"/>
-                <w:sz w:val="32"/>
-                <w:szCs w:val="32"/>
-                <w:u w:val="dotted"/>
-              </w:rPr>
-              <w:t>)</w:t>
-            </w:r>
-            <w:r>
-              <w:rPr>
-                <w:rFonts w:ascii="TH SarabunIT๙" w:hAnsi="TH SarabunIT๙" w:cs="TH SarabunIT๙"/>
-                <w:sz w:val="32"/>
-                <w:szCs w:val="32"/>
-                <w:u w:val="dotted"/>
-              </w:rPr>
-              <w:t xml:space="preserve"> </w:t>
-            </w:r>
-            <w:r>
-              <w:rPr>
-                <w:rFonts w:ascii="TH SarabunIT๙" w:hAnsi="TH SarabunIT๙" w:cs="TH SarabunIT๙"/>
-                <w:sz w:val="32"/>
-                <w:szCs w:val="32"/>
-                <w:u w:val="dotted"/>
-              </w:rPr>
-              <w:t xml:space="preserve">{% </w:t>
+              <w:t>{% e</w:t>
             </w:r>
             <w:proofErr w:type="spellStart"/>
             <w:r>
@@ -3581,7 +3372,7 @@
                 <w:szCs w:val="32"/>
                 <w:u w:val="dotted"/>
               </w:rPr>
-              <w:t>endfor</w:t>
+              <w:t>ndfor</w:t>
             </w:r>
             <w:proofErr w:type="spellEnd"/>
             <w:r>
@@ -3640,7 +3431,7 @@
         <w:spacing w:line="276" w:lineRule="auto"/>
         <w:jc w:val="center"/>
         <w:rPr>
-          <w:rFonts w:ascii="TH SarabunIT๙" w:hAnsi="TH SarabunIT๙" w:cs="TH SarabunIT๙"/>
+          <w:rFonts w:ascii="TH SarabunIT๙" w:hAnsi="TH SarabunIT๙" w:cs="TH SarabunIT๙" w:hint="cs"/>
           <w:sz w:val="32"/>
           <w:szCs w:val="32"/>
           <w:cs/>

--- a/template_arrest.docx
+++ b/template_arrest.docx
@@ -1027,28 +1027,41 @@
         <w:jc w:val="thaiDistribute"/>
         <w:rPr>
           <w:rFonts w:ascii="TH SarabunIT๙" w:hAnsi="TH SarabunIT๙" w:cs="TH SarabunIT๙"/>
-          <w:sz w:val="32"/>
-          <w:szCs w:val="32"/>
-        </w:rPr>
-      </w:pPr>
-      <w:r>
-        <w:rPr>
-          <w:rFonts w:ascii="TH SarabunIT๙" w:hAnsi="TH SarabunIT๙" w:cs="TH SarabunIT๙"/>
           <w:b/>
           <w:bCs/>
           <w:sz w:val="32"/>
           <w:szCs w:val="32"/>
-          <w:cs/>
-        </w:rPr>
-        <w:t>ซึ่งต้องหาว่ากระทำความผิดฐาน</w:t>
-      </w:r>
-      <w:r>
-        <w:rPr>
-          <w:rFonts w:ascii="TH SarabunIT๙" w:hAnsi="TH SarabunIT๙" w:cs="TH SarabunIT๙"/>
+        </w:rPr>
+      </w:pPr>
+      <w:r>
+        <w:rPr>
+          <w:rFonts w:ascii="TH SarabunIT๙" w:hAnsi="TH SarabunIT๙" w:cs="TH SarabunIT๙" w:hint="cs"/>
           <w:b/>
           <w:bCs/>
           <w:sz w:val="32"/>
           <w:szCs w:val="32"/>
+          <w:cs/>
+        </w:rPr>
+        <w:t>ฐาน</w:t>
+      </w:r>
+      <w:r>
+        <w:rPr>
+          <w:rFonts w:ascii="TH SarabunIT๙" w:hAnsi="TH SarabunIT๙" w:cs="TH SarabunIT๙"/>
+          <w:b/>
+          <w:bCs/>
+          <w:sz w:val="32"/>
+          <w:szCs w:val="32"/>
+          <w:cs/>
+        </w:rPr>
+        <w:t>ความผิด</w:t>
+      </w:r>
+      <w:r>
+        <w:rPr>
+          <w:rFonts w:ascii="TH SarabunIT๙" w:hAnsi="TH SarabunIT๙" w:cs="TH SarabunIT๙"/>
+          <w:b/>
+          <w:bCs/>
+          <w:sz w:val="32"/>
+          <w:szCs w:val="32"/>
         </w:rPr>
         <w:t xml:space="preserve"> </w:t>
       </w:r>
@@ -1062,20 +1075,14 @@
         </w:rPr>
         <w:t>{% for suspect in suspects %}</w:t>
       </w:r>
-    </w:p>
-    <w:p>
-      <w:pPr>
-        <w:ind w:firstLine="720"/>
-        <w:jc w:val="thaiDistribute"/>
-        <w:rPr>
-          <w:rFonts w:ascii="TH SarabunIT๙" w:hAnsi="TH SarabunIT๙" w:cs="TH SarabunIT๙"/>
-          <w:b/>
-          <w:bCs/>
-          <w:sz w:val="32"/>
-          <w:szCs w:val="32"/>
-        </w:rPr>
-      </w:pPr>
-      <w:proofErr w:type="gramStart"/>
+      <w:r>
+        <w:rPr>
+          <w:rFonts w:ascii="TH SarabunIT๙" w:hAnsi="TH SarabunIT๙" w:cs="TH SarabunIT๙"/>
+          <w:sz w:val="32"/>
+          <w:szCs w:val="32"/>
+        </w:rPr>
+        <w:t xml:space="preserve"> </w:t>
+      </w:r>
       <w:r>
         <w:rPr>
           <w:rFonts w:ascii="TH SarabunIT๙" w:hAnsi="TH SarabunIT๙" w:cs="TH SarabunIT๙"/>
@@ -1091,25 +1098,7 @@
           <w:sz w:val="32"/>
           <w:szCs w:val="32"/>
         </w:rPr>
-        <w:t>suspect</w:t>
-      </w:r>
-      <w:proofErr w:type="gramEnd"/>
-      <w:r>
-        <w:rPr>
-          <w:rFonts w:ascii="TH SarabunIT๙" w:hAnsi="TH SarabunIT๙" w:cs="TH SarabunIT๙"/>
-          <w:sz w:val="32"/>
-          <w:szCs w:val="32"/>
-        </w:rPr>
-        <w:t>.charge_</w:t>
-      </w:r>
-      <w:proofErr w:type="gramStart"/>
-      <w:r>
-        <w:rPr>
-          <w:rFonts w:ascii="TH SarabunIT๙" w:hAnsi="TH SarabunIT๙" w:cs="TH SarabunIT๙"/>
-          <w:sz w:val="32"/>
-          <w:szCs w:val="32"/>
-        </w:rPr>
-        <w:t>text</w:t>
+        <w:t>suspect.charge_text</w:t>
       </w:r>
       <w:proofErr w:type="spellEnd"/>
       <w:r>
@@ -1118,16 +1107,7 @@
           <w:sz w:val="32"/>
           <w:szCs w:val="32"/>
         </w:rPr>
-        <w:t xml:space="preserve"> }</w:t>
-      </w:r>
-      <w:proofErr w:type="gramEnd"/>
-      <w:r>
-        <w:rPr>
-          <w:rFonts w:ascii="TH SarabunIT๙" w:hAnsi="TH SarabunIT๙" w:cs="TH SarabunIT๙"/>
-          <w:sz w:val="32"/>
-          <w:szCs w:val="32"/>
-        </w:rPr>
-        <w:t>}</w:t>
+        <w:t xml:space="preserve"> }}</w:t>
       </w:r>
       <w:r>
         <w:rPr>
@@ -1146,7 +1126,6 @@
         <w:t xml:space="preserve">{% </w:t>
       </w:r>
       <w:proofErr w:type="spellStart"/>
-      <w:proofErr w:type="gramStart"/>
       <w:r>
         <w:rPr>
           <w:rFonts w:ascii="TH SarabunIT๙" w:hAnsi="TH SarabunIT๙" w:cs="TH SarabunIT๙"/>
@@ -1164,7 +1143,6 @@
         </w:rPr>
         <w:t xml:space="preserve"> %}</w:t>
       </w:r>
-      <w:proofErr w:type="gramEnd"/>
     </w:p>
     <w:p>
       <w:pPr>
@@ -3362,7 +3340,7 @@
                 <w:szCs w:val="32"/>
                 <w:u w:val="dotted"/>
               </w:rPr>
-              <w:t>{% e</w:t>
+              <w:t xml:space="preserve">{% </w:t>
             </w:r>
             <w:proofErr w:type="spellStart"/>
             <w:r>
@@ -3372,7 +3350,7 @@
                 <w:szCs w:val="32"/>
                 <w:u w:val="dotted"/>
               </w:rPr>
-              <w:t>ndfor</w:t>
+              <w:t>endfor</w:t>
             </w:r>
             <w:proofErr w:type="spellEnd"/>
             <w:r>
@@ -3431,7 +3409,7 @@
         <w:spacing w:line="276" w:lineRule="auto"/>
         <w:jc w:val="center"/>
         <w:rPr>
-          <w:rFonts w:ascii="TH SarabunIT๙" w:hAnsi="TH SarabunIT๙" w:cs="TH SarabunIT๙" w:hint="cs"/>
+          <w:rFonts w:ascii="TH SarabunIT๙" w:hAnsi="TH SarabunIT๙" w:cs="TH SarabunIT๙"/>
           <w:sz w:val="32"/>
           <w:szCs w:val="32"/>
           <w:cs/>

--- a/template_arrest.docx
+++ b/template_arrest.docx
@@ -327,25 +327,7 @@
           <w:sz w:val="32"/>
           <w:szCs w:val="32"/>
         </w:rPr>
-        <w:t xml:space="preserve">{{ </w:t>
-      </w:r>
-      <w:proofErr w:type="spellStart"/>
-      <w:r>
-        <w:rPr>
-          <w:rFonts w:ascii="TH SarabunIT๙" w:hAnsi="TH SarabunIT๙" w:cs="TH SarabunIT๙"/>
-          <w:sz w:val="32"/>
-          <w:szCs w:val="32"/>
-        </w:rPr>
-        <w:t>record_location</w:t>
-      </w:r>
-      <w:proofErr w:type="spellEnd"/>
-      <w:r>
-        <w:rPr>
-          <w:rFonts w:ascii="TH SarabunIT๙" w:hAnsi="TH SarabunIT๙" w:cs="TH SarabunIT๙"/>
-          <w:sz w:val="32"/>
-          <w:szCs w:val="32"/>
-        </w:rPr>
-        <w:t xml:space="preserve"> }}</w:t>
+        <w:t>{{ record_location }}</w:t>
       </w:r>
     </w:p>
     <w:p>
@@ -376,25 +358,7 @@
           <w:sz w:val="32"/>
           <w:szCs w:val="32"/>
         </w:rPr>
-        <w:t xml:space="preserve">{{ </w:t>
-      </w:r>
-      <w:proofErr w:type="spellStart"/>
-      <w:r>
-        <w:rPr>
-          <w:rFonts w:ascii="TH SarabunIT๙" w:hAnsi="TH SarabunIT๙" w:cs="TH SarabunIT๙"/>
-          <w:sz w:val="32"/>
-          <w:szCs w:val="32"/>
-        </w:rPr>
-        <w:t>arrest_datetime_th</w:t>
-      </w:r>
-      <w:proofErr w:type="spellEnd"/>
-      <w:r>
-        <w:rPr>
-          <w:rFonts w:ascii="TH SarabunIT๙" w:hAnsi="TH SarabunIT๙" w:cs="TH SarabunIT๙"/>
-          <w:sz w:val="32"/>
-          <w:szCs w:val="32"/>
-        </w:rPr>
-        <w:t xml:space="preserve"> }}</w:t>
+        <w:t>{{ arrest_datetime_th }}</w:t>
       </w:r>
     </w:p>
     <w:p>
@@ -425,25 +389,7 @@
           <w:sz w:val="32"/>
           <w:szCs w:val="32"/>
         </w:rPr>
-        <w:t xml:space="preserve">{{ </w:t>
-      </w:r>
-      <w:proofErr w:type="spellStart"/>
-      <w:r>
-        <w:rPr>
-          <w:rFonts w:ascii="TH SarabunIT๙" w:hAnsi="TH SarabunIT๙" w:cs="TH SarabunIT๙"/>
-          <w:sz w:val="32"/>
-          <w:szCs w:val="32"/>
-        </w:rPr>
-        <w:t>record_datetime_th</w:t>
-      </w:r>
-      <w:proofErr w:type="spellEnd"/>
-      <w:r>
-        <w:rPr>
-          <w:rFonts w:ascii="TH SarabunIT๙" w:hAnsi="TH SarabunIT๙" w:cs="TH SarabunIT๙"/>
-          <w:sz w:val="32"/>
-          <w:szCs w:val="32"/>
-        </w:rPr>
-        <w:t xml:space="preserve"> }}</w:t>
+        <w:t>{{ record_datetime_th }}</w:t>
       </w:r>
     </w:p>
     <w:p>
@@ -474,25 +420,7 @@
           <w:sz w:val="32"/>
           <w:szCs w:val="32"/>
         </w:rPr>
-        <w:t xml:space="preserve">{{ </w:t>
-      </w:r>
-      <w:proofErr w:type="spellStart"/>
-      <w:r>
-        <w:rPr>
-          <w:rFonts w:ascii="TH SarabunIT๙" w:hAnsi="TH SarabunIT๙" w:cs="TH SarabunIT๙"/>
-          <w:sz w:val="32"/>
-          <w:szCs w:val="32"/>
-        </w:rPr>
-        <w:t>arrest_location</w:t>
-      </w:r>
-      <w:proofErr w:type="spellEnd"/>
-      <w:r>
-        <w:rPr>
-          <w:rFonts w:ascii="TH SarabunIT๙" w:hAnsi="TH SarabunIT๙" w:cs="TH SarabunIT๙"/>
-          <w:sz w:val="32"/>
-          <w:szCs w:val="32"/>
-        </w:rPr>
-        <w:t xml:space="preserve"> }}</w:t>
+        <w:t>{{ arrest_location }}</w:t>
       </w:r>
     </w:p>
     <w:p>
@@ -514,9 +442,8 @@
           <w:sz w:val="32"/>
           <w:szCs w:val="32"/>
         </w:rPr>
-        <w:t xml:space="preserve">{% for unit in units </w:t>
-      </w:r>
-      <w:proofErr w:type="gramStart"/>
+        <w:t>{% for unit in units %}</w:t>
+      </w:r>
       <w:r>
         <w:rPr>
           <w:rFonts w:ascii="TH SarabunIT๙" w:hAnsi="TH SarabunIT๙" w:cs="TH SarabunIT๙"/>
@@ -524,21 +451,30 @@
           <w:bCs/>
           <w:sz w:val="32"/>
           <w:szCs w:val="32"/>
-        </w:rPr>
-        <w:t>%}</w:t>
-      </w:r>
-      <w:r>
+          <w:cs/>
+        </w:rPr>
+        <w:t xml:space="preserve">ภายใต้การอำนวยการสั่งการของ </w:t>
+      </w:r>
+      <w:r>
+        <w:rPr>
+          <w:rFonts w:ascii="TH SarabunIT๙" w:hAnsi="TH SarabunIT๙" w:cs="TH SarabunIT๙"/>
+          <w:sz w:val="32"/>
+          <w:szCs w:val="32"/>
+        </w:rPr>
+        <w:t>{{ unit.commanders_text }}</w:t>
+      </w:r>
+    </w:p>
+    <w:p>
+      <w:pPr>
+        <w:jc w:val="thaiDistribute"/>
         <w:rPr>
           <w:rFonts w:ascii="TH SarabunIT๙" w:hAnsi="TH SarabunIT๙" w:cs="TH SarabunIT๙"/>
           <w:b/>
           <w:bCs/>
           <w:sz w:val="32"/>
           <w:szCs w:val="32"/>
-          <w:cs/>
-        </w:rPr>
-        <w:t>ภายใต้การอำนวยการสั่งการของ</w:t>
-      </w:r>
-      <w:proofErr w:type="gramEnd"/>
+        </w:rPr>
+      </w:pPr>
       <w:r>
         <w:rPr>
           <w:rFonts w:ascii="TH SarabunIT๙" w:hAnsi="TH SarabunIT๙" w:cs="TH SarabunIT๙"/>
@@ -548,61 +484,31 @@
           <w:szCs w:val="32"/>
           <w:cs/>
         </w:rPr>
+        <w:t xml:space="preserve">ได้สั่งการให้ </w:t>
+      </w:r>
+      <w:r>
+        <w:rPr>
+          <w:rFonts w:ascii="TH SarabunIT๙" w:hAnsi="TH SarabunIT๙" w:cs="TH SarabunIT๙"/>
+          <w:sz w:val="32"/>
+          <w:szCs w:val="32"/>
+        </w:rPr>
+        <w:t>{{ unit.arresting_officers_text }}</w:t>
+      </w:r>
+      <w:r>
+        <w:rPr>
+          <w:rFonts w:ascii="TH SarabunIT๙" w:hAnsi="TH SarabunIT๙" w:cs="TH SarabunIT๙"/>
+          <w:sz w:val="32"/>
+          <w:szCs w:val="32"/>
+        </w:rPr>
         <w:t xml:space="preserve"> </w:t>
       </w:r>
-      <w:proofErr w:type="gramStart"/>
-      <w:r>
-        <w:rPr>
-          <w:rFonts w:ascii="TH SarabunIT๙" w:hAnsi="TH SarabunIT๙" w:cs="TH SarabunIT๙"/>
-          <w:sz w:val="32"/>
-          <w:szCs w:val="32"/>
-        </w:rPr>
-        <w:t xml:space="preserve">{{ </w:t>
-      </w:r>
-      <w:proofErr w:type="spellStart"/>
-      <w:r>
-        <w:rPr>
-          <w:rFonts w:ascii="TH SarabunIT๙" w:hAnsi="TH SarabunIT๙" w:cs="TH SarabunIT๙"/>
-          <w:sz w:val="32"/>
-          <w:szCs w:val="32"/>
-        </w:rPr>
-        <w:t>unit</w:t>
-      </w:r>
-      <w:proofErr w:type="gramEnd"/>
-      <w:r>
-        <w:rPr>
-          <w:rFonts w:ascii="TH SarabunIT๙" w:hAnsi="TH SarabunIT๙" w:cs="TH SarabunIT๙"/>
-          <w:sz w:val="32"/>
-          <w:szCs w:val="32"/>
-        </w:rPr>
-        <w:t>.commanders_</w:t>
-      </w:r>
-      <w:proofErr w:type="gramStart"/>
-      <w:r>
-        <w:rPr>
-          <w:rFonts w:ascii="TH SarabunIT๙" w:hAnsi="TH SarabunIT๙" w:cs="TH SarabunIT๙"/>
-          <w:sz w:val="32"/>
-          <w:szCs w:val="32"/>
-        </w:rPr>
-        <w:t>text</w:t>
-      </w:r>
-      <w:proofErr w:type="spellEnd"/>
-      <w:r>
-        <w:rPr>
-          <w:rFonts w:ascii="TH SarabunIT๙" w:hAnsi="TH SarabunIT๙" w:cs="TH SarabunIT๙"/>
-          <w:sz w:val="32"/>
-          <w:szCs w:val="32"/>
-        </w:rPr>
-        <w:t xml:space="preserve"> }</w:t>
-      </w:r>
-      <w:proofErr w:type="gramEnd"/>
-      <w:r>
-        <w:rPr>
-          <w:rFonts w:ascii="TH SarabunIT๙" w:hAnsi="TH SarabunIT๙" w:cs="TH SarabunIT๙"/>
-          <w:sz w:val="32"/>
-          <w:szCs w:val="32"/>
-        </w:rPr>
-        <w:t>}</w:t>
+      <w:r>
+        <w:rPr>
+          <w:rFonts w:ascii="TH SarabunIT๙" w:hAnsi="TH SarabunIT๙" w:cs="TH SarabunIT๙"/>
+          <w:sz w:val="32"/>
+          <w:szCs w:val="32"/>
+        </w:rPr>
+        <w:t>{% endfor %}</w:t>
       </w:r>
     </w:p>
     <w:p>
@@ -610,12 +516,21 @@
         <w:jc w:val="thaiDistribute"/>
         <w:rPr>
           <w:rFonts w:ascii="TH SarabunIT๙" w:hAnsi="TH SarabunIT๙" w:cs="TH SarabunIT๙"/>
+          <w:sz w:val="32"/>
+          <w:szCs w:val="32"/>
+        </w:rPr>
+      </w:pPr>
+      <w:r>
+        <w:rPr>
+          <w:rFonts w:ascii="TH SarabunIT๙" w:hAnsi="TH SarabunIT๙" w:cs="TH SarabunIT๙"/>
           <w:b/>
           <w:bCs/>
           <w:sz w:val="32"/>
           <w:szCs w:val="32"/>
-        </w:rPr>
-      </w:pPr>
+          <w:cs/>
+        </w:rPr>
+        <w:t>ได้ร่วมกันจับกุมตัว</w:t>
+      </w:r>
       <w:r>
         <w:rPr>
           <w:rFonts w:ascii="TH SarabunIT๙" w:hAnsi="TH SarabunIT๙" w:cs="TH SarabunIT๙"/>
@@ -623,41 +538,6 @@
           <w:bCs/>
           <w:sz w:val="32"/>
           <w:szCs w:val="32"/>
-          <w:cs/>
-        </w:rPr>
-        <w:t xml:space="preserve">ได้สั่งการให้ </w:t>
-      </w:r>
-      <w:r>
-        <w:rPr>
-          <w:rFonts w:ascii="TH SarabunIT๙" w:hAnsi="TH SarabunIT๙" w:cs="TH SarabunIT๙"/>
-          <w:sz w:val="32"/>
-          <w:szCs w:val="32"/>
-        </w:rPr>
-        <w:t xml:space="preserve">{{ </w:t>
-      </w:r>
-      <w:proofErr w:type="spellStart"/>
-      <w:r>
-        <w:rPr>
-          <w:rFonts w:ascii="TH SarabunIT๙" w:hAnsi="TH SarabunIT๙" w:cs="TH SarabunIT๙"/>
-          <w:sz w:val="32"/>
-          <w:szCs w:val="32"/>
-        </w:rPr>
-        <w:t>unit.arresting_officers_text</w:t>
-      </w:r>
-      <w:proofErr w:type="spellEnd"/>
-      <w:r>
-        <w:rPr>
-          <w:rFonts w:ascii="TH SarabunIT๙" w:hAnsi="TH SarabunIT๙" w:cs="TH SarabunIT๙"/>
-          <w:sz w:val="32"/>
-          <w:szCs w:val="32"/>
-        </w:rPr>
-        <w:t xml:space="preserve"> }}</w:t>
-      </w:r>
-      <w:r>
-        <w:rPr>
-          <w:rFonts w:ascii="TH SarabunIT๙" w:hAnsi="TH SarabunIT๙" w:cs="TH SarabunIT๙"/>
-          <w:sz w:val="32"/>
-          <w:szCs w:val="32"/>
         </w:rPr>
         <w:t xml:space="preserve"> </w:t>
       </w:r>
@@ -667,48 +547,83 @@
           <w:sz w:val="32"/>
           <w:szCs w:val="32"/>
         </w:rPr>
-        <w:t xml:space="preserve">{% </w:t>
-      </w:r>
-      <w:proofErr w:type="spellStart"/>
-      <w:r>
-        <w:rPr>
-          <w:rFonts w:ascii="TH SarabunIT๙" w:hAnsi="TH SarabunIT๙" w:cs="TH SarabunIT๙"/>
-          <w:sz w:val="32"/>
-          <w:szCs w:val="32"/>
-        </w:rPr>
-        <w:t>endfor</w:t>
-      </w:r>
-      <w:proofErr w:type="spellEnd"/>
-      <w:r>
-        <w:rPr>
-          <w:rFonts w:ascii="TH SarabunIT๙" w:hAnsi="TH SarabunIT๙" w:cs="TH SarabunIT๙"/>
-          <w:sz w:val="32"/>
-          <w:szCs w:val="32"/>
-        </w:rPr>
-        <w:t xml:space="preserve"> %}</w:t>
+        <w:t>{% for suspect in suspects %}</w:t>
       </w:r>
     </w:p>
     <w:p>
       <w:pPr>
+        <w:ind w:firstLine="720"/>
         <w:jc w:val="thaiDistribute"/>
-        <w:rPr>
-          <w:rFonts w:ascii="TH SarabunIT๙" w:hAnsi="TH SarabunIT๙" w:cs="TH SarabunIT๙"/>
-          <w:sz w:val="32"/>
-          <w:szCs w:val="32"/>
-        </w:rPr>
-      </w:pPr>
-      <w:r>
         <w:rPr>
           <w:rFonts w:ascii="TH SarabunIT๙" w:hAnsi="TH SarabunIT๙" w:cs="TH SarabunIT๙"/>
           <w:b/>
           <w:bCs/>
           <w:sz w:val="32"/>
           <w:szCs w:val="32"/>
-          <w:cs/>
-        </w:rPr>
-        <w:t>ได้ร่วมกันจับกุมตัว</w:t>
-      </w:r>
-      <w:r>
+        </w:rPr>
+      </w:pPr>
+      <w:r>
+        <w:rPr>
+          <w:rFonts w:ascii="TH SarabunIT๙" w:hAnsi="TH SarabunIT๙" w:cs="TH SarabunIT๙"/>
+          <w:sz w:val="32"/>
+          <w:szCs w:val="32"/>
+        </w:rPr>
+        <w:t xml:space="preserve">{{ suspect.display_index }}{{ suspect.name }} </w:t>
+      </w:r>
+      <w:r>
+        <w:rPr>
+          <w:rFonts w:ascii="TH SarabunIT๙" w:hAnsi="TH SarabunIT๙" w:cs="TH SarabunIT๙"/>
+          <w:sz w:val="32"/>
+          <w:szCs w:val="32"/>
+          <w:cs/>
+        </w:rPr>
+        <w:t xml:space="preserve">เลขประจำตัวประชาชน </w:t>
+      </w:r>
+      <w:r>
+        <w:rPr>
+          <w:rFonts w:ascii="TH SarabunIT๙" w:hAnsi="TH SarabunIT๙" w:cs="TH SarabunIT๙"/>
+          <w:sz w:val="32"/>
+          <w:szCs w:val="32"/>
+        </w:rPr>
+        <w:t xml:space="preserve">{{ suspect.id_card }} </w:t>
+      </w:r>
+      <w:r>
+        <w:rPr>
+          <w:rFonts w:ascii="TH SarabunIT๙" w:hAnsi="TH SarabunIT๙" w:cs="TH SarabunIT๙"/>
+          <w:sz w:val="32"/>
+          <w:szCs w:val="32"/>
+          <w:cs/>
+        </w:rPr>
+        <w:t xml:space="preserve">ที่อยู่ </w:t>
+      </w:r>
+      <w:r>
+        <w:rPr>
+          <w:rFonts w:ascii="TH SarabunIT๙" w:hAnsi="TH SarabunIT๙" w:cs="TH SarabunIT๙"/>
+          <w:sz w:val="32"/>
+          <w:szCs w:val="32"/>
+        </w:rPr>
+        <w:t>{{ suspect.address }}</w:t>
+      </w:r>
+      <w:r>
+        <w:rPr>
+          <w:rFonts w:ascii="TH SarabunIT๙" w:hAnsi="TH SarabunIT๙" w:cs="TH SarabunIT๙"/>
+          <w:sz w:val="32"/>
+          <w:szCs w:val="32"/>
+        </w:rPr>
+        <w:t xml:space="preserve"> </w:t>
+      </w:r>
+      <w:r>
+        <w:rPr>
+          <w:rFonts w:ascii="TH SarabunIT๙" w:hAnsi="TH SarabunIT๙" w:cs="TH SarabunIT๙"/>
+          <w:sz w:val="32"/>
+          <w:szCs w:val="32"/>
+        </w:rPr>
+        <w:t>{% endfor %}</w:t>
+      </w:r>
+    </w:p>
+    <w:p>
+      <w:pPr>
+        <w:jc w:val="thaiDistribute"/>
         <w:rPr>
           <w:rFonts w:ascii="TH SarabunIT๙" w:hAnsi="TH SarabunIT๙" w:cs="TH SarabunIT๙"/>
           <w:b/>
@@ -716,310 +631,14 @@
           <w:sz w:val="32"/>
           <w:szCs w:val="32"/>
         </w:rPr>
-        <w:t xml:space="preserve"> </w:t>
-      </w:r>
-      <w:r>
-        <w:rPr>
-          <w:rFonts w:ascii="TH SarabunIT๙" w:hAnsi="TH SarabunIT๙" w:cs="TH SarabunIT๙"/>
-          <w:sz w:val="32"/>
-          <w:szCs w:val="32"/>
-        </w:rPr>
-        <w:t>{% for suspect in suspects %}</w:t>
-      </w:r>
-    </w:p>
-    <w:p>
-      <w:pPr>
-        <w:ind w:firstLine="720"/>
-        <w:jc w:val="thaiDistribute"/>
-        <w:rPr>
-          <w:rFonts w:ascii="TH SarabunIT๙" w:hAnsi="TH SarabunIT๙" w:cs="TH SarabunIT๙"/>
-          <w:b/>
-          <w:bCs/>
-          <w:sz w:val="32"/>
-          <w:szCs w:val="32"/>
-        </w:rPr>
-      </w:pPr>
-      <w:proofErr w:type="gramStart"/>
-      <w:r>
-        <w:rPr>
-          <w:rFonts w:ascii="TH SarabunIT๙" w:hAnsi="TH SarabunIT๙" w:cs="TH SarabunIT๙"/>
-          <w:sz w:val="32"/>
-          <w:szCs w:val="32"/>
-        </w:rPr>
-        <w:t xml:space="preserve">{{ </w:t>
-      </w:r>
-      <w:proofErr w:type="spellStart"/>
-      <w:r>
-        <w:rPr>
-          <w:rFonts w:ascii="TH SarabunIT๙" w:hAnsi="TH SarabunIT๙" w:cs="TH SarabunIT๙"/>
-          <w:sz w:val="32"/>
-          <w:szCs w:val="32"/>
-        </w:rPr>
-        <w:t>suspect</w:t>
-      </w:r>
-      <w:proofErr w:type="gramEnd"/>
-      <w:r>
-        <w:rPr>
-          <w:rFonts w:ascii="TH SarabunIT๙" w:hAnsi="TH SarabunIT๙" w:cs="TH SarabunIT๙"/>
-          <w:sz w:val="32"/>
-          <w:szCs w:val="32"/>
-        </w:rPr>
-        <w:t>.display_</w:t>
-      </w:r>
-      <w:proofErr w:type="gramStart"/>
-      <w:r>
-        <w:rPr>
-          <w:rFonts w:ascii="TH SarabunIT๙" w:hAnsi="TH SarabunIT๙" w:cs="TH SarabunIT๙"/>
-          <w:sz w:val="32"/>
-          <w:szCs w:val="32"/>
-        </w:rPr>
-        <w:t>index</w:t>
-      </w:r>
-      <w:proofErr w:type="spellEnd"/>
-      <w:r>
-        <w:rPr>
-          <w:rFonts w:ascii="TH SarabunIT๙" w:hAnsi="TH SarabunIT๙" w:cs="TH SarabunIT๙"/>
-          <w:sz w:val="32"/>
-          <w:szCs w:val="32"/>
-        </w:rPr>
-        <w:t xml:space="preserve"> }}{{ suspect.name</w:t>
-      </w:r>
-      <w:proofErr w:type="gramEnd"/>
-      <w:r>
-        <w:rPr>
-          <w:rFonts w:ascii="TH SarabunIT๙" w:hAnsi="TH SarabunIT๙" w:cs="TH SarabunIT๙"/>
-          <w:sz w:val="32"/>
-          <w:szCs w:val="32"/>
-        </w:rPr>
-        <w:t xml:space="preserve"> }} </w:t>
-      </w:r>
-      <w:r>
-        <w:rPr>
-          <w:rFonts w:ascii="TH SarabunIT๙" w:hAnsi="TH SarabunIT๙" w:cs="TH SarabunIT๙"/>
-          <w:sz w:val="32"/>
-          <w:szCs w:val="32"/>
-          <w:cs/>
-        </w:rPr>
-        <w:t xml:space="preserve">เลขประจำตัวประชาชน </w:t>
-      </w:r>
-      <w:proofErr w:type="gramStart"/>
-      <w:r>
-        <w:rPr>
-          <w:rFonts w:ascii="TH SarabunIT๙" w:hAnsi="TH SarabunIT๙" w:cs="TH SarabunIT๙"/>
-          <w:sz w:val="32"/>
-          <w:szCs w:val="32"/>
-        </w:rPr>
-        <w:t xml:space="preserve">{{ </w:t>
-      </w:r>
-      <w:proofErr w:type="spellStart"/>
-      <w:r>
-        <w:rPr>
-          <w:rFonts w:ascii="TH SarabunIT๙" w:hAnsi="TH SarabunIT๙" w:cs="TH SarabunIT๙"/>
-          <w:sz w:val="32"/>
-          <w:szCs w:val="32"/>
-        </w:rPr>
-        <w:t>suspect.id</w:t>
-      </w:r>
-      <w:proofErr w:type="gramEnd"/>
-      <w:r>
-        <w:rPr>
-          <w:rFonts w:ascii="TH SarabunIT๙" w:hAnsi="TH SarabunIT๙" w:cs="TH SarabunIT๙"/>
-          <w:sz w:val="32"/>
-          <w:szCs w:val="32"/>
-        </w:rPr>
-        <w:t>_</w:t>
-      </w:r>
-      <w:proofErr w:type="gramStart"/>
-      <w:r>
-        <w:rPr>
-          <w:rFonts w:ascii="TH SarabunIT๙" w:hAnsi="TH SarabunIT๙" w:cs="TH SarabunIT๙"/>
-          <w:sz w:val="32"/>
-          <w:szCs w:val="32"/>
-        </w:rPr>
-        <w:t>card</w:t>
-      </w:r>
-      <w:proofErr w:type="spellEnd"/>
-      <w:r>
-        <w:rPr>
-          <w:rFonts w:ascii="TH SarabunIT๙" w:hAnsi="TH SarabunIT๙" w:cs="TH SarabunIT๙"/>
-          <w:sz w:val="32"/>
-          <w:szCs w:val="32"/>
-        </w:rPr>
-        <w:t xml:space="preserve"> }</w:t>
-      </w:r>
-      <w:proofErr w:type="gramEnd"/>
-      <w:r>
-        <w:rPr>
-          <w:rFonts w:ascii="TH SarabunIT๙" w:hAnsi="TH SarabunIT๙" w:cs="TH SarabunIT๙"/>
-          <w:sz w:val="32"/>
-          <w:szCs w:val="32"/>
-        </w:rPr>
-        <w:t xml:space="preserve">} </w:t>
-      </w:r>
-      <w:r>
-        <w:rPr>
-          <w:rFonts w:ascii="TH SarabunIT๙" w:hAnsi="TH SarabunIT๙" w:cs="TH SarabunIT๙"/>
-          <w:sz w:val="32"/>
-          <w:szCs w:val="32"/>
-          <w:cs/>
-        </w:rPr>
-        <w:t xml:space="preserve">ที่อยู่ </w:t>
-      </w:r>
-      <w:proofErr w:type="gramStart"/>
-      <w:r>
-        <w:rPr>
-          <w:rFonts w:ascii="TH SarabunIT๙" w:hAnsi="TH SarabunIT๙" w:cs="TH SarabunIT๙"/>
-          <w:sz w:val="32"/>
-          <w:szCs w:val="32"/>
-        </w:rPr>
-        <w:t xml:space="preserve">{{ </w:t>
-      </w:r>
-      <w:proofErr w:type="spellStart"/>
-      <w:r>
-        <w:rPr>
-          <w:rFonts w:ascii="TH SarabunIT๙" w:hAnsi="TH SarabunIT๙" w:cs="TH SarabunIT๙"/>
-          <w:sz w:val="32"/>
-          <w:szCs w:val="32"/>
-        </w:rPr>
-        <w:t>suspect</w:t>
-      </w:r>
-      <w:proofErr w:type="gramEnd"/>
-      <w:r>
-        <w:rPr>
-          <w:rFonts w:ascii="TH SarabunIT๙" w:hAnsi="TH SarabunIT๙" w:cs="TH SarabunIT๙"/>
-          <w:sz w:val="32"/>
-          <w:szCs w:val="32"/>
-        </w:rPr>
-        <w:t>.</w:t>
-      </w:r>
-      <w:proofErr w:type="gramStart"/>
-      <w:r>
-        <w:rPr>
-          <w:rFonts w:ascii="TH SarabunIT๙" w:hAnsi="TH SarabunIT๙" w:cs="TH SarabunIT๙"/>
-          <w:sz w:val="32"/>
-          <w:szCs w:val="32"/>
-        </w:rPr>
-        <w:t>address</w:t>
-      </w:r>
-      <w:proofErr w:type="spellEnd"/>
-      <w:r>
-        <w:rPr>
-          <w:rFonts w:ascii="TH SarabunIT๙" w:hAnsi="TH SarabunIT๙" w:cs="TH SarabunIT๙"/>
-          <w:sz w:val="32"/>
-          <w:szCs w:val="32"/>
-        </w:rPr>
-        <w:t xml:space="preserve"> }</w:t>
-      </w:r>
-      <w:proofErr w:type="gramEnd"/>
-      <w:r>
-        <w:rPr>
-          <w:rFonts w:ascii="TH SarabunIT๙" w:hAnsi="TH SarabunIT๙" w:cs="TH SarabunIT๙"/>
-          <w:sz w:val="32"/>
-          <w:szCs w:val="32"/>
-        </w:rPr>
-        <w:t>}</w:t>
-      </w:r>
-      <w:r>
-        <w:rPr>
-          <w:rFonts w:ascii="TH SarabunIT๙" w:hAnsi="TH SarabunIT๙" w:cs="TH SarabunIT๙"/>
-          <w:sz w:val="32"/>
-          <w:szCs w:val="32"/>
-        </w:rPr>
-        <w:t xml:space="preserve"> </w:t>
-      </w:r>
-      <w:r>
-        <w:rPr>
-          <w:rFonts w:ascii="TH SarabunIT๙" w:hAnsi="TH SarabunIT๙" w:cs="TH SarabunIT๙"/>
-          <w:sz w:val="32"/>
-          <w:szCs w:val="32"/>
-        </w:rPr>
-        <w:t xml:space="preserve">{% </w:t>
-      </w:r>
-      <w:proofErr w:type="spellStart"/>
-      <w:proofErr w:type="gramStart"/>
-      <w:r>
-        <w:rPr>
-          <w:rFonts w:ascii="TH SarabunIT๙" w:hAnsi="TH SarabunIT๙" w:cs="TH SarabunIT๙"/>
-          <w:sz w:val="32"/>
-          <w:szCs w:val="32"/>
-        </w:rPr>
-        <w:t>endfor</w:t>
-      </w:r>
-      <w:proofErr w:type="spellEnd"/>
-      <w:r>
-        <w:rPr>
-          <w:rFonts w:ascii="TH SarabunIT๙" w:hAnsi="TH SarabunIT๙" w:cs="TH SarabunIT๙"/>
-          <w:sz w:val="32"/>
-          <w:szCs w:val="32"/>
-        </w:rPr>
-        <w:t xml:space="preserve"> %}</w:t>
-      </w:r>
-      <w:proofErr w:type="gramEnd"/>
-    </w:p>
-    <w:p>
-      <w:pPr>
-        <w:jc w:val="thaiDistribute"/>
-        <w:rPr>
-          <w:rFonts w:ascii="TH SarabunIT๙" w:hAnsi="TH SarabunIT๙" w:cs="TH SarabunIT๙"/>
-          <w:b/>
-          <w:bCs/>
-          <w:sz w:val="32"/>
-          <w:szCs w:val="32"/>
-        </w:rPr>
-      </w:pPr>
-      <w:proofErr w:type="gramStart"/>
-      <w:r>
-        <w:rPr>
-          <w:rFonts w:ascii="TH SarabunIT๙" w:hAnsi="TH SarabunIT๙" w:cs="TH SarabunIT๙"/>
-          <w:sz w:val="32"/>
-          <w:szCs w:val="32"/>
-        </w:rPr>
-        <w:t xml:space="preserve">{{ </w:t>
-      </w:r>
-      <w:proofErr w:type="spellStart"/>
-      <w:r>
-        <w:rPr>
-          <w:rFonts w:ascii="TH SarabunIT๙" w:hAnsi="TH SarabunIT๙" w:cs="TH SarabunIT๙"/>
-          <w:sz w:val="32"/>
-          <w:szCs w:val="32"/>
-        </w:rPr>
-        <w:t>warrant</w:t>
-      </w:r>
-      <w:proofErr w:type="gramEnd"/>
-      <w:r>
-        <w:rPr>
-          <w:rFonts w:ascii="TH SarabunIT๙" w:hAnsi="TH SarabunIT๙" w:cs="TH SarabunIT๙"/>
-          <w:sz w:val="32"/>
-          <w:szCs w:val="32"/>
-        </w:rPr>
-        <w:t>_</w:t>
-      </w:r>
-      <w:proofErr w:type="gramStart"/>
-      <w:r>
-        <w:rPr>
-          <w:rFonts w:ascii="TH SarabunIT๙" w:hAnsi="TH SarabunIT๙" w:cs="TH SarabunIT๙"/>
-          <w:sz w:val="32"/>
-          <w:szCs w:val="32"/>
-        </w:rPr>
-        <w:t>text</w:t>
-      </w:r>
-      <w:proofErr w:type="spellEnd"/>
-      <w:r>
-        <w:rPr>
-          <w:rFonts w:ascii="TH SarabunIT๙" w:hAnsi="TH SarabunIT๙" w:cs="TH SarabunIT๙"/>
-          <w:sz w:val="32"/>
-          <w:szCs w:val="32"/>
-        </w:rPr>
-        <w:t xml:space="preserve"> }</w:t>
-      </w:r>
-      <w:proofErr w:type="gramEnd"/>
-      <w:r>
-        <w:rPr>
-          <w:rFonts w:ascii="TH SarabunIT๙" w:hAnsi="TH SarabunIT๙" w:cs="TH SarabunIT๙"/>
-          <w:sz w:val="32"/>
-          <w:szCs w:val="32"/>
-        </w:rPr>
-        <w:t>}</w:t>
+      </w:pPr>
+      <w:r>
+        <w:rPr>
+          <w:rFonts w:ascii="TH SarabunIT๙" w:hAnsi="TH SarabunIT๙" w:cs="TH SarabunIT๙"/>
+          <w:sz w:val="32"/>
+          <w:szCs w:val="32"/>
+        </w:rPr>
+        <w:t>{{ warrant_text }}</w:t>
       </w:r>
     </w:p>
     <w:p>
@@ -1089,25 +708,7 @@
           <w:sz w:val="32"/>
           <w:szCs w:val="32"/>
         </w:rPr>
-        <w:t xml:space="preserve">{{ </w:t>
-      </w:r>
-      <w:proofErr w:type="spellStart"/>
-      <w:r>
-        <w:rPr>
-          <w:rFonts w:ascii="TH SarabunIT๙" w:hAnsi="TH SarabunIT๙" w:cs="TH SarabunIT๙"/>
-          <w:sz w:val="32"/>
-          <w:szCs w:val="32"/>
-        </w:rPr>
-        <w:t>suspect.charge_text</w:t>
-      </w:r>
-      <w:proofErr w:type="spellEnd"/>
-      <w:r>
-        <w:rPr>
-          <w:rFonts w:ascii="TH SarabunIT๙" w:hAnsi="TH SarabunIT๙" w:cs="TH SarabunIT๙"/>
-          <w:sz w:val="32"/>
-          <w:szCs w:val="32"/>
-        </w:rPr>
-        <w:t xml:space="preserve"> }}</w:t>
+        <w:t>{{ suspect.charge_text }}</w:t>
       </w:r>
       <w:r>
         <w:rPr>
@@ -1123,25 +724,7 @@
           <w:sz w:val="32"/>
           <w:szCs w:val="32"/>
         </w:rPr>
-        <w:t xml:space="preserve">{% </w:t>
-      </w:r>
-      <w:proofErr w:type="spellStart"/>
-      <w:r>
-        <w:rPr>
-          <w:rFonts w:ascii="TH SarabunIT๙" w:hAnsi="TH SarabunIT๙" w:cs="TH SarabunIT๙"/>
-          <w:sz w:val="32"/>
-          <w:szCs w:val="32"/>
-        </w:rPr>
-        <w:t>endfor</w:t>
-      </w:r>
-      <w:proofErr w:type="spellEnd"/>
-      <w:r>
-        <w:rPr>
-          <w:rFonts w:ascii="TH SarabunIT๙" w:hAnsi="TH SarabunIT๙" w:cs="TH SarabunIT๙"/>
-          <w:sz w:val="32"/>
-          <w:szCs w:val="32"/>
-        </w:rPr>
-        <w:t xml:space="preserve"> %}</w:t>
+        <w:t>{% endfor %}</w:t>
       </w:r>
     </w:p>
     <w:p>
@@ -1171,25 +754,7 @@
           <w:sz w:val="32"/>
           <w:szCs w:val="32"/>
         </w:rPr>
-        <w:t xml:space="preserve">{{ </w:t>
-      </w:r>
-      <w:proofErr w:type="spellStart"/>
-      <w:r>
-        <w:rPr>
-          <w:rFonts w:ascii="TH SarabunIT๙" w:hAnsi="TH SarabunIT๙" w:cs="TH SarabunIT๙"/>
-          <w:sz w:val="32"/>
-          <w:szCs w:val="32"/>
-        </w:rPr>
-        <w:t>arrest_circumstances</w:t>
-      </w:r>
-      <w:proofErr w:type="spellEnd"/>
-      <w:r>
-        <w:rPr>
-          <w:rFonts w:ascii="TH SarabunIT๙" w:hAnsi="TH SarabunIT๙" w:cs="TH SarabunIT๙"/>
-          <w:sz w:val="32"/>
-          <w:szCs w:val="32"/>
-        </w:rPr>
-        <w:t xml:space="preserve"> }}</w:t>
+        <w:t>{{ arrest_circumstances }}</w:t>
       </w:r>
     </w:p>
     <w:p>
@@ -1623,47 +1188,7 @@
           <w:sz w:val="32"/>
           <w:szCs w:val="32"/>
         </w:rPr>
-        <w:t xml:space="preserve">{% for suspect in suspects %} {{ </w:t>
-      </w:r>
-      <w:proofErr w:type="spellStart"/>
-      <w:r>
-        <w:rPr>
-          <w:rFonts w:ascii="TH SarabunIT๙" w:hAnsi="TH SarabunIT๙" w:cs="TH SarabunIT๙"/>
-          <w:color w:val="000000" w:themeColor="text1"/>
-          <w:sz w:val="32"/>
-          <w:szCs w:val="32"/>
-        </w:rPr>
-        <w:t>suspect.relative_text</w:t>
-      </w:r>
-      <w:proofErr w:type="spellEnd"/>
-      <w:r>
-        <w:rPr>
-          <w:rFonts w:ascii="TH SarabunIT๙" w:hAnsi="TH SarabunIT๙" w:cs="TH SarabunIT๙"/>
-          <w:color w:val="000000" w:themeColor="text1"/>
-          <w:sz w:val="32"/>
-          <w:szCs w:val="32"/>
-        </w:rPr>
-        <w:t xml:space="preserve"> }} {% </w:t>
-      </w:r>
-      <w:proofErr w:type="spellStart"/>
-      <w:r>
-        <w:rPr>
-          <w:rFonts w:ascii="TH SarabunIT๙" w:hAnsi="TH SarabunIT๙" w:cs="TH SarabunIT๙"/>
-          <w:color w:val="000000" w:themeColor="text1"/>
-          <w:sz w:val="32"/>
-          <w:szCs w:val="32"/>
-        </w:rPr>
-        <w:t>endfor</w:t>
-      </w:r>
-      <w:proofErr w:type="spellEnd"/>
-      <w:r>
-        <w:rPr>
-          <w:rFonts w:ascii="TH SarabunIT๙" w:hAnsi="TH SarabunIT๙" w:cs="TH SarabunIT๙"/>
-          <w:color w:val="000000" w:themeColor="text1"/>
-          <w:sz w:val="32"/>
-          <w:szCs w:val="32"/>
-        </w:rPr>
-        <w:t xml:space="preserve"> %}</w:t>
+        <w:t>{% for suspect in suspects %} {{ suspect.relative_text }} {% endfor %}</w:t>
       </w:r>
       <w:r>
         <w:rPr>
@@ -1789,25 +1314,7 @@
           <w:sz w:val="32"/>
           <w:szCs w:val="32"/>
         </w:rPr>
-        <w:t xml:space="preserve">{{ </w:t>
-      </w:r>
-      <w:proofErr w:type="spellStart"/>
-      <w:r>
-        <w:rPr>
-          <w:rFonts w:ascii="TH SarabunIT๙" w:hAnsi="TH SarabunIT๙" w:cs="TH SarabunIT๙"/>
-          <w:sz w:val="32"/>
-          <w:szCs w:val="32"/>
-        </w:rPr>
-        <w:t>suspect.statement_prefix</w:t>
-      </w:r>
-      <w:proofErr w:type="spellEnd"/>
-      <w:r>
-        <w:rPr>
-          <w:rFonts w:ascii="TH SarabunIT๙" w:hAnsi="TH SarabunIT๙" w:cs="TH SarabunIT๙"/>
-          <w:sz w:val="32"/>
-          <w:szCs w:val="32"/>
-        </w:rPr>
-        <w:t xml:space="preserve"> }}</w:t>
+        <w:t>{{ suspect.statement_prefix }}</w:t>
       </w:r>
     </w:p>
     <w:p>
@@ -1826,25 +1333,7 @@
           <w:sz w:val="32"/>
           <w:szCs w:val="32"/>
         </w:rPr>
-        <w:t xml:space="preserve">- {{ </w:t>
-      </w:r>
-      <w:proofErr w:type="spellStart"/>
-      <w:r>
-        <w:rPr>
-          <w:rFonts w:ascii="TH SarabunIT๙" w:hAnsi="TH SarabunIT๙" w:cs="TH SarabunIT๙"/>
-          <w:sz w:val="32"/>
-          <w:szCs w:val="32"/>
-        </w:rPr>
-        <w:t>suspect.additional_statement</w:t>
-      </w:r>
-      <w:proofErr w:type="spellEnd"/>
-      <w:r>
-        <w:rPr>
-          <w:rFonts w:ascii="TH SarabunIT๙" w:hAnsi="TH SarabunIT๙" w:cs="TH SarabunIT๙"/>
-          <w:sz w:val="32"/>
-          <w:szCs w:val="32"/>
-        </w:rPr>
-        <w:t xml:space="preserve"> }}</w:t>
+        <w:t>- {{ suspect.additional_statement }}</w:t>
       </w:r>
     </w:p>
     <w:p>
@@ -1880,25 +1369,7 @@
           <w:sz w:val="32"/>
           <w:szCs w:val="32"/>
         </w:rPr>
-        <w:t xml:space="preserve">{{ </w:t>
-      </w:r>
-      <w:proofErr w:type="spellStart"/>
-      <w:r>
-        <w:rPr>
-          <w:rFonts w:ascii="TH SarabunIT๙" w:hAnsi="TH SarabunIT๙" w:cs="TH SarabunIT๙"/>
-          <w:sz w:val="32"/>
-          <w:szCs w:val="32"/>
-        </w:rPr>
-        <w:t>suspect.confession</w:t>
-      </w:r>
-      <w:proofErr w:type="spellEnd"/>
-      <w:r>
-        <w:rPr>
-          <w:rFonts w:ascii="TH SarabunIT๙" w:hAnsi="TH SarabunIT๙" w:cs="TH SarabunIT๙"/>
-          <w:sz w:val="32"/>
-          <w:szCs w:val="32"/>
-        </w:rPr>
-        <w:t xml:space="preserve"> }}</w:t>
+        <w:t>{{ suspect.confession }}</w:t>
       </w:r>
       <w:r>
         <w:rPr>
@@ -1914,25 +1385,7 @@
           <w:sz w:val="32"/>
           <w:szCs w:val="32"/>
         </w:rPr>
-        <w:t xml:space="preserve">{% </w:t>
-      </w:r>
-      <w:proofErr w:type="spellStart"/>
-      <w:r>
-        <w:rPr>
-          <w:rFonts w:ascii="TH SarabunIT๙" w:hAnsi="TH SarabunIT๙" w:cs="TH SarabunIT๙"/>
-          <w:sz w:val="32"/>
-          <w:szCs w:val="32"/>
-        </w:rPr>
-        <w:t>endfor</w:t>
-      </w:r>
-      <w:proofErr w:type="spellEnd"/>
-      <w:r>
-        <w:rPr>
-          <w:rFonts w:ascii="TH SarabunIT๙" w:hAnsi="TH SarabunIT๙" w:cs="TH SarabunIT๙"/>
-          <w:sz w:val="32"/>
-          <w:szCs w:val="32"/>
-        </w:rPr>
-        <w:t xml:space="preserve"> %}</w:t>
+        <w:t>{% endfor %}</w:t>
       </w:r>
     </w:p>
     <w:p>
@@ -2250,27 +1703,7 @@
           <w:sz w:val="32"/>
           <w:szCs w:val="32"/>
         </w:rPr>
-        <w:t xml:space="preserve">{{ </w:t>
-      </w:r>
-      <w:proofErr w:type="spellStart"/>
-      <w:r>
-        <w:rPr>
-          <w:rFonts w:ascii="TH SarabunIT๙" w:hAnsi="TH SarabunIT๙" w:cs="TH SarabunIT๙"/>
-          <w:spacing w:val="-6"/>
-          <w:sz w:val="32"/>
-          <w:szCs w:val="32"/>
-        </w:rPr>
-        <w:t>arrest_date_text</w:t>
-      </w:r>
-      <w:proofErr w:type="spellEnd"/>
-      <w:r>
-        <w:rPr>
-          <w:rFonts w:ascii="TH SarabunIT๙" w:hAnsi="TH SarabunIT๙" w:cs="TH SarabunIT๙"/>
-          <w:spacing w:val="-6"/>
-          <w:sz w:val="32"/>
-          <w:szCs w:val="32"/>
-        </w:rPr>
-        <w:t xml:space="preserve"> }}</w:t>
+        <w:t>{{ arrest_date_text }}</w:t>
       </w:r>
       <w:r>
         <w:rPr>
@@ -2447,20 +1880,8 @@
           <w:szCs w:val="32"/>
           <w:cs/>
         </w:rPr>
-        <w:t xml:space="preserve"> เว็ปไซ</w:t>
-      </w:r>
-      <w:proofErr w:type="spellStart"/>
-      <w:r>
-        <w:rPr>
-          <w:rFonts w:ascii="TH SarabunIT๙" w:hAnsi="TH SarabunIT๙" w:cs="TH SarabunIT๙"/>
-          <w:spacing w:val="-6"/>
-          <w:sz w:val="32"/>
-          <w:szCs w:val="32"/>
-          <w:cs/>
-        </w:rPr>
-        <w:t>ต์</w:t>
-      </w:r>
-      <w:proofErr w:type="spellEnd"/>
+        <w:t xml:space="preserve"> เว็ปไซต์</w:t>
+      </w:r>
       <w:r>
         <w:rPr>
           <w:rFonts w:ascii="TH SarabunIT๙" w:hAnsi="TH SarabunIT๙" w:cs="TH SarabunIT๙"/>
@@ -2525,27 +1946,7 @@
           <w:sz w:val="32"/>
           <w:szCs w:val="32"/>
         </w:rPr>
-        <w:t xml:space="preserve">{{ </w:t>
-      </w:r>
-      <w:proofErr w:type="spellStart"/>
-      <w:r>
-        <w:rPr>
-          <w:rFonts w:ascii="TH SarabunIT๙" w:hAnsi="TH SarabunIT๙" w:cs="TH SarabunIT๙"/>
-          <w:spacing w:val="-6"/>
-          <w:sz w:val="32"/>
-          <w:szCs w:val="32"/>
-        </w:rPr>
-        <w:t>arrest_date_text</w:t>
-      </w:r>
-      <w:proofErr w:type="spellEnd"/>
-      <w:r>
-        <w:rPr>
-          <w:rFonts w:ascii="TH SarabunIT๙" w:hAnsi="TH SarabunIT๙" w:cs="TH SarabunIT๙"/>
-          <w:spacing w:val="-6"/>
-          <w:sz w:val="32"/>
-          <w:szCs w:val="32"/>
-        </w:rPr>
-        <w:t xml:space="preserve"> }}</w:t>
+        <w:t>{{ arrest_date_text }}</w:t>
       </w:r>
       <w:r>
         <w:rPr>
@@ -2759,7 +2160,6 @@
     </w:p>
     <w:p>
       <w:pPr>
-        <w:ind w:firstLine="720"/>
         <w:jc w:val="thaiDistribute"/>
         <w:rPr>
           <w:rFonts w:ascii="TH SarabunIT๙" w:hAnsi="TH SarabunIT๙" w:cs="TH SarabunIT๙"/>
@@ -2771,8 +2171,8 @@
     </w:p>
     <w:p>
       <w:pPr>
-        <w:ind w:firstLine="720"/>
-        <w:jc w:val="thaiDistribute"/>
+        <w:ind w:left="2880" w:hanging="2880"/>
+        <w:jc w:val="center"/>
         <w:rPr>
           <w:rFonts w:ascii="TH SarabunIT๙" w:hAnsi="TH SarabunIT๙" w:cs="TH SarabunIT๙"/>
           <w:color w:val="000000" w:themeColor="text1"/>
@@ -2780,11 +2180,20 @@
           <w:szCs w:val="32"/>
         </w:rPr>
       </w:pPr>
+      <w:r>
+        <w:rPr>
+          <w:rFonts w:ascii="TH SarabunIT๙" w:hAnsi="TH SarabunIT๙" w:cs="TH SarabunIT๙"/>
+          <w:color w:val="000000" w:themeColor="text1"/>
+          <w:sz w:val="32"/>
+          <w:szCs w:val="32"/>
+        </w:rPr>
+        <w:t>{% for suspect in suspects %}</w:t>
+      </w:r>
     </w:p>
     <w:p>
       <w:pPr>
-        <w:ind w:firstLine="720"/>
-        <w:jc w:val="thaiDistribute"/>
+        <w:ind w:left="2880" w:hanging="2880"/>
+        <w:jc w:val="center"/>
         <w:rPr>
           <w:rFonts w:ascii="TH SarabunIT๙" w:hAnsi="TH SarabunIT๙" w:cs="TH SarabunIT๙"/>
           <w:color w:val="000000" w:themeColor="text1"/>
@@ -2792,6 +2201,34 @@
           <w:szCs w:val="32"/>
         </w:rPr>
       </w:pPr>
+      <w:r>
+        <w:rPr>
+          <w:rFonts w:ascii="TH SarabunIT๙" w:hAnsi="TH SarabunIT๙" w:cs="TH SarabunIT๙"/>
+          <w:color w:val="000000" w:themeColor="text1"/>
+          <w:sz w:val="32"/>
+          <w:szCs w:val="32"/>
+        </w:rPr>
+        <w:t xml:space="preserve">                                  </w:t>
+      </w:r>
+      <w:r>
+        <w:rPr>
+          <w:rFonts w:ascii="TH SarabunIT๙" w:hAnsi="TH SarabunIT๙" w:cs="TH SarabunIT๙"/>
+          <w:color w:val="000000" w:themeColor="text1"/>
+          <w:sz w:val="32"/>
+          <w:szCs w:val="32"/>
+        </w:rPr>
+        <w:t>(</w:t>
+      </w:r>
+      <w:r>
+        <w:rPr>
+          <w:rFonts w:ascii="TH SarabunIT๙" w:hAnsi="TH SarabunIT๙" w:cs="TH SarabunIT๙"/>
+          <w:color w:val="000000" w:themeColor="text1"/>
+          <w:sz w:val="32"/>
+          <w:szCs w:val="32"/>
+          <w:cs/>
+        </w:rPr>
+        <w:t>ลงชื่อ).........................................................ผู้ถูกจับกุม/รับมอบสำเนาบันทึกจับกุม</w:t>
+      </w:r>
     </w:p>
     <w:p>
       <w:pPr>
@@ -2811,18 +2248,18 @@
           <w:sz w:val="32"/>
           <w:szCs w:val="32"/>
         </w:rPr>
-        <w:t>{% for suspect in suspects %}</w:t>
+        <w:t>( {{ suspect.name }} )</w:t>
       </w:r>
     </w:p>
     <w:p>
       <w:pPr>
-        <w:ind w:left="2880" w:hanging="2880"/>
-        <w:jc w:val="center"/>
+        <w:ind w:left="2880" w:firstLine="1089"/>
         <w:rPr>
           <w:rFonts w:ascii="TH SarabunIT๙" w:hAnsi="TH SarabunIT๙" w:cs="TH SarabunIT๙"/>
           <w:color w:val="000000" w:themeColor="text1"/>
           <w:sz w:val="32"/>
           <w:szCs w:val="32"/>
+          <w:u w:val="single"/>
         </w:rPr>
       </w:pPr>
       <w:r>
@@ -2832,112 +2269,8 @@
           <w:sz w:val="32"/>
           <w:szCs w:val="32"/>
         </w:rPr>
-        <w:t xml:space="preserve">                                  </w:t>
-      </w:r>
-      <w:r>
-        <w:rPr>
-          <w:rFonts w:ascii="TH SarabunIT๙" w:hAnsi="TH SarabunIT๙" w:cs="TH SarabunIT๙"/>
-          <w:color w:val="000000" w:themeColor="text1"/>
-          <w:sz w:val="32"/>
-          <w:szCs w:val="32"/>
-        </w:rPr>
-        <w:t>(</w:t>
-      </w:r>
-      <w:r>
-        <w:rPr>
-          <w:rFonts w:ascii="TH SarabunIT๙" w:hAnsi="TH SarabunIT๙" w:cs="TH SarabunIT๙"/>
-          <w:color w:val="000000" w:themeColor="text1"/>
-          <w:sz w:val="32"/>
-          <w:szCs w:val="32"/>
-          <w:cs/>
-        </w:rPr>
-        <w:t>ลงชื่อ).........................................................ผู้ถูกจับกุม/รับมอบสำเนาบันทึกจับกุม</w:t>
-      </w:r>
-    </w:p>
-    <w:p>
-      <w:pPr>
-        <w:ind w:left="2880" w:hanging="2880"/>
-        <w:jc w:val="center"/>
-        <w:rPr>
-          <w:rFonts w:ascii="TH SarabunIT๙" w:hAnsi="TH SarabunIT๙" w:cs="TH SarabunIT๙"/>
-          <w:color w:val="000000" w:themeColor="text1"/>
-          <w:sz w:val="32"/>
-          <w:szCs w:val="32"/>
-        </w:rPr>
-      </w:pPr>
-      <w:r>
-        <w:rPr>
-          <w:rFonts w:ascii="TH SarabunIT๙" w:hAnsi="TH SarabunIT๙" w:cs="TH SarabunIT๙"/>
-          <w:color w:val="000000" w:themeColor="text1"/>
-          <w:sz w:val="32"/>
-          <w:szCs w:val="32"/>
-        </w:rPr>
-        <w:t>( {{ suspect.name }} )</w:t>
-      </w:r>
-    </w:p>
-    <w:p>
-      <w:pPr>
-        <w:ind w:left="2880" w:firstLine="1089"/>
-        <w:rPr>
-          <w:rFonts w:ascii="TH SarabunIT๙" w:hAnsi="TH SarabunIT๙" w:cs="TH SarabunIT๙"/>
-          <w:color w:val="000000" w:themeColor="text1"/>
-          <w:sz w:val="32"/>
-          <w:szCs w:val="32"/>
-          <w:u w:val="single"/>
-        </w:rPr>
-      </w:pPr>
-      <w:r>
-        <w:rPr>
-          <w:rFonts w:ascii="TH SarabunIT๙" w:hAnsi="TH SarabunIT๙" w:cs="TH SarabunIT๙"/>
-          <w:color w:val="000000" w:themeColor="text1"/>
-          <w:sz w:val="32"/>
-          <w:szCs w:val="32"/>
-        </w:rPr>
-        <w:t xml:space="preserve">{% </w:t>
-      </w:r>
-      <w:proofErr w:type="spellStart"/>
-      <w:r>
-        <w:rPr>
-          <w:rFonts w:ascii="TH SarabunIT๙" w:hAnsi="TH SarabunIT๙" w:cs="TH SarabunIT๙"/>
-          <w:color w:val="000000" w:themeColor="text1"/>
-          <w:sz w:val="32"/>
-          <w:szCs w:val="32"/>
-        </w:rPr>
-        <w:t>endfor</w:t>
-      </w:r>
-      <w:proofErr w:type="spellEnd"/>
-      <w:r>
-        <w:rPr>
-          <w:rFonts w:ascii="TH SarabunIT๙" w:hAnsi="TH SarabunIT๙" w:cs="TH SarabunIT๙"/>
-          <w:color w:val="000000" w:themeColor="text1"/>
-          <w:sz w:val="32"/>
-          <w:szCs w:val="32"/>
-        </w:rPr>
-        <w:t xml:space="preserve"> %}</w:t>
-      </w:r>
-    </w:p>
-    <w:p>
-      <w:pPr>
-        <w:ind w:left="2880"/>
-        <w:rPr>
-          <w:rFonts w:ascii="TH SarabunIT๙" w:hAnsi="TH SarabunIT๙" w:cs="TH SarabunIT๙"/>
-          <w:color w:val="000000" w:themeColor="text1"/>
-          <w:sz w:val="32"/>
-          <w:szCs w:val="32"/>
-          <w:u w:val="single"/>
-        </w:rPr>
-      </w:pPr>
-    </w:p>
-    <w:p>
-      <w:pPr>
-        <w:rPr>
-          <w:rFonts w:ascii="TH SarabunIT๙" w:hAnsi="TH SarabunIT๙" w:cs="TH SarabunIT๙"/>
-          <w:color w:val="000000" w:themeColor="text1"/>
-          <w:sz w:val="32"/>
-          <w:szCs w:val="32"/>
-          <w:u w:val="single"/>
-        </w:rPr>
-      </w:pPr>
+        <w:t>{% endfor %}</w:t>
+      </w:r>
     </w:p>
     <w:p>
       <w:pPr>
@@ -3001,29 +2334,7 @@
           <w:sz w:val="32"/>
           <w:szCs w:val="32"/>
         </w:rPr>
-        <w:t xml:space="preserve">{{ </w:t>
-      </w:r>
-      <w:proofErr w:type="spellStart"/>
-      <w:r>
-        <w:rPr>
-          <w:rFonts w:ascii="TH SarabunIT๙" w:hAnsi="TH SarabunIT๙" w:cs="TH SarabunIT๙"/>
-          <w:b/>
-          <w:bCs/>
-          <w:sz w:val="32"/>
-          <w:szCs w:val="32"/>
-        </w:rPr>
-        <w:t>unit.unit_name</w:t>
-      </w:r>
-      <w:proofErr w:type="spellEnd"/>
-      <w:r>
-        <w:rPr>
-          <w:rFonts w:ascii="TH SarabunIT๙" w:hAnsi="TH SarabunIT๙" w:cs="TH SarabunIT๙"/>
-          <w:b/>
-          <w:bCs/>
-          <w:sz w:val="32"/>
-          <w:szCs w:val="32"/>
-        </w:rPr>
-        <w:t xml:space="preserve"> }}</w:t>
+        <w:t>{{ unit.unit_name }}</w:t>
       </w:r>
     </w:p>
     <w:tbl>
@@ -3072,27 +2383,7 @@
                 <w:szCs w:val="32"/>
                 <w:u w:val="dotted"/>
               </w:rPr>
-              <w:t xml:space="preserve">{% for row in </w:t>
-            </w:r>
-            <w:proofErr w:type="spellStart"/>
-            <w:r>
-              <w:rPr>
-                <w:rFonts w:ascii="TH SarabunIT๙" w:hAnsi="TH SarabunIT๙" w:cs="TH SarabunIT๙"/>
-                <w:sz w:val="32"/>
-                <w:szCs w:val="32"/>
-                <w:u w:val="dotted"/>
-              </w:rPr>
-              <w:t>unit.signature_rows</w:t>
-            </w:r>
-            <w:proofErr w:type="spellEnd"/>
-            <w:r>
-              <w:rPr>
-                <w:rFonts w:ascii="TH SarabunIT๙" w:hAnsi="TH SarabunIT๙" w:cs="TH SarabunIT๙"/>
-                <w:sz w:val="32"/>
-                <w:szCs w:val="32"/>
-                <w:u w:val="dotted"/>
-              </w:rPr>
-              <w:t xml:space="preserve"> %}(</w:t>
+              <w:t>{% for row in unit.signature_rows %}(</w:t>
             </w:r>
             <w:r>
               <w:rPr>
@@ -3340,27 +2631,7 @@
                 <w:szCs w:val="32"/>
                 <w:u w:val="dotted"/>
               </w:rPr>
-              <w:t xml:space="preserve">{% </w:t>
-            </w:r>
-            <w:proofErr w:type="spellStart"/>
-            <w:r>
-              <w:rPr>
-                <w:rFonts w:ascii="TH SarabunIT๙" w:hAnsi="TH SarabunIT๙" w:cs="TH SarabunIT๙"/>
-                <w:sz w:val="32"/>
-                <w:szCs w:val="32"/>
-                <w:u w:val="dotted"/>
-              </w:rPr>
-              <w:t>endfor</w:t>
-            </w:r>
-            <w:proofErr w:type="spellEnd"/>
-            <w:r>
-              <w:rPr>
-                <w:rFonts w:ascii="TH SarabunIT๙" w:hAnsi="TH SarabunIT๙" w:cs="TH SarabunIT๙"/>
-                <w:sz w:val="32"/>
-                <w:szCs w:val="32"/>
-                <w:u w:val="dotted"/>
-              </w:rPr>
-              <w:t xml:space="preserve"> %}</w:t>
+              <w:t>{% endfor %}</w:t>
             </w:r>
           </w:p>
         </w:tc>
@@ -3390,22 +2661,6 @@
     </w:tbl>
     <w:p>
       <w:pPr>
-        <w:tabs>
-          <w:tab w:val="left" w:pos="3828"/>
-          <w:tab w:val="left" w:pos="4820"/>
-          <w:tab w:val="left" w:pos="7938"/>
-        </w:tabs>
-        <w:spacing w:line="276" w:lineRule="auto"/>
-        <w:rPr>
-          <w:rFonts w:ascii="TH SarabunIT๙" w:hAnsi="TH SarabunIT๙" w:cs="TH SarabunIT๙"/>
-          <w:sz w:val="32"/>
-          <w:szCs w:val="32"/>
-          <w:u w:val="dotted"/>
-        </w:rPr>
-      </w:pPr>
-    </w:p>
-    <w:p>
-      <w:pPr>
         <w:spacing w:line="276" w:lineRule="auto"/>
         <w:jc w:val="center"/>
         <w:rPr>
@@ -3421,25 +2676,7 @@
           <w:sz w:val="32"/>
           <w:szCs w:val="32"/>
         </w:rPr>
-        <w:t xml:space="preserve">{% </w:t>
-      </w:r>
-      <w:proofErr w:type="spellStart"/>
-      <w:r>
-        <w:rPr>
-          <w:rFonts w:ascii="TH SarabunIT๙" w:hAnsi="TH SarabunIT๙" w:cs="TH SarabunIT๙"/>
-          <w:sz w:val="32"/>
-          <w:szCs w:val="32"/>
-        </w:rPr>
-        <w:t>endfor</w:t>
-      </w:r>
-      <w:proofErr w:type="spellEnd"/>
-      <w:r>
-        <w:rPr>
-          <w:rFonts w:ascii="TH SarabunIT๙" w:hAnsi="TH SarabunIT๙" w:cs="TH SarabunIT๙"/>
-          <w:sz w:val="32"/>
-          <w:szCs w:val="32"/>
-        </w:rPr>
-        <w:t xml:space="preserve"> %}</w:t>
+        <w:t>{% endfor %}</w:t>
       </w:r>
     </w:p>
     <w:sectPr>

--- a/template_arrest.docx
+++ b/template_arrest.docx
@@ -327,7 +327,25 @@
           <w:sz w:val="32"/>
           <w:szCs w:val="32"/>
         </w:rPr>
-        <w:t>{{ record_location }}</w:t>
+        <w:t xml:space="preserve">{{ </w:t>
+      </w:r>
+      <w:proofErr w:type="spellStart"/>
+      <w:r>
+        <w:rPr>
+          <w:rFonts w:ascii="TH SarabunIT๙" w:hAnsi="TH SarabunIT๙" w:cs="TH SarabunIT๙"/>
+          <w:sz w:val="32"/>
+          <w:szCs w:val="32"/>
+        </w:rPr>
+        <w:t>record_location</w:t>
+      </w:r>
+      <w:proofErr w:type="spellEnd"/>
+      <w:r>
+        <w:rPr>
+          <w:rFonts w:ascii="TH SarabunIT๙" w:hAnsi="TH SarabunIT๙" w:cs="TH SarabunIT๙"/>
+          <w:sz w:val="32"/>
+          <w:szCs w:val="32"/>
+        </w:rPr>
+        <w:t xml:space="preserve"> }}</w:t>
       </w:r>
     </w:p>
     <w:p>
@@ -358,7 +376,25 @@
           <w:sz w:val="32"/>
           <w:szCs w:val="32"/>
         </w:rPr>
-        <w:t>{{ arrest_datetime_th }}</w:t>
+        <w:t xml:space="preserve">{{ </w:t>
+      </w:r>
+      <w:proofErr w:type="spellStart"/>
+      <w:r>
+        <w:rPr>
+          <w:rFonts w:ascii="TH SarabunIT๙" w:hAnsi="TH SarabunIT๙" w:cs="TH SarabunIT๙"/>
+          <w:sz w:val="32"/>
+          <w:szCs w:val="32"/>
+        </w:rPr>
+        <w:t>arrest_datetime_th</w:t>
+      </w:r>
+      <w:proofErr w:type="spellEnd"/>
+      <w:r>
+        <w:rPr>
+          <w:rFonts w:ascii="TH SarabunIT๙" w:hAnsi="TH SarabunIT๙" w:cs="TH SarabunIT๙"/>
+          <w:sz w:val="32"/>
+          <w:szCs w:val="32"/>
+        </w:rPr>
+        <w:t xml:space="preserve"> }}</w:t>
       </w:r>
     </w:p>
     <w:p>
@@ -389,7 +425,25 @@
           <w:sz w:val="32"/>
           <w:szCs w:val="32"/>
         </w:rPr>
-        <w:t>{{ record_datetime_th }}</w:t>
+        <w:t xml:space="preserve">{{ </w:t>
+      </w:r>
+      <w:proofErr w:type="spellStart"/>
+      <w:r>
+        <w:rPr>
+          <w:rFonts w:ascii="TH SarabunIT๙" w:hAnsi="TH SarabunIT๙" w:cs="TH SarabunIT๙"/>
+          <w:sz w:val="32"/>
+          <w:szCs w:val="32"/>
+        </w:rPr>
+        <w:t>record_datetime_th</w:t>
+      </w:r>
+      <w:proofErr w:type="spellEnd"/>
+      <w:r>
+        <w:rPr>
+          <w:rFonts w:ascii="TH SarabunIT๙" w:hAnsi="TH SarabunIT๙" w:cs="TH SarabunIT๙"/>
+          <w:sz w:val="32"/>
+          <w:szCs w:val="32"/>
+        </w:rPr>
+        <w:t xml:space="preserve"> }}</w:t>
       </w:r>
     </w:p>
     <w:p>
@@ -420,7 +474,25 @@
           <w:sz w:val="32"/>
           <w:szCs w:val="32"/>
         </w:rPr>
-        <w:t>{{ arrest_location }}</w:t>
+        <w:t xml:space="preserve">{{ </w:t>
+      </w:r>
+      <w:proofErr w:type="spellStart"/>
+      <w:r>
+        <w:rPr>
+          <w:rFonts w:ascii="TH SarabunIT๙" w:hAnsi="TH SarabunIT๙" w:cs="TH SarabunIT๙"/>
+          <w:sz w:val="32"/>
+          <w:szCs w:val="32"/>
+        </w:rPr>
+        <w:t>arrest_location</w:t>
+      </w:r>
+      <w:proofErr w:type="spellEnd"/>
+      <w:r>
+        <w:rPr>
+          <w:rFonts w:ascii="TH SarabunIT๙" w:hAnsi="TH SarabunIT๙" w:cs="TH SarabunIT๙"/>
+          <w:sz w:val="32"/>
+          <w:szCs w:val="32"/>
+        </w:rPr>
+        <w:t xml:space="preserve"> }}</w:t>
       </w:r>
     </w:p>
     <w:p>
@@ -461,7 +533,25 @@
           <w:sz w:val="32"/>
           <w:szCs w:val="32"/>
         </w:rPr>
-        <w:t>{{ unit.commanders_text }}</w:t>
+        <w:t xml:space="preserve">{{ </w:t>
+      </w:r>
+      <w:proofErr w:type="spellStart"/>
+      <w:r>
+        <w:rPr>
+          <w:rFonts w:ascii="TH SarabunIT๙" w:hAnsi="TH SarabunIT๙" w:cs="TH SarabunIT๙"/>
+          <w:sz w:val="32"/>
+          <w:szCs w:val="32"/>
+        </w:rPr>
+        <w:t>unit.commanders_text</w:t>
+      </w:r>
+      <w:proofErr w:type="spellEnd"/>
+      <w:r>
+        <w:rPr>
+          <w:rFonts w:ascii="TH SarabunIT๙" w:hAnsi="TH SarabunIT๙" w:cs="TH SarabunIT๙"/>
+          <w:sz w:val="32"/>
+          <w:szCs w:val="32"/>
+        </w:rPr>
+        <w:t xml:space="preserve"> }}</w:t>
       </w:r>
     </w:p>
     <w:p>
@@ -492,7 +582,25 @@
           <w:sz w:val="32"/>
           <w:szCs w:val="32"/>
         </w:rPr>
-        <w:t>{{ unit.arresting_officers_text }}</w:t>
+        <w:t xml:space="preserve">{{ </w:t>
+      </w:r>
+      <w:proofErr w:type="spellStart"/>
+      <w:r>
+        <w:rPr>
+          <w:rFonts w:ascii="TH SarabunIT๙" w:hAnsi="TH SarabunIT๙" w:cs="TH SarabunIT๙"/>
+          <w:sz w:val="32"/>
+          <w:szCs w:val="32"/>
+        </w:rPr>
+        <w:t>unit.arresting_officers_text</w:t>
+      </w:r>
+      <w:proofErr w:type="spellEnd"/>
+      <w:r>
+        <w:rPr>
+          <w:rFonts w:ascii="TH SarabunIT๙" w:hAnsi="TH SarabunIT๙" w:cs="TH SarabunIT๙"/>
+          <w:sz w:val="32"/>
+          <w:szCs w:val="32"/>
+        </w:rPr>
+        <w:t xml:space="preserve"> }}</w:t>
       </w:r>
       <w:r>
         <w:rPr>
@@ -508,7 +616,25 @@
           <w:sz w:val="32"/>
           <w:szCs w:val="32"/>
         </w:rPr>
-        <w:t>{% endfor %}</w:t>
+        <w:t xml:space="preserve">{% </w:t>
+      </w:r>
+      <w:proofErr w:type="spellStart"/>
+      <w:r>
+        <w:rPr>
+          <w:rFonts w:ascii="TH SarabunIT๙" w:hAnsi="TH SarabunIT๙" w:cs="TH SarabunIT๙"/>
+          <w:sz w:val="32"/>
+          <w:szCs w:val="32"/>
+        </w:rPr>
+        <w:t>endfor</w:t>
+      </w:r>
+      <w:proofErr w:type="spellEnd"/>
+      <w:r>
+        <w:rPr>
+          <w:rFonts w:ascii="TH SarabunIT๙" w:hAnsi="TH SarabunIT๙" w:cs="TH SarabunIT๙"/>
+          <w:sz w:val="32"/>
+          <w:szCs w:val="32"/>
+        </w:rPr>
+        <w:t xml:space="preserve"> %}</w:t>
       </w:r>
     </w:p>
     <w:p>
@@ -568,7 +694,25 @@
           <w:sz w:val="32"/>
           <w:szCs w:val="32"/>
         </w:rPr>
-        <w:t xml:space="preserve">{{ suspect.display_index }}{{ suspect.name }} </w:t>
+        <w:t xml:space="preserve">{{ </w:t>
+      </w:r>
+      <w:proofErr w:type="spellStart"/>
+      <w:r>
+        <w:rPr>
+          <w:rFonts w:ascii="TH SarabunIT๙" w:hAnsi="TH SarabunIT๙" w:cs="TH SarabunIT๙"/>
+          <w:sz w:val="32"/>
+          <w:szCs w:val="32"/>
+        </w:rPr>
+        <w:t>suspect.display_index</w:t>
+      </w:r>
+      <w:proofErr w:type="spellEnd"/>
+      <w:r>
+        <w:rPr>
+          <w:rFonts w:ascii="TH SarabunIT๙" w:hAnsi="TH SarabunIT๙" w:cs="TH SarabunIT๙"/>
+          <w:sz w:val="32"/>
+          <w:szCs w:val="32"/>
+        </w:rPr>
+        <w:t xml:space="preserve"> }}{{ suspect.name }} </w:t>
       </w:r>
       <w:r>
         <w:rPr>
@@ -585,7 +729,25 @@
           <w:sz w:val="32"/>
           <w:szCs w:val="32"/>
         </w:rPr>
-        <w:t xml:space="preserve">{{ suspect.id_card }} </w:t>
+        <w:t xml:space="preserve">{{ </w:t>
+      </w:r>
+      <w:proofErr w:type="spellStart"/>
+      <w:r>
+        <w:rPr>
+          <w:rFonts w:ascii="TH SarabunIT๙" w:hAnsi="TH SarabunIT๙" w:cs="TH SarabunIT๙"/>
+          <w:sz w:val="32"/>
+          <w:szCs w:val="32"/>
+        </w:rPr>
+        <w:t>suspect.id_card</w:t>
+      </w:r>
+      <w:proofErr w:type="spellEnd"/>
+      <w:r>
+        <w:rPr>
+          <w:rFonts w:ascii="TH SarabunIT๙" w:hAnsi="TH SarabunIT๙" w:cs="TH SarabunIT๙"/>
+          <w:sz w:val="32"/>
+          <w:szCs w:val="32"/>
+        </w:rPr>
+        <w:t xml:space="preserve"> }} </w:t>
       </w:r>
       <w:r>
         <w:rPr>
@@ -602,7 +764,25 @@
           <w:sz w:val="32"/>
           <w:szCs w:val="32"/>
         </w:rPr>
-        <w:t>{{ suspect.address }}</w:t>
+        <w:t xml:space="preserve">{{ </w:t>
+      </w:r>
+      <w:proofErr w:type="spellStart"/>
+      <w:r>
+        <w:rPr>
+          <w:rFonts w:ascii="TH SarabunIT๙" w:hAnsi="TH SarabunIT๙" w:cs="TH SarabunIT๙"/>
+          <w:sz w:val="32"/>
+          <w:szCs w:val="32"/>
+        </w:rPr>
+        <w:t>suspect.address</w:t>
+      </w:r>
+      <w:proofErr w:type="spellEnd"/>
+      <w:r>
+        <w:rPr>
+          <w:rFonts w:ascii="TH SarabunIT๙" w:hAnsi="TH SarabunIT๙" w:cs="TH SarabunIT๙"/>
+          <w:sz w:val="32"/>
+          <w:szCs w:val="32"/>
+        </w:rPr>
+        <w:t xml:space="preserve"> }}</w:t>
       </w:r>
       <w:r>
         <w:rPr>
@@ -618,7 +798,25 @@
           <w:sz w:val="32"/>
           <w:szCs w:val="32"/>
         </w:rPr>
-        <w:t>{% endfor %}</w:t>
+        <w:t xml:space="preserve">{% </w:t>
+      </w:r>
+      <w:proofErr w:type="spellStart"/>
+      <w:r>
+        <w:rPr>
+          <w:rFonts w:ascii="TH SarabunIT๙" w:hAnsi="TH SarabunIT๙" w:cs="TH SarabunIT๙"/>
+          <w:sz w:val="32"/>
+          <w:szCs w:val="32"/>
+        </w:rPr>
+        <w:t>endfor</w:t>
+      </w:r>
+      <w:proofErr w:type="spellEnd"/>
+      <w:r>
+        <w:rPr>
+          <w:rFonts w:ascii="TH SarabunIT๙" w:hAnsi="TH SarabunIT๙" w:cs="TH SarabunIT๙"/>
+          <w:sz w:val="32"/>
+          <w:szCs w:val="32"/>
+        </w:rPr>
+        <w:t xml:space="preserve"> %}</w:t>
       </w:r>
     </w:p>
     <w:p>
@@ -638,7 +836,25 @@
           <w:sz w:val="32"/>
           <w:szCs w:val="32"/>
         </w:rPr>
-        <w:t>{{ warrant_text }}</w:t>
+        <w:t xml:space="preserve">{{ </w:t>
+      </w:r>
+      <w:proofErr w:type="spellStart"/>
+      <w:r>
+        <w:rPr>
+          <w:rFonts w:ascii="TH SarabunIT๙" w:hAnsi="TH SarabunIT๙" w:cs="TH SarabunIT๙"/>
+          <w:sz w:val="32"/>
+          <w:szCs w:val="32"/>
+        </w:rPr>
+        <w:t>warrant_text</w:t>
+      </w:r>
+      <w:proofErr w:type="spellEnd"/>
+      <w:r>
+        <w:rPr>
+          <w:rFonts w:ascii="TH SarabunIT๙" w:hAnsi="TH SarabunIT๙" w:cs="TH SarabunIT๙"/>
+          <w:sz w:val="32"/>
+          <w:szCs w:val="32"/>
+        </w:rPr>
+        <w:t xml:space="preserve"> }}</w:t>
       </w:r>
     </w:p>
     <w:p>
@@ -708,7 +924,25 @@
           <w:sz w:val="32"/>
           <w:szCs w:val="32"/>
         </w:rPr>
-        <w:t>{{ suspect.charge_text }}</w:t>
+        <w:t xml:space="preserve">{{ </w:t>
+      </w:r>
+      <w:proofErr w:type="spellStart"/>
+      <w:r>
+        <w:rPr>
+          <w:rFonts w:ascii="TH SarabunIT๙" w:hAnsi="TH SarabunIT๙" w:cs="TH SarabunIT๙"/>
+          <w:sz w:val="32"/>
+          <w:szCs w:val="32"/>
+        </w:rPr>
+        <w:t>suspect.charge_text</w:t>
+      </w:r>
+      <w:proofErr w:type="spellEnd"/>
+      <w:r>
+        <w:rPr>
+          <w:rFonts w:ascii="TH SarabunIT๙" w:hAnsi="TH SarabunIT๙" w:cs="TH SarabunIT๙"/>
+          <w:sz w:val="32"/>
+          <w:szCs w:val="32"/>
+        </w:rPr>
+        <w:t xml:space="preserve"> }}</w:t>
       </w:r>
       <w:r>
         <w:rPr>
@@ -724,7 +958,25 @@
           <w:sz w:val="32"/>
           <w:szCs w:val="32"/>
         </w:rPr>
-        <w:t>{% endfor %}</w:t>
+        <w:t xml:space="preserve">{% </w:t>
+      </w:r>
+      <w:proofErr w:type="spellStart"/>
+      <w:r>
+        <w:rPr>
+          <w:rFonts w:ascii="TH SarabunIT๙" w:hAnsi="TH SarabunIT๙" w:cs="TH SarabunIT๙"/>
+          <w:sz w:val="32"/>
+          <w:szCs w:val="32"/>
+        </w:rPr>
+        <w:t>endfor</w:t>
+      </w:r>
+      <w:proofErr w:type="spellEnd"/>
+      <w:r>
+        <w:rPr>
+          <w:rFonts w:ascii="TH SarabunIT๙" w:hAnsi="TH SarabunIT๙" w:cs="TH SarabunIT๙"/>
+          <w:sz w:val="32"/>
+          <w:szCs w:val="32"/>
+        </w:rPr>
+        <w:t xml:space="preserve"> %}</w:t>
       </w:r>
     </w:p>
     <w:p>
@@ -754,7 +1006,25 @@
           <w:sz w:val="32"/>
           <w:szCs w:val="32"/>
         </w:rPr>
-        <w:t>{{ arrest_circumstances }}</w:t>
+        <w:t xml:space="preserve">{{ </w:t>
+      </w:r>
+      <w:proofErr w:type="spellStart"/>
+      <w:r>
+        <w:rPr>
+          <w:rFonts w:ascii="TH SarabunIT๙" w:hAnsi="TH SarabunIT๙" w:cs="TH SarabunIT๙"/>
+          <w:sz w:val="32"/>
+          <w:szCs w:val="32"/>
+        </w:rPr>
+        <w:t>arrest_circumstances</w:t>
+      </w:r>
+      <w:proofErr w:type="spellEnd"/>
+      <w:r>
+        <w:rPr>
+          <w:rFonts w:ascii="TH SarabunIT๙" w:hAnsi="TH SarabunIT๙" w:cs="TH SarabunIT๙"/>
+          <w:sz w:val="32"/>
+          <w:szCs w:val="32"/>
+        </w:rPr>
+        <w:t xml:space="preserve"> }}</w:t>
       </w:r>
     </w:p>
     <w:p>
@@ -1188,8 +1458,9 @@
           <w:sz w:val="32"/>
           <w:szCs w:val="32"/>
         </w:rPr>
-        <w:t>{% for suspect in suspects %} {{ suspect.relative_text }} {% endfor %}</w:t>
-      </w:r>
+        <w:t xml:space="preserve">{% for suspect in suspects %} {{ </w:t>
+      </w:r>
+      <w:proofErr w:type="spellStart"/>
       <w:r>
         <w:rPr>
           <w:rFonts w:ascii="TH SarabunIT๙" w:hAnsi="TH SarabunIT๙" w:cs="TH SarabunIT๙"/>
@@ -1197,66 +1468,46 @@
           <w:sz w:val="32"/>
           <w:szCs w:val="32"/>
         </w:rPr>
+        <w:t>suspect.relative_text</w:t>
+      </w:r>
+      <w:proofErr w:type="spellEnd"/>
+      <w:r>
+        <w:rPr>
+          <w:rFonts w:ascii="TH SarabunIT๙" w:hAnsi="TH SarabunIT๙" w:cs="TH SarabunIT๙"/>
+          <w:color w:val="000000" w:themeColor="text1"/>
+          <w:sz w:val="32"/>
+          <w:szCs w:val="32"/>
+        </w:rPr>
+        <w:t xml:space="preserve"> }} {% </w:t>
+      </w:r>
+      <w:proofErr w:type="spellStart"/>
+      <w:r>
+        <w:rPr>
+          <w:rFonts w:ascii="TH SarabunIT๙" w:hAnsi="TH SarabunIT๙" w:cs="TH SarabunIT๙"/>
+          <w:color w:val="000000" w:themeColor="text1"/>
+          <w:sz w:val="32"/>
+          <w:szCs w:val="32"/>
+        </w:rPr>
+        <w:t>endfor</w:t>
+      </w:r>
+      <w:proofErr w:type="spellEnd"/>
+      <w:r>
+        <w:rPr>
+          <w:rFonts w:ascii="TH SarabunIT๙" w:hAnsi="TH SarabunIT๙" w:cs="TH SarabunIT๙"/>
+          <w:color w:val="000000" w:themeColor="text1"/>
+          <w:sz w:val="32"/>
+          <w:szCs w:val="32"/>
+        </w:rPr>
+        <w:t xml:space="preserve"> %}</w:t>
+      </w:r>
+      <w:r>
+        <w:rPr>
+          <w:rFonts w:ascii="TH SarabunIT๙" w:hAnsi="TH SarabunIT๙" w:cs="TH SarabunIT๙"/>
+          <w:color w:val="000000" w:themeColor="text1"/>
+          <w:sz w:val="32"/>
+          <w:szCs w:val="32"/>
+        </w:rPr>
         <w:t xml:space="preserve"> </w:t>
-      </w:r>
-      <w:r>
-        <w:rPr>
-          <w:rFonts w:ascii="TH SarabunIT๙" w:eastAsia="Angsana New" w:hAnsi="TH SarabunIT๙" w:cs="TH SarabunIT๙"/>
-          <w:sz w:val="32"/>
-          <w:szCs w:val="32"/>
-          <w:cs/>
-        </w:rPr>
-        <w:t>ผู้ซึ่งตนไว้วางใจ</w:t>
-      </w:r>
-      <w:r>
-        <w:rPr>
-          <w:rFonts w:ascii="TH SarabunIT๙" w:hAnsi="TH SarabunIT๙" w:cs="TH SarabunIT๙"/>
-          <w:color w:val="000000" w:themeColor="text1"/>
-          <w:sz w:val="32"/>
-          <w:szCs w:val="32"/>
-          <w:cs/>
-        </w:rPr>
-        <w:t>ทราบ</w:t>
-      </w:r>
-      <w:r>
-        <w:rPr>
-          <w:rFonts w:ascii="TH SarabunIT๙" w:hAnsi="TH SarabunIT๙" w:cs="TH SarabunIT๙" w:hint="cs"/>
-          <w:color w:val="000000" w:themeColor="text1"/>
-          <w:sz w:val="32"/>
-          <w:szCs w:val="32"/>
-          <w:cs/>
-        </w:rPr>
-        <w:t>ถึง</w:t>
-      </w:r>
-      <w:r>
-        <w:rPr>
-          <w:rFonts w:ascii="TH SarabunIT๙" w:hAnsi="TH SarabunIT๙" w:cs="TH SarabunIT๙"/>
-          <w:color w:val="000000" w:themeColor="text1"/>
-          <w:sz w:val="32"/>
-          <w:szCs w:val="32"/>
-          <w:cs/>
-        </w:rPr>
-        <w:t>การจับกุม</w:t>
-      </w:r>
-      <w:r>
-        <w:rPr>
-          <w:rFonts w:ascii="TH SarabunIT๙" w:hAnsi="TH SarabunIT๙" w:cs="TH SarabunIT๙"/>
-          <w:color w:val="000000" w:themeColor="text1"/>
-          <w:sz w:val="32"/>
-          <w:szCs w:val="32"/>
-          <w:cs/>
-        </w:rPr>
-        <w:t>ด้วย</w:t>
-      </w:r>
-      <w:r>
-        <w:rPr>
-          <w:rFonts w:ascii="TH SarabunIT๙" w:hAnsi="TH SarabunIT๙" w:cs="TH SarabunIT๙"/>
-          <w:color w:val="000000" w:themeColor="text1"/>
-          <w:sz w:val="32"/>
-          <w:szCs w:val="32"/>
-          <w:cs/>
-        </w:rPr>
-        <w:t>แล้ว</w:t>
       </w:r>
     </w:p>
     <w:p>
@@ -1314,7 +1565,25 @@
           <w:sz w:val="32"/>
           <w:szCs w:val="32"/>
         </w:rPr>
-        <w:t>{{ suspect.statement_prefix }}</w:t>
+        <w:t xml:space="preserve">{{ </w:t>
+      </w:r>
+      <w:proofErr w:type="spellStart"/>
+      <w:r>
+        <w:rPr>
+          <w:rFonts w:ascii="TH SarabunIT๙" w:hAnsi="TH SarabunIT๙" w:cs="TH SarabunIT๙"/>
+          <w:sz w:val="32"/>
+          <w:szCs w:val="32"/>
+        </w:rPr>
+        <w:t>suspect.statement_prefix</w:t>
+      </w:r>
+      <w:proofErr w:type="spellEnd"/>
+      <w:r>
+        <w:rPr>
+          <w:rFonts w:ascii="TH SarabunIT๙" w:hAnsi="TH SarabunIT๙" w:cs="TH SarabunIT๙"/>
+          <w:sz w:val="32"/>
+          <w:szCs w:val="32"/>
+        </w:rPr>
+        <w:t xml:space="preserve"> }}</w:t>
       </w:r>
     </w:p>
     <w:p>
@@ -1333,7 +1602,25 @@
           <w:sz w:val="32"/>
           <w:szCs w:val="32"/>
         </w:rPr>
-        <w:t>- {{ suspect.additional_statement }}</w:t>
+        <w:t xml:space="preserve">- {{ </w:t>
+      </w:r>
+      <w:proofErr w:type="spellStart"/>
+      <w:r>
+        <w:rPr>
+          <w:rFonts w:ascii="TH SarabunIT๙" w:hAnsi="TH SarabunIT๙" w:cs="TH SarabunIT๙"/>
+          <w:sz w:val="32"/>
+          <w:szCs w:val="32"/>
+        </w:rPr>
+        <w:t>suspect.additional_statement</w:t>
+      </w:r>
+      <w:proofErr w:type="spellEnd"/>
+      <w:r>
+        <w:rPr>
+          <w:rFonts w:ascii="TH SarabunIT๙" w:hAnsi="TH SarabunIT๙" w:cs="TH SarabunIT๙"/>
+          <w:sz w:val="32"/>
+          <w:szCs w:val="32"/>
+        </w:rPr>
+        <w:t xml:space="preserve"> }}</w:t>
       </w:r>
     </w:p>
     <w:p>
@@ -1369,7 +1656,25 @@
           <w:sz w:val="32"/>
           <w:szCs w:val="32"/>
         </w:rPr>
-        <w:t>{{ suspect.confession }}</w:t>
+        <w:t xml:space="preserve">{{ </w:t>
+      </w:r>
+      <w:proofErr w:type="spellStart"/>
+      <w:r>
+        <w:rPr>
+          <w:rFonts w:ascii="TH SarabunIT๙" w:hAnsi="TH SarabunIT๙" w:cs="TH SarabunIT๙"/>
+          <w:sz w:val="32"/>
+          <w:szCs w:val="32"/>
+        </w:rPr>
+        <w:t>suspect.confession</w:t>
+      </w:r>
+      <w:proofErr w:type="spellEnd"/>
+      <w:r>
+        <w:rPr>
+          <w:rFonts w:ascii="TH SarabunIT๙" w:hAnsi="TH SarabunIT๙" w:cs="TH SarabunIT๙"/>
+          <w:sz w:val="32"/>
+          <w:szCs w:val="32"/>
+        </w:rPr>
+        <w:t xml:space="preserve"> }}</w:t>
       </w:r>
       <w:r>
         <w:rPr>
@@ -1385,7 +1690,25 @@
           <w:sz w:val="32"/>
           <w:szCs w:val="32"/>
         </w:rPr>
-        <w:t>{% endfor %}</w:t>
+        <w:t xml:space="preserve">{% </w:t>
+      </w:r>
+      <w:proofErr w:type="spellStart"/>
+      <w:r>
+        <w:rPr>
+          <w:rFonts w:ascii="TH SarabunIT๙" w:hAnsi="TH SarabunIT๙" w:cs="TH SarabunIT๙"/>
+          <w:sz w:val="32"/>
+          <w:szCs w:val="32"/>
+        </w:rPr>
+        <w:t>endfor</w:t>
+      </w:r>
+      <w:proofErr w:type="spellEnd"/>
+      <w:r>
+        <w:rPr>
+          <w:rFonts w:ascii="TH SarabunIT๙" w:hAnsi="TH SarabunIT๙" w:cs="TH SarabunIT๙"/>
+          <w:sz w:val="32"/>
+          <w:szCs w:val="32"/>
+        </w:rPr>
+        <w:t xml:space="preserve"> %}</w:t>
       </w:r>
     </w:p>
     <w:p>
@@ -1703,7 +2026,27 @@
           <w:sz w:val="32"/>
           <w:szCs w:val="32"/>
         </w:rPr>
-        <w:t>{{ arrest_date_text }}</w:t>
+        <w:t xml:space="preserve">{{ </w:t>
+      </w:r>
+      <w:proofErr w:type="spellStart"/>
+      <w:r>
+        <w:rPr>
+          <w:rFonts w:ascii="TH SarabunIT๙" w:hAnsi="TH SarabunIT๙" w:cs="TH SarabunIT๙"/>
+          <w:spacing w:val="-6"/>
+          <w:sz w:val="32"/>
+          <w:szCs w:val="32"/>
+        </w:rPr>
+        <w:t>arrest_date_text</w:t>
+      </w:r>
+      <w:proofErr w:type="spellEnd"/>
+      <w:r>
+        <w:rPr>
+          <w:rFonts w:ascii="TH SarabunIT๙" w:hAnsi="TH SarabunIT๙" w:cs="TH SarabunIT๙"/>
+          <w:spacing w:val="-6"/>
+          <w:sz w:val="32"/>
+          <w:szCs w:val="32"/>
+        </w:rPr>
+        <w:t xml:space="preserve"> }}</w:t>
       </w:r>
       <w:r>
         <w:rPr>
@@ -1880,8 +2223,20 @@
           <w:szCs w:val="32"/>
           <w:cs/>
         </w:rPr>
-        <w:t xml:space="preserve"> เว็ปไซต์</w:t>
-      </w:r>
+        <w:t xml:space="preserve"> เว็ปไซ</w:t>
+      </w:r>
+      <w:proofErr w:type="spellStart"/>
+      <w:r>
+        <w:rPr>
+          <w:rFonts w:ascii="TH SarabunIT๙" w:hAnsi="TH SarabunIT๙" w:cs="TH SarabunIT๙"/>
+          <w:spacing w:val="-6"/>
+          <w:sz w:val="32"/>
+          <w:szCs w:val="32"/>
+          <w:cs/>
+        </w:rPr>
+        <w:t>ต์</w:t>
+      </w:r>
+      <w:proofErr w:type="spellEnd"/>
       <w:r>
         <w:rPr>
           <w:rFonts w:ascii="TH SarabunIT๙" w:hAnsi="TH SarabunIT๙" w:cs="TH SarabunIT๙"/>
@@ -1946,7 +2301,27 @@
           <w:sz w:val="32"/>
           <w:szCs w:val="32"/>
         </w:rPr>
-        <w:t>{{ arrest_date_text }}</w:t>
+        <w:t xml:space="preserve">{{ </w:t>
+      </w:r>
+      <w:proofErr w:type="spellStart"/>
+      <w:r>
+        <w:rPr>
+          <w:rFonts w:ascii="TH SarabunIT๙" w:hAnsi="TH SarabunIT๙" w:cs="TH SarabunIT๙"/>
+          <w:spacing w:val="-6"/>
+          <w:sz w:val="32"/>
+          <w:szCs w:val="32"/>
+        </w:rPr>
+        <w:t>arrest_date_text</w:t>
+      </w:r>
+      <w:proofErr w:type="spellEnd"/>
+      <w:r>
+        <w:rPr>
+          <w:rFonts w:ascii="TH SarabunIT๙" w:hAnsi="TH SarabunIT๙" w:cs="TH SarabunIT๙"/>
+          <w:spacing w:val="-6"/>
+          <w:sz w:val="32"/>
+          <w:szCs w:val="32"/>
+        </w:rPr>
+        <w:t xml:space="preserve"> }}</w:t>
       </w:r>
       <w:r>
         <w:rPr>
@@ -2053,7 +2428,6 @@
           <w:szCs w:val="32"/>
           <w:cs/>
         </w:rPr>
-        <w:lastRenderedPageBreak/>
         <w:t>เจ้า</w:t>
       </w:r>
       <w:r>
@@ -2269,7 +2643,27 @@
           <w:sz w:val="32"/>
           <w:szCs w:val="32"/>
         </w:rPr>
-        <w:t>{% endfor %}</w:t>
+        <w:t xml:space="preserve">{% </w:t>
+      </w:r>
+      <w:proofErr w:type="spellStart"/>
+      <w:r>
+        <w:rPr>
+          <w:rFonts w:ascii="TH SarabunIT๙" w:hAnsi="TH SarabunIT๙" w:cs="TH SarabunIT๙"/>
+          <w:color w:val="000000" w:themeColor="text1"/>
+          <w:sz w:val="32"/>
+          <w:szCs w:val="32"/>
+        </w:rPr>
+        <w:t>endfor</w:t>
+      </w:r>
+      <w:proofErr w:type="spellEnd"/>
+      <w:r>
+        <w:rPr>
+          <w:rFonts w:ascii="TH SarabunIT๙" w:hAnsi="TH SarabunIT๙" w:cs="TH SarabunIT๙"/>
+          <w:color w:val="000000" w:themeColor="text1"/>
+          <w:sz w:val="32"/>
+          <w:szCs w:val="32"/>
+        </w:rPr>
+        <w:t xml:space="preserve"> %}</w:t>
       </w:r>
     </w:p>
     <w:p>
@@ -2334,7 +2728,29 @@
           <w:sz w:val="32"/>
           <w:szCs w:val="32"/>
         </w:rPr>
-        <w:t>{{ unit.unit_name }}</w:t>
+        <w:t xml:space="preserve">{{ </w:t>
+      </w:r>
+      <w:proofErr w:type="spellStart"/>
+      <w:r>
+        <w:rPr>
+          <w:rFonts w:ascii="TH SarabunIT๙" w:hAnsi="TH SarabunIT๙" w:cs="TH SarabunIT๙"/>
+          <w:b/>
+          <w:bCs/>
+          <w:sz w:val="32"/>
+          <w:szCs w:val="32"/>
+        </w:rPr>
+        <w:t>unit.unit_name</w:t>
+      </w:r>
+      <w:proofErr w:type="spellEnd"/>
+      <w:r>
+        <w:rPr>
+          <w:rFonts w:ascii="TH SarabunIT๙" w:hAnsi="TH SarabunIT๙" w:cs="TH SarabunIT๙"/>
+          <w:b/>
+          <w:bCs/>
+          <w:sz w:val="32"/>
+          <w:szCs w:val="32"/>
+        </w:rPr>
+        <w:t xml:space="preserve"> }}</w:t>
       </w:r>
     </w:p>
     <w:tbl>
@@ -2383,7 +2799,27 @@
                 <w:szCs w:val="32"/>
                 <w:u w:val="dotted"/>
               </w:rPr>
-              <w:t>{% for row in unit.signature_rows %}(</w:t>
+              <w:t xml:space="preserve">{% for row in </w:t>
+            </w:r>
+            <w:proofErr w:type="spellStart"/>
+            <w:r>
+              <w:rPr>
+                <w:rFonts w:ascii="TH SarabunIT๙" w:hAnsi="TH SarabunIT๙" w:cs="TH SarabunIT๙"/>
+                <w:sz w:val="32"/>
+                <w:szCs w:val="32"/>
+                <w:u w:val="dotted"/>
+              </w:rPr>
+              <w:t>unit.signature_rows</w:t>
+            </w:r>
+            <w:proofErr w:type="spellEnd"/>
+            <w:r>
+              <w:rPr>
+                <w:rFonts w:ascii="TH SarabunIT๙" w:hAnsi="TH SarabunIT๙" w:cs="TH SarabunIT๙"/>
+                <w:sz w:val="32"/>
+                <w:szCs w:val="32"/>
+                <w:u w:val="dotted"/>
+              </w:rPr>
+              <w:t xml:space="preserve"> %}(</w:t>
             </w:r>
             <w:r>
               <w:rPr>
@@ -2631,7 +3067,27 @@
                 <w:szCs w:val="32"/>
                 <w:u w:val="dotted"/>
               </w:rPr>
-              <w:t>{% endfor %}</w:t>
+              <w:t xml:space="preserve">{% </w:t>
+            </w:r>
+            <w:proofErr w:type="spellStart"/>
+            <w:r>
+              <w:rPr>
+                <w:rFonts w:ascii="TH SarabunIT๙" w:hAnsi="TH SarabunIT๙" w:cs="TH SarabunIT๙"/>
+                <w:sz w:val="32"/>
+                <w:szCs w:val="32"/>
+                <w:u w:val="dotted"/>
+              </w:rPr>
+              <w:t>endfor</w:t>
+            </w:r>
+            <w:proofErr w:type="spellEnd"/>
+            <w:r>
+              <w:rPr>
+                <w:rFonts w:ascii="TH SarabunIT๙" w:hAnsi="TH SarabunIT๙" w:cs="TH SarabunIT๙"/>
+                <w:sz w:val="32"/>
+                <w:szCs w:val="32"/>
+                <w:u w:val="dotted"/>
+              </w:rPr>
+              <w:t xml:space="preserve"> %}</w:t>
             </w:r>
           </w:p>
         </w:tc>
@@ -2676,7 +3132,25 @@
           <w:sz w:val="32"/>
           <w:szCs w:val="32"/>
         </w:rPr>
-        <w:t>{% endfor %}</w:t>
+        <w:t xml:space="preserve">{% </w:t>
+      </w:r>
+      <w:proofErr w:type="spellStart"/>
+      <w:r>
+        <w:rPr>
+          <w:rFonts w:ascii="TH SarabunIT๙" w:hAnsi="TH SarabunIT๙" w:cs="TH SarabunIT๙"/>
+          <w:sz w:val="32"/>
+          <w:szCs w:val="32"/>
+        </w:rPr>
+        <w:t>endfor</w:t>
+      </w:r>
+      <w:proofErr w:type="spellEnd"/>
+      <w:r>
+        <w:rPr>
+          <w:rFonts w:ascii="TH SarabunIT๙" w:hAnsi="TH SarabunIT๙" w:cs="TH SarabunIT๙"/>
+          <w:sz w:val="32"/>
+          <w:szCs w:val="32"/>
+        </w:rPr>
+        <w:t xml:space="preserve"> %}</w:t>
       </w:r>
     </w:p>
     <w:sectPr>

--- a/template_arrest.docx
+++ b/template_arrest.docx
@@ -514,8 +514,9 @@
           <w:sz w:val="32"/>
           <w:szCs w:val="32"/>
         </w:rPr>
-        <w:t>{% for unit in units %}</w:t>
-      </w:r>
+        <w:t xml:space="preserve">{% for unit in units </w:t>
+      </w:r>
+      <w:proofErr w:type="gramStart"/>
       <w:r>
         <w:rPr>
           <w:rFonts w:ascii="TH SarabunIT๙" w:hAnsi="TH SarabunIT๙" w:cs="TH SarabunIT๙"/>
@@ -523,10 +524,33 @@
           <w:bCs/>
           <w:sz w:val="32"/>
           <w:szCs w:val="32"/>
-          <w:cs/>
-        </w:rPr>
-        <w:t xml:space="preserve">ภายใต้การอำนวยการสั่งการของ </w:t>
-      </w:r>
+        </w:rPr>
+        <w:t>%}</w:t>
+      </w:r>
+      <w:r>
+        <w:rPr>
+          <w:rFonts w:ascii="TH SarabunIT๙" w:hAnsi="TH SarabunIT๙" w:cs="TH SarabunIT๙"/>
+          <w:b/>
+          <w:bCs/>
+          <w:sz w:val="32"/>
+          <w:szCs w:val="32"/>
+          <w:cs/>
+        </w:rPr>
+        <w:t>ภายใต้การอำนวยการสั่งการของ</w:t>
+      </w:r>
+      <w:proofErr w:type="gramEnd"/>
+      <w:r>
+        <w:rPr>
+          <w:rFonts w:ascii="TH SarabunIT๙" w:hAnsi="TH SarabunIT๙" w:cs="TH SarabunIT๙"/>
+          <w:b/>
+          <w:bCs/>
+          <w:sz w:val="32"/>
+          <w:szCs w:val="32"/>
+          <w:cs/>
+        </w:rPr>
+        <w:t xml:space="preserve"> </w:t>
+      </w:r>
+      <w:proofErr w:type="gramStart"/>
       <w:r>
         <w:rPr>
           <w:rFonts w:ascii="TH SarabunIT๙" w:hAnsi="TH SarabunIT๙" w:cs="TH SarabunIT๙"/>
@@ -542,7 +566,25 @@
           <w:sz w:val="32"/>
           <w:szCs w:val="32"/>
         </w:rPr>
-        <w:t>unit.commanders_text</w:t>
+        <w:t>unit</w:t>
+      </w:r>
+      <w:proofErr w:type="gramEnd"/>
+      <w:r>
+        <w:rPr>
+          <w:rFonts w:ascii="TH SarabunIT๙" w:hAnsi="TH SarabunIT๙" w:cs="TH SarabunIT๙"/>
+          <w:sz w:val="32"/>
+          <w:szCs w:val="32"/>
+        </w:rPr>
+        <w:t>.commanders_</w:t>
+      </w:r>
+      <w:proofErr w:type="gramStart"/>
+      <w:r>
+        <w:rPr>
+          <w:rFonts w:ascii="TH SarabunIT๙" w:hAnsi="TH SarabunIT๙" w:cs="TH SarabunIT๙"/>
+          <w:sz w:val="32"/>
+          <w:szCs w:val="32"/>
+        </w:rPr>
+        <w:t>text</w:t>
       </w:r>
       <w:proofErr w:type="spellEnd"/>
       <w:r>
@@ -551,7 +593,16 @@
           <w:sz w:val="32"/>
           <w:szCs w:val="32"/>
         </w:rPr>
-        <w:t xml:space="preserve"> }}</w:t>
+        <w:t xml:space="preserve"> }</w:t>
+      </w:r>
+      <w:proofErr w:type="gramEnd"/>
+      <w:r>
+        <w:rPr>
+          <w:rFonts w:ascii="TH SarabunIT๙" w:hAnsi="TH SarabunIT๙" w:cs="TH SarabunIT๙"/>
+          <w:sz w:val="32"/>
+          <w:szCs w:val="32"/>
+        </w:rPr>
+        <w:t>}</w:t>
       </w:r>
     </w:p>
     <w:p>
@@ -688,6 +739,7 @@
           <w:szCs w:val="32"/>
         </w:rPr>
       </w:pPr>
+      <w:proofErr w:type="gramStart"/>
       <w:r>
         <w:rPr>
           <w:rFonts w:ascii="TH SarabunIT๙" w:hAnsi="TH SarabunIT๙" w:cs="TH SarabunIT๙"/>
@@ -703,7 +755,25 @@
           <w:sz w:val="32"/>
           <w:szCs w:val="32"/>
         </w:rPr>
-        <w:t>suspect.display_index</w:t>
+        <w:t>suspect</w:t>
+      </w:r>
+      <w:proofErr w:type="gramEnd"/>
+      <w:r>
+        <w:rPr>
+          <w:rFonts w:ascii="TH SarabunIT๙" w:hAnsi="TH SarabunIT๙" w:cs="TH SarabunIT๙"/>
+          <w:sz w:val="32"/>
+          <w:szCs w:val="32"/>
+        </w:rPr>
+        <w:t>.display_</w:t>
+      </w:r>
+      <w:proofErr w:type="gramStart"/>
+      <w:r>
+        <w:rPr>
+          <w:rFonts w:ascii="TH SarabunIT๙" w:hAnsi="TH SarabunIT๙" w:cs="TH SarabunIT๙"/>
+          <w:sz w:val="32"/>
+          <w:szCs w:val="32"/>
+        </w:rPr>
+        <w:t>index</w:t>
       </w:r>
       <w:proofErr w:type="spellEnd"/>
       <w:r>
@@ -712,7 +782,16 @@
           <w:sz w:val="32"/>
           <w:szCs w:val="32"/>
         </w:rPr>
-        <w:t xml:space="preserve"> }}{{ suspect.name }} </w:t>
+        <w:t xml:space="preserve"> }}{{ suspect.name</w:t>
+      </w:r>
+      <w:proofErr w:type="gramEnd"/>
+      <w:r>
+        <w:rPr>
+          <w:rFonts w:ascii="TH SarabunIT๙" w:hAnsi="TH SarabunIT๙" w:cs="TH SarabunIT๙"/>
+          <w:sz w:val="32"/>
+          <w:szCs w:val="32"/>
+        </w:rPr>
+        <w:t xml:space="preserve"> }} </w:t>
       </w:r>
       <w:r>
         <w:rPr>
@@ -723,6 +802,7 @@
         </w:rPr>
         <w:t xml:space="preserve">เลขประจำตัวประชาชน </w:t>
       </w:r>
+      <w:proofErr w:type="gramStart"/>
       <w:r>
         <w:rPr>
           <w:rFonts w:ascii="TH SarabunIT๙" w:hAnsi="TH SarabunIT๙" w:cs="TH SarabunIT๙"/>
@@ -738,7 +818,25 @@
           <w:sz w:val="32"/>
           <w:szCs w:val="32"/>
         </w:rPr>
-        <w:t>suspect.id_card</w:t>
+        <w:t>suspect.id</w:t>
+      </w:r>
+      <w:proofErr w:type="gramEnd"/>
+      <w:r>
+        <w:rPr>
+          <w:rFonts w:ascii="TH SarabunIT๙" w:hAnsi="TH SarabunIT๙" w:cs="TH SarabunIT๙"/>
+          <w:sz w:val="32"/>
+          <w:szCs w:val="32"/>
+        </w:rPr>
+        <w:t>_</w:t>
+      </w:r>
+      <w:proofErr w:type="gramStart"/>
+      <w:r>
+        <w:rPr>
+          <w:rFonts w:ascii="TH SarabunIT๙" w:hAnsi="TH SarabunIT๙" w:cs="TH SarabunIT๙"/>
+          <w:sz w:val="32"/>
+          <w:szCs w:val="32"/>
+        </w:rPr>
+        <w:t>card</w:t>
       </w:r>
       <w:proofErr w:type="spellEnd"/>
       <w:r>
@@ -747,7 +845,16 @@
           <w:sz w:val="32"/>
           <w:szCs w:val="32"/>
         </w:rPr>
-        <w:t xml:space="preserve"> }} </w:t>
+        <w:t xml:space="preserve"> }</w:t>
+      </w:r>
+      <w:proofErr w:type="gramEnd"/>
+      <w:r>
+        <w:rPr>
+          <w:rFonts w:ascii="TH SarabunIT๙" w:hAnsi="TH SarabunIT๙" w:cs="TH SarabunIT๙"/>
+          <w:sz w:val="32"/>
+          <w:szCs w:val="32"/>
+        </w:rPr>
+        <w:t xml:space="preserve">} </w:t>
       </w:r>
       <w:r>
         <w:rPr>
@@ -758,6 +865,7 @@
         </w:rPr>
         <w:t xml:space="preserve">ที่อยู่ </w:t>
       </w:r>
+      <w:proofErr w:type="gramStart"/>
       <w:r>
         <w:rPr>
           <w:rFonts w:ascii="TH SarabunIT๙" w:hAnsi="TH SarabunIT๙" w:cs="TH SarabunIT๙"/>
@@ -773,7 +881,25 @@
           <w:sz w:val="32"/>
           <w:szCs w:val="32"/>
         </w:rPr>
-        <w:t>suspect.address</w:t>
+        <w:t>suspect</w:t>
+      </w:r>
+      <w:proofErr w:type="gramEnd"/>
+      <w:r>
+        <w:rPr>
+          <w:rFonts w:ascii="TH SarabunIT๙" w:hAnsi="TH SarabunIT๙" w:cs="TH SarabunIT๙"/>
+          <w:sz w:val="32"/>
+          <w:szCs w:val="32"/>
+        </w:rPr>
+        <w:t>.</w:t>
+      </w:r>
+      <w:proofErr w:type="gramStart"/>
+      <w:r>
+        <w:rPr>
+          <w:rFonts w:ascii="TH SarabunIT๙" w:hAnsi="TH SarabunIT๙" w:cs="TH SarabunIT๙"/>
+          <w:sz w:val="32"/>
+          <w:szCs w:val="32"/>
+        </w:rPr>
+        <w:t>address</w:t>
       </w:r>
       <w:proofErr w:type="spellEnd"/>
       <w:r>
@@ -782,7 +908,16 @@
           <w:sz w:val="32"/>
           <w:szCs w:val="32"/>
         </w:rPr>
-        <w:t xml:space="preserve"> }}</w:t>
+        <w:t xml:space="preserve"> }</w:t>
+      </w:r>
+      <w:proofErr w:type="gramEnd"/>
+      <w:r>
+        <w:rPr>
+          <w:rFonts w:ascii="TH SarabunIT๙" w:hAnsi="TH SarabunIT๙" w:cs="TH SarabunIT๙"/>
+          <w:sz w:val="32"/>
+          <w:szCs w:val="32"/>
+        </w:rPr>
+        <w:t>}</w:t>
       </w:r>
       <w:r>
         <w:rPr>
@@ -801,6 +936,7 @@
         <w:t xml:space="preserve">{% </w:t>
       </w:r>
       <w:proofErr w:type="spellStart"/>
+      <w:proofErr w:type="gramStart"/>
       <w:r>
         <w:rPr>
           <w:rFonts w:ascii="TH SarabunIT๙" w:hAnsi="TH SarabunIT๙" w:cs="TH SarabunIT๙"/>
@@ -818,6 +954,7 @@
         </w:rPr>
         <w:t xml:space="preserve"> %}</w:t>
       </w:r>
+      <w:proofErr w:type="gramEnd"/>
     </w:p>
     <w:p>
       <w:pPr>
@@ -830,6 +967,7 @@
           <w:szCs w:val="32"/>
         </w:rPr>
       </w:pPr>
+      <w:proofErr w:type="gramStart"/>
       <w:r>
         <w:rPr>
           <w:rFonts w:ascii="TH SarabunIT๙" w:hAnsi="TH SarabunIT๙" w:cs="TH SarabunIT๙"/>
@@ -845,7 +983,25 @@
           <w:sz w:val="32"/>
           <w:szCs w:val="32"/>
         </w:rPr>
-        <w:t>warrant_text</w:t>
+        <w:t>warrant</w:t>
+      </w:r>
+      <w:proofErr w:type="gramEnd"/>
+      <w:r>
+        <w:rPr>
+          <w:rFonts w:ascii="TH SarabunIT๙" w:hAnsi="TH SarabunIT๙" w:cs="TH SarabunIT๙"/>
+          <w:sz w:val="32"/>
+          <w:szCs w:val="32"/>
+        </w:rPr>
+        <w:t>_</w:t>
+      </w:r>
+      <w:proofErr w:type="gramStart"/>
+      <w:r>
+        <w:rPr>
+          <w:rFonts w:ascii="TH SarabunIT๙" w:hAnsi="TH SarabunIT๙" w:cs="TH SarabunIT๙"/>
+          <w:sz w:val="32"/>
+          <w:szCs w:val="32"/>
+        </w:rPr>
+        <w:t>text</w:t>
       </w:r>
       <w:proofErr w:type="spellEnd"/>
       <w:r>
@@ -854,8 +1010,29 @@
           <w:sz w:val="32"/>
           <w:szCs w:val="32"/>
         </w:rPr>
-        <w:t xml:space="preserve"> }}</w:t>
-      </w:r>
+        <w:t xml:space="preserve"> }</w:t>
+      </w:r>
+      <w:proofErr w:type="gramEnd"/>
+      <w:r>
+        <w:rPr>
+          <w:rFonts w:ascii="TH SarabunIT๙" w:hAnsi="TH SarabunIT๙" w:cs="TH SarabunIT๙"/>
+          <w:sz w:val="32"/>
+          <w:szCs w:val="32"/>
+        </w:rPr>
+        <w:t>}</w:t>
+      </w:r>
+    </w:p>
+    <w:p>
+      <w:pPr>
+        <w:jc w:val="thaiDistribute"/>
+        <w:rPr>
+          <w:rFonts w:ascii="TH SarabunIT๙" w:hAnsi="TH SarabunIT๙" w:cs="TH SarabunIT๙"/>
+          <w:b/>
+          <w:bCs/>
+          <w:sz w:val="32"/>
+          <w:szCs w:val="32"/>
+        </w:rPr>
+      </w:pPr>
     </w:p>
     <w:p>
       <w:pPr>
@@ -984,58 +1161,10 @@
         <w:jc w:val="thaiDistribute"/>
         <w:rPr>
           <w:rFonts w:ascii="TH SarabunIT๙" w:hAnsi="TH SarabunIT๙" w:cs="TH SarabunIT๙"/>
-          <w:color w:val="000000" w:themeColor="text1"/>
-          <w:sz w:val="32"/>
-          <w:szCs w:val="32"/>
-        </w:rPr>
-      </w:pPr>
-      <w:r>
-        <w:rPr>
-          <w:rFonts w:ascii="TH SarabunIT๙" w:hAnsi="TH SarabunIT๙" w:cs="TH SarabunIT๙"/>
           <w:b/>
           <w:bCs/>
           <w:sz w:val="32"/>
           <w:szCs w:val="32"/>
-          <w:cs/>
-        </w:rPr>
-        <w:t xml:space="preserve">พฤติการณ์และรายละเอียดเกี่ยวกับเหตุแห่งการจับ </w:t>
-      </w:r>
-      <w:r>
-        <w:rPr>
-          <w:rFonts w:ascii="TH SarabunIT๙" w:hAnsi="TH SarabunIT๙" w:cs="TH SarabunIT๙"/>
-          <w:sz w:val="32"/>
-          <w:szCs w:val="32"/>
-        </w:rPr>
-        <w:t xml:space="preserve">{{ </w:t>
-      </w:r>
-      <w:proofErr w:type="spellStart"/>
-      <w:r>
-        <w:rPr>
-          <w:rFonts w:ascii="TH SarabunIT๙" w:hAnsi="TH SarabunIT๙" w:cs="TH SarabunIT๙"/>
-          <w:sz w:val="32"/>
-          <w:szCs w:val="32"/>
-        </w:rPr>
-        <w:t>arrest_circumstances</w:t>
-      </w:r>
-      <w:proofErr w:type="spellEnd"/>
-      <w:r>
-        <w:rPr>
-          <w:rFonts w:ascii="TH SarabunIT๙" w:hAnsi="TH SarabunIT๙" w:cs="TH SarabunIT๙"/>
-          <w:sz w:val="32"/>
-          <w:szCs w:val="32"/>
-        </w:rPr>
-        <w:t xml:space="preserve"> }}</w:t>
-      </w:r>
-    </w:p>
-    <w:p>
-      <w:pPr>
-        <w:ind w:firstLine="720"/>
-        <w:jc w:val="thaiDistribute"/>
-        <w:rPr>
-          <w:rFonts w:ascii="TH SarabunIT๙" w:hAnsi="TH SarabunIT๙" w:cs="TH SarabunIT๙"/>
-          <w:sz w:val="32"/>
-          <w:szCs w:val="32"/>
-          <w:cs/>
         </w:rPr>
       </w:pPr>
       <w:r>
@@ -1047,8 +1176,45 @@
           <w:szCs w:val="32"/>
           <w:cs/>
         </w:rPr>
-        <w:t>อนึ่ง</w:t>
-      </w:r>
+        <w:t xml:space="preserve">พร้อมตรวจยึดของกลาง </w:t>
+      </w:r>
+      <w:r>
+        <w:rPr>
+          <w:rFonts w:ascii="TH SarabunIT๙" w:hAnsi="TH SarabunIT๙" w:cs="TH SarabunIT๙"/>
+          <w:sz w:val="32"/>
+          <w:szCs w:val="32"/>
+        </w:rPr>
+        <w:t xml:space="preserve">{{ </w:t>
+      </w:r>
+      <w:proofErr w:type="spellStart"/>
+      <w:r>
+        <w:rPr>
+          <w:rFonts w:ascii="TH SarabunIT๙" w:hAnsi="TH SarabunIT๙" w:cs="TH SarabunIT๙"/>
+          <w:sz w:val="32"/>
+          <w:szCs w:val="32"/>
+        </w:rPr>
+        <w:t>seized_items_text</w:t>
+      </w:r>
+      <w:proofErr w:type="spellEnd"/>
+      <w:r>
+        <w:rPr>
+          <w:rFonts w:ascii="TH SarabunIT๙" w:hAnsi="TH SarabunIT๙" w:cs="TH SarabunIT๙"/>
+          <w:sz w:val="32"/>
+          <w:szCs w:val="32"/>
+        </w:rPr>
+        <w:t xml:space="preserve"> }}</w:t>
+      </w:r>
+    </w:p>
+    <w:p>
+      <w:pPr>
+        <w:jc w:val="thaiDistribute"/>
+        <w:rPr>
+          <w:rFonts w:ascii="TH SarabunIT๙" w:hAnsi="TH SarabunIT๙" w:cs="TH SarabunIT๙"/>
+          <w:color w:val="000000" w:themeColor="text1"/>
+          <w:sz w:val="32"/>
+          <w:szCs w:val="32"/>
+        </w:rPr>
+      </w:pPr>
       <w:r>
         <w:rPr>
           <w:rFonts w:ascii="TH SarabunIT๙" w:hAnsi="TH SarabunIT๙" w:cs="TH SarabunIT๙"/>
@@ -1058,18 +1224,56 @@
           <w:szCs w:val="32"/>
           <w:cs/>
         </w:rPr>
-        <w:t>ในการ</w:t>
-      </w:r>
-      <w:r>
-        <w:rPr>
-          <w:rFonts w:ascii="TH SarabunIT๙" w:hAnsi="TH SarabunIT๙" w:cs="TH SarabunIT๙"/>
+        <w:t xml:space="preserve">พฤติการณ์และรายละเอียดเกี่ยวกับเหตุแห่งการจับ </w:t>
+      </w:r>
+      <w:r>
+        <w:rPr>
+          <w:rFonts w:ascii="TH SarabunIT๙" w:hAnsi="TH SarabunIT๙" w:cs="TH SarabunIT๙"/>
+          <w:sz w:val="32"/>
+          <w:szCs w:val="32"/>
+        </w:rPr>
+        <w:t xml:space="preserve">{{ </w:t>
+      </w:r>
+      <w:proofErr w:type="spellStart"/>
+      <w:r>
+        <w:rPr>
+          <w:rFonts w:ascii="TH SarabunIT๙" w:hAnsi="TH SarabunIT๙" w:cs="TH SarabunIT๙"/>
+          <w:sz w:val="32"/>
+          <w:szCs w:val="32"/>
+        </w:rPr>
+        <w:t>arrest_circumstances</w:t>
+      </w:r>
+      <w:proofErr w:type="spellEnd"/>
+      <w:r>
+        <w:rPr>
+          <w:rFonts w:ascii="TH SarabunIT๙" w:hAnsi="TH SarabunIT๙" w:cs="TH SarabunIT๙"/>
+          <w:sz w:val="32"/>
+          <w:szCs w:val="32"/>
+        </w:rPr>
+        <w:t xml:space="preserve"> }}</w:t>
+      </w:r>
+    </w:p>
+    <w:p>
+      <w:pPr>
+        <w:ind w:firstLine="720"/>
+        <w:jc w:val="thaiDistribute"/>
+        <w:rPr>
+          <w:rFonts w:ascii="TH SarabunIT๙" w:hAnsi="TH SarabunIT๙" w:cs="TH SarabunIT๙"/>
+          <w:sz w:val="32"/>
+          <w:szCs w:val="32"/>
+          <w:cs/>
+        </w:rPr>
+      </w:pPr>
+      <w:r>
+        <w:rPr>
+          <w:rFonts w:ascii="TH SarabunIT๙" w:hAnsi="TH SarabunIT๙" w:cs="TH SarabunIT๙" w:hint="cs"/>
           <w:b/>
           <w:bCs/>
           <w:sz w:val="32"/>
           <w:szCs w:val="32"/>
           <w:cs/>
         </w:rPr>
-        <w:t>จับกุม</w:t>
+        <w:t>อนึ่ง</w:t>
       </w:r>
       <w:r>
         <w:rPr>
@@ -1080,6 +1284,28 @@
           <w:szCs w:val="32"/>
           <w:cs/>
         </w:rPr>
+        <w:t>ในการ</w:t>
+      </w:r>
+      <w:r>
+        <w:rPr>
+          <w:rFonts w:ascii="TH SarabunIT๙" w:hAnsi="TH SarabunIT๙" w:cs="TH SarabunIT๙"/>
+          <w:b/>
+          <w:bCs/>
+          <w:sz w:val="32"/>
+          <w:szCs w:val="32"/>
+          <w:cs/>
+        </w:rPr>
+        <w:t>จับกุม</w:t>
+      </w:r>
+      <w:r>
+        <w:rPr>
+          <w:rFonts w:ascii="TH SarabunIT๙" w:hAnsi="TH SarabunIT๙" w:cs="TH SarabunIT๙"/>
+          <w:b/>
+          <w:bCs/>
+          <w:sz w:val="32"/>
+          <w:szCs w:val="32"/>
+          <w:cs/>
+        </w:rPr>
         <w:t>ครั้งนี้</w:t>
       </w:r>
       <w:bookmarkEnd w:id="0"/>
@@ -1546,8 +1772,18 @@
           <w:sz w:val="32"/>
           <w:szCs w:val="32"/>
         </w:rPr>
-        <w:t>{% for suspect in suspects %}</w:t>
-      </w:r>
+        <w:t xml:space="preserve">{% for suspect in </w:t>
+      </w:r>
+      <w:proofErr w:type="gramStart"/>
+      <w:r>
+        <w:rPr>
+          <w:rFonts w:ascii="TH SarabunIT๙" w:hAnsi="TH SarabunIT๙" w:cs="TH SarabunIT๙"/>
+          <w:sz w:val="32"/>
+          <w:szCs w:val="32"/>
+        </w:rPr>
+        <w:t>suspects %}</w:t>
+      </w:r>
+      <w:proofErr w:type="gramEnd"/>
     </w:p>
     <w:p>
       <w:pPr>
@@ -1559,6 +1795,7 @@
           <w:szCs w:val="32"/>
         </w:rPr>
       </w:pPr>
+      <w:proofErr w:type="gramStart"/>
       <w:r>
         <w:rPr>
           <w:rFonts w:ascii="TH SarabunIT๙" w:hAnsi="TH SarabunIT๙" w:cs="TH SarabunIT๙"/>
@@ -1574,7 +1811,25 @@
           <w:sz w:val="32"/>
           <w:szCs w:val="32"/>
         </w:rPr>
-        <w:t>suspect.statement_prefix</w:t>
+        <w:t>suspect</w:t>
+      </w:r>
+      <w:proofErr w:type="gramEnd"/>
+      <w:r>
+        <w:rPr>
+          <w:rFonts w:ascii="TH SarabunIT๙" w:hAnsi="TH SarabunIT๙" w:cs="TH SarabunIT๙"/>
+          <w:sz w:val="32"/>
+          <w:szCs w:val="32"/>
+        </w:rPr>
+        <w:t>.statement_</w:t>
+      </w:r>
+      <w:proofErr w:type="gramStart"/>
+      <w:r>
+        <w:rPr>
+          <w:rFonts w:ascii="TH SarabunIT๙" w:hAnsi="TH SarabunIT๙" w:cs="TH SarabunIT๙"/>
+          <w:sz w:val="32"/>
+          <w:szCs w:val="32"/>
+        </w:rPr>
+        <w:t>prefix</w:t>
       </w:r>
       <w:proofErr w:type="spellEnd"/>
       <w:r>
@@ -1583,7 +1838,16 @@
           <w:sz w:val="32"/>
           <w:szCs w:val="32"/>
         </w:rPr>
-        <w:t xml:space="preserve"> }}</w:t>
+        <w:t xml:space="preserve"> }</w:t>
+      </w:r>
+      <w:proofErr w:type="gramEnd"/>
+      <w:r>
+        <w:rPr>
+          <w:rFonts w:ascii="TH SarabunIT๙" w:hAnsi="TH SarabunIT๙" w:cs="TH SarabunIT๙"/>
+          <w:sz w:val="32"/>
+          <w:szCs w:val="32"/>
+        </w:rPr>
+        <w:t>}</w:t>
       </w:r>
     </w:p>
     <w:p>
@@ -1602,7 +1866,16 @@
           <w:sz w:val="32"/>
           <w:szCs w:val="32"/>
         </w:rPr>
-        <w:t xml:space="preserve">- {{ </w:t>
+        <w:t xml:space="preserve">- </w:t>
+      </w:r>
+      <w:proofErr w:type="gramStart"/>
+      <w:r>
+        <w:rPr>
+          <w:rFonts w:ascii="TH SarabunIT๙" w:hAnsi="TH SarabunIT๙" w:cs="TH SarabunIT๙"/>
+          <w:sz w:val="32"/>
+          <w:szCs w:val="32"/>
+        </w:rPr>
+        <w:t xml:space="preserve">{{ </w:t>
       </w:r>
       <w:proofErr w:type="spellStart"/>
       <w:r>
@@ -1611,7 +1884,25 @@
           <w:sz w:val="32"/>
           <w:szCs w:val="32"/>
         </w:rPr>
-        <w:t>suspect.additional_statement</w:t>
+        <w:t>suspect</w:t>
+      </w:r>
+      <w:proofErr w:type="gramEnd"/>
+      <w:r>
+        <w:rPr>
+          <w:rFonts w:ascii="TH SarabunIT๙" w:hAnsi="TH SarabunIT๙" w:cs="TH SarabunIT๙"/>
+          <w:sz w:val="32"/>
+          <w:szCs w:val="32"/>
+        </w:rPr>
+        <w:t>.additional_</w:t>
+      </w:r>
+      <w:proofErr w:type="gramStart"/>
+      <w:r>
+        <w:rPr>
+          <w:rFonts w:ascii="TH SarabunIT๙" w:hAnsi="TH SarabunIT๙" w:cs="TH SarabunIT๙"/>
+          <w:sz w:val="32"/>
+          <w:szCs w:val="32"/>
+        </w:rPr>
+        <w:t>statement</w:t>
       </w:r>
       <w:proofErr w:type="spellEnd"/>
       <w:r>
@@ -1620,7 +1911,16 @@
           <w:sz w:val="32"/>
           <w:szCs w:val="32"/>
         </w:rPr>
-        <w:t xml:space="preserve"> }}</w:t>
+        <w:t xml:space="preserve"> }</w:t>
+      </w:r>
+      <w:proofErr w:type="gramEnd"/>
+      <w:r>
+        <w:rPr>
+          <w:rFonts w:ascii="TH SarabunIT๙" w:hAnsi="TH SarabunIT๙" w:cs="TH SarabunIT๙"/>
+          <w:sz w:val="32"/>
+          <w:szCs w:val="32"/>
+        </w:rPr>
+        <w:t>}</w:t>
       </w:r>
     </w:p>
     <w:p>
@@ -1648,7 +1948,17 @@
           <w:szCs w:val="32"/>
           <w:cs/>
         </w:rPr>
-        <w:t>ในชั้นจับกุม ผู้ถูกจับกุมให้การ</w:t>
+        <w:t xml:space="preserve">ในชั้นจับกุม </w:t>
+      </w:r>
+      <w:proofErr w:type="gramStart"/>
+      <w:r>
+        <w:rPr>
+          <w:rFonts w:ascii="TH SarabunIT๙" w:hAnsi="TH SarabunIT๙" w:cs="TH SarabunIT๙"/>
+          <w:sz w:val="32"/>
+          <w:szCs w:val="32"/>
+          <w:cs/>
+        </w:rPr>
+        <w:t>ผู้ถูกจับกุมให้การ</w:t>
       </w:r>
       <w:r>
         <w:rPr>
@@ -1665,7 +1975,25 @@
           <w:sz w:val="32"/>
           <w:szCs w:val="32"/>
         </w:rPr>
-        <w:t>suspect.confession</w:t>
+        <w:t>suspect</w:t>
+      </w:r>
+      <w:proofErr w:type="gramEnd"/>
+      <w:r>
+        <w:rPr>
+          <w:rFonts w:ascii="TH SarabunIT๙" w:hAnsi="TH SarabunIT๙" w:cs="TH SarabunIT๙"/>
+          <w:sz w:val="32"/>
+          <w:szCs w:val="32"/>
+        </w:rPr>
+        <w:t>.</w:t>
+      </w:r>
+      <w:proofErr w:type="gramStart"/>
+      <w:r>
+        <w:rPr>
+          <w:rFonts w:ascii="TH SarabunIT๙" w:hAnsi="TH SarabunIT๙" w:cs="TH SarabunIT๙"/>
+          <w:sz w:val="32"/>
+          <w:szCs w:val="32"/>
+        </w:rPr>
+        <w:t>confession</w:t>
       </w:r>
       <w:proofErr w:type="spellEnd"/>
       <w:r>
@@ -1674,7 +2002,16 @@
           <w:sz w:val="32"/>
           <w:szCs w:val="32"/>
         </w:rPr>
-        <w:t xml:space="preserve"> }}</w:t>
+        <w:t xml:space="preserve"> }</w:t>
+      </w:r>
+      <w:proofErr w:type="gramEnd"/>
+      <w:r>
+        <w:rPr>
+          <w:rFonts w:ascii="TH SarabunIT๙" w:hAnsi="TH SarabunIT๙" w:cs="TH SarabunIT๙"/>
+          <w:sz w:val="32"/>
+          <w:szCs w:val="32"/>
+        </w:rPr>
+        <w:t>}</w:t>
       </w:r>
       <w:r>
         <w:rPr>
@@ -1693,6 +2030,7 @@
         <w:t xml:space="preserve">{% </w:t>
       </w:r>
       <w:proofErr w:type="spellStart"/>
+      <w:proofErr w:type="gramStart"/>
       <w:r>
         <w:rPr>
           <w:rFonts w:ascii="TH SarabunIT๙" w:hAnsi="TH SarabunIT๙" w:cs="TH SarabunIT๙"/>
@@ -1710,6 +2048,7 @@
         </w:rPr>
         <w:t xml:space="preserve"> %}</w:t>
       </w:r>
+      <w:proofErr w:type="gramEnd"/>
     </w:p>
     <w:p>
       <w:pPr>
@@ -2428,6 +2767,7 @@
           <w:szCs w:val="32"/>
           <w:cs/>
         </w:rPr>
+        <w:lastRenderedPageBreak/>
         <w:t>เจ้า</w:t>
       </w:r>
       <w:r>
@@ -2561,8 +2901,19 @@
           <w:sz w:val="32"/>
           <w:szCs w:val="32"/>
         </w:rPr>
-        <w:t>{% for suspect in suspects %}</w:t>
-      </w:r>
+        <w:t xml:space="preserve">{% for suspect in </w:t>
+      </w:r>
+      <w:proofErr w:type="gramStart"/>
+      <w:r>
+        <w:rPr>
+          <w:rFonts w:ascii="TH SarabunIT๙" w:hAnsi="TH SarabunIT๙" w:cs="TH SarabunIT๙"/>
+          <w:color w:val="000000" w:themeColor="text1"/>
+          <w:sz w:val="32"/>
+          <w:szCs w:val="32"/>
+        </w:rPr>
+        <w:t>suspects %}</w:t>
+      </w:r>
+      <w:proofErr w:type="gramEnd"/>
     </w:p>
     <w:p>
       <w:pPr>
@@ -2615,6 +2966,7 @@
           <w:szCs w:val="32"/>
         </w:rPr>
       </w:pPr>
+      <w:proofErr w:type="gramStart"/>
       <w:r>
         <w:rPr>
           <w:rFonts w:ascii="TH SarabunIT๙" w:hAnsi="TH SarabunIT๙" w:cs="TH SarabunIT๙"/>
@@ -2622,8 +2974,29 @@
           <w:sz w:val="32"/>
           <w:szCs w:val="32"/>
         </w:rPr>
-        <w:t>( {{ suspect.name }} )</w:t>
-      </w:r>
+        <w:t>( {{ suspect.name</w:t>
+      </w:r>
+      <w:proofErr w:type="gramEnd"/>
+      <w:r>
+        <w:rPr>
+          <w:rFonts w:ascii="TH SarabunIT๙" w:hAnsi="TH SarabunIT๙" w:cs="TH SarabunIT๙"/>
+          <w:color w:val="000000" w:themeColor="text1"/>
+          <w:sz w:val="32"/>
+          <w:szCs w:val="32"/>
+        </w:rPr>
+        <w:t xml:space="preserve"> }</w:t>
+      </w:r>
+      <w:proofErr w:type="gramStart"/>
+      <w:r>
+        <w:rPr>
+          <w:rFonts w:ascii="TH SarabunIT๙" w:hAnsi="TH SarabunIT๙" w:cs="TH SarabunIT๙"/>
+          <w:color w:val="000000" w:themeColor="text1"/>
+          <w:sz w:val="32"/>
+          <w:szCs w:val="32"/>
+        </w:rPr>
+        <w:t>} )</w:t>
+      </w:r>
+      <w:proofErr w:type="gramEnd"/>
     </w:p>
     <w:p>
       <w:pPr>
@@ -2690,8 +3063,18 @@
           <w:sz w:val="32"/>
           <w:szCs w:val="32"/>
         </w:rPr>
-        <w:t>{% for unit in units %}</w:t>
-      </w:r>
+        <w:t xml:space="preserve">{% for unit in </w:t>
+      </w:r>
+      <w:proofErr w:type="gramStart"/>
+      <w:r>
+        <w:rPr>
+          <w:rFonts w:ascii="TH SarabunIT๙" w:hAnsi="TH SarabunIT๙" w:cs="TH SarabunIT๙"/>
+          <w:sz w:val="32"/>
+          <w:szCs w:val="32"/>
+        </w:rPr>
+        <w:t>units %}</w:t>
+      </w:r>
+      <w:proofErr w:type="gramEnd"/>
     </w:p>
     <w:p>
       <w:pPr>
@@ -2802,6 +3185,7 @@
               <w:t xml:space="preserve">{% for row in </w:t>
             </w:r>
             <w:proofErr w:type="spellStart"/>
+            <w:proofErr w:type="gramStart"/>
             <w:r>
               <w:rPr>
                 <w:rFonts w:ascii="TH SarabunIT๙" w:hAnsi="TH SarabunIT๙" w:cs="TH SarabunIT๙"/>
@@ -2809,7 +3193,17 @@
                 <w:szCs w:val="32"/>
                 <w:u w:val="dotted"/>
               </w:rPr>
-              <w:t>unit.signature_rows</w:t>
+              <w:t>unit.signature</w:t>
+            </w:r>
+            <w:proofErr w:type="gramEnd"/>
+            <w:r>
+              <w:rPr>
+                <w:rFonts w:ascii="TH SarabunIT๙" w:hAnsi="TH SarabunIT๙" w:cs="TH SarabunIT๙"/>
+                <w:sz w:val="32"/>
+                <w:szCs w:val="32"/>
+                <w:u w:val="dotted"/>
+              </w:rPr>
+              <w:t>_rows</w:t>
             </w:r>
             <w:proofErr w:type="spellEnd"/>
             <w:r>
@@ -2819,8 +3213,19 @@
                 <w:szCs w:val="32"/>
                 <w:u w:val="dotted"/>
               </w:rPr>
-              <w:t xml:space="preserve"> %}(</w:t>
+              <w:t xml:space="preserve"> </w:t>
             </w:r>
+            <w:proofErr w:type="gramStart"/>
+            <w:r>
+              <w:rPr>
+                <w:rFonts w:ascii="TH SarabunIT๙" w:hAnsi="TH SarabunIT๙" w:cs="TH SarabunIT๙"/>
+                <w:sz w:val="32"/>
+                <w:szCs w:val="32"/>
+                <w:u w:val="dotted"/>
+              </w:rPr>
+              <w:t>%}(</w:t>
+            </w:r>
+            <w:proofErr w:type="gramEnd"/>
             <w:r>
               <w:rPr>
                 <w:rFonts w:ascii="TH SarabunIT๙" w:hAnsi="TH SarabunIT๙" w:cs="TH SarabunIT๙"/>
@@ -2841,6 +3246,7 @@
               </w:rPr>
               <w:t xml:space="preserve"> </w:t>
             </w:r>
+            <w:proofErr w:type="gramStart"/>
             <w:r>
               <w:rPr>
                 <w:rFonts w:ascii="TH SarabunIT๙" w:hAnsi="TH SarabunIT๙" w:cs="TH SarabunIT๙"/>
@@ -2848,7 +3254,37 @@
                 <w:szCs w:val="32"/>
                 <w:u w:val="dotted"/>
               </w:rPr>
-              <w:t>{{ row.officer1_rank }}</w:t>
+              <w:t>{{ row</w:t>
+            </w:r>
+            <w:proofErr w:type="gramEnd"/>
+            <w:r>
+              <w:rPr>
+                <w:rFonts w:ascii="TH SarabunIT๙" w:hAnsi="TH SarabunIT๙" w:cs="TH SarabunIT๙"/>
+                <w:sz w:val="32"/>
+                <w:szCs w:val="32"/>
+                <w:u w:val="dotted"/>
+              </w:rPr>
+              <w:t>.officer1_</w:t>
+            </w:r>
+            <w:proofErr w:type="gramStart"/>
+            <w:r>
+              <w:rPr>
+                <w:rFonts w:ascii="TH SarabunIT๙" w:hAnsi="TH SarabunIT๙" w:cs="TH SarabunIT๙"/>
+                <w:sz w:val="32"/>
+                <w:szCs w:val="32"/>
+                <w:u w:val="dotted"/>
+              </w:rPr>
+              <w:t>rank }</w:t>
+            </w:r>
+            <w:proofErr w:type="gramEnd"/>
+            <w:r>
+              <w:rPr>
+                <w:rFonts w:ascii="TH SarabunIT๙" w:hAnsi="TH SarabunIT๙" w:cs="TH SarabunIT๙"/>
+                <w:sz w:val="32"/>
+                <w:szCs w:val="32"/>
+                <w:u w:val="dotted"/>
+              </w:rPr>
+              <w:t>}</w:t>
             </w:r>
             <w:r>
               <w:rPr>
@@ -2895,6 +3331,7 @@
               </w:rPr>
               <w:t>(</w:t>
             </w:r>
+            <w:proofErr w:type="gramStart"/>
             <w:r>
               <w:rPr>
                 <w:rFonts w:ascii="TH SarabunIT๙" w:hAnsi="TH SarabunIT๙" w:cs="TH SarabunIT๙"/>
@@ -2902,7 +3339,37 @@
                 <w:szCs w:val="32"/>
                 <w:u w:val="dotted"/>
               </w:rPr>
-              <w:t>{{ row.officer1_name_only }}</w:t>
+              <w:t>{{ row</w:t>
+            </w:r>
+            <w:proofErr w:type="gramEnd"/>
+            <w:r>
+              <w:rPr>
+                <w:rFonts w:ascii="TH SarabunIT๙" w:hAnsi="TH SarabunIT๙" w:cs="TH SarabunIT๙"/>
+                <w:sz w:val="32"/>
+                <w:szCs w:val="32"/>
+                <w:u w:val="dotted"/>
+              </w:rPr>
+              <w:t>.officer1_name_</w:t>
+            </w:r>
+            <w:proofErr w:type="gramStart"/>
+            <w:r>
+              <w:rPr>
+                <w:rFonts w:ascii="TH SarabunIT๙" w:hAnsi="TH SarabunIT๙" w:cs="TH SarabunIT๙"/>
+                <w:sz w:val="32"/>
+                <w:szCs w:val="32"/>
+                <w:u w:val="dotted"/>
+              </w:rPr>
+              <w:t>only }</w:t>
+            </w:r>
+            <w:proofErr w:type="gramEnd"/>
+            <w:r>
+              <w:rPr>
+                <w:rFonts w:ascii="TH SarabunIT๙" w:hAnsi="TH SarabunIT๙" w:cs="TH SarabunIT๙"/>
+                <w:sz w:val="32"/>
+                <w:szCs w:val="32"/>
+                <w:u w:val="dotted"/>
+              </w:rPr>
+              <w:t>}</w:t>
             </w:r>
             <w:r>
               <w:rPr>
@@ -2964,6 +3431,7 @@
               </w:rPr>
               <w:t xml:space="preserve"> </w:t>
             </w:r>
+            <w:proofErr w:type="gramStart"/>
             <w:r>
               <w:rPr>
                 <w:rFonts w:ascii="TH SarabunIT๙" w:hAnsi="TH SarabunIT๙" w:cs="TH SarabunIT๙"/>
@@ -2971,7 +3439,27 @@
                 <w:szCs w:val="32"/>
                 <w:u w:val="dotted"/>
               </w:rPr>
-              <w:t>{{ row.officer2_rank }}</w:t>
+              <w:t>{{ row</w:t>
+            </w:r>
+            <w:proofErr w:type="gramEnd"/>
+            <w:r>
+              <w:rPr>
+                <w:rFonts w:ascii="TH SarabunIT๙" w:hAnsi="TH SarabunIT๙" w:cs="TH SarabunIT๙"/>
+                <w:sz w:val="32"/>
+                <w:szCs w:val="32"/>
+                <w:u w:val="dotted"/>
+              </w:rPr>
+              <w:t>.officer2_</w:t>
+            </w:r>
+            <w:proofErr w:type="gramStart"/>
+            <w:r>
+              <w:rPr>
+                <w:rFonts w:ascii="TH SarabunIT๙" w:hAnsi="TH SarabunIT๙" w:cs="TH SarabunIT๙"/>
+                <w:sz w:val="32"/>
+                <w:szCs w:val="32"/>
+                <w:u w:val="dotted"/>
+              </w:rPr>
+              <w:t>rank }}</w:t>
             </w:r>
             <w:r>
               <w:rPr>
@@ -2981,7 +3469,18 @@
                 <w:u w:val="dotted"/>
                 <w:cs/>
               </w:rPr>
-              <w:t>.........................................................ผู้จับ</w:t>
+              <w:t>.........................................................</w:t>
+            </w:r>
+            <w:proofErr w:type="gramEnd"/>
+            <w:r>
+              <w:rPr>
+                <w:rFonts w:ascii="TH SarabunIT๙" w:hAnsi="TH SarabunIT๙" w:cs="TH SarabunIT๙"/>
+                <w:sz w:val="32"/>
+                <w:szCs w:val="32"/>
+                <w:u w:val="dotted"/>
+                <w:cs/>
+              </w:rPr>
+              <w:t>ผู้จับ</w:t>
             </w:r>
             <w:r>
               <w:rPr>
@@ -3018,6 +3517,7 @@
               </w:rPr>
               <w:t>(</w:t>
             </w:r>
+            <w:proofErr w:type="gramStart"/>
             <w:r>
               <w:rPr>
                 <w:rFonts w:ascii="TH SarabunIT๙" w:hAnsi="TH SarabunIT๙" w:cs="TH SarabunIT๙"/>
@@ -3025,7 +3525,17 @@
                 <w:szCs w:val="32"/>
                 <w:u w:val="dotted"/>
               </w:rPr>
-              <w:t>{{ row.officer2_name_only }}</w:t>
+              <w:t>{{ row</w:t>
+            </w:r>
+            <w:proofErr w:type="gramEnd"/>
+            <w:r>
+              <w:rPr>
+                <w:rFonts w:ascii="TH SarabunIT๙" w:hAnsi="TH SarabunIT๙" w:cs="TH SarabunIT๙"/>
+                <w:sz w:val="32"/>
+                <w:szCs w:val="32"/>
+                <w:u w:val="dotted"/>
+              </w:rPr>
+              <w:t>.officer2_name_only }}</w:t>
             </w:r>
             <w:r>
               <w:rPr>
@@ -4359,7 +4869,6 @@
   <w:style w:type="character" w:default="1" w:styleId="a0">
     <w:name w:val="Default Paragraph Font"/>
     <w:uiPriority w:val="1"/>
-    <w:semiHidden/>
     <w:unhideWhenUsed/>
   </w:style>
   <w:style w:type="table" w:default="1" w:styleId="a1">

--- a/template_arrest.docx
+++ b/template_arrest.docx
@@ -327,25 +327,7 @@
           <w:sz w:val="32"/>
           <w:szCs w:val="32"/>
         </w:rPr>
-        <w:t xml:space="preserve">{{ </w:t>
-      </w:r>
-      <w:proofErr w:type="spellStart"/>
-      <w:r>
-        <w:rPr>
-          <w:rFonts w:ascii="TH SarabunIT๙" w:hAnsi="TH SarabunIT๙" w:cs="TH SarabunIT๙"/>
-          <w:sz w:val="32"/>
-          <w:szCs w:val="32"/>
-        </w:rPr>
-        <w:t>record_location</w:t>
-      </w:r>
-      <w:proofErr w:type="spellEnd"/>
-      <w:r>
-        <w:rPr>
-          <w:rFonts w:ascii="TH SarabunIT๙" w:hAnsi="TH SarabunIT๙" w:cs="TH SarabunIT๙"/>
-          <w:sz w:val="32"/>
-          <w:szCs w:val="32"/>
-        </w:rPr>
-        <w:t xml:space="preserve"> }}</w:t>
+        <w:t>{{ record_location }}</w:t>
       </w:r>
     </w:p>
     <w:p>
@@ -376,25 +358,7 @@
           <w:sz w:val="32"/>
           <w:szCs w:val="32"/>
         </w:rPr>
-        <w:t xml:space="preserve">{{ </w:t>
-      </w:r>
-      <w:proofErr w:type="spellStart"/>
-      <w:r>
-        <w:rPr>
-          <w:rFonts w:ascii="TH SarabunIT๙" w:hAnsi="TH SarabunIT๙" w:cs="TH SarabunIT๙"/>
-          <w:sz w:val="32"/>
-          <w:szCs w:val="32"/>
-        </w:rPr>
-        <w:t>arrest_datetime_th</w:t>
-      </w:r>
-      <w:proofErr w:type="spellEnd"/>
-      <w:r>
-        <w:rPr>
-          <w:rFonts w:ascii="TH SarabunIT๙" w:hAnsi="TH SarabunIT๙" w:cs="TH SarabunIT๙"/>
-          <w:sz w:val="32"/>
-          <w:szCs w:val="32"/>
-        </w:rPr>
-        <w:t xml:space="preserve"> }}</w:t>
+        <w:t>{{ arrest_datetime_th }}</w:t>
       </w:r>
     </w:p>
     <w:p>
@@ -425,25 +389,7 @@
           <w:sz w:val="32"/>
           <w:szCs w:val="32"/>
         </w:rPr>
-        <w:t xml:space="preserve">{{ </w:t>
-      </w:r>
-      <w:proofErr w:type="spellStart"/>
-      <w:r>
-        <w:rPr>
-          <w:rFonts w:ascii="TH SarabunIT๙" w:hAnsi="TH SarabunIT๙" w:cs="TH SarabunIT๙"/>
-          <w:sz w:val="32"/>
-          <w:szCs w:val="32"/>
-        </w:rPr>
-        <w:t>record_datetime_th</w:t>
-      </w:r>
-      <w:proofErr w:type="spellEnd"/>
-      <w:r>
-        <w:rPr>
-          <w:rFonts w:ascii="TH SarabunIT๙" w:hAnsi="TH SarabunIT๙" w:cs="TH SarabunIT๙"/>
-          <w:sz w:val="32"/>
-          <w:szCs w:val="32"/>
-        </w:rPr>
-        <w:t xml:space="preserve"> }}</w:t>
+        <w:t>{{ record_datetime_th }}</w:t>
       </w:r>
     </w:p>
     <w:p>
@@ -474,25 +420,7 @@
           <w:sz w:val="32"/>
           <w:szCs w:val="32"/>
         </w:rPr>
-        <w:t xml:space="preserve">{{ </w:t>
-      </w:r>
-      <w:proofErr w:type="spellStart"/>
-      <w:r>
-        <w:rPr>
-          <w:rFonts w:ascii="TH SarabunIT๙" w:hAnsi="TH SarabunIT๙" w:cs="TH SarabunIT๙"/>
-          <w:sz w:val="32"/>
-          <w:szCs w:val="32"/>
-        </w:rPr>
-        <w:t>arrest_location</w:t>
-      </w:r>
-      <w:proofErr w:type="spellEnd"/>
-      <w:r>
-        <w:rPr>
-          <w:rFonts w:ascii="TH SarabunIT๙" w:hAnsi="TH SarabunIT๙" w:cs="TH SarabunIT๙"/>
-          <w:sz w:val="32"/>
-          <w:szCs w:val="32"/>
-        </w:rPr>
-        <w:t xml:space="preserve"> }}</w:t>
+        <w:t>{{ arrest_location }}</w:t>
       </w:r>
     </w:p>
     <w:p>
@@ -514,9 +442,8 @@
           <w:sz w:val="32"/>
           <w:szCs w:val="32"/>
         </w:rPr>
-        <w:t xml:space="preserve">{% for unit in units </w:t>
-      </w:r>
-      <w:proofErr w:type="gramStart"/>
+        <w:t>{% for unit in units %}</w:t>
+      </w:r>
       <w:r>
         <w:rPr>
           <w:rFonts w:ascii="TH SarabunIT๙" w:hAnsi="TH SarabunIT๙" w:cs="TH SarabunIT๙"/>
@@ -524,528 +451,22 @@
           <w:bCs/>
           <w:sz w:val="32"/>
           <w:szCs w:val="32"/>
-        </w:rPr>
-        <w:t>%}</w:t>
-      </w:r>
-      <w:r>
-        <w:rPr>
-          <w:rFonts w:ascii="TH SarabunIT๙" w:hAnsi="TH SarabunIT๙" w:cs="TH SarabunIT๙"/>
-          <w:b/>
-          <w:bCs/>
-          <w:sz w:val="32"/>
-          <w:szCs w:val="32"/>
-          <w:cs/>
-        </w:rPr>
-        <w:t>ภายใต้การอำนวยการสั่งการของ</w:t>
-      </w:r>
-      <w:proofErr w:type="gramEnd"/>
-      <w:r>
-        <w:rPr>
-          <w:rFonts w:ascii="TH SarabunIT๙" w:hAnsi="TH SarabunIT๙" w:cs="TH SarabunIT๙"/>
-          <w:b/>
-          <w:bCs/>
-          <w:sz w:val="32"/>
-          <w:szCs w:val="32"/>
-          <w:cs/>
-        </w:rPr>
-        <w:t xml:space="preserve"> </w:t>
-      </w:r>
-      <w:proofErr w:type="gramStart"/>
-      <w:r>
-        <w:rPr>
-          <w:rFonts w:ascii="TH SarabunIT๙" w:hAnsi="TH SarabunIT๙" w:cs="TH SarabunIT๙"/>
-          <w:sz w:val="32"/>
-          <w:szCs w:val="32"/>
-        </w:rPr>
-        <w:t xml:space="preserve">{{ </w:t>
-      </w:r>
-      <w:proofErr w:type="spellStart"/>
-      <w:r>
-        <w:rPr>
-          <w:rFonts w:ascii="TH SarabunIT๙" w:hAnsi="TH SarabunIT๙" w:cs="TH SarabunIT๙"/>
-          <w:sz w:val="32"/>
-          <w:szCs w:val="32"/>
-        </w:rPr>
-        <w:t>unit</w:t>
-      </w:r>
-      <w:proofErr w:type="gramEnd"/>
-      <w:r>
-        <w:rPr>
-          <w:rFonts w:ascii="TH SarabunIT๙" w:hAnsi="TH SarabunIT๙" w:cs="TH SarabunIT๙"/>
-          <w:sz w:val="32"/>
-          <w:szCs w:val="32"/>
-        </w:rPr>
-        <w:t>.commanders_</w:t>
-      </w:r>
-      <w:proofErr w:type="gramStart"/>
-      <w:r>
-        <w:rPr>
-          <w:rFonts w:ascii="TH SarabunIT๙" w:hAnsi="TH SarabunIT๙" w:cs="TH SarabunIT๙"/>
-          <w:sz w:val="32"/>
-          <w:szCs w:val="32"/>
-        </w:rPr>
-        <w:t>text</w:t>
-      </w:r>
-      <w:proofErr w:type="spellEnd"/>
-      <w:r>
-        <w:rPr>
-          <w:rFonts w:ascii="TH SarabunIT๙" w:hAnsi="TH SarabunIT๙" w:cs="TH SarabunIT๙"/>
-          <w:sz w:val="32"/>
-          <w:szCs w:val="32"/>
-        </w:rPr>
-        <w:t xml:space="preserve"> }</w:t>
-      </w:r>
-      <w:proofErr w:type="gramEnd"/>
-      <w:r>
-        <w:rPr>
-          <w:rFonts w:ascii="TH SarabunIT๙" w:hAnsi="TH SarabunIT๙" w:cs="TH SarabunIT๙"/>
-          <w:sz w:val="32"/>
-          <w:szCs w:val="32"/>
-        </w:rPr>
-        <w:t>}</w:t>
+          <w:cs/>
+        </w:rPr>
+        <w:t xml:space="preserve">ภายใต้การอำนวยการสั่งการของ </w:t>
+      </w:r>
+      <w:r>
+        <w:rPr>
+          <w:rFonts w:ascii="TH SarabunIT๙" w:hAnsi="TH SarabunIT๙" w:cs="TH SarabunIT๙"/>
+          <w:sz w:val="32"/>
+          <w:szCs w:val="32"/>
+        </w:rPr>
+        <w:t>{{ unit.commanders_text }}</w:t>
       </w:r>
     </w:p>
     <w:p>
       <w:pPr>
         <w:jc w:val="thaiDistribute"/>
-        <w:rPr>
-          <w:rFonts w:ascii="TH SarabunIT๙" w:hAnsi="TH SarabunIT๙" w:cs="TH SarabunIT๙"/>
-          <w:b/>
-          <w:bCs/>
-          <w:sz w:val="32"/>
-          <w:szCs w:val="32"/>
-        </w:rPr>
-      </w:pPr>
-      <w:r>
-        <w:rPr>
-          <w:rFonts w:ascii="TH SarabunIT๙" w:hAnsi="TH SarabunIT๙" w:cs="TH SarabunIT๙"/>
-          <w:b/>
-          <w:bCs/>
-          <w:sz w:val="32"/>
-          <w:szCs w:val="32"/>
-          <w:cs/>
-        </w:rPr>
-        <w:t xml:space="preserve">ได้สั่งการให้ </w:t>
-      </w:r>
-      <w:r>
-        <w:rPr>
-          <w:rFonts w:ascii="TH SarabunIT๙" w:hAnsi="TH SarabunIT๙" w:cs="TH SarabunIT๙"/>
-          <w:sz w:val="32"/>
-          <w:szCs w:val="32"/>
-        </w:rPr>
-        <w:t xml:space="preserve">{{ </w:t>
-      </w:r>
-      <w:proofErr w:type="spellStart"/>
-      <w:r>
-        <w:rPr>
-          <w:rFonts w:ascii="TH SarabunIT๙" w:hAnsi="TH SarabunIT๙" w:cs="TH SarabunIT๙"/>
-          <w:sz w:val="32"/>
-          <w:szCs w:val="32"/>
-        </w:rPr>
-        <w:t>unit.arresting_officers_text</w:t>
-      </w:r>
-      <w:proofErr w:type="spellEnd"/>
-      <w:r>
-        <w:rPr>
-          <w:rFonts w:ascii="TH SarabunIT๙" w:hAnsi="TH SarabunIT๙" w:cs="TH SarabunIT๙"/>
-          <w:sz w:val="32"/>
-          <w:szCs w:val="32"/>
-        </w:rPr>
-        <w:t xml:space="preserve"> }}</w:t>
-      </w:r>
-      <w:r>
-        <w:rPr>
-          <w:rFonts w:ascii="TH SarabunIT๙" w:hAnsi="TH SarabunIT๙" w:cs="TH SarabunIT๙"/>
-          <w:sz w:val="32"/>
-          <w:szCs w:val="32"/>
-        </w:rPr>
-        <w:t xml:space="preserve"> </w:t>
-      </w:r>
-      <w:r>
-        <w:rPr>
-          <w:rFonts w:ascii="TH SarabunIT๙" w:hAnsi="TH SarabunIT๙" w:cs="TH SarabunIT๙"/>
-          <w:sz w:val="32"/>
-          <w:szCs w:val="32"/>
-        </w:rPr>
-        <w:t xml:space="preserve">{% </w:t>
-      </w:r>
-      <w:proofErr w:type="spellStart"/>
-      <w:r>
-        <w:rPr>
-          <w:rFonts w:ascii="TH SarabunIT๙" w:hAnsi="TH SarabunIT๙" w:cs="TH SarabunIT๙"/>
-          <w:sz w:val="32"/>
-          <w:szCs w:val="32"/>
-        </w:rPr>
-        <w:t>endfor</w:t>
-      </w:r>
-      <w:proofErr w:type="spellEnd"/>
-      <w:r>
-        <w:rPr>
-          <w:rFonts w:ascii="TH SarabunIT๙" w:hAnsi="TH SarabunIT๙" w:cs="TH SarabunIT๙"/>
-          <w:sz w:val="32"/>
-          <w:szCs w:val="32"/>
-        </w:rPr>
-        <w:t xml:space="preserve"> %}</w:t>
-      </w:r>
-    </w:p>
-    <w:p>
-      <w:pPr>
-        <w:jc w:val="thaiDistribute"/>
-        <w:rPr>
-          <w:rFonts w:ascii="TH SarabunIT๙" w:hAnsi="TH SarabunIT๙" w:cs="TH SarabunIT๙"/>
-          <w:sz w:val="32"/>
-          <w:szCs w:val="32"/>
-        </w:rPr>
-      </w:pPr>
-      <w:r>
-        <w:rPr>
-          <w:rFonts w:ascii="TH SarabunIT๙" w:hAnsi="TH SarabunIT๙" w:cs="TH SarabunIT๙"/>
-          <w:b/>
-          <w:bCs/>
-          <w:sz w:val="32"/>
-          <w:szCs w:val="32"/>
-          <w:cs/>
-        </w:rPr>
-        <w:t>ได้ร่วมกันจับกุมตัว</w:t>
-      </w:r>
-      <w:r>
-        <w:rPr>
-          <w:rFonts w:ascii="TH SarabunIT๙" w:hAnsi="TH SarabunIT๙" w:cs="TH SarabunIT๙"/>
-          <w:b/>
-          <w:bCs/>
-          <w:sz w:val="32"/>
-          <w:szCs w:val="32"/>
-        </w:rPr>
-        <w:t xml:space="preserve"> </w:t>
-      </w:r>
-      <w:r>
-        <w:rPr>
-          <w:rFonts w:ascii="TH SarabunIT๙" w:hAnsi="TH SarabunIT๙" w:cs="TH SarabunIT๙"/>
-          <w:sz w:val="32"/>
-          <w:szCs w:val="32"/>
-        </w:rPr>
-        <w:t>{% for suspect in suspects %}</w:t>
-      </w:r>
-    </w:p>
-    <w:p>
-      <w:pPr>
-        <w:ind w:firstLine="720"/>
-        <w:jc w:val="thaiDistribute"/>
-        <w:rPr>
-          <w:rFonts w:ascii="TH SarabunIT๙" w:hAnsi="TH SarabunIT๙" w:cs="TH SarabunIT๙"/>
-          <w:b/>
-          <w:bCs/>
-          <w:sz w:val="32"/>
-          <w:szCs w:val="32"/>
-        </w:rPr>
-      </w:pPr>
-      <w:proofErr w:type="gramStart"/>
-      <w:r>
-        <w:rPr>
-          <w:rFonts w:ascii="TH SarabunIT๙" w:hAnsi="TH SarabunIT๙" w:cs="TH SarabunIT๙"/>
-          <w:sz w:val="32"/>
-          <w:szCs w:val="32"/>
-        </w:rPr>
-        <w:t xml:space="preserve">{{ </w:t>
-      </w:r>
-      <w:proofErr w:type="spellStart"/>
-      <w:r>
-        <w:rPr>
-          <w:rFonts w:ascii="TH SarabunIT๙" w:hAnsi="TH SarabunIT๙" w:cs="TH SarabunIT๙"/>
-          <w:sz w:val="32"/>
-          <w:szCs w:val="32"/>
-        </w:rPr>
-        <w:t>suspect</w:t>
-      </w:r>
-      <w:proofErr w:type="gramEnd"/>
-      <w:r>
-        <w:rPr>
-          <w:rFonts w:ascii="TH SarabunIT๙" w:hAnsi="TH SarabunIT๙" w:cs="TH SarabunIT๙"/>
-          <w:sz w:val="32"/>
-          <w:szCs w:val="32"/>
-        </w:rPr>
-        <w:t>.display_</w:t>
-      </w:r>
-      <w:proofErr w:type="gramStart"/>
-      <w:r>
-        <w:rPr>
-          <w:rFonts w:ascii="TH SarabunIT๙" w:hAnsi="TH SarabunIT๙" w:cs="TH SarabunIT๙"/>
-          <w:sz w:val="32"/>
-          <w:szCs w:val="32"/>
-        </w:rPr>
-        <w:t>index</w:t>
-      </w:r>
-      <w:proofErr w:type="spellEnd"/>
-      <w:r>
-        <w:rPr>
-          <w:rFonts w:ascii="TH SarabunIT๙" w:hAnsi="TH SarabunIT๙" w:cs="TH SarabunIT๙"/>
-          <w:sz w:val="32"/>
-          <w:szCs w:val="32"/>
-        </w:rPr>
-        <w:t xml:space="preserve"> }}{{ suspect.name</w:t>
-      </w:r>
-      <w:proofErr w:type="gramEnd"/>
-      <w:r>
-        <w:rPr>
-          <w:rFonts w:ascii="TH SarabunIT๙" w:hAnsi="TH SarabunIT๙" w:cs="TH SarabunIT๙"/>
-          <w:sz w:val="32"/>
-          <w:szCs w:val="32"/>
-        </w:rPr>
-        <w:t xml:space="preserve"> }} </w:t>
-      </w:r>
-      <w:r>
-        <w:rPr>
-          <w:rFonts w:ascii="TH SarabunIT๙" w:hAnsi="TH SarabunIT๙" w:cs="TH SarabunIT๙"/>
-          <w:sz w:val="32"/>
-          <w:szCs w:val="32"/>
-          <w:cs/>
-        </w:rPr>
-        <w:t xml:space="preserve">เลขประจำตัวประชาชน </w:t>
-      </w:r>
-      <w:proofErr w:type="gramStart"/>
-      <w:r>
-        <w:rPr>
-          <w:rFonts w:ascii="TH SarabunIT๙" w:hAnsi="TH SarabunIT๙" w:cs="TH SarabunIT๙"/>
-          <w:sz w:val="32"/>
-          <w:szCs w:val="32"/>
-        </w:rPr>
-        <w:t xml:space="preserve">{{ </w:t>
-      </w:r>
-      <w:proofErr w:type="spellStart"/>
-      <w:r>
-        <w:rPr>
-          <w:rFonts w:ascii="TH SarabunIT๙" w:hAnsi="TH SarabunIT๙" w:cs="TH SarabunIT๙"/>
-          <w:sz w:val="32"/>
-          <w:szCs w:val="32"/>
-        </w:rPr>
-        <w:t>suspect.id</w:t>
-      </w:r>
-      <w:proofErr w:type="gramEnd"/>
-      <w:r>
-        <w:rPr>
-          <w:rFonts w:ascii="TH SarabunIT๙" w:hAnsi="TH SarabunIT๙" w:cs="TH SarabunIT๙"/>
-          <w:sz w:val="32"/>
-          <w:szCs w:val="32"/>
-        </w:rPr>
-        <w:t>_</w:t>
-      </w:r>
-      <w:proofErr w:type="gramStart"/>
-      <w:r>
-        <w:rPr>
-          <w:rFonts w:ascii="TH SarabunIT๙" w:hAnsi="TH SarabunIT๙" w:cs="TH SarabunIT๙"/>
-          <w:sz w:val="32"/>
-          <w:szCs w:val="32"/>
-        </w:rPr>
-        <w:t>card</w:t>
-      </w:r>
-      <w:proofErr w:type="spellEnd"/>
-      <w:r>
-        <w:rPr>
-          <w:rFonts w:ascii="TH SarabunIT๙" w:hAnsi="TH SarabunIT๙" w:cs="TH SarabunIT๙"/>
-          <w:sz w:val="32"/>
-          <w:szCs w:val="32"/>
-        </w:rPr>
-        <w:t xml:space="preserve"> }</w:t>
-      </w:r>
-      <w:proofErr w:type="gramEnd"/>
-      <w:r>
-        <w:rPr>
-          <w:rFonts w:ascii="TH SarabunIT๙" w:hAnsi="TH SarabunIT๙" w:cs="TH SarabunIT๙"/>
-          <w:sz w:val="32"/>
-          <w:szCs w:val="32"/>
-        </w:rPr>
-        <w:t xml:space="preserve">} </w:t>
-      </w:r>
-      <w:r>
-        <w:rPr>
-          <w:rFonts w:ascii="TH SarabunIT๙" w:hAnsi="TH SarabunIT๙" w:cs="TH SarabunIT๙"/>
-          <w:sz w:val="32"/>
-          <w:szCs w:val="32"/>
-          <w:cs/>
-        </w:rPr>
-        <w:t xml:space="preserve">ที่อยู่ </w:t>
-      </w:r>
-      <w:proofErr w:type="gramStart"/>
-      <w:r>
-        <w:rPr>
-          <w:rFonts w:ascii="TH SarabunIT๙" w:hAnsi="TH SarabunIT๙" w:cs="TH SarabunIT๙"/>
-          <w:sz w:val="32"/>
-          <w:szCs w:val="32"/>
-        </w:rPr>
-        <w:t xml:space="preserve">{{ </w:t>
-      </w:r>
-      <w:proofErr w:type="spellStart"/>
-      <w:r>
-        <w:rPr>
-          <w:rFonts w:ascii="TH SarabunIT๙" w:hAnsi="TH SarabunIT๙" w:cs="TH SarabunIT๙"/>
-          <w:sz w:val="32"/>
-          <w:szCs w:val="32"/>
-        </w:rPr>
-        <w:t>suspect</w:t>
-      </w:r>
-      <w:proofErr w:type="gramEnd"/>
-      <w:r>
-        <w:rPr>
-          <w:rFonts w:ascii="TH SarabunIT๙" w:hAnsi="TH SarabunIT๙" w:cs="TH SarabunIT๙"/>
-          <w:sz w:val="32"/>
-          <w:szCs w:val="32"/>
-        </w:rPr>
-        <w:t>.</w:t>
-      </w:r>
-      <w:proofErr w:type="gramStart"/>
-      <w:r>
-        <w:rPr>
-          <w:rFonts w:ascii="TH SarabunIT๙" w:hAnsi="TH SarabunIT๙" w:cs="TH SarabunIT๙"/>
-          <w:sz w:val="32"/>
-          <w:szCs w:val="32"/>
-        </w:rPr>
-        <w:t>address</w:t>
-      </w:r>
-      <w:proofErr w:type="spellEnd"/>
-      <w:r>
-        <w:rPr>
-          <w:rFonts w:ascii="TH SarabunIT๙" w:hAnsi="TH SarabunIT๙" w:cs="TH SarabunIT๙"/>
-          <w:sz w:val="32"/>
-          <w:szCs w:val="32"/>
-        </w:rPr>
-        <w:t xml:space="preserve"> }</w:t>
-      </w:r>
-      <w:proofErr w:type="gramEnd"/>
-      <w:r>
-        <w:rPr>
-          <w:rFonts w:ascii="TH SarabunIT๙" w:hAnsi="TH SarabunIT๙" w:cs="TH SarabunIT๙"/>
-          <w:sz w:val="32"/>
-          <w:szCs w:val="32"/>
-        </w:rPr>
-        <w:t>}</w:t>
-      </w:r>
-      <w:r>
-        <w:rPr>
-          <w:rFonts w:ascii="TH SarabunIT๙" w:hAnsi="TH SarabunIT๙" w:cs="TH SarabunIT๙"/>
-          <w:sz w:val="32"/>
-          <w:szCs w:val="32"/>
-        </w:rPr>
-        <w:t xml:space="preserve"> </w:t>
-      </w:r>
-      <w:r>
-        <w:rPr>
-          <w:rFonts w:ascii="TH SarabunIT๙" w:hAnsi="TH SarabunIT๙" w:cs="TH SarabunIT๙"/>
-          <w:sz w:val="32"/>
-          <w:szCs w:val="32"/>
-        </w:rPr>
-        <w:t xml:space="preserve">{% </w:t>
-      </w:r>
-      <w:proofErr w:type="spellStart"/>
-      <w:proofErr w:type="gramStart"/>
-      <w:r>
-        <w:rPr>
-          <w:rFonts w:ascii="TH SarabunIT๙" w:hAnsi="TH SarabunIT๙" w:cs="TH SarabunIT๙"/>
-          <w:sz w:val="32"/>
-          <w:szCs w:val="32"/>
-        </w:rPr>
-        <w:t>endfor</w:t>
-      </w:r>
-      <w:proofErr w:type="spellEnd"/>
-      <w:r>
-        <w:rPr>
-          <w:rFonts w:ascii="TH SarabunIT๙" w:hAnsi="TH SarabunIT๙" w:cs="TH SarabunIT๙"/>
-          <w:sz w:val="32"/>
-          <w:szCs w:val="32"/>
-        </w:rPr>
-        <w:t xml:space="preserve"> %}</w:t>
-      </w:r>
-      <w:proofErr w:type="gramEnd"/>
-    </w:p>
-    <w:p>
-      <w:pPr>
-        <w:jc w:val="thaiDistribute"/>
-        <w:rPr>
-          <w:rFonts w:ascii="TH SarabunIT๙" w:hAnsi="TH SarabunIT๙" w:cs="TH SarabunIT๙"/>
-          <w:b/>
-          <w:bCs/>
-          <w:sz w:val="32"/>
-          <w:szCs w:val="32"/>
-        </w:rPr>
-      </w:pPr>
-      <w:proofErr w:type="gramStart"/>
-      <w:r>
-        <w:rPr>
-          <w:rFonts w:ascii="TH SarabunIT๙" w:hAnsi="TH SarabunIT๙" w:cs="TH SarabunIT๙"/>
-          <w:sz w:val="32"/>
-          <w:szCs w:val="32"/>
-        </w:rPr>
-        <w:t xml:space="preserve">{{ </w:t>
-      </w:r>
-      <w:proofErr w:type="spellStart"/>
-      <w:r>
-        <w:rPr>
-          <w:rFonts w:ascii="TH SarabunIT๙" w:hAnsi="TH SarabunIT๙" w:cs="TH SarabunIT๙"/>
-          <w:sz w:val="32"/>
-          <w:szCs w:val="32"/>
-        </w:rPr>
-        <w:t>warrant</w:t>
-      </w:r>
-      <w:proofErr w:type="gramEnd"/>
-      <w:r>
-        <w:rPr>
-          <w:rFonts w:ascii="TH SarabunIT๙" w:hAnsi="TH SarabunIT๙" w:cs="TH SarabunIT๙"/>
-          <w:sz w:val="32"/>
-          <w:szCs w:val="32"/>
-        </w:rPr>
-        <w:t>_</w:t>
-      </w:r>
-      <w:proofErr w:type="gramStart"/>
-      <w:r>
-        <w:rPr>
-          <w:rFonts w:ascii="TH SarabunIT๙" w:hAnsi="TH SarabunIT๙" w:cs="TH SarabunIT๙"/>
-          <w:sz w:val="32"/>
-          <w:szCs w:val="32"/>
-        </w:rPr>
-        <w:t>text</w:t>
-      </w:r>
-      <w:proofErr w:type="spellEnd"/>
-      <w:r>
-        <w:rPr>
-          <w:rFonts w:ascii="TH SarabunIT๙" w:hAnsi="TH SarabunIT๙" w:cs="TH SarabunIT๙"/>
-          <w:sz w:val="32"/>
-          <w:szCs w:val="32"/>
-        </w:rPr>
-        <w:t xml:space="preserve"> }</w:t>
-      </w:r>
-      <w:proofErr w:type="gramEnd"/>
-      <w:r>
-        <w:rPr>
-          <w:rFonts w:ascii="TH SarabunIT๙" w:hAnsi="TH SarabunIT๙" w:cs="TH SarabunIT๙"/>
-          <w:sz w:val="32"/>
-          <w:szCs w:val="32"/>
-        </w:rPr>
-        <w:t>}</w:t>
-      </w:r>
-    </w:p>
-    <w:p>
-      <w:pPr>
-        <w:jc w:val="thaiDistribute"/>
-        <w:rPr>
-          <w:rFonts w:ascii="TH SarabunIT๙" w:hAnsi="TH SarabunIT๙" w:cs="TH SarabunIT๙"/>
-          <w:b/>
-          <w:bCs/>
-          <w:sz w:val="32"/>
-          <w:szCs w:val="32"/>
-        </w:rPr>
-      </w:pPr>
-    </w:p>
-    <w:p>
-      <w:pPr>
-        <w:jc w:val="thaiDistribute"/>
-        <w:rPr>
-          <w:rFonts w:ascii="TH SarabunIT๙" w:hAnsi="TH SarabunIT๙" w:cs="TH SarabunIT๙"/>
-          <w:b/>
-          <w:bCs/>
-          <w:sz w:val="32"/>
-          <w:szCs w:val="32"/>
-        </w:rPr>
-      </w:pPr>
-      <w:r>
         <w:rPr>
           <w:rFonts w:ascii="TH SarabunIT๙" w:hAnsi="TH SarabunIT๙" w:cs="TH SarabunIT๙" w:hint="cs"/>
           <w:b/>
@@ -1054,8 +475,7 @@
           <w:szCs w:val="32"/>
           <w:cs/>
         </w:rPr>
-        <w:t>ฐาน</w:t>
-      </w:r>
+      </w:pPr>
       <w:r>
         <w:rPr>
           <w:rFonts w:ascii="TH SarabunIT๙" w:hAnsi="TH SarabunIT๙" w:cs="TH SarabunIT๙"/>
@@ -1065,7 +485,31 @@
           <w:szCs w:val="32"/>
           <w:cs/>
         </w:rPr>
-        <w:t>ความผิด</w:t>
+        <w:t xml:space="preserve">ได้สั่งการให้ </w:t>
+      </w:r>
+      <w:r>
+        <w:rPr>
+          <w:rFonts w:ascii="TH SarabunIT๙" w:hAnsi="TH SarabunIT๙" w:cs="TH SarabunIT๙"/>
+          <w:sz w:val="32"/>
+          <w:szCs w:val="32"/>
+        </w:rPr>
+        <w:t>{{ unit.arresting_officers_text }}</w:t>
+      </w:r>
+      <w:r>
+        <w:rPr>
+          <w:rFonts w:ascii="TH SarabunIT๙" w:hAnsi="TH SarabunIT๙" w:cs="TH SarabunIT๙"/>
+          <w:sz w:val="32"/>
+          <w:szCs w:val="32"/>
+        </w:rPr>
+        <w:t xml:space="preserve"> </w:t>
+      </w:r>
+      <w:r>
+        <w:rPr>
+          <w:rFonts w:ascii="TH SarabunIT๙" w:hAnsi="TH SarabunIT๙" w:cs="TH SarabunIT๙"/>
+          <w:sz w:val="32"/>
+          <w:szCs w:val="32"/>
+        </w:rPr>
+        <w:t>{% endfor %}</w:t>
       </w:r>
       <w:r>
         <w:rPr>
@@ -1077,96 +521,6 @@
         </w:rPr>
         <w:t xml:space="preserve"> </w:t>
       </w:r>
-      <w:bookmarkStart w:id="0" w:name="_Hlk168408417"/>
-      <w:bookmarkStart w:id="1" w:name="_Hlk168408094"/>
-      <w:r>
-        <w:rPr>
-          <w:rFonts w:ascii="TH SarabunIT๙" w:hAnsi="TH SarabunIT๙" w:cs="TH SarabunIT๙"/>
-          <w:sz w:val="32"/>
-          <w:szCs w:val="32"/>
-        </w:rPr>
-        <w:t>{% for suspect in suspects %}</w:t>
-      </w:r>
-      <w:r>
-        <w:rPr>
-          <w:rFonts w:ascii="TH SarabunIT๙" w:hAnsi="TH SarabunIT๙" w:cs="TH SarabunIT๙"/>
-          <w:sz w:val="32"/>
-          <w:szCs w:val="32"/>
-        </w:rPr>
-        <w:t xml:space="preserve"> </w:t>
-      </w:r>
-      <w:r>
-        <w:rPr>
-          <w:rFonts w:ascii="TH SarabunIT๙" w:hAnsi="TH SarabunIT๙" w:cs="TH SarabunIT๙"/>
-          <w:sz w:val="32"/>
-          <w:szCs w:val="32"/>
-        </w:rPr>
-        <w:t xml:space="preserve">{{ </w:t>
-      </w:r>
-      <w:proofErr w:type="spellStart"/>
-      <w:r>
-        <w:rPr>
-          <w:rFonts w:ascii="TH SarabunIT๙" w:hAnsi="TH SarabunIT๙" w:cs="TH SarabunIT๙"/>
-          <w:sz w:val="32"/>
-          <w:szCs w:val="32"/>
-        </w:rPr>
-        <w:t>suspect.charge_text</w:t>
-      </w:r>
-      <w:proofErr w:type="spellEnd"/>
-      <w:r>
-        <w:rPr>
-          <w:rFonts w:ascii="TH SarabunIT๙" w:hAnsi="TH SarabunIT๙" w:cs="TH SarabunIT๙"/>
-          <w:sz w:val="32"/>
-          <w:szCs w:val="32"/>
-        </w:rPr>
-        <w:t xml:space="preserve"> }}</w:t>
-      </w:r>
-      <w:r>
-        <w:rPr>
-          <w:rFonts w:ascii="TH SarabunIT๙" w:hAnsi="TH SarabunIT๙" w:cs="TH SarabunIT๙"/>
-          <w:sz w:val="32"/>
-          <w:szCs w:val="32"/>
-        </w:rPr>
-        <w:t xml:space="preserve"> </w:t>
-      </w:r>
-      <w:r>
-        <w:rPr>
-          <w:rFonts w:ascii="TH SarabunIT๙" w:hAnsi="TH SarabunIT๙" w:cs="TH SarabunIT๙"/>
-          <w:sz w:val="32"/>
-          <w:szCs w:val="32"/>
-        </w:rPr>
-        <w:t xml:space="preserve">{% </w:t>
-      </w:r>
-      <w:proofErr w:type="spellStart"/>
-      <w:r>
-        <w:rPr>
-          <w:rFonts w:ascii="TH SarabunIT๙" w:hAnsi="TH SarabunIT๙" w:cs="TH SarabunIT๙"/>
-          <w:sz w:val="32"/>
-          <w:szCs w:val="32"/>
-        </w:rPr>
-        <w:t>endfor</w:t>
-      </w:r>
-      <w:proofErr w:type="spellEnd"/>
-      <w:r>
-        <w:rPr>
-          <w:rFonts w:ascii="TH SarabunIT๙" w:hAnsi="TH SarabunIT๙" w:cs="TH SarabunIT๙"/>
-          <w:sz w:val="32"/>
-          <w:szCs w:val="32"/>
-        </w:rPr>
-        <w:t xml:space="preserve"> %}</w:t>
-      </w:r>
-    </w:p>
-    <w:p>
-      <w:pPr>
-        <w:jc w:val="thaiDistribute"/>
-        <w:rPr>
-          <w:rFonts w:ascii="TH SarabunIT๙" w:hAnsi="TH SarabunIT๙" w:cs="TH SarabunIT๙"/>
-          <w:b/>
-          <w:bCs/>
-          <w:sz w:val="32"/>
-          <w:szCs w:val="32"/>
-        </w:rPr>
-      </w:pPr>
       <w:r>
         <w:rPr>
           <w:rFonts w:ascii="TH SarabunIT๙" w:hAnsi="TH SarabunIT๙" w:cs="TH SarabunIT๙" w:hint="cs"/>
@@ -1176,33 +530,7 @@
           <w:szCs w:val="32"/>
           <w:cs/>
         </w:rPr>
-        <w:t xml:space="preserve">พร้อมตรวจยึดของกลาง </w:t>
-      </w:r>
-      <w:r>
-        <w:rPr>
-          <w:rFonts w:ascii="TH SarabunIT๙" w:hAnsi="TH SarabunIT๙" w:cs="TH SarabunIT๙"/>
-          <w:sz w:val="32"/>
-          <w:szCs w:val="32"/>
-        </w:rPr>
-        <w:t xml:space="preserve">{{ </w:t>
-      </w:r>
-      <w:proofErr w:type="spellStart"/>
-      <w:r>
-        <w:rPr>
-          <w:rFonts w:ascii="TH SarabunIT๙" w:hAnsi="TH SarabunIT๙" w:cs="TH SarabunIT๙"/>
-          <w:sz w:val="32"/>
-          <w:szCs w:val="32"/>
-        </w:rPr>
-        <w:t>seized_items_text</w:t>
-      </w:r>
-      <w:proofErr w:type="spellEnd"/>
-      <w:r>
-        <w:rPr>
-          <w:rFonts w:ascii="TH SarabunIT๙" w:hAnsi="TH SarabunIT๙" w:cs="TH SarabunIT๙"/>
-          <w:sz w:val="32"/>
-          <w:szCs w:val="32"/>
-        </w:rPr>
-        <w:t xml:space="preserve"> }}</w:t>
+        <w:t>ประกอบด้วย</w:t>
       </w:r>
     </w:p>
     <w:p>
@@ -1210,7 +538,6 @@
         <w:jc w:val="thaiDistribute"/>
         <w:rPr>
           <w:rFonts w:ascii="TH SarabunIT๙" w:hAnsi="TH SarabunIT๙" w:cs="TH SarabunIT๙"/>
-          <w:color w:val="000000" w:themeColor="text1"/>
           <w:sz w:val="32"/>
           <w:szCs w:val="32"/>
         </w:rPr>
@@ -1224,33 +551,25 @@
           <w:szCs w:val="32"/>
           <w:cs/>
         </w:rPr>
-        <w:t xml:space="preserve">พฤติการณ์และรายละเอียดเกี่ยวกับเหตุแห่งการจับ </w:t>
-      </w:r>
-      <w:r>
-        <w:rPr>
-          <w:rFonts w:ascii="TH SarabunIT๙" w:hAnsi="TH SarabunIT๙" w:cs="TH SarabunIT๙"/>
-          <w:sz w:val="32"/>
-          <w:szCs w:val="32"/>
-        </w:rPr>
-        <w:t xml:space="preserve">{{ </w:t>
-      </w:r>
-      <w:proofErr w:type="spellStart"/>
-      <w:r>
-        <w:rPr>
-          <w:rFonts w:ascii="TH SarabunIT๙" w:hAnsi="TH SarabunIT๙" w:cs="TH SarabunIT๙"/>
-          <w:sz w:val="32"/>
-          <w:szCs w:val="32"/>
-        </w:rPr>
-        <w:t>arrest_circumstances</w:t>
-      </w:r>
-      <w:proofErr w:type="spellEnd"/>
-      <w:r>
-        <w:rPr>
-          <w:rFonts w:ascii="TH SarabunIT๙" w:hAnsi="TH SarabunIT๙" w:cs="TH SarabunIT๙"/>
-          <w:sz w:val="32"/>
-          <w:szCs w:val="32"/>
-        </w:rPr>
-        <w:t xml:space="preserve"> }}</w:t>
+        <w:t>ได้ร่วมกันจับกุมตัว</w:t>
+      </w:r>
+      <w:r>
+        <w:rPr>
+          <w:rFonts w:ascii="TH SarabunIT๙" w:hAnsi="TH SarabunIT๙" w:cs="TH SarabunIT๙"/>
+          <w:b/>
+          <w:bCs/>
+          <w:sz w:val="32"/>
+          <w:szCs w:val="32"/>
+        </w:rPr>
+        <w:t xml:space="preserve"> </w:t>
+      </w:r>
+      <w:r>
+        <w:rPr>
+          <w:rFonts w:ascii="TH SarabunIT๙" w:hAnsi="TH SarabunIT๙" w:cs="TH SarabunIT๙"/>
+          <w:sz w:val="32"/>
+          <w:szCs w:val="32"/>
+        </w:rPr>
+        <w:t>{% for suspect in suspects %}</w:t>
       </w:r>
     </w:p>
     <w:p>
@@ -1259,9 +578,112 @@
         <w:jc w:val="thaiDistribute"/>
         <w:rPr>
           <w:rFonts w:ascii="TH SarabunIT๙" w:hAnsi="TH SarabunIT๙" w:cs="TH SarabunIT๙"/>
-          <w:sz w:val="32"/>
-          <w:szCs w:val="32"/>
-          <w:cs/>
+          <w:b/>
+          <w:bCs/>
+          <w:sz w:val="32"/>
+          <w:szCs w:val="32"/>
+        </w:rPr>
+      </w:pPr>
+      <w:r>
+        <w:rPr>
+          <w:rFonts w:ascii="TH SarabunIT๙" w:hAnsi="TH SarabunIT๙" w:cs="TH SarabunIT๙"/>
+          <w:sz w:val="32"/>
+          <w:szCs w:val="32"/>
+        </w:rPr>
+        <w:t xml:space="preserve">{{ suspect.display_index }}{{ suspect.name }} </w:t>
+      </w:r>
+      <w:r>
+        <w:rPr>
+          <w:rFonts w:ascii="TH SarabunIT๙" w:hAnsi="TH SarabunIT๙" w:cs="TH SarabunIT๙"/>
+          <w:sz w:val="32"/>
+          <w:szCs w:val="32"/>
+          <w:cs/>
+        </w:rPr>
+        <w:t xml:space="preserve">เลขประจำตัวประชาชน </w:t>
+      </w:r>
+      <w:r>
+        <w:rPr>
+          <w:rFonts w:ascii="TH SarabunIT๙" w:hAnsi="TH SarabunIT๙" w:cs="TH SarabunIT๙"/>
+          <w:sz w:val="32"/>
+          <w:szCs w:val="32"/>
+        </w:rPr>
+        <w:t xml:space="preserve">{{ suspect.id_card }} </w:t>
+      </w:r>
+      <w:r>
+        <w:rPr>
+          <w:rFonts w:ascii="TH SarabunIT๙" w:hAnsi="TH SarabunIT๙" w:cs="TH SarabunIT๙"/>
+          <w:sz w:val="32"/>
+          <w:szCs w:val="32"/>
+          <w:cs/>
+        </w:rPr>
+        <w:t xml:space="preserve">ที่อยู่ </w:t>
+      </w:r>
+      <w:r>
+        <w:rPr>
+          <w:rFonts w:ascii="TH SarabunIT๙" w:hAnsi="TH SarabunIT๙" w:cs="TH SarabunIT๙"/>
+          <w:sz w:val="32"/>
+          <w:szCs w:val="32"/>
+        </w:rPr>
+        <w:t>{{ suspect.address }}</w:t>
+      </w:r>
+      <w:r>
+        <w:rPr>
+          <w:rFonts w:ascii="TH SarabunIT๙" w:hAnsi="TH SarabunIT๙" w:cs="TH SarabunIT๙"/>
+          <w:sz w:val="32"/>
+          <w:szCs w:val="32"/>
+        </w:rPr>
+        <w:t xml:space="preserve"> </w:t>
+      </w:r>
+      <w:r>
+        <w:rPr>
+          <w:rFonts w:ascii="TH SarabunIT๙" w:hAnsi="TH SarabunIT๙" w:cs="TH SarabunIT๙"/>
+          <w:sz w:val="32"/>
+          <w:szCs w:val="32"/>
+        </w:rPr>
+        <w:t>{% endfor %}</w:t>
+      </w:r>
+    </w:p>
+    <w:p>
+      <w:pPr>
+        <w:jc w:val="thaiDistribute"/>
+        <w:rPr>
+          <w:rFonts w:ascii="TH SarabunIT๙" w:hAnsi="TH SarabunIT๙" w:cs="TH SarabunIT๙"/>
+          <w:b/>
+          <w:bCs/>
+          <w:sz w:val="32"/>
+          <w:szCs w:val="32"/>
+        </w:rPr>
+      </w:pPr>
+      <w:r>
+        <w:rPr>
+          <w:rFonts w:ascii="TH SarabunIT๙" w:hAnsi="TH SarabunIT๙" w:cs="TH SarabunIT๙"/>
+          <w:sz w:val="32"/>
+          <w:szCs w:val="32"/>
+        </w:rPr>
+        <w:t>{{ warrant_text }}</w:t>
+      </w:r>
+    </w:p>
+    <w:p>
+      <w:pPr>
+        <w:jc w:val="thaiDistribute"/>
+        <w:rPr>
+          <w:rFonts w:ascii="TH SarabunIT๙" w:hAnsi="TH SarabunIT๙" w:cs="TH SarabunIT๙"/>
+          <w:b/>
+          <w:bCs/>
+          <w:sz w:val="32"/>
+          <w:szCs w:val="32"/>
+        </w:rPr>
+      </w:pPr>
+    </w:p>
+    <w:p>
+      <w:pPr>
+        <w:jc w:val="thaiDistribute"/>
+        <w:rPr>
+          <w:rFonts w:ascii="TH SarabunIT๙" w:hAnsi="TH SarabunIT๙" w:cs="TH SarabunIT๙"/>
+          <w:b/>
+          <w:bCs/>
+          <w:sz w:val="32"/>
+          <w:szCs w:val="32"/>
         </w:rPr>
       </w:pPr>
       <w:r>
@@ -1273,7 +695,7 @@
           <w:szCs w:val="32"/>
           <w:cs/>
         </w:rPr>
-        <w:t>อนึ่ง</w:t>
+        <w:t>ฐาน</w:t>
       </w:r>
       <w:r>
         <w:rPr>
@@ -1284,7 +706,7 @@
           <w:szCs w:val="32"/>
           <w:cs/>
         </w:rPr>
-        <w:t>ในการ</w:t>
+        <w:t>ความผิด</w:t>
       </w:r>
       <w:r>
         <w:rPr>
@@ -1293,17 +715,164 @@
           <w:bCs/>
           <w:sz w:val="32"/>
           <w:szCs w:val="32"/>
-          <w:cs/>
-        </w:rPr>
-        <w:t>จับกุม</w:t>
-      </w:r>
-      <w:r>
+        </w:rPr>
+        <w:t xml:space="preserve"> </w:t>
+      </w:r>
+      <w:bookmarkStart w:id="0" w:name="_Hlk168408417"/>
+      <w:bookmarkStart w:id="1" w:name="_Hlk168408094"/>
+      <w:r>
+        <w:rPr>
+          <w:rFonts w:ascii="TH SarabunIT๙" w:hAnsi="TH SarabunIT๙" w:cs="TH SarabunIT๙"/>
+          <w:sz w:val="32"/>
+          <w:szCs w:val="32"/>
+        </w:rPr>
+        <w:t>{% for suspect in suspects %}</w:t>
+      </w:r>
+      <w:r>
+        <w:rPr>
+          <w:rFonts w:ascii="TH SarabunIT๙" w:hAnsi="TH SarabunIT๙" w:cs="TH SarabunIT๙"/>
+          <w:sz w:val="32"/>
+          <w:szCs w:val="32"/>
+        </w:rPr>
+        <w:t xml:space="preserve"> </w:t>
+      </w:r>
+      <w:r>
+        <w:rPr>
+          <w:rFonts w:ascii="TH SarabunIT๙" w:hAnsi="TH SarabunIT๙" w:cs="TH SarabunIT๙"/>
+          <w:sz w:val="32"/>
+          <w:szCs w:val="32"/>
+        </w:rPr>
+        <w:t>{{ suspect.charge_text }}</w:t>
+      </w:r>
+      <w:r>
+        <w:rPr>
+          <w:rFonts w:ascii="TH SarabunIT๙" w:hAnsi="TH SarabunIT๙" w:cs="TH SarabunIT๙"/>
+          <w:sz w:val="32"/>
+          <w:szCs w:val="32"/>
+        </w:rPr>
+        <w:t xml:space="preserve"> </w:t>
+      </w:r>
+      <w:r>
+        <w:rPr>
+          <w:rFonts w:ascii="TH SarabunIT๙" w:hAnsi="TH SarabunIT๙" w:cs="TH SarabunIT๙"/>
+          <w:sz w:val="32"/>
+          <w:szCs w:val="32"/>
+        </w:rPr>
+        <w:t>{% endfor %}</w:t>
+      </w:r>
+    </w:p>
+    <w:p>
+      <w:pPr>
+        <w:jc w:val="thaiDistribute"/>
         <w:rPr>
           <w:rFonts w:ascii="TH SarabunIT๙" w:hAnsi="TH SarabunIT๙" w:cs="TH SarabunIT๙"/>
           <w:b/>
           <w:bCs/>
           <w:sz w:val="32"/>
           <w:szCs w:val="32"/>
+        </w:rPr>
+      </w:pPr>
+      <w:r>
+        <w:rPr>
+          <w:rFonts w:ascii="TH SarabunIT๙" w:hAnsi="TH SarabunIT๙" w:cs="TH SarabunIT๙" w:hint="cs"/>
+          <w:b/>
+          <w:bCs/>
+          <w:sz w:val="32"/>
+          <w:szCs w:val="32"/>
+          <w:cs/>
+        </w:rPr>
+        <w:t xml:space="preserve">พร้อมตรวจยึดของกลาง </w:t>
+      </w:r>
+      <w:r>
+        <w:rPr>
+          <w:rFonts w:ascii="TH SarabunIT๙" w:hAnsi="TH SarabunIT๙" w:cs="TH SarabunIT๙"/>
+          <w:sz w:val="32"/>
+          <w:szCs w:val="32"/>
+        </w:rPr>
+        <w:t>{{ seized_items_text }}</w:t>
+      </w:r>
+    </w:p>
+    <w:p>
+      <w:pPr>
+        <w:jc w:val="thaiDistribute"/>
+        <w:rPr>
+          <w:rFonts w:ascii="TH SarabunIT๙" w:hAnsi="TH SarabunIT๙" w:cs="TH SarabunIT๙"/>
+          <w:color w:val="000000" w:themeColor="text1"/>
+          <w:sz w:val="32"/>
+          <w:szCs w:val="32"/>
+        </w:rPr>
+      </w:pPr>
+      <w:r>
+        <w:rPr>
+          <w:rFonts w:ascii="TH SarabunIT๙" w:hAnsi="TH SarabunIT๙" w:cs="TH SarabunIT๙"/>
+          <w:b/>
+          <w:bCs/>
+          <w:sz w:val="32"/>
+          <w:szCs w:val="32"/>
+          <w:cs/>
+        </w:rPr>
+        <w:t xml:space="preserve">พฤติการณ์และรายละเอียดเกี่ยวกับเหตุแห่งการจับ </w:t>
+      </w:r>
+      <w:r>
+        <w:rPr>
+          <w:rFonts w:ascii="TH SarabunIT๙" w:hAnsi="TH SarabunIT๙" w:cs="TH SarabunIT๙"/>
+          <w:sz w:val="32"/>
+          <w:szCs w:val="32"/>
+        </w:rPr>
+        <w:t>{{ arrest_circumstances }}</w:t>
+      </w:r>
+    </w:p>
+    <w:p>
+      <w:pPr>
+        <w:ind w:firstLine="720"/>
+        <w:jc w:val="thaiDistribute"/>
+        <w:rPr>
+          <w:rFonts w:ascii="TH SarabunIT๙" w:hAnsi="TH SarabunIT๙" w:cs="TH SarabunIT๙"/>
+          <w:sz w:val="32"/>
+          <w:szCs w:val="32"/>
+          <w:cs/>
+        </w:rPr>
+      </w:pPr>
+      <w:r>
+        <w:rPr>
+          <w:rFonts w:ascii="TH SarabunIT๙" w:hAnsi="TH SarabunIT๙" w:cs="TH SarabunIT๙" w:hint="cs"/>
+          <w:b/>
+          <w:bCs/>
+          <w:sz w:val="32"/>
+          <w:szCs w:val="32"/>
+          <w:cs/>
+        </w:rPr>
+        <w:t>อนึ่ง</w:t>
+      </w:r>
+      <w:r>
+        <w:rPr>
+          <w:rFonts w:ascii="TH SarabunIT๙" w:hAnsi="TH SarabunIT๙" w:cs="TH SarabunIT๙"/>
+          <w:b/>
+          <w:bCs/>
+          <w:sz w:val="32"/>
+          <w:szCs w:val="32"/>
+          <w:cs/>
+        </w:rPr>
+        <w:t>ในการ</w:t>
+      </w:r>
+      <w:r>
+        <w:rPr>
+          <w:rFonts w:ascii="TH SarabunIT๙" w:hAnsi="TH SarabunIT๙" w:cs="TH SarabunIT๙"/>
+          <w:b/>
+          <w:bCs/>
+          <w:sz w:val="32"/>
+          <w:szCs w:val="32"/>
+          <w:cs/>
+        </w:rPr>
+        <w:t>จับกุม</w:t>
+      </w:r>
+      <w:r>
+        <w:rPr>
+          <w:rFonts w:ascii="TH SarabunIT๙" w:hAnsi="TH SarabunIT๙" w:cs="TH SarabunIT๙"/>
+          <w:b/>
+          <w:bCs/>
+          <w:sz w:val="32"/>
+          <w:szCs w:val="32"/>
           <w:cs/>
         </w:rPr>
         <w:t>ครั้งนี้</w:t>
@@ -1684,47 +1253,7 @@
           <w:sz w:val="32"/>
           <w:szCs w:val="32"/>
         </w:rPr>
-        <w:t xml:space="preserve">{% for suspect in suspects %} {{ </w:t>
-      </w:r>
-      <w:proofErr w:type="spellStart"/>
-      <w:r>
-        <w:rPr>
-          <w:rFonts w:ascii="TH SarabunIT๙" w:hAnsi="TH SarabunIT๙" w:cs="TH SarabunIT๙"/>
-          <w:color w:val="000000" w:themeColor="text1"/>
-          <w:sz w:val="32"/>
-          <w:szCs w:val="32"/>
-        </w:rPr>
-        <w:t>suspect.relative_text</w:t>
-      </w:r>
-      <w:proofErr w:type="spellEnd"/>
-      <w:r>
-        <w:rPr>
-          <w:rFonts w:ascii="TH SarabunIT๙" w:hAnsi="TH SarabunIT๙" w:cs="TH SarabunIT๙"/>
-          <w:color w:val="000000" w:themeColor="text1"/>
-          <w:sz w:val="32"/>
-          <w:szCs w:val="32"/>
-        </w:rPr>
-        <w:t xml:space="preserve"> }} {% </w:t>
-      </w:r>
-      <w:proofErr w:type="spellStart"/>
-      <w:r>
-        <w:rPr>
-          <w:rFonts w:ascii="TH SarabunIT๙" w:hAnsi="TH SarabunIT๙" w:cs="TH SarabunIT๙"/>
-          <w:color w:val="000000" w:themeColor="text1"/>
-          <w:sz w:val="32"/>
-          <w:szCs w:val="32"/>
-        </w:rPr>
-        <w:t>endfor</w:t>
-      </w:r>
-      <w:proofErr w:type="spellEnd"/>
-      <w:r>
-        <w:rPr>
-          <w:rFonts w:ascii="TH SarabunIT๙" w:hAnsi="TH SarabunIT๙" w:cs="TH SarabunIT๙"/>
-          <w:color w:val="000000" w:themeColor="text1"/>
-          <w:sz w:val="32"/>
-          <w:szCs w:val="32"/>
-        </w:rPr>
-        <w:t xml:space="preserve"> %}</w:t>
+        <w:t>{% for suspect in suspects %} {{ suspect.relative_text }} {% endfor %}</w:t>
       </w:r>
       <w:r>
         <w:rPr>
@@ -1772,18 +1301,8 @@
           <w:sz w:val="32"/>
           <w:szCs w:val="32"/>
         </w:rPr>
-        <w:t xml:space="preserve">{% for suspect in </w:t>
-      </w:r>
-      <w:proofErr w:type="gramStart"/>
-      <w:r>
-        <w:rPr>
-          <w:rFonts w:ascii="TH SarabunIT๙" w:hAnsi="TH SarabunIT๙" w:cs="TH SarabunIT๙"/>
-          <w:sz w:val="32"/>
-          <w:szCs w:val="32"/>
-        </w:rPr>
-        <w:t>suspects %}</w:t>
-      </w:r>
-      <w:proofErr w:type="gramEnd"/>
+        <w:t>{% for suspect in suspects %}</w:t>
+      </w:r>
     </w:p>
     <w:p>
       <w:pPr>
@@ -1795,59 +1314,13 @@
           <w:szCs w:val="32"/>
         </w:rPr>
       </w:pPr>
-      <w:proofErr w:type="gramStart"/>
-      <w:r>
-        <w:rPr>
-          <w:rFonts w:ascii="TH SarabunIT๙" w:hAnsi="TH SarabunIT๙" w:cs="TH SarabunIT๙"/>
-          <w:sz w:val="32"/>
-          <w:szCs w:val="32"/>
-        </w:rPr>
-        <w:t xml:space="preserve">{{ </w:t>
-      </w:r>
-      <w:proofErr w:type="spellStart"/>
-      <w:r>
-        <w:rPr>
-          <w:rFonts w:ascii="TH SarabunIT๙" w:hAnsi="TH SarabunIT๙" w:cs="TH SarabunIT๙"/>
-          <w:sz w:val="32"/>
-          <w:szCs w:val="32"/>
-        </w:rPr>
-        <w:t>suspect</w:t>
-      </w:r>
-      <w:proofErr w:type="gramEnd"/>
-      <w:r>
-        <w:rPr>
-          <w:rFonts w:ascii="TH SarabunIT๙" w:hAnsi="TH SarabunIT๙" w:cs="TH SarabunIT๙"/>
-          <w:sz w:val="32"/>
-          <w:szCs w:val="32"/>
-        </w:rPr>
-        <w:t>.statement_</w:t>
-      </w:r>
-      <w:proofErr w:type="gramStart"/>
-      <w:r>
-        <w:rPr>
-          <w:rFonts w:ascii="TH SarabunIT๙" w:hAnsi="TH SarabunIT๙" w:cs="TH SarabunIT๙"/>
-          <w:sz w:val="32"/>
-          <w:szCs w:val="32"/>
-        </w:rPr>
-        <w:t>prefix</w:t>
-      </w:r>
-      <w:proofErr w:type="spellEnd"/>
-      <w:r>
-        <w:rPr>
-          <w:rFonts w:ascii="TH SarabunIT๙" w:hAnsi="TH SarabunIT๙" w:cs="TH SarabunIT๙"/>
-          <w:sz w:val="32"/>
-          <w:szCs w:val="32"/>
-        </w:rPr>
-        <w:t xml:space="preserve"> }</w:t>
-      </w:r>
-      <w:proofErr w:type="gramEnd"/>
-      <w:r>
-        <w:rPr>
-          <w:rFonts w:ascii="TH SarabunIT๙" w:hAnsi="TH SarabunIT๙" w:cs="TH SarabunIT๙"/>
-          <w:sz w:val="32"/>
-          <w:szCs w:val="32"/>
-        </w:rPr>
-        <w:t>}</w:t>
+      <w:r>
+        <w:rPr>
+          <w:rFonts w:ascii="TH SarabunIT๙" w:hAnsi="TH SarabunIT๙" w:cs="TH SarabunIT๙"/>
+          <w:sz w:val="32"/>
+          <w:szCs w:val="32"/>
+        </w:rPr>
+        <w:t>{{ suspect.statement_prefix }}</w:t>
       </w:r>
     </w:p>
     <w:p>
@@ -1866,61 +1339,7 @@
           <w:sz w:val="32"/>
           <w:szCs w:val="32"/>
         </w:rPr>
-        <w:t xml:space="preserve">- </w:t>
-      </w:r>
-      <w:proofErr w:type="gramStart"/>
-      <w:r>
-        <w:rPr>
-          <w:rFonts w:ascii="TH SarabunIT๙" w:hAnsi="TH SarabunIT๙" w:cs="TH SarabunIT๙"/>
-          <w:sz w:val="32"/>
-          <w:szCs w:val="32"/>
-        </w:rPr>
-        <w:t xml:space="preserve">{{ </w:t>
-      </w:r>
-      <w:proofErr w:type="spellStart"/>
-      <w:r>
-        <w:rPr>
-          <w:rFonts w:ascii="TH SarabunIT๙" w:hAnsi="TH SarabunIT๙" w:cs="TH SarabunIT๙"/>
-          <w:sz w:val="32"/>
-          <w:szCs w:val="32"/>
-        </w:rPr>
-        <w:t>suspect</w:t>
-      </w:r>
-      <w:proofErr w:type="gramEnd"/>
-      <w:r>
-        <w:rPr>
-          <w:rFonts w:ascii="TH SarabunIT๙" w:hAnsi="TH SarabunIT๙" w:cs="TH SarabunIT๙"/>
-          <w:sz w:val="32"/>
-          <w:szCs w:val="32"/>
-        </w:rPr>
-        <w:t>.additional_</w:t>
-      </w:r>
-      <w:proofErr w:type="gramStart"/>
-      <w:r>
-        <w:rPr>
-          <w:rFonts w:ascii="TH SarabunIT๙" w:hAnsi="TH SarabunIT๙" w:cs="TH SarabunIT๙"/>
-          <w:sz w:val="32"/>
-          <w:szCs w:val="32"/>
-        </w:rPr>
-        <w:t>statement</w:t>
-      </w:r>
-      <w:proofErr w:type="spellEnd"/>
-      <w:r>
-        <w:rPr>
-          <w:rFonts w:ascii="TH SarabunIT๙" w:hAnsi="TH SarabunIT๙" w:cs="TH SarabunIT๙"/>
-          <w:sz w:val="32"/>
-          <w:szCs w:val="32"/>
-        </w:rPr>
-        <w:t xml:space="preserve"> }</w:t>
-      </w:r>
-      <w:proofErr w:type="gramEnd"/>
-      <w:r>
-        <w:rPr>
-          <w:rFonts w:ascii="TH SarabunIT๙" w:hAnsi="TH SarabunIT๙" w:cs="TH SarabunIT๙"/>
-          <w:sz w:val="32"/>
-          <w:szCs w:val="32"/>
-        </w:rPr>
-        <w:t>}</w:t>
+        <w:t>- {{ suspect.additional_statement }}</w:t>
       </w:r>
     </w:p>
     <w:p>
@@ -1948,70 +1367,15 @@
           <w:szCs w:val="32"/>
           <w:cs/>
         </w:rPr>
-        <w:t xml:space="preserve">ในชั้นจับกุม </w:t>
-      </w:r>
-      <w:proofErr w:type="gramStart"/>
-      <w:r>
-        <w:rPr>
-          <w:rFonts w:ascii="TH SarabunIT๙" w:hAnsi="TH SarabunIT๙" w:cs="TH SarabunIT๙"/>
-          <w:sz w:val="32"/>
-          <w:szCs w:val="32"/>
-          <w:cs/>
-        </w:rPr>
-        <w:t>ผู้ถูกจับกุมให้การ</w:t>
-      </w:r>
-      <w:r>
-        <w:rPr>
-          <w:rFonts w:ascii="TH SarabunIT๙" w:hAnsi="TH SarabunIT๙" w:cs="TH SarabunIT๙"/>
-          <w:sz w:val="32"/>
-          <w:szCs w:val="32"/>
-        </w:rPr>
-        <w:t xml:space="preserve">{{ </w:t>
-      </w:r>
-      <w:proofErr w:type="spellStart"/>
-      <w:r>
-        <w:rPr>
-          <w:rFonts w:ascii="TH SarabunIT๙" w:hAnsi="TH SarabunIT๙" w:cs="TH SarabunIT๙"/>
-          <w:sz w:val="32"/>
-          <w:szCs w:val="32"/>
-        </w:rPr>
-        <w:t>suspect</w:t>
-      </w:r>
-      <w:proofErr w:type="gramEnd"/>
-      <w:r>
-        <w:rPr>
-          <w:rFonts w:ascii="TH SarabunIT๙" w:hAnsi="TH SarabunIT๙" w:cs="TH SarabunIT๙"/>
-          <w:sz w:val="32"/>
-          <w:szCs w:val="32"/>
-        </w:rPr>
-        <w:t>.</w:t>
-      </w:r>
-      <w:proofErr w:type="gramStart"/>
-      <w:r>
-        <w:rPr>
-          <w:rFonts w:ascii="TH SarabunIT๙" w:hAnsi="TH SarabunIT๙" w:cs="TH SarabunIT๙"/>
-          <w:sz w:val="32"/>
-          <w:szCs w:val="32"/>
-        </w:rPr>
-        <w:t>confession</w:t>
-      </w:r>
-      <w:proofErr w:type="spellEnd"/>
-      <w:r>
-        <w:rPr>
-          <w:rFonts w:ascii="TH SarabunIT๙" w:hAnsi="TH SarabunIT๙" w:cs="TH SarabunIT๙"/>
-          <w:sz w:val="32"/>
-          <w:szCs w:val="32"/>
-        </w:rPr>
-        <w:t xml:space="preserve"> }</w:t>
-      </w:r>
-      <w:proofErr w:type="gramEnd"/>
-      <w:r>
-        <w:rPr>
-          <w:rFonts w:ascii="TH SarabunIT๙" w:hAnsi="TH SarabunIT๙" w:cs="TH SarabunIT๙"/>
-          <w:sz w:val="32"/>
-          <w:szCs w:val="32"/>
-        </w:rPr>
-        <w:t>}</w:t>
+        <w:t>ในชั้นจับกุม ผู้ถูกจับกุมให้การ</w:t>
+      </w:r>
+      <w:r>
+        <w:rPr>
+          <w:rFonts w:ascii="TH SarabunIT๙" w:hAnsi="TH SarabunIT๙" w:cs="TH SarabunIT๙"/>
+          <w:sz w:val="32"/>
+          <w:szCs w:val="32"/>
+        </w:rPr>
+        <w:t>{{ suspect.confession }}</w:t>
       </w:r>
       <w:r>
         <w:rPr>
@@ -2027,28 +1391,8 @@
           <w:sz w:val="32"/>
           <w:szCs w:val="32"/>
         </w:rPr>
-        <w:t xml:space="preserve">{% </w:t>
-      </w:r>
-      <w:proofErr w:type="spellStart"/>
-      <w:proofErr w:type="gramStart"/>
-      <w:r>
-        <w:rPr>
-          <w:rFonts w:ascii="TH SarabunIT๙" w:hAnsi="TH SarabunIT๙" w:cs="TH SarabunIT๙"/>
-          <w:sz w:val="32"/>
-          <w:szCs w:val="32"/>
-        </w:rPr>
-        <w:t>endfor</w:t>
-      </w:r>
-      <w:proofErr w:type="spellEnd"/>
-      <w:r>
-        <w:rPr>
-          <w:rFonts w:ascii="TH SarabunIT๙" w:hAnsi="TH SarabunIT๙" w:cs="TH SarabunIT๙"/>
-          <w:sz w:val="32"/>
-          <w:szCs w:val="32"/>
-        </w:rPr>
-        <w:t xml:space="preserve"> %}</w:t>
-      </w:r>
-      <w:proofErr w:type="gramEnd"/>
+        <w:t>{% endfor %}</w:t>
+      </w:r>
     </w:p>
     <w:p>
       <w:pPr>
@@ -2365,27 +1709,7 @@
           <w:sz w:val="32"/>
           <w:szCs w:val="32"/>
         </w:rPr>
-        <w:t xml:space="preserve">{{ </w:t>
-      </w:r>
-      <w:proofErr w:type="spellStart"/>
-      <w:r>
-        <w:rPr>
-          <w:rFonts w:ascii="TH SarabunIT๙" w:hAnsi="TH SarabunIT๙" w:cs="TH SarabunIT๙"/>
-          <w:spacing w:val="-6"/>
-          <w:sz w:val="32"/>
-          <w:szCs w:val="32"/>
-        </w:rPr>
-        <w:t>arrest_date_text</w:t>
-      </w:r>
-      <w:proofErr w:type="spellEnd"/>
-      <w:r>
-        <w:rPr>
-          <w:rFonts w:ascii="TH SarabunIT๙" w:hAnsi="TH SarabunIT๙" w:cs="TH SarabunIT๙"/>
-          <w:spacing w:val="-6"/>
-          <w:sz w:val="32"/>
-          <w:szCs w:val="32"/>
-        </w:rPr>
-        <w:t xml:space="preserve"> }}</w:t>
+        <w:t>{{ arrest_date_text }}</w:t>
       </w:r>
       <w:r>
         <w:rPr>
@@ -2562,20 +1886,8 @@
           <w:szCs w:val="32"/>
           <w:cs/>
         </w:rPr>
-        <w:t xml:space="preserve"> เว็ปไซ</w:t>
-      </w:r>
-      <w:proofErr w:type="spellStart"/>
-      <w:r>
-        <w:rPr>
-          <w:rFonts w:ascii="TH SarabunIT๙" w:hAnsi="TH SarabunIT๙" w:cs="TH SarabunIT๙"/>
-          <w:spacing w:val="-6"/>
-          <w:sz w:val="32"/>
-          <w:szCs w:val="32"/>
-          <w:cs/>
-        </w:rPr>
-        <w:t>ต์</w:t>
-      </w:r>
-      <w:proofErr w:type="spellEnd"/>
+        <w:t xml:space="preserve"> เว็ปไซต์</w:t>
+      </w:r>
       <w:r>
         <w:rPr>
           <w:rFonts w:ascii="TH SarabunIT๙" w:hAnsi="TH SarabunIT๙" w:cs="TH SarabunIT๙"/>
@@ -2640,27 +1952,7 @@
           <w:sz w:val="32"/>
           <w:szCs w:val="32"/>
         </w:rPr>
-        <w:t xml:space="preserve">{{ </w:t>
-      </w:r>
-      <w:proofErr w:type="spellStart"/>
-      <w:r>
-        <w:rPr>
-          <w:rFonts w:ascii="TH SarabunIT๙" w:hAnsi="TH SarabunIT๙" w:cs="TH SarabunIT๙"/>
-          <w:spacing w:val="-6"/>
-          <w:sz w:val="32"/>
-          <w:szCs w:val="32"/>
-        </w:rPr>
-        <w:t>arrest_date_text</w:t>
-      </w:r>
-      <w:proofErr w:type="spellEnd"/>
-      <w:r>
-        <w:rPr>
-          <w:rFonts w:ascii="TH SarabunIT๙" w:hAnsi="TH SarabunIT๙" w:cs="TH SarabunIT๙"/>
-          <w:spacing w:val="-6"/>
-          <w:sz w:val="32"/>
-          <w:szCs w:val="32"/>
-        </w:rPr>
-        <w:t xml:space="preserve"> }}</w:t>
+        <w:t>{{ arrest_date_text }}</w:t>
       </w:r>
       <w:r>
         <w:rPr>
@@ -2901,19 +2193,8 @@
           <w:sz w:val="32"/>
           <w:szCs w:val="32"/>
         </w:rPr>
-        <w:t xml:space="preserve">{% for suspect in </w:t>
-      </w:r>
-      <w:proofErr w:type="gramStart"/>
-      <w:r>
-        <w:rPr>
-          <w:rFonts w:ascii="TH SarabunIT๙" w:hAnsi="TH SarabunIT๙" w:cs="TH SarabunIT๙"/>
-          <w:color w:val="000000" w:themeColor="text1"/>
-          <w:sz w:val="32"/>
-          <w:szCs w:val="32"/>
-        </w:rPr>
-        <w:t>suspects %}</w:t>
-      </w:r>
-      <w:proofErr w:type="gramEnd"/>
+        <w:t>{% for suspect in suspects %}</w:t>
+      </w:r>
     </w:p>
     <w:p>
       <w:pPr>
@@ -2966,7 +2247,6 @@
           <w:szCs w:val="32"/>
         </w:rPr>
       </w:pPr>
-      <w:proofErr w:type="gramStart"/>
       <w:r>
         <w:rPr>
           <w:rFonts w:ascii="TH SarabunIT๙" w:hAnsi="TH SarabunIT๙" w:cs="TH SarabunIT๙"/>
@@ -2974,29 +2254,8 @@
           <w:sz w:val="32"/>
           <w:szCs w:val="32"/>
         </w:rPr>
-        <w:t>( {{ suspect.name</w:t>
-      </w:r>
-      <w:proofErr w:type="gramEnd"/>
-      <w:r>
-        <w:rPr>
-          <w:rFonts w:ascii="TH SarabunIT๙" w:hAnsi="TH SarabunIT๙" w:cs="TH SarabunIT๙"/>
-          <w:color w:val="000000" w:themeColor="text1"/>
-          <w:sz w:val="32"/>
-          <w:szCs w:val="32"/>
-        </w:rPr>
-        <w:t xml:space="preserve"> }</w:t>
-      </w:r>
-      <w:proofErr w:type="gramStart"/>
-      <w:r>
-        <w:rPr>
-          <w:rFonts w:ascii="TH SarabunIT๙" w:hAnsi="TH SarabunIT๙" w:cs="TH SarabunIT๙"/>
-          <w:color w:val="000000" w:themeColor="text1"/>
-          <w:sz w:val="32"/>
-          <w:szCs w:val="32"/>
-        </w:rPr>
-        <w:t>} )</w:t>
-      </w:r>
-      <w:proofErr w:type="gramEnd"/>
+        <w:t>( {{ suspect.name }} )</w:t>
+      </w:r>
     </w:p>
     <w:p>
       <w:pPr>
@@ -3016,27 +2275,7 @@
           <w:sz w:val="32"/>
           <w:szCs w:val="32"/>
         </w:rPr>
-        <w:t xml:space="preserve">{% </w:t>
-      </w:r>
-      <w:proofErr w:type="spellStart"/>
-      <w:r>
-        <w:rPr>
-          <w:rFonts w:ascii="TH SarabunIT๙" w:hAnsi="TH SarabunIT๙" w:cs="TH SarabunIT๙"/>
-          <w:color w:val="000000" w:themeColor="text1"/>
-          <w:sz w:val="32"/>
-          <w:szCs w:val="32"/>
-        </w:rPr>
-        <w:t>endfor</w:t>
-      </w:r>
-      <w:proofErr w:type="spellEnd"/>
-      <w:r>
-        <w:rPr>
-          <w:rFonts w:ascii="TH SarabunIT๙" w:hAnsi="TH SarabunIT๙" w:cs="TH SarabunIT๙"/>
-          <w:color w:val="000000" w:themeColor="text1"/>
-          <w:sz w:val="32"/>
-          <w:szCs w:val="32"/>
-        </w:rPr>
-        <w:t xml:space="preserve"> %}</w:t>
+        <w:t>{% endfor %}</w:t>
       </w:r>
     </w:p>
     <w:p>
@@ -3063,18 +2302,8 @@
           <w:sz w:val="32"/>
           <w:szCs w:val="32"/>
         </w:rPr>
-        <w:t xml:space="preserve">{% for unit in </w:t>
-      </w:r>
-      <w:proofErr w:type="gramStart"/>
-      <w:r>
-        <w:rPr>
-          <w:rFonts w:ascii="TH SarabunIT๙" w:hAnsi="TH SarabunIT๙" w:cs="TH SarabunIT๙"/>
-          <w:sz w:val="32"/>
-          <w:szCs w:val="32"/>
-        </w:rPr>
-        <w:t>units %}</w:t>
-      </w:r>
-      <w:proofErr w:type="gramEnd"/>
+        <w:t>{% for unit in units %}</w:t>
+      </w:r>
     </w:p>
     <w:p>
       <w:pPr>
@@ -3111,29 +2340,7 @@
           <w:sz w:val="32"/>
           <w:szCs w:val="32"/>
         </w:rPr>
-        <w:t xml:space="preserve">{{ </w:t>
-      </w:r>
-      <w:proofErr w:type="spellStart"/>
-      <w:r>
-        <w:rPr>
-          <w:rFonts w:ascii="TH SarabunIT๙" w:hAnsi="TH SarabunIT๙" w:cs="TH SarabunIT๙"/>
-          <w:b/>
-          <w:bCs/>
-          <w:sz w:val="32"/>
-          <w:szCs w:val="32"/>
-        </w:rPr>
-        <w:t>unit.unit_name</w:t>
-      </w:r>
-      <w:proofErr w:type="spellEnd"/>
-      <w:r>
-        <w:rPr>
-          <w:rFonts w:ascii="TH SarabunIT๙" w:hAnsi="TH SarabunIT๙" w:cs="TH SarabunIT๙"/>
-          <w:b/>
-          <w:bCs/>
-          <w:sz w:val="32"/>
-          <w:szCs w:val="32"/>
-        </w:rPr>
-        <w:t xml:space="preserve"> }}</w:t>
+        <w:t>{{ unit.unit_name }}</w:t>
       </w:r>
     </w:p>
     <w:tbl>
@@ -3182,50 +2389,8 @@
                 <w:szCs w:val="32"/>
                 <w:u w:val="dotted"/>
               </w:rPr>
-              <w:t xml:space="preserve">{% for row in </w:t>
+              <w:t>{% for row in unit.signature_rows %}(</w:t>
             </w:r>
-            <w:proofErr w:type="spellStart"/>
-            <w:proofErr w:type="gramStart"/>
-            <w:r>
-              <w:rPr>
-                <w:rFonts w:ascii="TH SarabunIT๙" w:hAnsi="TH SarabunIT๙" w:cs="TH SarabunIT๙"/>
-                <w:sz w:val="32"/>
-                <w:szCs w:val="32"/>
-                <w:u w:val="dotted"/>
-              </w:rPr>
-              <w:t>unit.signature</w:t>
-            </w:r>
-            <w:proofErr w:type="gramEnd"/>
-            <w:r>
-              <w:rPr>
-                <w:rFonts w:ascii="TH SarabunIT๙" w:hAnsi="TH SarabunIT๙" w:cs="TH SarabunIT๙"/>
-                <w:sz w:val="32"/>
-                <w:szCs w:val="32"/>
-                <w:u w:val="dotted"/>
-              </w:rPr>
-              <w:t>_rows</w:t>
-            </w:r>
-            <w:proofErr w:type="spellEnd"/>
-            <w:r>
-              <w:rPr>
-                <w:rFonts w:ascii="TH SarabunIT๙" w:hAnsi="TH SarabunIT๙" w:cs="TH SarabunIT๙"/>
-                <w:sz w:val="32"/>
-                <w:szCs w:val="32"/>
-                <w:u w:val="dotted"/>
-              </w:rPr>
-              <w:t xml:space="preserve"> </w:t>
-            </w:r>
-            <w:proofErr w:type="gramStart"/>
-            <w:r>
-              <w:rPr>
-                <w:rFonts w:ascii="TH SarabunIT๙" w:hAnsi="TH SarabunIT๙" w:cs="TH SarabunIT๙"/>
-                <w:sz w:val="32"/>
-                <w:szCs w:val="32"/>
-                <w:u w:val="dotted"/>
-              </w:rPr>
-              <w:t>%}(</w:t>
-            </w:r>
-            <w:proofErr w:type="gramEnd"/>
             <w:r>
               <w:rPr>
                 <w:rFonts w:ascii="TH SarabunIT๙" w:hAnsi="TH SarabunIT๙" w:cs="TH SarabunIT๙"/>
@@ -3246,7 +2411,6 @@
               </w:rPr>
               <w:t xml:space="preserve"> </w:t>
             </w:r>
-            <w:proofErr w:type="gramStart"/>
             <w:r>
               <w:rPr>
                 <w:rFonts w:ascii="TH SarabunIT๙" w:hAnsi="TH SarabunIT๙" w:cs="TH SarabunIT๙"/>
@@ -3254,37 +2418,7 @@
                 <w:szCs w:val="32"/>
                 <w:u w:val="dotted"/>
               </w:rPr>
-              <w:t>{{ row</w:t>
-            </w:r>
-            <w:proofErr w:type="gramEnd"/>
-            <w:r>
-              <w:rPr>
-                <w:rFonts w:ascii="TH SarabunIT๙" w:hAnsi="TH SarabunIT๙" w:cs="TH SarabunIT๙"/>
-                <w:sz w:val="32"/>
-                <w:szCs w:val="32"/>
-                <w:u w:val="dotted"/>
-              </w:rPr>
-              <w:t>.officer1_</w:t>
-            </w:r>
-            <w:proofErr w:type="gramStart"/>
-            <w:r>
-              <w:rPr>
-                <w:rFonts w:ascii="TH SarabunIT๙" w:hAnsi="TH SarabunIT๙" w:cs="TH SarabunIT๙"/>
-                <w:sz w:val="32"/>
-                <w:szCs w:val="32"/>
-                <w:u w:val="dotted"/>
-              </w:rPr>
-              <w:t>rank }</w:t>
-            </w:r>
-            <w:proofErr w:type="gramEnd"/>
-            <w:r>
-              <w:rPr>
-                <w:rFonts w:ascii="TH SarabunIT๙" w:hAnsi="TH SarabunIT๙" w:cs="TH SarabunIT๙"/>
-                <w:sz w:val="32"/>
-                <w:szCs w:val="32"/>
-                <w:u w:val="dotted"/>
-              </w:rPr>
-              <w:t>}</w:t>
+              <w:t>{{ row.officer1_rank }}</w:t>
             </w:r>
             <w:r>
               <w:rPr>
@@ -3331,7 +2465,6 @@
               </w:rPr>
               <w:t>(</w:t>
             </w:r>
-            <w:proofErr w:type="gramStart"/>
             <w:r>
               <w:rPr>
                 <w:rFonts w:ascii="TH SarabunIT๙" w:hAnsi="TH SarabunIT๙" w:cs="TH SarabunIT๙"/>
@@ -3339,37 +2472,7 @@
                 <w:szCs w:val="32"/>
                 <w:u w:val="dotted"/>
               </w:rPr>
-              <w:t>{{ row</w:t>
-            </w:r>
-            <w:proofErr w:type="gramEnd"/>
-            <w:r>
-              <w:rPr>
-                <w:rFonts w:ascii="TH SarabunIT๙" w:hAnsi="TH SarabunIT๙" w:cs="TH SarabunIT๙"/>
-                <w:sz w:val="32"/>
-                <w:szCs w:val="32"/>
-                <w:u w:val="dotted"/>
-              </w:rPr>
-              <w:t>.officer1_name_</w:t>
-            </w:r>
-            <w:proofErr w:type="gramStart"/>
-            <w:r>
-              <w:rPr>
-                <w:rFonts w:ascii="TH SarabunIT๙" w:hAnsi="TH SarabunIT๙" w:cs="TH SarabunIT๙"/>
-                <w:sz w:val="32"/>
-                <w:szCs w:val="32"/>
-                <w:u w:val="dotted"/>
-              </w:rPr>
-              <w:t>only }</w:t>
-            </w:r>
-            <w:proofErr w:type="gramEnd"/>
-            <w:r>
-              <w:rPr>
-                <w:rFonts w:ascii="TH SarabunIT๙" w:hAnsi="TH SarabunIT๙" w:cs="TH SarabunIT๙"/>
-                <w:sz w:val="32"/>
-                <w:szCs w:val="32"/>
-                <w:u w:val="dotted"/>
-              </w:rPr>
-              <w:t>}</w:t>
+              <w:t>{{ row.officer1_name_only }}</w:t>
             </w:r>
             <w:r>
               <w:rPr>
@@ -3431,7 +2534,6 @@
               </w:rPr>
               <w:t xml:space="preserve"> </w:t>
             </w:r>
-            <w:proofErr w:type="gramStart"/>
             <w:r>
               <w:rPr>
                 <w:rFonts w:ascii="TH SarabunIT๙" w:hAnsi="TH SarabunIT๙" w:cs="TH SarabunIT๙"/>
@@ -3439,27 +2541,7 @@
                 <w:szCs w:val="32"/>
                 <w:u w:val="dotted"/>
               </w:rPr>
-              <w:t>{{ row</w:t>
-            </w:r>
-            <w:proofErr w:type="gramEnd"/>
-            <w:r>
-              <w:rPr>
-                <w:rFonts w:ascii="TH SarabunIT๙" w:hAnsi="TH SarabunIT๙" w:cs="TH SarabunIT๙"/>
-                <w:sz w:val="32"/>
-                <w:szCs w:val="32"/>
-                <w:u w:val="dotted"/>
-              </w:rPr>
-              <w:t>.officer2_</w:t>
-            </w:r>
-            <w:proofErr w:type="gramStart"/>
-            <w:r>
-              <w:rPr>
-                <w:rFonts w:ascii="TH SarabunIT๙" w:hAnsi="TH SarabunIT๙" w:cs="TH SarabunIT๙"/>
-                <w:sz w:val="32"/>
-                <w:szCs w:val="32"/>
-                <w:u w:val="dotted"/>
-              </w:rPr>
-              <w:t>rank }}</w:t>
+              <w:t>{{ row.officer2_rank }}</w:t>
             </w:r>
             <w:r>
               <w:rPr>
@@ -3469,18 +2551,7 @@
                 <w:u w:val="dotted"/>
                 <w:cs/>
               </w:rPr>
-              <w:t>.........................................................</w:t>
-            </w:r>
-            <w:proofErr w:type="gramEnd"/>
-            <w:r>
-              <w:rPr>
-                <w:rFonts w:ascii="TH SarabunIT๙" w:hAnsi="TH SarabunIT๙" w:cs="TH SarabunIT๙"/>
-                <w:sz w:val="32"/>
-                <w:szCs w:val="32"/>
-                <w:u w:val="dotted"/>
-                <w:cs/>
-              </w:rPr>
-              <w:t>ผู้จับ</w:t>
+              <w:t>.........................................................ผู้จับ</w:t>
             </w:r>
             <w:r>
               <w:rPr>
@@ -3517,7 +2588,6 @@
               </w:rPr>
               <w:t>(</w:t>
             </w:r>
-            <w:proofErr w:type="gramStart"/>
             <w:r>
               <w:rPr>
                 <w:rFonts w:ascii="TH SarabunIT๙" w:hAnsi="TH SarabunIT๙" w:cs="TH SarabunIT๙"/>
@@ -3525,17 +2595,7 @@
                 <w:szCs w:val="32"/>
                 <w:u w:val="dotted"/>
               </w:rPr>
-              <w:t>{{ row</w:t>
-            </w:r>
-            <w:proofErr w:type="gramEnd"/>
-            <w:r>
-              <w:rPr>
-                <w:rFonts w:ascii="TH SarabunIT๙" w:hAnsi="TH SarabunIT๙" w:cs="TH SarabunIT๙"/>
-                <w:sz w:val="32"/>
-                <w:szCs w:val="32"/>
-                <w:u w:val="dotted"/>
-              </w:rPr>
-              <w:t>.officer2_name_only }}</w:t>
+              <w:t>{{ row.officer2_name_only }}</w:t>
             </w:r>
             <w:r>
               <w:rPr>
@@ -3577,27 +2637,7 @@
                 <w:szCs w:val="32"/>
                 <w:u w:val="dotted"/>
               </w:rPr>
-              <w:t xml:space="preserve">{% </w:t>
-            </w:r>
-            <w:proofErr w:type="spellStart"/>
-            <w:r>
-              <w:rPr>
-                <w:rFonts w:ascii="TH SarabunIT๙" w:hAnsi="TH SarabunIT๙" w:cs="TH SarabunIT๙"/>
-                <w:sz w:val="32"/>
-                <w:szCs w:val="32"/>
-                <w:u w:val="dotted"/>
-              </w:rPr>
-              <w:t>endfor</w:t>
-            </w:r>
-            <w:proofErr w:type="spellEnd"/>
-            <w:r>
-              <w:rPr>
-                <w:rFonts w:ascii="TH SarabunIT๙" w:hAnsi="TH SarabunIT๙" w:cs="TH SarabunIT๙"/>
-                <w:sz w:val="32"/>
-                <w:szCs w:val="32"/>
-                <w:u w:val="dotted"/>
-              </w:rPr>
-              <w:t xml:space="preserve"> %}</w:t>
+              <w:t>{% endfor %}</w:t>
             </w:r>
           </w:p>
         </w:tc>
@@ -3642,25 +2682,7 @@
           <w:sz w:val="32"/>
           <w:szCs w:val="32"/>
         </w:rPr>
-        <w:t xml:space="preserve">{% </w:t>
-      </w:r>
-      <w:proofErr w:type="spellStart"/>
-      <w:r>
-        <w:rPr>
-          <w:rFonts w:ascii="TH SarabunIT๙" w:hAnsi="TH SarabunIT๙" w:cs="TH SarabunIT๙"/>
-          <w:sz w:val="32"/>
-          <w:szCs w:val="32"/>
-        </w:rPr>
-        <w:t>endfor</w:t>
-      </w:r>
-      <w:proofErr w:type="spellEnd"/>
-      <w:r>
-        <w:rPr>
-          <w:rFonts w:ascii="TH SarabunIT๙" w:hAnsi="TH SarabunIT๙" w:cs="TH SarabunIT๙"/>
-          <w:sz w:val="32"/>
-          <w:szCs w:val="32"/>
-        </w:rPr>
-        <w:t xml:space="preserve"> %}</w:t>
+        <w:t>{% endfor %}</w:t>
       </w:r>
     </w:p>
     <w:sectPr>
@@ -4869,6 +3891,7 @@
   <w:style w:type="character" w:default="1" w:styleId="a0">
     <w:name w:val="Default Paragraph Font"/>
     <w:uiPriority w:val="1"/>
+    <w:semiHidden/>
     <w:unhideWhenUsed/>
   </w:style>
   <w:style w:type="table" w:default="1" w:styleId="a1">

--- a/template_arrest.docx
+++ b/template_arrest.docx
@@ -327,7 +327,25 @@
           <w:sz w:val="32"/>
           <w:szCs w:val="32"/>
         </w:rPr>
-        <w:t>{{ record_location }}</w:t>
+        <w:t xml:space="preserve">{{ </w:t>
+      </w:r>
+      <w:proofErr w:type="spellStart"/>
+      <w:r>
+        <w:rPr>
+          <w:rFonts w:ascii="TH SarabunIT๙" w:hAnsi="TH SarabunIT๙" w:cs="TH SarabunIT๙"/>
+          <w:sz w:val="32"/>
+          <w:szCs w:val="32"/>
+        </w:rPr>
+        <w:t>record_location</w:t>
+      </w:r>
+      <w:proofErr w:type="spellEnd"/>
+      <w:r>
+        <w:rPr>
+          <w:rFonts w:ascii="TH SarabunIT๙" w:hAnsi="TH SarabunIT๙" w:cs="TH SarabunIT๙"/>
+          <w:sz w:val="32"/>
+          <w:szCs w:val="32"/>
+        </w:rPr>
+        <w:t xml:space="preserve"> }}</w:t>
       </w:r>
     </w:p>
     <w:p>
@@ -358,7 +376,25 @@
           <w:sz w:val="32"/>
           <w:szCs w:val="32"/>
         </w:rPr>
-        <w:t>{{ arrest_datetime_th }}</w:t>
+        <w:t xml:space="preserve">{{ </w:t>
+      </w:r>
+      <w:proofErr w:type="spellStart"/>
+      <w:r>
+        <w:rPr>
+          <w:rFonts w:ascii="TH SarabunIT๙" w:hAnsi="TH SarabunIT๙" w:cs="TH SarabunIT๙"/>
+          <w:sz w:val="32"/>
+          <w:szCs w:val="32"/>
+        </w:rPr>
+        <w:t>arrest_datetime_th</w:t>
+      </w:r>
+      <w:proofErr w:type="spellEnd"/>
+      <w:r>
+        <w:rPr>
+          <w:rFonts w:ascii="TH SarabunIT๙" w:hAnsi="TH SarabunIT๙" w:cs="TH SarabunIT๙"/>
+          <w:sz w:val="32"/>
+          <w:szCs w:val="32"/>
+        </w:rPr>
+        <w:t xml:space="preserve"> }}</w:t>
       </w:r>
     </w:p>
     <w:p>
@@ -389,7 +425,25 @@
           <w:sz w:val="32"/>
           <w:szCs w:val="32"/>
         </w:rPr>
-        <w:t>{{ record_datetime_th }}</w:t>
+        <w:t xml:space="preserve">{{ </w:t>
+      </w:r>
+      <w:proofErr w:type="spellStart"/>
+      <w:r>
+        <w:rPr>
+          <w:rFonts w:ascii="TH SarabunIT๙" w:hAnsi="TH SarabunIT๙" w:cs="TH SarabunIT๙"/>
+          <w:sz w:val="32"/>
+          <w:szCs w:val="32"/>
+        </w:rPr>
+        <w:t>record_datetime_th</w:t>
+      </w:r>
+      <w:proofErr w:type="spellEnd"/>
+      <w:r>
+        <w:rPr>
+          <w:rFonts w:ascii="TH SarabunIT๙" w:hAnsi="TH SarabunIT๙" w:cs="TH SarabunIT๙"/>
+          <w:sz w:val="32"/>
+          <w:szCs w:val="32"/>
+        </w:rPr>
+        <w:t xml:space="preserve"> }}</w:t>
       </w:r>
     </w:p>
     <w:p>
@@ -420,7 +474,25 @@
           <w:sz w:val="32"/>
           <w:szCs w:val="32"/>
         </w:rPr>
-        <w:t>{{ arrest_location }}</w:t>
+        <w:t xml:space="preserve">{{ </w:t>
+      </w:r>
+      <w:proofErr w:type="spellStart"/>
+      <w:r>
+        <w:rPr>
+          <w:rFonts w:ascii="TH SarabunIT๙" w:hAnsi="TH SarabunIT๙" w:cs="TH SarabunIT๙"/>
+          <w:sz w:val="32"/>
+          <w:szCs w:val="32"/>
+        </w:rPr>
+        <w:t>arrest_location</w:t>
+      </w:r>
+      <w:proofErr w:type="spellEnd"/>
+      <w:r>
+        <w:rPr>
+          <w:rFonts w:ascii="TH SarabunIT๙" w:hAnsi="TH SarabunIT๙" w:cs="TH SarabunIT๙"/>
+          <w:sz w:val="32"/>
+          <w:szCs w:val="32"/>
+        </w:rPr>
+        <w:t xml:space="preserve"> }}</w:t>
       </w:r>
     </w:p>
     <w:p>
@@ -461,12 +533,365 @@
           <w:sz w:val="32"/>
           <w:szCs w:val="32"/>
         </w:rPr>
-        <w:t>{{ unit.commanders_text }}</w:t>
+        <w:t xml:space="preserve">{{ </w:t>
+      </w:r>
+      <w:proofErr w:type="spellStart"/>
+      <w:r>
+        <w:rPr>
+          <w:rFonts w:ascii="TH SarabunIT๙" w:hAnsi="TH SarabunIT๙" w:cs="TH SarabunIT๙"/>
+          <w:sz w:val="32"/>
+          <w:szCs w:val="32"/>
+        </w:rPr>
+        <w:t>unit.commanders_text</w:t>
+      </w:r>
+      <w:proofErr w:type="spellEnd"/>
+      <w:r>
+        <w:rPr>
+          <w:rFonts w:ascii="TH SarabunIT๙" w:hAnsi="TH SarabunIT๙" w:cs="TH SarabunIT๙"/>
+          <w:sz w:val="32"/>
+          <w:szCs w:val="32"/>
+        </w:rPr>
+        <w:t xml:space="preserve"> }}</w:t>
       </w:r>
     </w:p>
     <w:p>
       <w:pPr>
         <w:jc w:val="thaiDistribute"/>
+        <w:rPr>
+          <w:rFonts w:ascii="TH SarabunIT๙" w:hAnsi="TH SarabunIT๙" w:cs="TH SarabunIT๙"/>
+          <w:b/>
+          <w:bCs/>
+          <w:sz w:val="32"/>
+          <w:szCs w:val="32"/>
+          <w:cs/>
+        </w:rPr>
+      </w:pPr>
+      <w:r>
+        <w:rPr>
+          <w:rFonts w:ascii="TH SarabunIT๙" w:hAnsi="TH SarabunIT๙" w:cs="TH SarabunIT๙"/>
+          <w:b/>
+          <w:bCs/>
+          <w:sz w:val="32"/>
+          <w:szCs w:val="32"/>
+          <w:cs/>
+        </w:rPr>
+        <w:t xml:space="preserve">ได้สั่งการให้ </w:t>
+      </w:r>
+      <w:r>
+        <w:rPr>
+          <w:rFonts w:ascii="TH SarabunIT๙" w:hAnsi="TH SarabunIT๙" w:cs="TH SarabunIT๙"/>
+          <w:sz w:val="32"/>
+          <w:szCs w:val="32"/>
+        </w:rPr>
+        <w:t xml:space="preserve">{{ </w:t>
+      </w:r>
+      <w:proofErr w:type="spellStart"/>
+      <w:r>
+        <w:rPr>
+          <w:rFonts w:ascii="TH SarabunIT๙" w:hAnsi="TH SarabunIT๙" w:cs="TH SarabunIT๙"/>
+          <w:sz w:val="32"/>
+          <w:szCs w:val="32"/>
+        </w:rPr>
+        <w:t>unit.arresting_officers_text</w:t>
+      </w:r>
+      <w:proofErr w:type="spellEnd"/>
+      <w:r>
+        <w:rPr>
+          <w:rFonts w:ascii="TH SarabunIT๙" w:hAnsi="TH SarabunIT๙" w:cs="TH SarabunIT๙"/>
+          <w:sz w:val="32"/>
+          <w:szCs w:val="32"/>
+        </w:rPr>
+        <w:t xml:space="preserve"> }}</w:t>
+      </w:r>
+      <w:r>
+        <w:rPr>
+          <w:rFonts w:ascii="TH SarabunIT๙" w:hAnsi="TH SarabunIT๙" w:cs="TH SarabunIT๙"/>
+          <w:sz w:val="32"/>
+          <w:szCs w:val="32"/>
+        </w:rPr>
+        <w:t xml:space="preserve"> </w:t>
+      </w:r>
+      <w:r>
+        <w:rPr>
+          <w:rFonts w:ascii="TH SarabunIT๙" w:hAnsi="TH SarabunIT๙" w:cs="TH SarabunIT๙"/>
+          <w:sz w:val="32"/>
+          <w:szCs w:val="32"/>
+        </w:rPr>
+        <w:t xml:space="preserve">{% </w:t>
+      </w:r>
+      <w:proofErr w:type="spellStart"/>
+      <w:r>
+        <w:rPr>
+          <w:rFonts w:ascii="TH SarabunIT๙" w:hAnsi="TH SarabunIT๙" w:cs="TH SarabunIT๙"/>
+          <w:sz w:val="32"/>
+          <w:szCs w:val="32"/>
+        </w:rPr>
+        <w:t>endfor</w:t>
+      </w:r>
+      <w:proofErr w:type="spellEnd"/>
+      <w:r>
+        <w:rPr>
+          <w:rFonts w:ascii="TH SarabunIT๙" w:hAnsi="TH SarabunIT๙" w:cs="TH SarabunIT๙"/>
+          <w:sz w:val="32"/>
+          <w:szCs w:val="32"/>
+        </w:rPr>
+        <w:t xml:space="preserve"> %}</w:t>
+      </w:r>
+      <w:r>
+        <w:rPr>
+          <w:rFonts w:ascii="TH SarabunIT๙" w:hAnsi="TH SarabunIT๙" w:cs="TH SarabunIT๙"/>
+          <w:b/>
+          <w:bCs/>
+          <w:sz w:val="32"/>
+          <w:szCs w:val="32"/>
+        </w:rPr>
+        <w:t xml:space="preserve"> </w:t>
+      </w:r>
+    </w:p>
+    <w:p>
+      <w:pPr>
+        <w:jc w:val="thaiDistribute"/>
+        <w:rPr>
+          <w:rFonts w:ascii="TH SarabunIT๙" w:hAnsi="TH SarabunIT๙" w:cs="TH SarabunIT๙"/>
+          <w:sz w:val="32"/>
+          <w:szCs w:val="32"/>
+        </w:rPr>
+      </w:pPr>
+      <w:r>
+        <w:rPr>
+          <w:rFonts w:ascii="TH SarabunIT๙" w:hAnsi="TH SarabunIT๙" w:cs="TH SarabunIT๙"/>
+          <w:b/>
+          <w:bCs/>
+          <w:sz w:val="32"/>
+          <w:szCs w:val="32"/>
+          <w:cs/>
+        </w:rPr>
+        <w:t>ได้ร่วมกันจับกุมตัว</w:t>
+      </w:r>
+      <w:r>
+        <w:rPr>
+          <w:rFonts w:ascii="TH SarabunIT๙" w:hAnsi="TH SarabunIT๙" w:cs="TH SarabunIT๙"/>
+          <w:b/>
+          <w:bCs/>
+          <w:sz w:val="32"/>
+          <w:szCs w:val="32"/>
+        </w:rPr>
+        <w:t xml:space="preserve"> </w:t>
+      </w:r>
+      <w:r>
+        <w:rPr>
+          <w:rFonts w:ascii="TH SarabunIT๙" w:hAnsi="TH SarabunIT๙" w:cs="TH SarabunIT๙"/>
+          <w:sz w:val="32"/>
+          <w:szCs w:val="32"/>
+        </w:rPr>
+        <w:t>{% for suspect in suspects %}</w:t>
+      </w:r>
+    </w:p>
+    <w:p>
+      <w:pPr>
+        <w:ind w:firstLine="720"/>
+        <w:jc w:val="thaiDistribute"/>
+        <w:rPr>
+          <w:rFonts w:ascii="TH SarabunIT๙" w:hAnsi="TH SarabunIT๙" w:cs="TH SarabunIT๙"/>
+          <w:b/>
+          <w:bCs/>
+          <w:sz w:val="32"/>
+          <w:szCs w:val="32"/>
+        </w:rPr>
+      </w:pPr>
+      <w:r>
+        <w:rPr>
+          <w:rFonts w:ascii="TH SarabunIT๙" w:hAnsi="TH SarabunIT๙" w:cs="TH SarabunIT๙"/>
+          <w:sz w:val="32"/>
+          <w:szCs w:val="32"/>
+        </w:rPr>
+        <w:t xml:space="preserve">{{ </w:t>
+      </w:r>
+      <w:proofErr w:type="spellStart"/>
+      <w:r>
+        <w:rPr>
+          <w:rFonts w:ascii="TH SarabunIT๙" w:hAnsi="TH SarabunIT๙" w:cs="TH SarabunIT๙"/>
+          <w:sz w:val="32"/>
+          <w:szCs w:val="32"/>
+        </w:rPr>
+        <w:t>suspect.display_index</w:t>
+      </w:r>
+      <w:proofErr w:type="spellEnd"/>
+      <w:r>
+        <w:rPr>
+          <w:rFonts w:ascii="TH SarabunIT๙" w:hAnsi="TH SarabunIT๙" w:cs="TH SarabunIT๙"/>
+          <w:sz w:val="32"/>
+          <w:szCs w:val="32"/>
+        </w:rPr>
+        <w:t xml:space="preserve"> }}{{ suspect.name }} </w:t>
+      </w:r>
+      <w:r>
+        <w:rPr>
+          <w:rFonts w:ascii="TH SarabunIT๙" w:hAnsi="TH SarabunIT๙" w:cs="TH SarabunIT๙"/>
+          <w:sz w:val="32"/>
+          <w:szCs w:val="32"/>
+          <w:cs/>
+        </w:rPr>
+        <w:t xml:space="preserve">เลขประจำตัวประชาชน </w:t>
+      </w:r>
+      <w:r>
+        <w:rPr>
+          <w:rFonts w:ascii="TH SarabunIT๙" w:hAnsi="TH SarabunIT๙" w:cs="TH SarabunIT๙"/>
+          <w:sz w:val="32"/>
+          <w:szCs w:val="32"/>
+        </w:rPr>
+        <w:t xml:space="preserve">{{ </w:t>
+      </w:r>
+      <w:proofErr w:type="spellStart"/>
+      <w:r>
+        <w:rPr>
+          <w:rFonts w:ascii="TH SarabunIT๙" w:hAnsi="TH SarabunIT๙" w:cs="TH SarabunIT๙"/>
+          <w:sz w:val="32"/>
+          <w:szCs w:val="32"/>
+        </w:rPr>
+        <w:t>suspect.id_card</w:t>
+      </w:r>
+      <w:proofErr w:type="spellEnd"/>
+      <w:r>
+        <w:rPr>
+          <w:rFonts w:ascii="TH SarabunIT๙" w:hAnsi="TH SarabunIT๙" w:cs="TH SarabunIT๙"/>
+          <w:sz w:val="32"/>
+          <w:szCs w:val="32"/>
+        </w:rPr>
+        <w:t xml:space="preserve"> }} </w:t>
+      </w:r>
+      <w:r>
+        <w:rPr>
+          <w:rFonts w:ascii="TH SarabunIT๙" w:hAnsi="TH SarabunIT๙" w:cs="TH SarabunIT๙"/>
+          <w:sz w:val="32"/>
+          <w:szCs w:val="32"/>
+          <w:cs/>
+        </w:rPr>
+        <w:t xml:space="preserve">ที่อยู่ </w:t>
+      </w:r>
+      <w:r>
+        <w:rPr>
+          <w:rFonts w:ascii="TH SarabunIT๙" w:hAnsi="TH SarabunIT๙" w:cs="TH SarabunIT๙"/>
+          <w:sz w:val="32"/>
+          <w:szCs w:val="32"/>
+        </w:rPr>
+        <w:t xml:space="preserve">{{ </w:t>
+      </w:r>
+      <w:proofErr w:type="spellStart"/>
+      <w:r>
+        <w:rPr>
+          <w:rFonts w:ascii="TH SarabunIT๙" w:hAnsi="TH SarabunIT๙" w:cs="TH SarabunIT๙"/>
+          <w:sz w:val="32"/>
+          <w:szCs w:val="32"/>
+        </w:rPr>
+        <w:t>suspect.address</w:t>
+      </w:r>
+      <w:proofErr w:type="spellEnd"/>
+      <w:r>
+        <w:rPr>
+          <w:rFonts w:ascii="TH SarabunIT๙" w:hAnsi="TH SarabunIT๙" w:cs="TH SarabunIT๙"/>
+          <w:sz w:val="32"/>
+          <w:szCs w:val="32"/>
+        </w:rPr>
+        <w:t xml:space="preserve"> }}</w:t>
+      </w:r>
+      <w:r>
+        <w:rPr>
+          <w:rFonts w:ascii="TH SarabunIT๙" w:hAnsi="TH SarabunIT๙" w:cs="TH SarabunIT๙"/>
+          <w:sz w:val="32"/>
+          <w:szCs w:val="32"/>
+        </w:rPr>
+        <w:t xml:space="preserve"> </w:t>
+      </w:r>
+      <w:r>
+        <w:rPr>
+          <w:rFonts w:ascii="TH SarabunIT๙" w:hAnsi="TH SarabunIT๙" w:cs="TH SarabunIT๙"/>
+          <w:sz w:val="32"/>
+          <w:szCs w:val="32"/>
+        </w:rPr>
+        <w:t xml:space="preserve">{% </w:t>
+      </w:r>
+      <w:proofErr w:type="spellStart"/>
+      <w:r>
+        <w:rPr>
+          <w:rFonts w:ascii="TH SarabunIT๙" w:hAnsi="TH SarabunIT๙" w:cs="TH SarabunIT๙"/>
+          <w:sz w:val="32"/>
+          <w:szCs w:val="32"/>
+        </w:rPr>
+        <w:t>endfor</w:t>
+      </w:r>
+      <w:proofErr w:type="spellEnd"/>
+      <w:r>
+        <w:rPr>
+          <w:rFonts w:ascii="TH SarabunIT๙" w:hAnsi="TH SarabunIT๙" w:cs="TH SarabunIT๙"/>
+          <w:sz w:val="32"/>
+          <w:szCs w:val="32"/>
+        </w:rPr>
+        <w:t xml:space="preserve"> %}</w:t>
+      </w:r>
+    </w:p>
+    <w:p>
+      <w:pPr>
+        <w:jc w:val="thaiDistribute"/>
+        <w:rPr>
+          <w:rFonts w:ascii="TH SarabunIT๙" w:hAnsi="TH SarabunIT๙" w:cs="TH SarabunIT๙"/>
+          <w:b/>
+          <w:bCs/>
+          <w:sz w:val="32"/>
+          <w:szCs w:val="32"/>
+        </w:rPr>
+      </w:pPr>
+      <w:r>
+        <w:rPr>
+          <w:rFonts w:ascii="TH SarabunIT๙" w:hAnsi="TH SarabunIT๙" w:cs="TH SarabunIT๙"/>
+          <w:sz w:val="32"/>
+          <w:szCs w:val="32"/>
+        </w:rPr>
+        <w:t xml:space="preserve">{{ </w:t>
+      </w:r>
+      <w:proofErr w:type="spellStart"/>
+      <w:r>
+        <w:rPr>
+          <w:rFonts w:ascii="TH SarabunIT๙" w:hAnsi="TH SarabunIT๙" w:cs="TH SarabunIT๙"/>
+          <w:sz w:val="32"/>
+          <w:szCs w:val="32"/>
+        </w:rPr>
+        <w:t>warrant_text</w:t>
+      </w:r>
+      <w:proofErr w:type="spellEnd"/>
+      <w:r>
+        <w:rPr>
+          <w:rFonts w:ascii="TH SarabunIT๙" w:hAnsi="TH SarabunIT๙" w:cs="TH SarabunIT๙"/>
+          <w:sz w:val="32"/>
+          <w:szCs w:val="32"/>
+        </w:rPr>
+        <w:t xml:space="preserve"> }}</w:t>
+      </w:r>
+    </w:p>
+    <w:p>
+      <w:pPr>
+        <w:jc w:val="thaiDistribute"/>
+        <w:rPr>
+          <w:rFonts w:ascii="TH SarabunIT๙" w:hAnsi="TH SarabunIT๙" w:cs="TH SarabunIT๙"/>
+          <w:b/>
+          <w:bCs/>
+          <w:sz w:val="32"/>
+          <w:szCs w:val="32"/>
+        </w:rPr>
+      </w:pPr>
+    </w:p>
+    <w:p>
+      <w:pPr>
+        <w:jc w:val="thaiDistribute"/>
+        <w:rPr>
+          <w:rFonts w:ascii="TH SarabunIT๙" w:hAnsi="TH SarabunIT๙" w:cs="TH SarabunIT๙"/>
+          <w:b/>
+          <w:bCs/>
+          <w:sz w:val="32"/>
+          <w:szCs w:val="32"/>
+        </w:rPr>
+      </w:pPr>
+      <w:r>
         <w:rPr>
           <w:rFonts w:ascii="TH SarabunIT๙" w:hAnsi="TH SarabunIT๙" w:cs="TH SarabunIT๙" w:hint="cs"/>
           <w:b/>
@@ -475,7 +900,8 @@
           <w:szCs w:val="32"/>
           <w:cs/>
         </w:rPr>
-      </w:pPr>
+        <w:t>ฐาน</w:t>
+      </w:r>
       <w:r>
         <w:rPr>
           <w:rFonts w:ascii="TH SarabunIT๙" w:hAnsi="TH SarabunIT๙" w:cs="TH SarabunIT๙"/>
@@ -485,31 +911,7 @@
           <w:szCs w:val="32"/>
           <w:cs/>
         </w:rPr>
-        <w:t xml:space="preserve">ได้สั่งการให้ </w:t>
-      </w:r>
-      <w:r>
-        <w:rPr>
-          <w:rFonts w:ascii="TH SarabunIT๙" w:hAnsi="TH SarabunIT๙" w:cs="TH SarabunIT๙"/>
-          <w:sz w:val="32"/>
-          <w:szCs w:val="32"/>
-        </w:rPr>
-        <w:t>{{ unit.arresting_officers_text }}</w:t>
-      </w:r>
-      <w:r>
-        <w:rPr>
-          <w:rFonts w:ascii="TH SarabunIT๙" w:hAnsi="TH SarabunIT๙" w:cs="TH SarabunIT๙"/>
-          <w:sz w:val="32"/>
-          <w:szCs w:val="32"/>
-        </w:rPr>
-        <w:t xml:space="preserve"> </w:t>
-      </w:r>
-      <w:r>
-        <w:rPr>
-          <w:rFonts w:ascii="TH SarabunIT๙" w:hAnsi="TH SarabunIT๙" w:cs="TH SarabunIT๙"/>
-          <w:sz w:val="32"/>
-          <w:szCs w:val="32"/>
-        </w:rPr>
-        <w:t>{% endfor %}</w:t>
+        <w:t>ความผิด</w:t>
       </w:r>
       <w:r>
         <w:rPr>
@@ -521,6 +923,96 @@
         </w:rPr>
         <w:t xml:space="preserve"> </w:t>
       </w:r>
+      <w:bookmarkStart w:id="0" w:name="_Hlk168408417"/>
+      <w:bookmarkStart w:id="1" w:name="_Hlk168408094"/>
+      <w:r>
+        <w:rPr>
+          <w:rFonts w:ascii="TH SarabunIT๙" w:hAnsi="TH SarabunIT๙" w:cs="TH SarabunIT๙"/>
+          <w:sz w:val="32"/>
+          <w:szCs w:val="32"/>
+        </w:rPr>
+        <w:t>{% for suspect in suspects %}</w:t>
+      </w:r>
+      <w:r>
+        <w:rPr>
+          <w:rFonts w:ascii="TH SarabunIT๙" w:hAnsi="TH SarabunIT๙" w:cs="TH SarabunIT๙"/>
+          <w:sz w:val="32"/>
+          <w:szCs w:val="32"/>
+        </w:rPr>
+        <w:t xml:space="preserve"> </w:t>
+      </w:r>
+      <w:r>
+        <w:rPr>
+          <w:rFonts w:ascii="TH SarabunIT๙" w:hAnsi="TH SarabunIT๙" w:cs="TH SarabunIT๙"/>
+          <w:sz w:val="32"/>
+          <w:szCs w:val="32"/>
+        </w:rPr>
+        <w:t xml:space="preserve">{{ </w:t>
+      </w:r>
+      <w:proofErr w:type="spellStart"/>
+      <w:r>
+        <w:rPr>
+          <w:rFonts w:ascii="TH SarabunIT๙" w:hAnsi="TH SarabunIT๙" w:cs="TH SarabunIT๙"/>
+          <w:sz w:val="32"/>
+          <w:szCs w:val="32"/>
+        </w:rPr>
+        <w:t>suspect.charge_text</w:t>
+      </w:r>
+      <w:proofErr w:type="spellEnd"/>
+      <w:r>
+        <w:rPr>
+          <w:rFonts w:ascii="TH SarabunIT๙" w:hAnsi="TH SarabunIT๙" w:cs="TH SarabunIT๙"/>
+          <w:sz w:val="32"/>
+          <w:szCs w:val="32"/>
+        </w:rPr>
+        <w:t xml:space="preserve"> }}</w:t>
+      </w:r>
+      <w:r>
+        <w:rPr>
+          <w:rFonts w:ascii="TH SarabunIT๙" w:hAnsi="TH SarabunIT๙" w:cs="TH SarabunIT๙"/>
+          <w:sz w:val="32"/>
+          <w:szCs w:val="32"/>
+        </w:rPr>
+        <w:t xml:space="preserve"> </w:t>
+      </w:r>
+      <w:r>
+        <w:rPr>
+          <w:rFonts w:ascii="TH SarabunIT๙" w:hAnsi="TH SarabunIT๙" w:cs="TH SarabunIT๙"/>
+          <w:sz w:val="32"/>
+          <w:szCs w:val="32"/>
+        </w:rPr>
+        <w:t xml:space="preserve">{% </w:t>
+      </w:r>
+      <w:proofErr w:type="spellStart"/>
+      <w:r>
+        <w:rPr>
+          <w:rFonts w:ascii="TH SarabunIT๙" w:hAnsi="TH SarabunIT๙" w:cs="TH SarabunIT๙"/>
+          <w:sz w:val="32"/>
+          <w:szCs w:val="32"/>
+        </w:rPr>
+        <w:t>endfor</w:t>
+      </w:r>
+      <w:proofErr w:type="spellEnd"/>
+      <w:r>
+        <w:rPr>
+          <w:rFonts w:ascii="TH SarabunIT๙" w:hAnsi="TH SarabunIT๙" w:cs="TH SarabunIT๙"/>
+          <w:sz w:val="32"/>
+          <w:szCs w:val="32"/>
+        </w:rPr>
+        <w:t xml:space="preserve"> %}</w:t>
+      </w:r>
+    </w:p>
+    <w:p>
+      <w:pPr>
+        <w:jc w:val="thaiDistribute"/>
+        <w:rPr>
+          <w:rFonts w:ascii="TH SarabunIT๙" w:hAnsi="TH SarabunIT๙" w:cs="TH SarabunIT๙"/>
+          <w:b/>
+          <w:bCs/>
+          <w:sz w:val="32"/>
+          <w:szCs w:val="32"/>
+        </w:rPr>
+      </w:pPr>
       <w:r>
         <w:rPr>
           <w:rFonts w:ascii="TH SarabunIT๙" w:hAnsi="TH SarabunIT๙" w:cs="TH SarabunIT๙" w:hint="cs"/>
@@ -530,7 +1022,33 @@
           <w:szCs w:val="32"/>
           <w:cs/>
         </w:rPr>
-        <w:t>ประกอบด้วย</w:t>
+        <w:t xml:space="preserve">พร้อมตรวจยึดของกลาง </w:t>
+      </w:r>
+      <w:r>
+        <w:rPr>
+          <w:rFonts w:ascii="TH SarabunIT๙" w:hAnsi="TH SarabunIT๙" w:cs="TH SarabunIT๙"/>
+          <w:sz w:val="32"/>
+          <w:szCs w:val="32"/>
+        </w:rPr>
+        <w:t xml:space="preserve">{{ </w:t>
+      </w:r>
+      <w:proofErr w:type="spellStart"/>
+      <w:r>
+        <w:rPr>
+          <w:rFonts w:ascii="TH SarabunIT๙" w:hAnsi="TH SarabunIT๙" w:cs="TH SarabunIT๙"/>
+          <w:sz w:val="32"/>
+          <w:szCs w:val="32"/>
+        </w:rPr>
+        <w:t>seized_items_text</w:t>
+      </w:r>
+      <w:proofErr w:type="spellEnd"/>
+      <w:r>
+        <w:rPr>
+          <w:rFonts w:ascii="TH SarabunIT๙" w:hAnsi="TH SarabunIT๙" w:cs="TH SarabunIT๙"/>
+          <w:sz w:val="32"/>
+          <w:szCs w:val="32"/>
+        </w:rPr>
+        <w:t xml:space="preserve"> }}</w:t>
       </w:r>
     </w:p>
     <w:p>
@@ -538,6 +1056,7 @@
         <w:jc w:val="thaiDistribute"/>
         <w:rPr>
           <w:rFonts w:ascii="TH SarabunIT๙" w:hAnsi="TH SarabunIT๙" w:cs="TH SarabunIT๙"/>
+          <w:color w:val="000000" w:themeColor="text1"/>
           <w:sz w:val="32"/>
           <w:szCs w:val="32"/>
         </w:rPr>
@@ -551,25 +1070,33 @@
           <w:szCs w:val="32"/>
           <w:cs/>
         </w:rPr>
-        <w:t>ได้ร่วมกันจับกุมตัว</w:t>
-      </w:r>
-      <w:r>
-        <w:rPr>
-          <w:rFonts w:ascii="TH SarabunIT๙" w:hAnsi="TH SarabunIT๙" w:cs="TH SarabunIT๙"/>
-          <w:b/>
-          <w:bCs/>
-          <w:sz w:val="32"/>
-          <w:szCs w:val="32"/>
-        </w:rPr>
-        <w:t xml:space="preserve"> </w:t>
-      </w:r>
-      <w:r>
-        <w:rPr>
-          <w:rFonts w:ascii="TH SarabunIT๙" w:hAnsi="TH SarabunIT๙" w:cs="TH SarabunIT๙"/>
-          <w:sz w:val="32"/>
-          <w:szCs w:val="32"/>
-        </w:rPr>
-        <w:t>{% for suspect in suspects %}</w:t>
+        <w:t xml:space="preserve">พฤติการณ์และรายละเอียดเกี่ยวกับเหตุแห่งการจับ </w:t>
+      </w:r>
+      <w:r>
+        <w:rPr>
+          <w:rFonts w:ascii="TH SarabunIT๙" w:hAnsi="TH SarabunIT๙" w:cs="TH SarabunIT๙"/>
+          <w:sz w:val="32"/>
+          <w:szCs w:val="32"/>
+        </w:rPr>
+        <w:t xml:space="preserve">{{ </w:t>
+      </w:r>
+      <w:proofErr w:type="spellStart"/>
+      <w:r>
+        <w:rPr>
+          <w:rFonts w:ascii="TH SarabunIT๙" w:hAnsi="TH SarabunIT๙" w:cs="TH SarabunIT๙"/>
+          <w:sz w:val="32"/>
+          <w:szCs w:val="32"/>
+        </w:rPr>
+        <w:t>arrest_circumstances</w:t>
+      </w:r>
+      <w:proofErr w:type="spellEnd"/>
+      <w:r>
+        <w:rPr>
+          <w:rFonts w:ascii="TH SarabunIT๙" w:hAnsi="TH SarabunIT๙" w:cs="TH SarabunIT๙"/>
+          <w:sz w:val="32"/>
+          <w:szCs w:val="32"/>
+        </w:rPr>
+        <w:t xml:space="preserve"> }}</w:t>
       </w:r>
     </w:p>
     <w:p>
@@ -578,112 +1105,9 @@
         <w:jc w:val="thaiDistribute"/>
         <w:rPr>
           <w:rFonts w:ascii="TH SarabunIT๙" w:hAnsi="TH SarabunIT๙" w:cs="TH SarabunIT๙"/>
-          <w:b/>
-          <w:bCs/>
-          <w:sz w:val="32"/>
-          <w:szCs w:val="32"/>
-        </w:rPr>
-      </w:pPr>
-      <w:r>
-        <w:rPr>
-          <w:rFonts w:ascii="TH SarabunIT๙" w:hAnsi="TH SarabunIT๙" w:cs="TH SarabunIT๙"/>
-          <w:sz w:val="32"/>
-          <w:szCs w:val="32"/>
-        </w:rPr>
-        <w:t xml:space="preserve">{{ suspect.display_index }}{{ suspect.name }} </w:t>
-      </w:r>
-      <w:r>
-        <w:rPr>
-          <w:rFonts w:ascii="TH SarabunIT๙" w:hAnsi="TH SarabunIT๙" w:cs="TH SarabunIT๙"/>
-          <w:sz w:val="32"/>
-          <w:szCs w:val="32"/>
-          <w:cs/>
-        </w:rPr>
-        <w:t xml:space="preserve">เลขประจำตัวประชาชน </w:t>
-      </w:r>
-      <w:r>
-        <w:rPr>
-          <w:rFonts w:ascii="TH SarabunIT๙" w:hAnsi="TH SarabunIT๙" w:cs="TH SarabunIT๙"/>
-          <w:sz w:val="32"/>
-          <w:szCs w:val="32"/>
-        </w:rPr>
-        <w:t xml:space="preserve">{{ suspect.id_card }} </w:t>
-      </w:r>
-      <w:r>
-        <w:rPr>
-          <w:rFonts w:ascii="TH SarabunIT๙" w:hAnsi="TH SarabunIT๙" w:cs="TH SarabunIT๙"/>
-          <w:sz w:val="32"/>
-          <w:szCs w:val="32"/>
-          <w:cs/>
-        </w:rPr>
-        <w:t xml:space="preserve">ที่อยู่ </w:t>
-      </w:r>
-      <w:r>
-        <w:rPr>
-          <w:rFonts w:ascii="TH SarabunIT๙" w:hAnsi="TH SarabunIT๙" w:cs="TH SarabunIT๙"/>
-          <w:sz w:val="32"/>
-          <w:szCs w:val="32"/>
-        </w:rPr>
-        <w:t>{{ suspect.address }}</w:t>
-      </w:r>
-      <w:r>
-        <w:rPr>
-          <w:rFonts w:ascii="TH SarabunIT๙" w:hAnsi="TH SarabunIT๙" w:cs="TH SarabunIT๙"/>
-          <w:sz w:val="32"/>
-          <w:szCs w:val="32"/>
-        </w:rPr>
-        <w:t xml:space="preserve"> </w:t>
-      </w:r>
-      <w:r>
-        <w:rPr>
-          <w:rFonts w:ascii="TH SarabunIT๙" w:hAnsi="TH SarabunIT๙" w:cs="TH SarabunIT๙"/>
-          <w:sz w:val="32"/>
-          <w:szCs w:val="32"/>
-        </w:rPr>
-        <w:t>{% endfor %}</w:t>
-      </w:r>
-    </w:p>
-    <w:p>
-      <w:pPr>
-        <w:jc w:val="thaiDistribute"/>
-        <w:rPr>
-          <w:rFonts w:ascii="TH SarabunIT๙" w:hAnsi="TH SarabunIT๙" w:cs="TH SarabunIT๙"/>
-          <w:b/>
-          <w:bCs/>
-          <w:sz w:val="32"/>
-          <w:szCs w:val="32"/>
-        </w:rPr>
-      </w:pPr>
-      <w:r>
-        <w:rPr>
-          <w:rFonts w:ascii="TH SarabunIT๙" w:hAnsi="TH SarabunIT๙" w:cs="TH SarabunIT๙"/>
-          <w:sz w:val="32"/>
-          <w:szCs w:val="32"/>
-        </w:rPr>
-        <w:t>{{ warrant_text }}</w:t>
-      </w:r>
-    </w:p>
-    <w:p>
-      <w:pPr>
-        <w:jc w:val="thaiDistribute"/>
-        <w:rPr>
-          <w:rFonts w:ascii="TH SarabunIT๙" w:hAnsi="TH SarabunIT๙" w:cs="TH SarabunIT๙"/>
-          <w:b/>
-          <w:bCs/>
-          <w:sz w:val="32"/>
-          <w:szCs w:val="32"/>
-        </w:rPr>
-      </w:pPr>
-    </w:p>
-    <w:p>
-      <w:pPr>
-        <w:jc w:val="thaiDistribute"/>
-        <w:rPr>
-          <w:rFonts w:ascii="TH SarabunIT๙" w:hAnsi="TH SarabunIT๙" w:cs="TH SarabunIT๙"/>
-          <w:b/>
-          <w:bCs/>
-          <w:sz w:val="32"/>
-          <w:szCs w:val="32"/>
+          <w:sz w:val="32"/>
+          <w:szCs w:val="32"/>
+          <w:cs/>
         </w:rPr>
       </w:pPr>
       <w:r>
@@ -695,7 +1119,7 @@
           <w:szCs w:val="32"/>
           <w:cs/>
         </w:rPr>
-        <w:t>ฐาน</w:t>
+        <w:t>อนึ่ง</w:t>
       </w:r>
       <w:r>
         <w:rPr>
@@ -706,7 +1130,7 @@
           <w:szCs w:val="32"/>
           <w:cs/>
         </w:rPr>
-        <w:t>ความผิด</w:t>
+        <w:t>ในการ</w:t>
       </w:r>
       <w:r>
         <w:rPr>
@@ -715,111 +1139,270 @@
           <w:bCs/>
           <w:sz w:val="32"/>
           <w:szCs w:val="32"/>
+          <w:cs/>
+        </w:rPr>
+        <w:t>จับกุม</w:t>
+      </w:r>
+      <w:r>
+        <w:rPr>
+          <w:rFonts w:ascii="TH SarabunIT๙" w:hAnsi="TH SarabunIT๙" w:cs="TH SarabunIT๙"/>
+          <w:b/>
+          <w:bCs/>
+          <w:sz w:val="32"/>
+          <w:szCs w:val="32"/>
+          <w:cs/>
+        </w:rPr>
+        <w:t>ครั้งนี้</w:t>
+      </w:r>
+      <w:bookmarkEnd w:id="0"/>
+      <w:bookmarkEnd w:id="1"/>
+      <w:r>
+        <w:rPr>
+          <w:rFonts w:ascii="TH SarabunIT๙" w:hAnsi="TH SarabunIT๙" w:cs="TH SarabunIT๙" w:hint="cs"/>
+          <w:color w:val="EE0000"/>
+          <w:sz w:val="32"/>
+          <w:szCs w:val="32"/>
+          <w:cs/>
         </w:rPr>
         <w:t xml:space="preserve"> </w:t>
       </w:r>
-      <w:bookmarkStart w:id="0" w:name="_Hlk168408417"/>
-      <w:bookmarkStart w:id="1" w:name="_Hlk168408094"/>
-      <w:r>
-        <w:rPr>
-          <w:rFonts w:ascii="TH SarabunIT๙" w:hAnsi="TH SarabunIT๙" w:cs="TH SarabunIT๙"/>
-          <w:sz w:val="32"/>
-          <w:szCs w:val="32"/>
-        </w:rPr>
-        <w:t>{% for suspect in suspects %}</w:t>
-      </w:r>
-      <w:r>
-        <w:rPr>
-          <w:rFonts w:ascii="TH SarabunIT๙" w:hAnsi="TH SarabunIT๙" w:cs="TH SarabunIT๙"/>
-          <w:sz w:val="32"/>
-          <w:szCs w:val="32"/>
-        </w:rPr>
-        <w:t xml:space="preserve"> </w:t>
-      </w:r>
-      <w:r>
-        <w:rPr>
-          <w:rFonts w:ascii="TH SarabunIT๙" w:hAnsi="TH SarabunIT๙" w:cs="TH SarabunIT๙"/>
-          <w:sz w:val="32"/>
-          <w:szCs w:val="32"/>
-        </w:rPr>
-        <w:t>{{ suspect.charge_text }}</w:t>
-      </w:r>
-      <w:r>
-        <w:rPr>
-          <w:rFonts w:ascii="TH SarabunIT๙" w:hAnsi="TH SarabunIT๙" w:cs="TH SarabunIT๙"/>
-          <w:sz w:val="32"/>
-          <w:szCs w:val="32"/>
-        </w:rPr>
-        <w:t xml:space="preserve"> </w:t>
-      </w:r>
-      <w:r>
-        <w:rPr>
-          <w:rFonts w:ascii="TH SarabunIT๙" w:hAnsi="TH SarabunIT๙" w:cs="TH SarabunIT๙"/>
-          <w:sz w:val="32"/>
-          <w:szCs w:val="32"/>
-        </w:rPr>
-        <w:t>{% endfor %}</w:t>
+      <w:r>
+        <w:rPr>
+          <w:rFonts w:ascii="TH SarabunIT๙" w:hAnsi="TH SarabunIT๙" w:cs="TH SarabunIT๙"/>
+          <w:color w:val="000000"/>
+          <w:spacing w:val="-6"/>
+          <w:sz w:val="32"/>
+          <w:szCs w:val="32"/>
+          <w:cs/>
+        </w:rPr>
+        <w:t>เจ้า</w:t>
+      </w:r>
+      <w:r>
+        <w:rPr>
+          <w:rFonts w:ascii="TH SarabunIT๙" w:hAnsi="TH SarabunIT๙" w:cs="TH SarabunIT๙"/>
+          <w:color w:val="000000"/>
+          <w:spacing w:val="-6"/>
+          <w:sz w:val="32"/>
+          <w:szCs w:val="32"/>
+          <w:cs/>
+        </w:rPr>
+        <w:t>พนักงาน</w:t>
+      </w:r>
+      <w:r>
+        <w:rPr>
+          <w:rFonts w:ascii="TH SarabunIT๙" w:hAnsi="TH SarabunIT๙" w:cs="TH SarabunIT๙"/>
+          <w:color w:val="000000"/>
+          <w:spacing w:val="-6"/>
+          <w:sz w:val="32"/>
+          <w:szCs w:val="32"/>
+          <w:cs/>
+        </w:rPr>
+        <w:t>ตำรวจได้แจ้งแก่ผู้ถูกจับกุม</w:t>
+      </w:r>
+      <w:r>
+        <w:rPr>
+          <w:rFonts w:ascii="TH SarabunIT๙" w:hAnsi="TH SarabunIT๙" w:cs="TH SarabunIT๙" w:hint="cs"/>
+          <w:color w:val="000000"/>
+          <w:spacing w:val="-6"/>
+          <w:sz w:val="32"/>
+          <w:szCs w:val="32"/>
+          <w:cs/>
+        </w:rPr>
+        <w:t>ทราบ</w:t>
+      </w:r>
+      <w:r>
+        <w:rPr>
+          <w:rFonts w:ascii="TH SarabunIT๙" w:hAnsi="TH SarabunIT๙" w:cs="TH SarabunIT๙"/>
+          <w:color w:val="000000"/>
+          <w:spacing w:val="-6"/>
+          <w:sz w:val="32"/>
+          <w:szCs w:val="32"/>
+          <w:cs/>
+        </w:rPr>
+        <w:t>แล้วว่า</w:t>
+      </w:r>
+      <w:r>
+        <w:rPr>
+          <w:rFonts w:ascii="TH SarabunIT๙" w:hAnsi="TH SarabunIT๙" w:cs="TH SarabunIT๙"/>
+          <w:color w:val="000000"/>
+          <w:spacing w:val="-6"/>
+          <w:sz w:val="32"/>
+          <w:szCs w:val="32"/>
+          <w:cs/>
+        </w:rPr>
+        <w:t>ท่าน</w:t>
+      </w:r>
+      <w:r>
+        <w:rPr>
+          <w:rFonts w:ascii="TH SarabunIT๙" w:hAnsi="TH SarabunIT๙" w:cs="TH SarabunIT๙"/>
+          <w:color w:val="000000"/>
+          <w:spacing w:val="-6"/>
+          <w:sz w:val="32"/>
+          <w:szCs w:val="32"/>
+          <w:cs/>
+        </w:rPr>
+        <w:t>ต้องถูกจับแล้วสั่งให้ผู้ถูกจับไป</w:t>
+      </w:r>
+      <w:r>
+        <w:rPr>
+          <w:rFonts w:ascii="TH SarabunIT๙" w:hAnsi="TH SarabunIT๙" w:cs="TH SarabunIT๙"/>
+          <w:color w:val="000000"/>
+          <w:spacing w:val="-6"/>
+          <w:sz w:val="32"/>
+          <w:szCs w:val="32"/>
+          <w:cs/>
+        </w:rPr>
+        <w:t>ยั</w:t>
+      </w:r>
+      <w:r>
+        <w:rPr>
+          <w:rFonts w:ascii="TH SarabunIT๙" w:hAnsi="TH SarabunIT๙" w:cs="TH SarabunIT๙"/>
+          <w:sz w:val="32"/>
+          <w:szCs w:val="32"/>
+          <w:cs/>
+        </w:rPr>
+        <w:t xml:space="preserve">ง </w:t>
+      </w:r>
+      <w:r>
+        <w:rPr>
+          <w:rFonts w:ascii="TH SarabunIT๙" w:eastAsia="Angsana New" w:hAnsi="TH SarabunIT๙" w:cs="TH SarabunIT๙"/>
+          <w:color w:val="000000" w:themeColor="text1"/>
+          <w:sz w:val="32"/>
+          <w:szCs w:val="32"/>
+          <w:cs/>
+        </w:rPr>
+        <w:t xml:space="preserve">ศาลจังหวัดสกลนคร </w:t>
+      </w:r>
+      <w:r>
+        <w:rPr>
+          <w:rFonts w:ascii="TH SarabunIT๙" w:hAnsi="TH SarabunIT๙" w:cs="TH SarabunIT๙"/>
+          <w:sz w:val="32"/>
+          <w:szCs w:val="32"/>
+          <w:cs/>
+        </w:rPr>
+        <w:t>ซึ่งเป็นท้องที่รับผิดชอบ</w:t>
+      </w:r>
+      <w:r>
+        <w:rPr>
+          <w:rFonts w:ascii="TH SarabunIT๙" w:hAnsi="TH SarabunIT๙" w:cs="TH SarabunIT๙"/>
+          <w:color w:val="000000"/>
+          <w:sz w:val="32"/>
+          <w:szCs w:val="32"/>
+          <w:cs/>
+        </w:rPr>
+        <w:t xml:space="preserve"> พร้อมทั้งแจ้งด้วยว่าผู้ถูกจับมีสิทธิดังนี้</w:t>
       </w:r>
     </w:p>
     <w:p>
       <w:pPr>
+        <w:ind w:firstLine="720"/>
         <w:jc w:val="thaiDistribute"/>
         <w:rPr>
           <w:rFonts w:ascii="TH SarabunIT๙" w:hAnsi="TH SarabunIT๙" w:cs="TH SarabunIT๙"/>
-          <w:b/>
-          <w:bCs/>
-          <w:sz w:val="32"/>
-          <w:szCs w:val="32"/>
-        </w:rPr>
-      </w:pPr>
+          <w:sz w:val="32"/>
+          <w:szCs w:val="32"/>
+        </w:rPr>
+      </w:pPr>
+      <w:r>
+        <w:rPr>
+          <w:rFonts w:ascii="TH SarabunIT๙" w:hAnsi="TH SarabunIT๙" w:cs="TH SarabunIT๙"/>
+          <w:sz w:val="32"/>
+          <w:szCs w:val="32"/>
+          <w:cs/>
+        </w:rPr>
+        <w:t>1</w:t>
+      </w:r>
+      <w:r>
+        <w:rPr>
+          <w:rFonts w:ascii="TH SarabunIT๙" w:hAnsi="TH SarabunIT๙" w:cs="TH SarabunIT๙"/>
+          <w:sz w:val="32"/>
+          <w:szCs w:val="32"/>
+          <w:cs/>
+        </w:rPr>
+        <w:t>.</w:t>
+      </w:r>
       <w:r>
         <w:rPr>
           <w:rFonts w:ascii="TH SarabunIT๙" w:hAnsi="TH SarabunIT๙" w:cs="TH SarabunIT๙" w:hint="cs"/>
-          <w:b/>
-          <w:bCs/>
-          <w:sz w:val="32"/>
-          <w:szCs w:val="32"/>
-          <w:cs/>
-        </w:rPr>
-        <w:t xml:space="preserve">พร้อมตรวจยึดของกลาง </w:t>
-      </w:r>
-      <w:r>
-        <w:rPr>
-          <w:rFonts w:ascii="TH SarabunIT๙" w:hAnsi="TH SarabunIT๙" w:cs="TH SarabunIT๙"/>
-          <w:sz w:val="32"/>
-          <w:szCs w:val="32"/>
-        </w:rPr>
-        <w:t>{{ seized_items_text }}</w:t>
+          <w:sz w:val="32"/>
+          <w:szCs w:val="32"/>
+          <w:cs/>
+        </w:rPr>
+        <w:t xml:space="preserve"> </w:t>
+      </w:r>
+      <w:r>
+        <w:rPr>
+          <w:rFonts w:ascii="TH SarabunIT๙" w:hAnsi="TH SarabunIT๙" w:cs="TH SarabunIT๙"/>
+          <w:sz w:val="32"/>
+          <w:szCs w:val="32"/>
+          <w:cs/>
+        </w:rPr>
+        <w:t>ผู้ถูกจับมีสิทธิที่จะไม่ให้การหรือให้การก็ได้</w:t>
+      </w:r>
+      <w:r>
+        <w:rPr>
+          <w:rFonts w:ascii="TH SarabunIT๙" w:hAnsi="TH SarabunIT๙" w:cs="TH SarabunIT๙"/>
+          <w:sz w:val="32"/>
+          <w:szCs w:val="32"/>
+          <w:cs/>
+        </w:rPr>
+        <w:t xml:space="preserve"> </w:t>
+      </w:r>
+      <w:r>
+        <w:rPr>
+          <w:rFonts w:ascii="TH SarabunIT๙" w:hAnsi="TH SarabunIT๙" w:cs="TH SarabunIT๙"/>
+          <w:sz w:val="32"/>
+          <w:szCs w:val="32"/>
+          <w:cs/>
+        </w:rPr>
+        <w:t>และถ้อยคำของผู้ถูกจับนั้นอาจใช้เป็นพยานหลักฐานในการพิจารณาคดีได้</w:t>
       </w:r>
     </w:p>
     <w:p>
       <w:pPr>
+        <w:ind w:firstLine="720"/>
         <w:jc w:val="thaiDistribute"/>
         <w:rPr>
           <w:rFonts w:ascii="TH SarabunIT๙" w:hAnsi="TH SarabunIT๙" w:cs="TH SarabunIT๙"/>
-          <w:color w:val="000000" w:themeColor="text1"/>
-          <w:sz w:val="32"/>
-          <w:szCs w:val="32"/>
-        </w:rPr>
-      </w:pPr>
-      <w:r>
-        <w:rPr>
-          <w:rFonts w:ascii="TH SarabunIT๙" w:hAnsi="TH SarabunIT๙" w:cs="TH SarabunIT๙"/>
-          <w:b/>
-          <w:bCs/>
-          <w:sz w:val="32"/>
-          <w:szCs w:val="32"/>
-          <w:cs/>
-        </w:rPr>
-        <w:t xml:space="preserve">พฤติการณ์และรายละเอียดเกี่ยวกับเหตุแห่งการจับ </w:t>
-      </w:r>
-      <w:r>
-        <w:rPr>
-          <w:rFonts w:ascii="TH SarabunIT๙" w:hAnsi="TH SarabunIT๙" w:cs="TH SarabunIT๙"/>
-          <w:sz w:val="32"/>
-          <w:szCs w:val="32"/>
-        </w:rPr>
-        <w:t>{{ arrest_circumstances }}</w:t>
+          <w:sz w:val="32"/>
+          <w:szCs w:val="32"/>
+        </w:rPr>
+      </w:pPr>
+      <w:r>
+        <w:rPr>
+          <w:rFonts w:ascii="TH SarabunIT๙" w:hAnsi="TH SarabunIT๙" w:cs="TH SarabunIT๙"/>
+          <w:sz w:val="32"/>
+          <w:szCs w:val="32"/>
+          <w:cs/>
+        </w:rPr>
+        <w:t>2</w:t>
+      </w:r>
+      <w:r>
+        <w:rPr>
+          <w:rFonts w:ascii="TH SarabunIT๙" w:hAnsi="TH SarabunIT๙" w:cs="TH SarabunIT๙"/>
+          <w:sz w:val="32"/>
+          <w:szCs w:val="32"/>
+          <w:cs/>
+        </w:rPr>
+        <w:t>.</w:t>
+      </w:r>
+      <w:r>
+        <w:rPr>
+          <w:rFonts w:ascii="TH SarabunIT๙" w:hAnsi="TH SarabunIT๙" w:cs="TH SarabunIT๙" w:hint="cs"/>
+          <w:sz w:val="32"/>
+          <w:szCs w:val="32"/>
+          <w:cs/>
+        </w:rPr>
+        <w:t xml:space="preserve"> </w:t>
+      </w:r>
+      <w:r>
+        <w:rPr>
+          <w:rFonts w:ascii="TH SarabunIT๙" w:hAnsi="TH SarabunIT๙" w:cs="TH SarabunIT๙"/>
+          <w:sz w:val="32"/>
+          <w:szCs w:val="32"/>
+          <w:cs/>
+        </w:rPr>
+        <w:t>ผู้ถูกจับมีสิทธิที่จะพบและปรึกษาทนายความ หรือผู้ซึ่งจะเป็นทนายความ</w:t>
       </w:r>
     </w:p>
     <w:p>
@@ -828,61 +1411,52 @@
         <w:jc w:val="thaiDistribute"/>
         <w:rPr>
           <w:rFonts w:ascii="TH SarabunIT๙" w:hAnsi="TH SarabunIT๙" w:cs="TH SarabunIT๙"/>
-          <w:sz w:val="32"/>
-          <w:szCs w:val="32"/>
-          <w:cs/>
-        </w:rPr>
-      </w:pPr>
+          <w:color w:val="000000" w:themeColor="text1"/>
+          <w:sz w:val="32"/>
+          <w:szCs w:val="32"/>
+          <w:cs/>
+        </w:rPr>
+      </w:pPr>
+      <w:r>
+        <w:rPr>
+          <w:rFonts w:ascii="TH SarabunIT๙" w:hAnsi="TH SarabunIT๙" w:cs="TH SarabunIT๙"/>
+          <w:sz w:val="32"/>
+          <w:szCs w:val="32"/>
+          <w:cs/>
+        </w:rPr>
+        <w:t>3</w:t>
+      </w:r>
+      <w:r>
+        <w:rPr>
+          <w:rFonts w:ascii="TH SarabunIT๙" w:hAnsi="TH SarabunIT๙" w:cs="TH SarabunIT๙"/>
+          <w:sz w:val="32"/>
+          <w:szCs w:val="32"/>
+          <w:cs/>
+        </w:rPr>
+        <w:t>.</w:t>
+      </w:r>
       <w:r>
         <w:rPr>
           <w:rFonts w:ascii="TH SarabunIT๙" w:hAnsi="TH SarabunIT๙" w:cs="TH SarabunIT๙" w:hint="cs"/>
-          <w:b/>
-          <w:bCs/>
-          <w:sz w:val="32"/>
-          <w:szCs w:val="32"/>
-          <w:cs/>
-        </w:rPr>
-        <w:t>อนึ่ง</w:t>
-      </w:r>
-      <w:r>
-        <w:rPr>
-          <w:rFonts w:ascii="TH SarabunIT๙" w:hAnsi="TH SarabunIT๙" w:cs="TH SarabunIT๙"/>
-          <w:b/>
-          <w:bCs/>
-          <w:sz w:val="32"/>
-          <w:szCs w:val="32"/>
-          <w:cs/>
-        </w:rPr>
-        <w:t>ในการ</w:t>
-      </w:r>
-      <w:r>
-        <w:rPr>
-          <w:rFonts w:ascii="TH SarabunIT๙" w:hAnsi="TH SarabunIT๙" w:cs="TH SarabunIT๙"/>
-          <w:b/>
-          <w:bCs/>
-          <w:sz w:val="32"/>
-          <w:szCs w:val="32"/>
-          <w:cs/>
-        </w:rPr>
-        <w:t>จับกุม</w:t>
-      </w:r>
-      <w:r>
-        <w:rPr>
-          <w:rFonts w:ascii="TH SarabunIT๙" w:hAnsi="TH SarabunIT๙" w:cs="TH SarabunIT๙"/>
-          <w:b/>
-          <w:bCs/>
-          <w:sz w:val="32"/>
-          <w:szCs w:val="32"/>
-          <w:cs/>
-        </w:rPr>
-        <w:t>ครั้งนี้</w:t>
-      </w:r>
-      <w:bookmarkEnd w:id="0"/>
-      <w:bookmarkEnd w:id="1"/>
+          <w:sz w:val="32"/>
+          <w:szCs w:val="32"/>
+          <w:cs/>
+        </w:rPr>
+        <w:t xml:space="preserve"> </w:t>
+      </w:r>
+      <w:r>
+        <w:rPr>
+          <w:rFonts w:ascii="TH SarabunIT๙" w:hAnsi="TH SarabunIT๙" w:cs="TH SarabunIT๙"/>
+          <w:sz w:val="32"/>
+          <w:szCs w:val="32"/>
+          <w:cs/>
+        </w:rPr>
+        <w:t>ผู้ถูกจับประสงค์จะแจ้งให้ญาติหรือผู้ซึ่งตนไว้วางใจทราบถึงการจับกุมที่สามารถดำเนินการได้โดยสะดวกและไม่เป็นการขัดขวางการจับหรือการควบคุมผู้ถูกจับหรือไม่ทำให้เกิดความไม่ปลอดภัยแก่บุคคลหนึ่งบุคคลใด ให้เจ้าพนักงานอนุญาตให้ผู้ถูกจับดำเนินการได้ตามสมควรแก่กรณี</w:t>
+      </w:r>
       <w:r>
         <w:rPr>
           <w:rFonts w:ascii="TH SarabunIT๙" w:hAnsi="TH SarabunIT๙" w:cs="TH SarabunIT๙" w:hint="cs"/>
-          <w:color w:val="EE0000"/>
+          <w:color w:val="000000" w:themeColor="text1"/>
           <w:sz w:val="32"/>
           <w:szCs w:val="32"/>
           <w:cs/>
@@ -892,128 +1466,120 @@
       <w:r>
         <w:rPr>
           <w:rFonts w:ascii="TH SarabunIT๙" w:hAnsi="TH SarabunIT๙" w:cs="TH SarabunIT๙"/>
-          <w:color w:val="000000"/>
-          <w:spacing w:val="-6"/>
-          <w:sz w:val="32"/>
-          <w:szCs w:val="32"/>
-          <w:cs/>
-        </w:rPr>
-        <w:t>เจ้า</w:t>
-      </w:r>
-      <w:r>
-        <w:rPr>
-          <w:rFonts w:ascii="TH SarabunIT๙" w:hAnsi="TH SarabunIT๙" w:cs="TH SarabunIT๙"/>
-          <w:color w:val="000000"/>
-          <w:spacing w:val="-6"/>
-          <w:sz w:val="32"/>
-          <w:szCs w:val="32"/>
-          <w:cs/>
-        </w:rPr>
-        <w:t>พนักงาน</w:t>
-      </w:r>
-      <w:r>
-        <w:rPr>
-          <w:rFonts w:ascii="TH SarabunIT๙" w:hAnsi="TH SarabunIT๙" w:cs="TH SarabunIT๙"/>
-          <w:color w:val="000000"/>
-          <w:spacing w:val="-6"/>
-          <w:sz w:val="32"/>
-          <w:szCs w:val="32"/>
-          <w:cs/>
-        </w:rPr>
-        <w:t>ตำรวจได้แจ้งแก่ผู้ถูกจับกุม</w:t>
+          <w:color w:val="000000" w:themeColor="text1"/>
+          <w:sz w:val="32"/>
+          <w:szCs w:val="32"/>
+          <w:cs/>
+        </w:rPr>
+        <w:t>สอบถามแล้วผู้ถูกจับประสงค์แจ้</w:t>
+      </w:r>
+      <w:r>
+        <w:rPr>
+          <w:rFonts w:ascii="TH SarabunIT๙" w:hAnsi="TH SarabunIT๙" w:cs="TH SarabunIT๙"/>
+          <w:color w:val="000000" w:themeColor="text1"/>
+          <w:sz w:val="32"/>
+          <w:szCs w:val="32"/>
+          <w:cs/>
+        </w:rPr>
+        <w:t xml:space="preserve">งผู้ที่ตนไว้วางใจ </w:t>
+      </w:r>
+      <w:r>
+        <w:rPr>
+          <w:rFonts w:ascii="TH SarabunIT๙" w:hAnsi="TH SarabunIT๙" w:cs="TH SarabunIT๙"/>
+          <w:color w:val="000000" w:themeColor="text1"/>
+          <w:sz w:val="32"/>
+          <w:szCs w:val="32"/>
+          <w:cs/>
+        </w:rPr>
+        <w:br/>
+      </w:r>
+      <w:r>
+        <w:rPr>
+          <w:rFonts w:ascii="TH SarabunIT๙" w:hAnsi="TH SarabunIT๙" w:cs="TH SarabunIT๙"/>
+          <w:color w:val="000000" w:themeColor="text1"/>
+          <w:sz w:val="32"/>
+          <w:szCs w:val="32"/>
+          <w:cs/>
+        </w:rPr>
+        <w:t>เจ้าพนักงานผู้จับจึงได้ให้ผู้ถูกจับ</w:t>
+      </w:r>
+      <w:r>
+        <w:rPr>
+          <w:rFonts w:ascii="TH SarabunIT๙" w:hAnsi="TH SarabunIT๙" w:cs="TH SarabunIT๙"/>
+          <w:color w:val="000000" w:themeColor="text1"/>
+          <w:sz w:val="32"/>
+          <w:szCs w:val="32"/>
+          <w:cs/>
+        </w:rPr>
+        <w:t>แจ้งให้</w:t>
       </w:r>
       <w:r>
         <w:rPr>
           <w:rFonts w:ascii="TH SarabunIT๙" w:hAnsi="TH SarabunIT๙" w:cs="TH SarabunIT๙" w:hint="cs"/>
-          <w:color w:val="000000"/>
-          <w:spacing w:val="-6"/>
-          <w:sz w:val="32"/>
-          <w:szCs w:val="32"/>
-          <w:cs/>
-        </w:rPr>
-        <w:t>ทราบ</w:t>
-      </w:r>
-      <w:r>
-        <w:rPr>
-          <w:rFonts w:ascii="TH SarabunIT๙" w:hAnsi="TH SarabunIT๙" w:cs="TH SarabunIT๙"/>
-          <w:color w:val="000000"/>
-          <w:spacing w:val="-6"/>
-          <w:sz w:val="32"/>
-          <w:szCs w:val="32"/>
-          <w:cs/>
-        </w:rPr>
-        <w:t>แล้วว่า</w:t>
-      </w:r>
-      <w:r>
-        <w:rPr>
-          <w:rFonts w:ascii="TH SarabunIT๙" w:hAnsi="TH SarabunIT๙" w:cs="TH SarabunIT๙"/>
-          <w:color w:val="000000"/>
-          <w:spacing w:val="-6"/>
-          <w:sz w:val="32"/>
-          <w:szCs w:val="32"/>
-          <w:cs/>
-        </w:rPr>
-        <w:t>ท่าน</w:t>
-      </w:r>
-      <w:r>
-        <w:rPr>
-          <w:rFonts w:ascii="TH SarabunIT๙" w:hAnsi="TH SarabunIT๙" w:cs="TH SarabunIT๙"/>
-          <w:color w:val="000000"/>
-          <w:spacing w:val="-6"/>
-          <w:sz w:val="32"/>
-          <w:szCs w:val="32"/>
-          <w:cs/>
-        </w:rPr>
-        <w:t>ต้องถูกจับแล้วสั่งให้ผู้ถูกจับไป</w:t>
-      </w:r>
-      <w:r>
-        <w:rPr>
-          <w:rFonts w:ascii="TH SarabunIT๙" w:hAnsi="TH SarabunIT๙" w:cs="TH SarabunIT๙"/>
-          <w:color w:val="000000"/>
-          <w:spacing w:val="-6"/>
-          <w:sz w:val="32"/>
-          <w:szCs w:val="32"/>
-          <w:cs/>
-        </w:rPr>
-        <w:t>ยั</w:t>
-      </w:r>
-      <w:r>
-        <w:rPr>
-          <w:rFonts w:ascii="TH SarabunIT๙" w:hAnsi="TH SarabunIT๙" w:cs="TH SarabunIT๙"/>
-          <w:sz w:val="32"/>
-          <w:szCs w:val="32"/>
-          <w:cs/>
-        </w:rPr>
-        <w:t xml:space="preserve">ง </w:t>
-      </w:r>
-      <w:r>
-        <w:rPr>
-          <w:rFonts w:ascii="TH SarabunIT๙" w:eastAsia="Angsana New" w:hAnsi="TH SarabunIT๙" w:cs="TH SarabunIT๙"/>
           <w:color w:val="000000" w:themeColor="text1"/>
           <w:sz w:val="32"/>
           <w:szCs w:val="32"/>
           <w:cs/>
         </w:rPr>
-        <w:t xml:space="preserve">ศาลจังหวัดสกลนคร </w:t>
-      </w:r>
-      <w:r>
-        <w:rPr>
-          <w:rFonts w:ascii="TH SarabunIT๙" w:hAnsi="TH SarabunIT๙" w:cs="TH SarabunIT๙"/>
-          <w:sz w:val="32"/>
-          <w:szCs w:val="32"/>
-          <w:cs/>
-        </w:rPr>
-        <w:t>ซึ่งเป็นท้องที่รับผิดชอบ</w:t>
-      </w:r>
-      <w:r>
-        <w:rPr>
-          <w:rFonts w:ascii="TH SarabunIT๙" w:hAnsi="TH SarabunIT๙" w:cs="TH SarabunIT๙"/>
-          <w:color w:val="000000"/>
-          <w:sz w:val="32"/>
-          <w:szCs w:val="32"/>
-          <w:cs/>
-        </w:rPr>
-        <w:t xml:space="preserve"> พร้อมทั้งแจ้งด้วยว่าผู้ถูกจับมีสิทธิดังนี้</w:t>
+        <w:t xml:space="preserve"> </w:t>
+      </w:r>
+      <w:r>
+        <w:rPr>
+          <w:rFonts w:ascii="TH SarabunIT๙" w:hAnsi="TH SarabunIT๙" w:cs="TH SarabunIT๙"/>
+          <w:color w:val="000000" w:themeColor="text1"/>
+          <w:sz w:val="32"/>
+          <w:szCs w:val="32"/>
+        </w:rPr>
+        <w:t xml:space="preserve">{% for suspect in suspects %} {{ </w:t>
+      </w:r>
+      <w:proofErr w:type="spellStart"/>
+      <w:r>
+        <w:rPr>
+          <w:rFonts w:ascii="TH SarabunIT๙" w:hAnsi="TH SarabunIT๙" w:cs="TH SarabunIT๙"/>
+          <w:color w:val="000000" w:themeColor="text1"/>
+          <w:sz w:val="32"/>
+          <w:szCs w:val="32"/>
+        </w:rPr>
+        <w:t>suspect.relative_text</w:t>
+      </w:r>
+      <w:proofErr w:type="spellEnd"/>
+      <w:r>
+        <w:rPr>
+          <w:rFonts w:ascii="TH SarabunIT๙" w:hAnsi="TH SarabunIT๙" w:cs="TH SarabunIT๙"/>
+          <w:color w:val="000000" w:themeColor="text1"/>
+          <w:sz w:val="32"/>
+          <w:szCs w:val="32"/>
+        </w:rPr>
+        <w:t xml:space="preserve"> }} {% </w:t>
+      </w:r>
+      <w:proofErr w:type="spellStart"/>
+      <w:r>
+        <w:rPr>
+          <w:rFonts w:ascii="TH SarabunIT๙" w:hAnsi="TH SarabunIT๙" w:cs="TH SarabunIT๙"/>
+          <w:color w:val="000000" w:themeColor="text1"/>
+          <w:sz w:val="32"/>
+          <w:szCs w:val="32"/>
+        </w:rPr>
+        <w:t>endfor</w:t>
+      </w:r>
+      <w:proofErr w:type="spellEnd"/>
+      <w:r>
+        <w:rPr>
+          <w:rFonts w:ascii="TH SarabunIT๙" w:hAnsi="TH SarabunIT๙" w:cs="TH SarabunIT๙"/>
+          <w:color w:val="000000" w:themeColor="text1"/>
+          <w:sz w:val="32"/>
+          <w:szCs w:val="32"/>
+        </w:rPr>
+        <w:t xml:space="preserve"> %}</w:t>
+      </w:r>
+      <w:r>
+        <w:rPr>
+          <w:rFonts w:ascii="TH SarabunIT๙" w:hAnsi="TH SarabunIT๙" w:cs="TH SarabunIT๙"/>
+          <w:color w:val="000000" w:themeColor="text1"/>
+          <w:sz w:val="32"/>
+          <w:szCs w:val="32"/>
+        </w:rPr>
+        <w:t xml:space="preserve"> </w:t>
       </w:r>
     </w:p>
     <w:p>
@@ -1033,52 +1599,7 @@
           <w:szCs w:val="32"/>
           <w:cs/>
         </w:rPr>
-        <w:t>1</w:t>
-      </w:r>
-      <w:r>
-        <w:rPr>
-          <w:rFonts w:ascii="TH SarabunIT๙" w:hAnsi="TH SarabunIT๙" w:cs="TH SarabunIT๙"/>
-          <w:sz w:val="32"/>
-          <w:szCs w:val="32"/>
-          <w:cs/>
-        </w:rPr>
-        <w:t>.</w:t>
-      </w:r>
-      <w:r>
-        <w:rPr>
-          <w:rFonts w:ascii="TH SarabunIT๙" w:hAnsi="TH SarabunIT๙" w:cs="TH SarabunIT๙" w:hint="cs"/>
-          <w:sz w:val="32"/>
-          <w:szCs w:val="32"/>
-          <w:cs/>
-        </w:rPr>
-        <w:t xml:space="preserve"> </w:t>
-      </w:r>
-      <w:r>
-        <w:rPr>
-          <w:rFonts w:ascii="TH SarabunIT๙" w:hAnsi="TH SarabunIT๙" w:cs="TH SarabunIT๙"/>
-          <w:sz w:val="32"/>
-          <w:szCs w:val="32"/>
-          <w:cs/>
-        </w:rPr>
-        <w:t>ผู้ถูกจับมีสิทธิที่จะไม่ให้การหรือให้การก็ได้</w:t>
-      </w:r>
-      <w:r>
-        <w:rPr>
-          <w:rFonts w:ascii="TH SarabunIT๙" w:hAnsi="TH SarabunIT๙" w:cs="TH SarabunIT๙"/>
-          <w:sz w:val="32"/>
-          <w:szCs w:val="32"/>
-          <w:cs/>
-        </w:rPr>
-        <w:t xml:space="preserve"> </w:t>
-      </w:r>
-      <w:r>
-        <w:rPr>
-          <w:rFonts w:ascii="TH SarabunIT๙" w:hAnsi="TH SarabunIT๙" w:cs="TH SarabunIT๙"/>
-          <w:sz w:val="32"/>
-          <w:szCs w:val="32"/>
-          <w:cs/>
-        </w:rPr>
-        <w:t>และถ้อยคำของผู้ถูกจับนั้นอาจใช้เป็นพยานหลักฐานในการพิจารณาคดีได้</w:t>
+        <w:t>ผู้ถูกจับได้รับทราบสิทธิและข้อกล่าวหาดังกล่าวแล้ว ได้ให้ถ้อยคำต่อเจ้าพนักงานตำรวจผู้จับดังนี้</w:t>
       </w:r>
     </w:p>
     <w:p>
@@ -1096,36 +1617,8 @@
           <w:rFonts w:ascii="TH SarabunIT๙" w:hAnsi="TH SarabunIT๙" w:cs="TH SarabunIT๙"/>
           <w:sz w:val="32"/>
           <w:szCs w:val="32"/>
-          <w:cs/>
-        </w:rPr>
-        <w:t>2</w:t>
-      </w:r>
-      <w:r>
-        <w:rPr>
-          <w:rFonts w:ascii="TH SarabunIT๙" w:hAnsi="TH SarabunIT๙" w:cs="TH SarabunIT๙"/>
-          <w:sz w:val="32"/>
-          <w:szCs w:val="32"/>
-          <w:cs/>
-        </w:rPr>
-        <w:t>.</w:t>
-      </w:r>
-      <w:r>
-        <w:rPr>
-          <w:rFonts w:ascii="TH SarabunIT๙" w:hAnsi="TH SarabunIT๙" w:cs="TH SarabunIT๙" w:hint="cs"/>
-          <w:sz w:val="32"/>
-          <w:szCs w:val="32"/>
-          <w:cs/>
-        </w:rPr>
-        <w:t xml:space="preserve"> </w:t>
-      </w:r>
-      <w:r>
-        <w:rPr>
-          <w:rFonts w:ascii="TH SarabunIT๙" w:hAnsi="TH SarabunIT๙" w:cs="TH SarabunIT๙"/>
-          <w:sz w:val="32"/>
-          <w:szCs w:val="32"/>
-          <w:cs/>
-        </w:rPr>
-        <w:t>ผู้ถูกจับมีสิทธิที่จะพบและปรึกษาทนายความ หรือผู้ซึ่งจะเป็นทนายความ</w:t>
+        </w:rPr>
+        <w:t>{% for suspect in suspects %}</w:t>
       </w:r>
     </w:p>
     <w:p>
@@ -1134,140 +1627,40 @@
         <w:jc w:val="thaiDistribute"/>
         <w:rPr>
           <w:rFonts w:ascii="TH SarabunIT๙" w:hAnsi="TH SarabunIT๙" w:cs="TH SarabunIT๙"/>
-          <w:color w:val="000000" w:themeColor="text1"/>
-          <w:sz w:val="32"/>
-          <w:szCs w:val="32"/>
-          <w:cs/>
-        </w:rPr>
-      </w:pPr>
-      <w:r>
-        <w:rPr>
-          <w:rFonts w:ascii="TH SarabunIT๙" w:hAnsi="TH SarabunIT๙" w:cs="TH SarabunIT๙"/>
-          <w:sz w:val="32"/>
-          <w:szCs w:val="32"/>
-          <w:cs/>
-        </w:rPr>
-        <w:t>3</w:t>
-      </w:r>
-      <w:r>
-        <w:rPr>
-          <w:rFonts w:ascii="TH SarabunIT๙" w:hAnsi="TH SarabunIT๙" w:cs="TH SarabunIT๙"/>
-          <w:sz w:val="32"/>
-          <w:szCs w:val="32"/>
-          <w:cs/>
-        </w:rPr>
-        <w:t>.</w:t>
-      </w:r>
-      <w:r>
-        <w:rPr>
-          <w:rFonts w:ascii="TH SarabunIT๙" w:hAnsi="TH SarabunIT๙" w:cs="TH SarabunIT๙" w:hint="cs"/>
-          <w:sz w:val="32"/>
-          <w:szCs w:val="32"/>
-          <w:cs/>
-        </w:rPr>
-        <w:t xml:space="preserve"> </w:t>
-      </w:r>
-      <w:r>
-        <w:rPr>
-          <w:rFonts w:ascii="TH SarabunIT๙" w:hAnsi="TH SarabunIT๙" w:cs="TH SarabunIT๙"/>
-          <w:sz w:val="32"/>
-          <w:szCs w:val="32"/>
-          <w:cs/>
-        </w:rPr>
-        <w:t>ผู้ถูกจับประสงค์จะแจ้งให้ญาติหรือผู้ซึ่งตนไว้วางใจทราบถึงการจับกุมที่สามารถดำเนินการได้โดยสะดวกและไม่เป็นการขัดขวางการจับหรือการควบคุมผู้ถูกจับหรือไม่ทำให้เกิดความไม่ปลอดภัยแก่บุคคลหนึ่งบุคคลใด ให้เจ้าพนักงานอนุญาตให้ผู้ถูกจับดำเนินการได้ตามสมควรแก่กรณี</w:t>
-      </w:r>
-      <w:r>
-        <w:rPr>
-          <w:rFonts w:ascii="TH SarabunIT๙" w:hAnsi="TH SarabunIT๙" w:cs="TH SarabunIT๙" w:hint="cs"/>
-          <w:color w:val="000000" w:themeColor="text1"/>
-          <w:sz w:val="32"/>
-          <w:szCs w:val="32"/>
-          <w:cs/>
-        </w:rPr>
-        <w:t xml:space="preserve"> </w:t>
-      </w:r>
-      <w:r>
-        <w:rPr>
-          <w:rFonts w:ascii="TH SarabunIT๙" w:hAnsi="TH SarabunIT๙" w:cs="TH SarabunIT๙"/>
-          <w:color w:val="000000" w:themeColor="text1"/>
-          <w:sz w:val="32"/>
-          <w:szCs w:val="32"/>
-          <w:cs/>
-        </w:rPr>
-        <w:t>สอบถามแล้วผู้ถูกจับประสงค์แจ้</w:t>
-      </w:r>
-      <w:r>
-        <w:rPr>
-          <w:rFonts w:ascii="TH SarabunIT๙" w:hAnsi="TH SarabunIT๙" w:cs="TH SarabunIT๙"/>
-          <w:color w:val="000000" w:themeColor="text1"/>
-          <w:sz w:val="32"/>
-          <w:szCs w:val="32"/>
-          <w:cs/>
-        </w:rPr>
-        <w:t xml:space="preserve">งผู้ที่ตนไว้วางใจ </w:t>
-      </w:r>
-      <w:r>
-        <w:rPr>
-          <w:rFonts w:ascii="TH SarabunIT๙" w:hAnsi="TH SarabunIT๙" w:cs="TH SarabunIT๙"/>
-          <w:color w:val="000000" w:themeColor="text1"/>
-          <w:sz w:val="32"/>
-          <w:szCs w:val="32"/>
-          <w:cs/>
-        </w:rPr>
-        <w:br/>
-      </w:r>
-      <w:r>
-        <w:rPr>
-          <w:rFonts w:ascii="TH SarabunIT๙" w:hAnsi="TH SarabunIT๙" w:cs="TH SarabunIT๙"/>
-          <w:color w:val="000000" w:themeColor="text1"/>
-          <w:sz w:val="32"/>
-          <w:szCs w:val="32"/>
-          <w:cs/>
-        </w:rPr>
-        <w:t>เจ้าพนักงานผู้จับจึงได้ให้ผู้ถูกจับ</w:t>
-      </w:r>
-      <w:r>
-        <w:rPr>
-          <w:rFonts w:ascii="TH SarabunIT๙" w:hAnsi="TH SarabunIT๙" w:cs="TH SarabunIT๙"/>
-          <w:color w:val="000000" w:themeColor="text1"/>
-          <w:sz w:val="32"/>
-          <w:szCs w:val="32"/>
-          <w:cs/>
-        </w:rPr>
-        <w:t>แจ้งให้</w:t>
-      </w:r>
-      <w:r>
-        <w:rPr>
-          <w:rFonts w:ascii="TH SarabunIT๙" w:hAnsi="TH SarabunIT๙" w:cs="TH SarabunIT๙" w:hint="cs"/>
-          <w:color w:val="000000" w:themeColor="text1"/>
-          <w:sz w:val="32"/>
-          <w:szCs w:val="32"/>
-          <w:cs/>
-        </w:rPr>
-        <w:t xml:space="preserve"> </w:t>
-      </w:r>
-      <w:r>
-        <w:rPr>
-          <w:rFonts w:ascii="TH SarabunIT๙" w:hAnsi="TH SarabunIT๙" w:cs="TH SarabunIT๙"/>
-          <w:color w:val="000000" w:themeColor="text1"/>
-          <w:sz w:val="32"/>
-          <w:szCs w:val="32"/>
-        </w:rPr>
-        <w:t>{% for suspect in suspects %} {{ suspect.relative_text }} {% endfor %}</w:t>
-      </w:r>
-      <w:r>
-        <w:rPr>
-          <w:rFonts w:ascii="TH SarabunIT๙" w:hAnsi="TH SarabunIT๙" w:cs="TH SarabunIT๙"/>
-          <w:color w:val="000000" w:themeColor="text1"/>
-          <w:sz w:val="32"/>
-          <w:szCs w:val="32"/>
-        </w:rPr>
-        <w:t xml:space="preserve"> </w:t>
+          <w:sz w:val="32"/>
+          <w:szCs w:val="32"/>
+        </w:rPr>
+      </w:pPr>
+      <w:r>
+        <w:rPr>
+          <w:rFonts w:ascii="TH SarabunIT๙" w:hAnsi="TH SarabunIT๙" w:cs="TH SarabunIT๙"/>
+          <w:sz w:val="32"/>
+          <w:szCs w:val="32"/>
+        </w:rPr>
+        <w:t xml:space="preserve">{{ </w:t>
+      </w:r>
+      <w:proofErr w:type="spellStart"/>
+      <w:r>
+        <w:rPr>
+          <w:rFonts w:ascii="TH SarabunIT๙" w:hAnsi="TH SarabunIT๙" w:cs="TH SarabunIT๙"/>
+          <w:sz w:val="32"/>
+          <w:szCs w:val="32"/>
+        </w:rPr>
+        <w:t>suspect.statement_prefix</w:t>
+      </w:r>
+      <w:proofErr w:type="spellEnd"/>
+      <w:r>
+        <w:rPr>
+          <w:rFonts w:ascii="TH SarabunIT๙" w:hAnsi="TH SarabunIT๙" w:cs="TH SarabunIT๙"/>
+          <w:sz w:val="32"/>
+          <w:szCs w:val="32"/>
+        </w:rPr>
+        <w:t xml:space="preserve"> }}</w:t>
       </w:r>
     </w:p>
     <w:p>
       <w:pPr>
-        <w:ind w:firstLine="720"/>
+        <w:ind w:left="720" w:firstLine="720"/>
         <w:jc w:val="thaiDistribute"/>
         <w:rPr>
           <w:rFonts w:ascii="TH SarabunIT๙" w:hAnsi="TH SarabunIT๙" w:cs="TH SarabunIT๙"/>
@@ -1280,51 +1673,30 @@
           <w:rFonts w:ascii="TH SarabunIT๙" w:hAnsi="TH SarabunIT๙" w:cs="TH SarabunIT๙"/>
           <w:sz w:val="32"/>
           <w:szCs w:val="32"/>
-          <w:cs/>
-        </w:rPr>
-        <w:t>ผู้ถูกจับได้รับทราบสิทธิและข้อกล่าวหาดังกล่าวแล้ว ได้ให้ถ้อยคำต่อเจ้าพนักงานตำรวจผู้จับดังนี้</w:t>
+        </w:rPr>
+        <w:t xml:space="preserve">- {{ </w:t>
+      </w:r>
+      <w:proofErr w:type="spellStart"/>
+      <w:r>
+        <w:rPr>
+          <w:rFonts w:ascii="TH SarabunIT๙" w:hAnsi="TH SarabunIT๙" w:cs="TH SarabunIT๙"/>
+          <w:sz w:val="32"/>
+          <w:szCs w:val="32"/>
+        </w:rPr>
+        <w:t>suspect.additional_statement</w:t>
+      </w:r>
+      <w:proofErr w:type="spellEnd"/>
+      <w:r>
+        <w:rPr>
+          <w:rFonts w:ascii="TH SarabunIT๙" w:hAnsi="TH SarabunIT๙" w:cs="TH SarabunIT๙"/>
+          <w:sz w:val="32"/>
+          <w:szCs w:val="32"/>
+        </w:rPr>
+        <w:t xml:space="preserve"> }}</w:t>
       </w:r>
     </w:p>
     <w:p>
       <w:pPr>
-        <w:ind w:firstLine="720"/>
-        <w:jc w:val="thaiDistribute"/>
-        <w:rPr>
-          <w:rFonts w:ascii="TH SarabunIT๙" w:hAnsi="TH SarabunIT๙" w:cs="TH SarabunIT๙"/>
-          <w:sz w:val="32"/>
-          <w:szCs w:val="32"/>
-        </w:rPr>
-      </w:pPr>
-      <w:r>
-        <w:rPr>
-          <w:rFonts w:ascii="TH SarabunIT๙" w:hAnsi="TH SarabunIT๙" w:cs="TH SarabunIT๙"/>
-          <w:sz w:val="32"/>
-          <w:szCs w:val="32"/>
-        </w:rPr>
-        <w:t>{% for suspect in suspects %}</w:t>
-      </w:r>
-    </w:p>
-    <w:p>
-      <w:pPr>
-        <w:ind w:firstLine="720"/>
-        <w:jc w:val="thaiDistribute"/>
-        <w:rPr>
-          <w:rFonts w:ascii="TH SarabunIT๙" w:hAnsi="TH SarabunIT๙" w:cs="TH SarabunIT๙"/>
-          <w:sz w:val="32"/>
-          <w:szCs w:val="32"/>
-        </w:rPr>
-      </w:pPr>
-      <w:r>
-        <w:rPr>
-          <w:rFonts w:ascii="TH SarabunIT๙" w:hAnsi="TH SarabunIT๙" w:cs="TH SarabunIT๙"/>
-          <w:sz w:val="32"/>
-          <w:szCs w:val="32"/>
-        </w:rPr>
-        <w:t>{{ suspect.statement_prefix }}</w:t>
-      </w:r>
-    </w:p>
-    <w:p>
-      <w:pPr>
         <w:ind w:left="720" w:firstLine="720"/>
         <w:jc w:val="thaiDistribute"/>
         <w:rPr>
@@ -1339,25 +1711,6 @@
           <w:sz w:val="32"/>
           <w:szCs w:val="32"/>
         </w:rPr>
-        <w:t>- {{ suspect.additional_statement }}</w:t>
-      </w:r>
-    </w:p>
-    <w:p>
-      <w:pPr>
-        <w:ind w:left="720" w:firstLine="720"/>
-        <w:jc w:val="thaiDistribute"/>
-        <w:rPr>
-          <w:rFonts w:ascii="TH SarabunIT๙" w:hAnsi="TH SarabunIT๙" w:cs="TH SarabunIT๙"/>
-          <w:sz w:val="32"/>
-          <w:szCs w:val="32"/>
-        </w:rPr>
-      </w:pPr>
-      <w:r>
-        <w:rPr>
-          <w:rFonts w:ascii="TH SarabunIT๙" w:hAnsi="TH SarabunIT๙" w:cs="TH SarabunIT๙"/>
-          <w:sz w:val="32"/>
-          <w:szCs w:val="32"/>
-        </w:rPr>
         <w:t xml:space="preserve">- </w:t>
       </w:r>
       <w:r>
@@ -1375,7 +1728,25 @@
           <w:sz w:val="32"/>
           <w:szCs w:val="32"/>
         </w:rPr>
-        <w:t>{{ suspect.confession }}</w:t>
+        <w:t xml:space="preserve">{{ </w:t>
+      </w:r>
+      <w:proofErr w:type="spellStart"/>
+      <w:r>
+        <w:rPr>
+          <w:rFonts w:ascii="TH SarabunIT๙" w:hAnsi="TH SarabunIT๙" w:cs="TH SarabunIT๙"/>
+          <w:sz w:val="32"/>
+          <w:szCs w:val="32"/>
+        </w:rPr>
+        <w:t>suspect.confession</w:t>
+      </w:r>
+      <w:proofErr w:type="spellEnd"/>
+      <w:r>
+        <w:rPr>
+          <w:rFonts w:ascii="TH SarabunIT๙" w:hAnsi="TH SarabunIT๙" w:cs="TH SarabunIT๙"/>
+          <w:sz w:val="32"/>
+          <w:szCs w:val="32"/>
+        </w:rPr>
+        <w:t xml:space="preserve"> }}</w:t>
       </w:r>
       <w:r>
         <w:rPr>
@@ -1391,7 +1762,25 @@
           <w:sz w:val="32"/>
           <w:szCs w:val="32"/>
         </w:rPr>
-        <w:t>{% endfor %}</w:t>
+        <w:t xml:space="preserve">{% </w:t>
+      </w:r>
+      <w:proofErr w:type="spellStart"/>
+      <w:r>
+        <w:rPr>
+          <w:rFonts w:ascii="TH SarabunIT๙" w:hAnsi="TH SarabunIT๙" w:cs="TH SarabunIT๙"/>
+          <w:sz w:val="32"/>
+          <w:szCs w:val="32"/>
+        </w:rPr>
+        <w:t>endfor</w:t>
+      </w:r>
+      <w:proofErr w:type="spellEnd"/>
+      <w:r>
+        <w:rPr>
+          <w:rFonts w:ascii="TH SarabunIT๙" w:hAnsi="TH SarabunIT๙" w:cs="TH SarabunIT๙"/>
+          <w:sz w:val="32"/>
+          <w:szCs w:val="32"/>
+        </w:rPr>
+        <w:t xml:space="preserve"> %}</w:t>
       </w:r>
     </w:p>
     <w:p>
@@ -1709,7 +2098,27 @@
           <w:sz w:val="32"/>
           <w:szCs w:val="32"/>
         </w:rPr>
-        <w:t>{{ arrest_date_text }}</w:t>
+        <w:t xml:space="preserve">{{ </w:t>
+      </w:r>
+      <w:proofErr w:type="spellStart"/>
+      <w:r>
+        <w:rPr>
+          <w:rFonts w:ascii="TH SarabunIT๙" w:hAnsi="TH SarabunIT๙" w:cs="TH SarabunIT๙"/>
+          <w:spacing w:val="-6"/>
+          <w:sz w:val="32"/>
+          <w:szCs w:val="32"/>
+        </w:rPr>
+        <w:t>arrest_date_text</w:t>
+      </w:r>
+      <w:proofErr w:type="spellEnd"/>
+      <w:r>
+        <w:rPr>
+          <w:rFonts w:ascii="TH SarabunIT๙" w:hAnsi="TH SarabunIT๙" w:cs="TH SarabunIT๙"/>
+          <w:spacing w:val="-6"/>
+          <w:sz w:val="32"/>
+          <w:szCs w:val="32"/>
+        </w:rPr>
+        <w:t xml:space="preserve"> }}</w:t>
       </w:r>
       <w:r>
         <w:rPr>
@@ -1886,8 +2295,20 @@
           <w:szCs w:val="32"/>
           <w:cs/>
         </w:rPr>
-        <w:t xml:space="preserve"> เว็ปไซต์</w:t>
-      </w:r>
+        <w:t xml:space="preserve"> เว็ปไซ</w:t>
+      </w:r>
+      <w:proofErr w:type="spellStart"/>
+      <w:r>
+        <w:rPr>
+          <w:rFonts w:ascii="TH SarabunIT๙" w:hAnsi="TH SarabunIT๙" w:cs="TH SarabunIT๙"/>
+          <w:spacing w:val="-6"/>
+          <w:sz w:val="32"/>
+          <w:szCs w:val="32"/>
+          <w:cs/>
+        </w:rPr>
+        <w:t>ต์</w:t>
+      </w:r>
+      <w:proofErr w:type="spellEnd"/>
       <w:r>
         <w:rPr>
           <w:rFonts w:ascii="TH SarabunIT๙" w:hAnsi="TH SarabunIT๙" w:cs="TH SarabunIT๙"/>
@@ -1952,7 +2373,27 @@
           <w:sz w:val="32"/>
           <w:szCs w:val="32"/>
         </w:rPr>
-        <w:t>{{ arrest_date_text }}</w:t>
+        <w:t xml:space="preserve">{{ </w:t>
+      </w:r>
+      <w:proofErr w:type="spellStart"/>
+      <w:r>
+        <w:rPr>
+          <w:rFonts w:ascii="TH SarabunIT๙" w:hAnsi="TH SarabunIT๙" w:cs="TH SarabunIT๙"/>
+          <w:spacing w:val="-6"/>
+          <w:sz w:val="32"/>
+          <w:szCs w:val="32"/>
+        </w:rPr>
+        <w:t>arrest_date_text</w:t>
+      </w:r>
+      <w:proofErr w:type="spellEnd"/>
+      <w:r>
+        <w:rPr>
+          <w:rFonts w:ascii="TH SarabunIT๙" w:hAnsi="TH SarabunIT๙" w:cs="TH SarabunIT๙"/>
+          <w:spacing w:val="-6"/>
+          <w:sz w:val="32"/>
+          <w:szCs w:val="32"/>
+        </w:rPr>
+        <w:t xml:space="preserve"> }}</w:t>
       </w:r>
       <w:r>
         <w:rPr>
@@ -2275,7 +2716,27 @@
           <w:sz w:val="32"/>
           <w:szCs w:val="32"/>
         </w:rPr>
-        <w:t>{% endfor %}</w:t>
+        <w:t xml:space="preserve">{% </w:t>
+      </w:r>
+      <w:proofErr w:type="spellStart"/>
+      <w:r>
+        <w:rPr>
+          <w:rFonts w:ascii="TH SarabunIT๙" w:hAnsi="TH SarabunIT๙" w:cs="TH SarabunIT๙"/>
+          <w:color w:val="000000" w:themeColor="text1"/>
+          <w:sz w:val="32"/>
+          <w:szCs w:val="32"/>
+        </w:rPr>
+        <w:t>endfor</w:t>
+      </w:r>
+      <w:proofErr w:type="spellEnd"/>
+      <w:r>
+        <w:rPr>
+          <w:rFonts w:ascii="TH SarabunIT๙" w:hAnsi="TH SarabunIT๙" w:cs="TH SarabunIT๙"/>
+          <w:color w:val="000000" w:themeColor="text1"/>
+          <w:sz w:val="32"/>
+          <w:szCs w:val="32"/>
+        </w:rPr>
+        <w:t xml:space="preserve"> %}</w:t>
       </w:r>
     </w:p>
     <w:p>
@@ -2340,7 +2801,29 @@
           <w:sz w:val="32"/>
           <w:szCs w:val="32"/>
         </w:rPr>
-        <w:t>{{ unit.unit_name }}</w:t>
+        <w:t xml:space="preserve">{{ </w:t>
+      </w:r>
+      <w:proofErr w:type="spellStart"/>
+      <w:r>
+        <w:rPr>
+          <w:rFonts w:ascii="TH SarabunIT๙" w:hAnsi="TH SarabunIT๙" w:cs="TH SarabunIT๙"/>
+          <w:b/>
+          <w:bCs/>
+          <w:sz w:val="32"/>
+          <w:szCs w:val="32"/>
+        </w:rPr>
+        <w:t>unit.unit_name</w:t>
+      </w:r>
+      <w:proofErr w:type="spellEnd"/>
+      <w:r>
+        <w:rPr>
+          <w:rFonts w:ascii="TH SarabunIT๙" w:hAnsi="TH SarabunIT๙" w:cs="TH SarabunIT๙"/>
+          <w:b/>
+          <w:bCs/>
+          <w:sz w:val="32"/>
+          <w:szCs w:val="32"/>
+        </w:rPr>
+        <w:t xml:space="preserve"> }}</w:t>
       </w:r>
     </w:p>
     <w:tbl>
@@ -2389,7 +2872,27 @@
                 <w:szCs w:val="32"/>
                 <w:u w:val="dotted"/>
               </w:rPr>
-              <w:t>{% for row in unit.signature_rows %}(</w:t>
+              <w:t xml:space="preserve">{% for row in </w:t>
+            </w:r>
+            <w:proofErr w:type="spellStart"/>
+            <w:r>
+              <w:rPr>
+                <w:rFonts w:ascii="TH SarabunIT๙" w:hAnsi="TH SarabunIT๙" w:cs="TH SarabunIT๙"/>
+                <w:sz w:val="32"/>
+                <w:szCs w:val="32"/>
+                <w:u w:val="dotted"/>
+              </w:rPr>
+              <w:t>unit.signature_rows</w:t>
+            </w:r>
+            <w:proofErr w:type="spellEnd"/>
+            <w:r>
+              <w:rPr>
+                <w:rFonts w:ascii="TH SarabunIT๙" w:hAnsi="TH SarabunIT๙" w:cs="TH SarabunIT๙"/>
+                <w:sz w:val="32"/>
+                <w:szCs w:val="32"/>
+                <w:u w:val="dotted"/>
+              </w:rPr>
+              <w:t xml:space="preserve"> %}(</w:t>
             </w:r>
             <w:r>
               <w:rPr>
@@ -2637,7 +3140,27 @@
                 <w:szCs w:val="32"/>
                 <w:u w:val="dotted"/>
               </w:rPr>
-              <w:t>{% endfor %}</w:t>
+              <w:t xml:space="preserve">{% </w:t>
+            </w:r>
+            <w:proofErr w:type="spellStart"/>
+            <w:r>
+              <w:rPr>
+                <w:rFonts w:ascii="TH SarabunIT๙" w:hAnsi="TH SarabunIT๙" w:cs="TH SarabunIT๙"/>
+                <w:sz w:val="32"/>
+                <w:szCs w:val="32"/>
+                <w:u w:val="dotted"/>
+              </w:rPr>
+              <w:t>endfor</w:t>
+            </w:r>
+            <w:proofErr w:type="spellEnd"/>
+            <w:r>
+              <w:rPr>
+                <w:rFonts w:ascii="TH SarabunIT๙" w:hAnsi="TH SarabunIT๙" w:cs="TH SarabunIT๙"/>
+                <w:sz w:val="32"/>
+                <w:szCs w:val="32"/>
+                <w:u w:val="dotted"/>
+              </w:rPr>
+              <w:t xml:space="preserve"> %}</w:t>
             </w:r>
           </w:p>
         </w:tc>
@@ -2682,7 +3205,25 @@
           <w:sz w:val="32"/>
           <w:szCs w:val="32"/>
         </w:rPr>
-        <w:t>{% endfor %}</w:t>
+        <w:t xml:space="preserve">{% </w:t>
+      </w:r>
+      <w:proofErr w:type="spellStart"/>
+      <w:r>
+        <w:rPr>
+          <w:rFonts w:ascii="TH SarabunIT๙" w:hAnsi="TH SarabunIT๙" w:cs="TH SarabunIT๙"/>
+          <w:sz w:val="32"/>
+          <w:szCs w:val="32"/>
+        </w:rPr>
+        <w:t>endfor</w:t>
+      </w:r>
+      <w:proofErr w:type="spellEnd"/>
+      <w:r>
+        <w:rPr>
+          <w:rFonts w:ascii="TH SarabunIT๙" w:hAnsi="TH SarabunIT๙" w:cs="TH SarabunIT๙"/>
+          <w:sz w:val="32"/>
+          <w:szCs w:val="32"/>
+        </w:rPr>
+        <w:t xml:space="preserve"> %}</w:t>
       </w:r>
     </w:p>
     <w:sectPr>

--- a/template_arrest.docx
+++ b/template_arrest.docx
@@ -327,25 +327,7 @@
           <w:sz w:val="32"/>
           <w:szCs w:val="32"/>
         </w:rPr>
-        <w:t xml:space="preserve">{{ </w:t>
-      </w:r>
-      <w:proofErr w:type="spellStart"/>
-      <w:r>
-        <w:rPr>
-          <w:rFonts w:ascii="TH SarabunIT๙" w:hAnsi="TH SarabunIT๙" w:cs="TH SarabunIT๙"/>
-          <w:sz w:val="32"/>
-          <w:szCs w:val="32"/>
-        </w:rPr>
-        <w:t>record_location</w:t>
-      </w:r>
-      <w:proofErr w:type="spellEnd"/>
-      <w:r>
-        <w:rPr>
-          <w:rFonts w:ascii="TH SarabunIT๙" w:hAnsi="TH SarabunIT๙" w:cs="TH SarabunIT๙"/>
-          <w:sz w:val="32"/>
-          <w:szCs w:val="32"/>
-        </w:rPr>
-        <w:t xml:space="preserve"> }}</w:t>
+        <w:t>{{ record_location }}</w:t>
       </w:r>
     </w:p>
     <w:p>
@@ -376,25 +358,7 @@
           <w:sz w:val="32"/>
           <w:szCs w:val="32"/>
         </w:rPr>
-        <w:t xml:space="preserve">{{ </w:t>
-      </w:r>
-      <w:proofErr w:type="spellStart"/>
-      <w:r>
-        <w:rPr>
-          <w:rFonts w:ascii="TH SarabunIT๙" w:hAnsi="TH SarabunIT๙" w:cs="TH SarabunIT๙"/>
-          <w:sz w:val="32"/>
-          <w:szCs w:val="32"/>
-        </w:rPr>
-        <w:t>arrest_datetime_th</w:t>
-      </w:r>
-      <w:proofErr w:type="spellEnd"/>
-      <w:r>
-        <w:rPr>
-          <w:rFonts w:ascii="TH SarabunIT๙" w:hAnsi="TH SarabunIT๙" w:cs="TH SarabunIT๙"/>
-          <w:sz w:val="32"/>
-          <w:szCs w:val="32"/>
-        </w:rPr>
-        <w:t xml:space="preserve"> }}</w:t>
+        <w:t>{{ arrest_datetime_th }}</w:t>
       </w:r>
     </w:p>
     <w:p>
@@ -425,25 +389,7 @@
           <w:sz w:val="32"/>
           <w:szCs w:val="32"/>
         </w:rPr>
-        <w:t xml:space="preserve">{{ </w:t>
-      </w:r>
-      <w:proofErr w:type="spellStart"/>
-      <w:r>
-        <w:rPr>
-          <w:rFonts w:ascii="TH SarabunIT๙" w:hAnsi="TH SarabunIT๙" w:cs="TH SarabunIT๙"/>
-          <w:sz w:val="32"/>
-          <w:szCs w:val="32"/>
-        </w:rPr>
-        <w:t>record_datetime_th</w:t>
-      </w:r>
-      <w:proofErr w:type="spellEnd"/>
-      <w:r>
-        <w:rPr>
-          <w:rFonts w:ascii="TH SarabunIT๙" w:hAnsi="TH SarabunIT๙" w:cs="TH SarabunIT๙"/>
-          <w:sz w:val="32"/>
-          <w:szCs w:val="32"/>
-        </w:rPr>
-        <w:t xml:space="preserve"> }}</w:t>
+        <w:t>{{ record_datetime_th }}</w:t>
       </w:r>
     </w:p>
     <w:p>
@@ -474,25 +420,7 @@
           <w:sz w:val="32"/>
           <w:szCs w:val="32"/>
         </w:rPr>
-        <w:t xml:space="preserve">{{ </w:t>
-      </w:r>
-      <w:proofErr w:type="spellStart"/>
-      <w:r>
-        <w:rPr>
-          <w:rFonts w:ascii="TH SarabunIT๙" w:hAnsi="TH SarabunIT๙" w:cs="TH SarabunIT๙"/>
-          <w:sz w:val="32"/>
-          <w:szCs w:val="32"/>
-        </w:rPr>
-        <w:t>arrest_location</w:t>
-      </w:r>
-      <w:proofErr w:type="spellEnd"/>
-      <w:r>
-        <w:rPr>
-          <w:rFonts w:ascii="TH SarabunIT๙" w:hAnsi="TH SarabunIT๙" w:cs="TH SarabunIT๙"/>
-          <w:sz w:val="32"/>
-          <w:szCs w:val="32"/>
-        </w:rPr>
-        <w:t xml:space="preserve"> }}</w:t>
+        <w:t>{{ arrest_location }}</w:t>
       </w:r>
     </w:p>
     <w:p>
@@ -533,25 +461,7 @@
           <w:sz w:val="32"/>
           <w:szCs w:val="32"/>
         </w:rPr>
-        <w:t xml:space="preserve">{{ </w:t>
-      </w:r>
-      <w:proofErr w:type="spellStart"/>
-      <w:r>
-        <w:rPr>
-          <w:rFonts w:ascii="TH SarabunIT๙" w:hAnsi="TH SarabunIT๙" w:cs="TH SarabunIT๙"/>
-          <w:sz w:val="32"/>
-          <w:szCs w:val="32"/>
-        </w:rPr>
-        <w:t>unit.commanders_text</w:t>
-      </w:r>
-      <w:proofErr w:type="spellEnd"/>
-      <w:r>
-        <w:rPr>
-          <w:rFonts w:ascii="TH SarabunIT๙" w:hAnsi="TH SarabunIT๙" w:cs="TH SarabunIT๙"/>
-          <w:sz w:val="32"/>
-          <w:szCs w:val="32"/>
-        </w:rPr>
-        <w:t xml:space="preserve"> }}</w:t>
+        <w:t>{{ unit.commanders_text }}</w:t>
       </w:r>
     </w:p>
     <w:p>
@@ -583,25 +493,7 @@
           <w:sz w:val="32"/>
           <w:szCs w:val="32"/>
         </w:rPr>
-        <w:t xml:space="preserve">{{ </w:t>
-      </w:r>
-      <w:proofErr w:type="spellStart"/>
-      <w:r>
-        <w:rPr>
-          <w:rFonts w:ascii="TH SarabunIT๙" w:hAnsi="TH SarabunIT๙" w:cs="TH SarabunIT๙"/>
-          <w:sz w:val="32"/>
-          <w:szCs w:val="32"/>
-        </w:rPr>
-        <w:t>unit.arresting_officers_text</w:t>
-      </w:r>
-      <w:proofErr w:type="spellEnd"/>
-      <w:r>
-        <w:rPr>
-          <w:rFonts w:ascii="TH SarabunIT๙" w:hAnsi="TH SarabunIT๙" w:cs="TH SarabunIT๙"/>
-          <w:sz w:val="32"/>
-          <w:szCs w:val="32"/>
-        </w:rPr>
-        <w:t xml:space="preserve"> }}</w:t>
+        <w:t>{{ unit.arresting_officers_text }}</w:t>
       </w:r>
       <w:r>
         <w:rPr>
@@ -617,25 +509,7 @@
           <w:sz w:val="32"/>
           <w:szCs w:val="32"/>
         </w:rPr>
-        <w:t xml:space="preserve">{% </w:t>
-      </w:r>
-      <w:proofErr w:type="spellStart"/>
-      <w:r>
-        <w:rPr>
-          <w:rFonts w:ascii="TH SarabunIT๙" w:hAnsi="TH SarabunIT๙" w:cs="TH SarabunIT๙"/>
-          <w:sz w:val="32"/>
-          <w:szCs w:val="32"/>
-        </w:rPr>
-        <w:t>endfor</w:t>
-      </w:r>
-      <w:proofErr w:type="spellEnd"/>
-      <w:r>
-        <w:rPr>
-          <w:rFonts w:ascii="TH SarabunIT๙" w:hAnsi="TH SarabunIT๙" w:cs="TH SarabunIT๙"/>
-          <w:sz w:val="32"/>
-          <w:szCs w:val="32"/>
-        </w:rPr>
-        <w:t xml:space="preserve"> %}</w:t>
+        <w:t>{% endfor %}</w:t>
       </w:r>
       <w:r>
         <w:rPr>
@@ -705,25 +579,7 @@
           <w:sz w:val="32"/>
           <w:szCs w:val="32"/>
         </w:rPr>
-        <w:t xml:space="preserve">{{ </w:t>
-      </w:r>
-      <w:proofErr w:type="spellStart"/>
-      <w:r>
-        <w:rPr>
-          <w:rFonts w:ascii="TH SarabunIT๙" w:hAnsi="TH SarabunIT๙" w:cs="TH SarabunIT๙"/>
-          <w:sz w:val="32"/>
-          <w:szCs w:val="32"/>
-        </w:rPr>
-        <w:t>suspect.display_index</w:t>
-      </w:r>
-      <w:proofErr w:type="spellEnd"/>
-      <w:r>
-        <w:rPr>
-          <w:rFonts w:ascii="TH SarabunIT๙" w:hAnsi="TH SarabunIT๙" w:cs="TH SarabunIT๙"/>
-          <w:sz w:val="32"/>
-          <w:szCs w:val="32"/>
-        </w:rPr>
-        <w:t xml:space="preserve"> }}{{ suspect.name }} </w:t>
+        <w:t xml:space="preserve">{{ suspect.display_index }}{{ suspect.name }} </w:t>
       </w:r>
       <w:r>
         <w:rPr>
@@ -740,25 +596,49 @@
           <w:sz w:val="32"/>
           <w:szCs w:val="32"/>
         </w:rPr>
-        <w:t xml:space="preserve">{{ </w:t>
-      </w:r>
-      <w:proofErr w:type="spellStart"/>
-      <w:r>
-        <w:rPr>
-          <w:rFonts w:ascii="TH SarabunIT๙" w:hAnsi="TH SarabunIT๙" w:cs="TH SarabunIT๙"/>
-          <w:sz w:val="32"/>
-          <w:szCs w:val="32"/>
-        </w:rPr>
-        <w:t>suspect.id_card</w:t>
-      </w:r>
-      <w:proofErr w:type="spellEnd"/>
-      <w:r>
-        <w:rPr>
-          <w:rFonts w:ascii="TH SarabunIT๙" w:hAnsi="TH SarabunIT๙" w:cs="TH SarabunIT๙"/>
-          <w:sz w:val="32"/>
-          <w:szCs w:val="32"/>
-        </w:rPr>
-        <w:t xml:space="preserve"> }} </w:t>
+        <w:t>{{ suspect.id_card }}</w:t>
+      </w:r>
+      <w:r>
+        <w:rPr>
+          <w:rFonts w:ascii="TH SarabunIT๙" w:hAnsi="TH SarabunIT๙" w:cs="TH SarabunIT๙"/>
+          <w:sz w:val="32"/>
+          <w:szCs w:val="32"/>
+        </w:rPr>
+        <w:t xml:space="preserve"> </w:t>
+      </w:r>
+      <w:r>
+        <w:rPr>
+          <w:rFonts w:ascii="TH SarabunIT๙" w:hAnsi="TH SarabunIT๙" w:cs="TH SarabunIT๙" w:hint="cs"/>
+          <w:sz w:val="32"/>
+          <w:szCs w:val="32"/>
+          <w:cs/>
+        </w:rPr>
+        <w:t xml:space="preserve">อายุ </w:t>
+      </w:r>
+      <w:r>
+        <w:rPr>
+          <w:rFonts w:ascii="TH SarabunIT๙" w:hAnsi="TH SarabunIT๙" w:cs="TH SarabunIT๙"/>
+          <w:sz w:val="32"/>
+          <w:szCs w:val="32"/>
+        </w:rPr>
+        <w:t xml:space="preserve">{{ suspect.age }} </w:t>
+      </w:r>
+      <w:r>
+        <w:rPr>
+          <w:rFonts w:ascii="TH SarabunIT๙" w:hAnsi="TH SarabunIT๙" w:cs="TH SarabunIT๙" w:hint="cs"/>
+          <w:sz w:val="32"/>
+          <w:szCs w:val="32"/>
+          <w:cs/>
+        </w:rPr>
+        <w:t>ปี</w:t>
+      </w:r>
+      <w:r>
+        <w:rPr>
+          <w:rFonts w:ascii="TH SarabunIT๙" w:hAnsi="TH SarabunIT๙" w:cs="TH SarabunIT๙"/>
+          <w:sz w:val="32"/>
+          <w:szCs w:val="32"/>
+        </w:rPr>
+        <w:t xml:space="preserve"> </w:t>
       </w:r>
       <w:r>
         <w:rPr>
@@ -775,25 +655,7 @@
           <w:sz w:val="32"/>
           <w:szCs w:val="32"/>
         </w:rPr>
-        <w:t xml:space="preserve">{{ </w:t>
-      </w:r>
-      <w:proofErr w:type="spellStart"/>
-      <w:r>
-        <w:rPr>
-          <w:rFonts w:ascii="TH SarabunIT๙" w:hAnsi="TH SarabunIT๙" w:cs="TH SarabunIT๙"/>
-          <w:sz w:val="32"/>
-          <w:szCs w:val="32"/>
-        </w:rPr>
-        <w:t>suspect.address</w:t>
-      </w:r>
-      <w:proofErr w:type="spellEnd"/>
-      <w:r>
-        <w:rPr>
-          <w:rFonts w:ascii="TH SarabunIT๙" w:hAnsi="TH SarabunIT๙" w:cs="TH SarabunIT๙"/>
-          <w:sz w:val="32"/>
-          <w:szCs w:val="32"/>
-        </w:rPr>
-        <w:t xml:space="preserve"> }}</w:t>
+        <w:t>{{ suspect.address }}</w:t>
       </w:r>
       <w:r>
         <w:rPr>
@@ -809,25 +671,7 @@
           <w:sz w:val="32"/>
           <w:szCs w:val="32"/>
         </w:rPr>
-        <w:t xml:space="preserve">{% </w:t>
-      </w:r>
-      <w:proofErr w:type="spellStart"/>
-      <w:r>
-        <w:rPr>
-          <w:rFonts w:ascii="TH SarabunIT๙" w:hAnsi="TH SarabunIT๙" w:cs="TH SarabunIT๙"/>
-          <w:sz w:val="32"/>
-          <w:szCs w:val="32"/>
-        </w:rPr>
-        <w:t>endfor</w:t>
-      </w:r>
-      <w:proofErr w:type="spellEnd"/>
-      <w:r>
-        <w:rPr>
-          <w:rFonts w:ascii="TH SarabunIT๙" w:hAnsi="TH SarabunIT๙" w:cs="TH SarabunIT๙"/>
-          <w:sz w:val="32"/>
-          <w:szCs w:val="32"/>
-        </w:rPr>
-        <w:t xml:space="preserve"> %}</w:t>
+        <w:t>{% endfor %}</w:t>
       </w:r>
     </w:p>
     <w:p>
@@ -847,38 +691,8 @@
           <w:sz w:val="32"/>
           <w:szCs w:val="32"/>
         </w:rPr>
-        <w:t xml:space="preserve">{{ </w:t>
-      </w:r>
-      <w:proofErr w:type="spellStart"/>
-      <w:r>
-        <w:rPr>
-          <w:rFonts w:ascii="TH SarabunIT๙" w:hAnsi="TH SarabunIT๙" w:cs="TH SarabunIT๙"/>
-          <w:sz w:val="32"/>
-          <w:szCs w:val="32"/>
-        </w:rPr>
-        <w:t>warrant_text</w:t>
-      </w:r>
-      <w:proofErr w:type="spellEnd"/>
-      <w:r>
-        <w:rPr>
-          <w:rFonts w:ascii="TH SarabunIT๙" w:hAnsi="TH SarabunIT๙" w:cs="TH SarabunIT๙"/>
-          <w:sz w:val="32"/>
-          <w:szCs w:val="32"/>
-        </w:rPr>
-        <w:t xml:space="preserve"> }}</w:t>
-      </w:r>
-    </w:p>
-    <w:p>
-      <w:pPr>
-        <w:jc w:val="thaiDistribute"/>
-        <w:rPr>
-          <w:rFonts w:ascii="TH SarabunIT๙" w:hAnsi="TH SarabunIT๙" w:cs="TH SarabunIT๙"/>
-          <w:b/>
-          <w:bCs/>
-          <w:sz w:val="32"/>
-          <w:szCs w:val="32"/>
-        </w:rPr>
-      </w:pPr>
+        <w:t>{{ warrant_text }}</w:t>
+      </w:r>
     </w:p>
     <w:p>
       <w:pPr>
@@ -947,25 +761,7 @@
           <w:sz w:val="32"/>
           <w:szCs w:val="32"/>
         </w:rPr>
-        <w:t xml:space="preserve">{{ </w:t>
-      </w:r>
-      <w:proofErr w:type="spellStart"/>
-      <w:r>
-        <w:rPr>
-          <w:rFonts w:ascii="TH SarabunIT๙" w:hAnsi="TH SarabunIT๙" w:cs="TH SarabunIT๙"/>
-          <w:sz w:val="32"/>
-          <w:szCs w:val="32"/>
-        </w:rPr>
-        <w:t>suspect.charge_text</w:t>
-      </w:r>
-      <w:proofErr w:type="spellEnd"/>
-      <w:r>
-        <w:rPr>
-          <w:rFonts w:ascii="TH SarabunIT๙" w:hAnsi="TH SarabunIT๙" w:cs="TH SarabunIT๙"/>
-          <w:sz w:val="32"/>
-          <w:szCs w:val="32"/>
-        </w:rPr>
-        <w:t xml:space="preserve"> }}</w:t>
+        <w:t>{{ suspect.charge_text }}</w:t>
       </w:r>
       <w:r>
         <w:rPr>
@@ -981,25 +777,7 @@
           <w:sz w:val="32"/>
           <w:szCs w:val="32"/>
         </w:rPr>
-        <w:t xml:space="preserve">{% </w:t>
-      </w:r>
-      <w:proofErr w:type="spellStart"/>
-      <w:r>
-        <w:rPr>
-          <w:rFonts w:ascii="TH SarabunIT๙" w:hAnsi="TH SarabunIT๙" w:cs="TH SarabunIT๙"/>
-          <w:sz w:val="32"/>
-          <w:szCs w:val="32"/>
-        </w:rPr>
-        <w:t>endfor</w:t>
-      </w:r>
-      <w:proofErr w:type="spellEnd"/>
-      <w:r>
-        <w:rPr>
-          <w:rFonts w:ascii="TH SarabunIT๙" w:hAnsi="TH SarabunIT๙" w:cs="TH SarabunIT๙"/>
-          <w:sz w:val="32"/>
-          <w:szCs w:val="32"/>
-        </w:rPr>
-        <w:t xml:space="preserve"> %}</w:t>
+        <w:t>{% endfor %}</w:t>
       </w:r>
     </w:p>
     <w:p>
@@ -1030,25 +808,7 @@
           <w:sz w:val="32"/>
           <w:szCs w:val="32"/>
         </w:rPr>
-        <w:t xml:space="preserve">{{ </w:t>
-      </w:r>
-      <w:proofErr w:type="spellStart"/>
-      <w:r>
-        <w:rPr>
-          <w:rFonts w:ascii="TH SarabunIT๙" w:hAnsi="TH SarabunIT๙" w:cs="TH SarabunIT๙"/>
-          <w:sz w:val="32"/>
-          <w:szCs w:val="32"/>
-        </w:rPr>
-        <w:t>seized_items_text</w:t>
-      </w:r>
-      <w:proofErr w:type="spellEnd"/>
-      <w:r>
-        <w:rPr>
-          <w:rFonts w:ascii="TH SarabunIT๙" w:hAnsi="TH SarabunIT๙" w:cs="TH SarabunIT๙"/>
-          <w:sz w:val="32"/>
-          <w:szCs w:val="32"/>
-        </w:rPr>
-        <w:t xml:space="preserve"> }}</w:t>
+        <w:t>{{ seized_items_text }}</w:t>
       </w:r>
     </w:p>
     <w:p>
@@ -1078,25 +838,7 @@
           <w:sz w:val="32"/>
           <w:szCs w:val="32"/>
         </w:rPr>
-        <w:t xml:space="preserve">{{ </w:t>
-      </w:r>
-      <w:proofErr w:type="spellStart"/>
-      <w:r>
-        <w:rPr>
-          <w:rFonts w:ascii="TH SarabunIT๙" w:hAnsi="TH SarabunIT๙" w:cs="TH SarabunIT๙"/>
-          <w:sz w:val="32"/>
-          <w:szCs w:val="32"/>
-        </w:rPr>
-        <w:t>arrest_circumstances</w:t>
-      </w:r>
-      <w:proofErr w:type="spellEnd"/>
-      <w:r>
-        <w:rPr>
-          <w:rFonts w:ascii="TH SarabunIT๙" w:hAnsi="TH SarabunIT๙" w:cs="TH SarabunIT๙"/>
-          <w:sz w:val="32"/>
-          <w:szCs w:val="32"/>
-        </w:rPr>
-        <w:t xml:space="preserve"> }}</w:t>
+        <w:t>{{ arrest_circumstances }}</w:t>
       </w:r>
     </w:p>
     <w:p>
@@ -1530,47 +1272,7 @@
           <w:sz w:val="32"/>
           <w:szCs w:val="32"/>
         </w:rPr>
-        <w:t xml:space="preserve">{% for suspect in suspects %} {{ </w:t>
-      </w:r>
-      <w:proofErr w:type="spellStart"/>
-      <w:r>
-        <w:rPr>
-          <w:rFonts w:ascii="TH SarabunIT๙" w:hAnsi="TH SarabunIT๙" w:cs="TH SarabunIT๙"/>
-          <w:color w:val="000000" w:themeColor="text1"/>
-          <w:sz w:val="32"/>
-          <w:szCs w:val="32"/>
-        </w:rPr>
-        <w:t>suspect.relative_text</w:t>
-      </w:r>
-      <w:proofErr w:type="spellEnd"/>
-      <w:r>
-        <w:rPr>
-          <w:rFonts w:ascii="TH SarabunIT๙" w:hAnsi="TH SarabunIT๙" w:cs="TH SarabunIT๙"/>
-          <w:color w:val="000000" w:themeColor="text1"/>
-          <w:sz w:val="32"/>
-          <w:szCs w:val="32"/>
-        </w:rPr>
-        <w:t xml:space="preserve"> }} {% </w:t>
-      </w:r>
-      <w:proofErr w:type="spellStart"/>
-      <w:r>
-        <w:rPr>
-          <w:rFonts w:ascii="TH SarabunIT๙" w:hAnsi="TH SarabunIT๙" w:cs="TH SarabunIT๙"/>
-          <w:color w:val="000000" w:themeColor="text1"/>
-          <w:sz w:val="32"/>
-          <w:szCs w:val="32"/>
-        </w:rPr>
-        <w:t>endfor</w:t>
-      </w:r>
-      <w:proofErr w:type="spellEnd"/>
-      <w:r>
-        <w:rPr>
-          <w:rFonts w:ascii="TH SarabunIT๙" w:hAnsi="TH SarabunIT๙" w:cs="TH SarabunIT๙"/>
-          <w:color w:val="000000" w:themeColor="text1"/>
-          <w:sz w:val="32"/>
-          <w:szCs w:val="32"/>
-        </w:rPr>
-        <w:t xml:space="preserve"> %}</w:t>
+        <w:t>{% for suspect in suspects %} {{ suspect.relative_text }} {% endfor %}</w:t>
       </w:r>
       <w:r>
         <w:rPr>
@@ -1637,25 +1339,7 @@
           <w:sz w:val="32"/>
           <w:szCs w:val="32"/>
         </w:rPr>
-        <w:t xml:space="preserve">{{ </w:t>
-      </w:r>
-      <w:proofErr w:type="spellStart"/>
-      <w:r>
-        <w:rPr>
-          <w:rFonts w:ascii="TH SarabunIT๙" w:hAnsi="TH SarabunIT๙" w:cs="TH SarabunIT๙"/>
-          <w:sz w:val="32"/>
-          <w:szCs w:val="32"/>
-        </w:rPr>
-        <w:t>suspect.statement_prefix</w:t>
-      </w:r>
-      <w:proofErr w:type="spellEnd"/>
-      <w:r>
-        <w:rPr>
-          <w:rFonts w:ascii="TH SarabunIT๙" w:hAnsi="TH SarabunIT๙" w:cs="TH SarabunIT๙"/>
-          <w:sz w:val="32"/>
-          <w:szCs w:val="32"/>
-        </w:rPr>
-        <w:t xml:space="preserve"> }}</w:t>
+        <w:t>{{ suspect.statement_prefix }}</w:t>
       </w:r>
     </w:p>
     <w:p>
@@ -1674,25 +1358,7 @@
           <w:sz w:val="32"/>
           <w:szCs w:val="32"/>
         </w:rPr>
-        <w:t xml:space="preserve">- {{ </w:t>
-      </w:r>
-      <w:proofErr w:type="spellStart"/>
-      <w:r>
-        <w:rPr>
-          <w:rFonts w:ascii="TH SarabunIT๙" w:hAnsi="TH SarabunIT๙" w:cs="TH SarabunIT๙"/>
-          <w:sz w:val="32"/>
-          <w:szCs w:val="32"/>
-        </w:rPr>
-        <w:t>suspect.additional_statement</w:t>
-      </w:r>
-      <w:proofErr w:type="spellEnd"/>
-      <w:r>
-        <w:rPr>
-          <w:rFonts w:ascii="TH SarabunIT๙" w:hAnsi="TH SarabunIT๙" w:cs="TH SarabunIT๙"/>
-          <w:sz w:val="32"/>
-          <w:szCs w:val="32"/>
-        </w:rPr>
-        <w:t xml:space="preserve"> }}</w:t>
+        <w:t>- {{ suspect.additional_statement }}</w:t>
       </w:r>
     </w:p>
     <w:p>
@@ -1728,25 +1394,7 @@
           <w:sz w:val="32"/>
           <w:szCs w:val="32"/>
         </w:rPr>
-        <w:t xml:space="preserve">{{ </w:t>
-      </w:r>
-      <w:proofErr w:type="spellStart"/>
-      <w:r>
-        <w:rPr>
-          <w:rFonts w:ascii="TH SarabunIT๙" w:hAnsi="TH SarabunIT๙" w:cs="TH SarabunIT๙"/>
-          <w:sz w:val="32"/>
-          <w:szCs w:val="32"/>
-        </w:rPr>
-        <w:t>suspect.confession</w:t>
-      </w:r>
-      <w:proofErr w:type="spellEnd"/>
-      <w:r>
-        <w:rPr>
-          <w:rFonts w:ascii="TH SarabunIT๙" w:hAnsi="TH SarabunIT๙" w:cs="TH SarabunIT๙"/>
-          <w:sz w:val="32"/>
-          <w:szCs w:val="32"/>
-        </w:rPr>
-        <w:t xml:space="preserve"> }}</w:t>
+        <w:t>{{ suspect.confession }}</w:t>
       </w:r>
       <w:r>
         <w:rPr>
@@ -1762,25 +1410,7 @@
           <w:sz w:val="32"/>
           <w:szCs w:val="32"/>
         </w:rPr>
-        <w:t xml:space="preserve">{% </w:t>
-      </w:r>
-      <w:proofErr w:type="spellStart"/>
-      <w:r>
-        <w:rPr>
-          <w:rFonts w:ascii="TH SarabunIT๙" w:hAnsi="TH SarabunIT๙" w:cs="TH SarabunIT๙"/>
-          <w:sz w:val="32"/>
-          <w:szCs w:val="32"/>
-        </w:rPr>
-        <w:t>endfor</w:t>
-      </w:r>
-      <w:proofErr w:type="spellEnd"/>
-      <w:r>
-        <w:rPr>
-          <w:rFonts w:ascii="TH SarabunIT๙" w:hAnsi="TH SarabunIT๙" w:cs="TH SarabunIT๙"/>
-          <w:sz w:val="32"/>
-          <w:szCs w:val="32"/>
-        </w:rPr>
-        <w:t xml:space="preserve"> %}</w:t>
+        <w:t>{% endfor %}</w:t>
       </w:r>
     </w:p>
     <w:p>
@@ -2098,27 +1728,7 @@
           <w:sz w:val="32"/>
           <w:szCs w:val="32"/>
         </w:rPr>
-        <w:t xml:space="preserve">{{ </w:t>
-      </w:r>
-      <w:proofErr w:type="spellStart"/>
-      <w:r>
-        <w:rPr>
-          <w:rFonts w:ascii="TH SarabunIT๙" w:hAnsi="TH SarabunIT๙" w:cs="TH SarabunIT๙"/>
-          <w:spacing w:val="-6"/>
-          <w:sz w:val="32"/>
-          <w:szCs w:val="32"/>
-        </w:rPr>
-        <w:t>arrest_date_text</w:t>
-      </w:r>
-      <w:proofErr w:type="spellEnd"/>
-      <w:r>
-        <w:rPr>
-          <w:rFonts w:ascii="TH SarabunIT๙" w:hAnsi="TH SarabunIT๙" w:cs="TH SarabunIT๙"/>
-          <w:spacing w:val="-6"/>
-          <w:sz w:val="32"/>
-          <w:szCs w:val="32"/>
-        </w:rPr>
-        <w:t xml:space="preserve"> }}</w:t>
+        <w:t>{{ arrest_date_text }}</w:t>
       </w:r>
       <w:r>
         <w:rPr>
@@ -2295,20 +1905,8 @@
           <w:szCs w:val="32"/>
           <w:cs/>
         </w:rPr>
-        <w:t xml:space="preserve"> เว็ปไซ</w:t>
-      </w:r>
-      <w:proofErr w:type="spellStart"/>
-      <w:r>
-        <w:rPr>
-          <w:rFonts w:ascii="TH SarabunIT๙" w:hAnsi="TH SarabunIT๙" w:cs="TH SarabunIT๙"/>
-          <w:spacing w:val="-6"/>
-          <w:sz w:val="32"/>
-          <w:szCs w:val="32"/>
-          <w:cs/>
-        </w:rPr>
-        <w:t>ต์</w:t>
-      </w:r>
-      <w:proofErr w:type="spellEnd"/>
+        <w:t xml:space="preserve"> เว็ปไซต์</w:t>
+      </w:r>
       <w:r>
         <w:rPr>
           <w:rFonts w:ascii="TH SarabunIT๙" w:hAnsi="TH SarabunIT๙" w:cs="TH SarabunIT๙"/>
@@ -2373,27 +1971,7 @@
           <w:sz w:val="32"/>
           <w:szCs w:val="32"/>
         </w:rPr>
-        <w:t xml:space="preserve">{{ </w:t>
-      </w:r>
-      <w:proofErr w:type="spellStart"/>
-      <w:r>
-        <w:rPr>
-          <w:rFonts w:ascii="TH SarabunIT๙" w:hAnsi="TH SarabunIT๙" w:cs="TH SarabunIT๙"/>
-          <w:spacing w:val="-6"/>
-          <w:sz w:val="32"/>
-          <w:szCs w:val="32"/>
-        </w:rPr>
-        <w:t>arrest_date_text</w:t>
-      </w:r>
-      <w:proofErr w:type="spellEnd"/>
-      <w:r>
-        <w:rPr>
-          <w:rFonts w:ascii="TH SarabunIT๙" w:hAnsi="TH SarabunIT๙" w:cs="TH SarabunIT๙"/>
-          <w:spacing w:val="-6"/>
-          <w:sz w:val="32"/>
-          <w:szCs w:val="32"/>
-        </w:rPr>
-        <w:t xml:space="preserve"> }}</w:t>
+        <w:t>{{ arrest_date_text }}</w:t>
       </w:r>
       <w:r>
         <w:rPr>
@@ -2716,27 +2294,7 @@
           <w:sz w:val="32"/>
           <w:szCs w:val="32"/>
         </w:rPr>
-        <w:t xml:space="preserve">{% </w:t>
-      </w:r>
-      <w:proofErr w:type="spellStart"/>
-      <w:r>
-        <w:rPr>
-          <w:rFonts w:ascii="TH SarabunIT๙" w:hAnsi="TH SarabunIT๙" w:cs="TH SarabunIT๙"/>
-          <w:color w:val="000000" w:themeColor="text1"/>
-          <w:sz w:val="32"/>
-          <w:szCs w:val="32"/>
-        </w:rPr>
-        <w:t>endfor</w:t>
-      </w:r>
-      <w:proofErr w:type="spellEnd"/>
-      <w:r>
-        <w:rPr>
-          <w:rFonts w:ascii="TH SarabunIT๙" w:hAnsi="TH SarabunIT๙" w:cs="TH SarabunIT๙"/>
-          <w:color w:val="000000" w:themeColor="text1"/>
-          <w:sz w:val="32"/>
-          <w:szCs w:val="32"/>
-        </w:rPr>
-        <w:t xml:space="preserve"> %}</w:t>
+        <w:t>{% endfor %}</w:t>
       </w:r>
     </w:p>
     <w:p>
@@ -2801,29 +2359,7 @@
           <w:sz w:val="32"/>
           <w:szCs w:val="32"/>
         </w:rPr>
-        <w:t xml:space="preserve">{{ </w:t>
-      </w:r>
-      <w:proofErr w:type="spellStart"/>
-      <w:r>
-        <w:rPr>
-          <w:rFonts w:ascii="TH SarabunIT๙" w:hAnsi="TH SarabunIT๙" w:cs="TH SarabunIT๙"/>
-          <w:b/>
-          <w:bCs/>
-          <w:sz w:val="32"/>
-          <w:szCs w:val="32"/>
-        </w:rPr>
-        <w:t>unit.unit_name</w:t>
-      </w:r>
-      <w:proofErr w:type="spellEnd"/>
-      <w:r>
-        <w:rPr>
-          <w:rFonts w:ascii="TH SarabunIT๙" w:hAnsi="TH SarabunIT๙" w:cs="TH SarabunIT๙"/>
-          <w:b/>
-          <w:bCs/>
-          <w:sz w:val="32"/>
-          <w:szCs w:val="32"/>
-        </w:rPr>
-        <w:t xml:space="preserve"> }}</w:t>
+        <w:t>{{ unit.unit_name }}</w:t>
       </w:r>
     </w:p>
     <w:tbl>
@@ -2872,27 +2408,7 @@
                 <w:szCs w:val="32"/>
                 <w:u w:val="dotted"/>
               </w:rPr>
-              <w:t xml:space="preserve">{% for row in </w:t>
-            </w:r>
-            <w:proofErr w:type="spellStart"/>
-            <w:r>
-              <w:rPr>
-                <w:rFonts w:ascii="TH SarabunIT๙" w:hAnsi="TH SarabunIT๙" w:cs="TH SarabunIT๙"/>
-                <w:sz w:val="32"/>
-                <w:szCs w:val="32"/>
-                <w:u w:val="dotted"/>
-              </w:rPr>
-              <w:t>unit.signature_rows</w:t>
-            </w:r>
-            <w:proofErr w:type="spellEnd"/>
-            <w:r>
-              <w:rPr>
-                <w:rFonts w:ascii="TH SarabunIT๙" w:hAnsi="TH SarabunIT๙" w:cs="TH SarabunIT๙"/>
-                <w:sz w:val="32"/>
-                <w:szCs w:val="32"/>
-                <w:u w:val="dotted"/>
-              </w:rPr>
-              <w:t xml:space="preserve"> %}(</w:t>
+              <w:t>{% for row in unit.signature_rows %}(</w:t>
             </w:r>
             <w:r>
               <w:rPr>
@@ -3140,27 +2656,7 @@
                 <w:szCs w:val="32"/>
                 <w:u w:val="dotted"/>
               </w:rPr>
-              <w:t xml:space="preserve">{% </w:t>
-            </w:r>
-            <w:proofErr w:type="spellStart"/>
-            <w:r>
-              <w:rPr>
-                <w:rFonts w:ascii="TH SarabunIT๙" w:hAnsi="TH SarabunIT๙" w:cs="TH SarabunIT๙"/>
-                <w:sz w:val="32"/>
-                <w:szCs w:val="32"/>
-                <w:u w:val="dotted"/>
-              </w:rPr>
-              <w:t>endfor</w:t>
-            </w:r>
-            <w:proofErr w:type="spellEnd"/>
-            <w:r>
-              <w:rPr>
-                <w:rFonts w:ascii="TH SarabunIT๙" w:hAnsi="TH SarabunIT๙" w:cs="TH SarabunIT๙"/>
-                <w:sz w:val="32"/>
-                <w:szCs w:val="32"/>
-                <w:u w:val="dotted"/>
-              </w:rPr>
-              <w:t xml:space="preserve"> %}</w:t>
+              <w:t>{% endfor %}</w:t>
             </w:r>
           </w:p>
         </w:tc>
@@ -3205,25 +2701,7 @@
           <w:sz w:val="32"/>
           <w:szCs w:val="32"/>
         </w:rPr>
-        <w:t xml:space="preserve">{% </w:t>
-      </w:r>
-      <w:proofErr w:type="spellStart"/>
-      <w:r>
-        <w:rPr>
-          <w:rFonts w:ascii="TH SarabunIT๙" w:hAnsi="TH SarabunIT๙" w:cs="TH SarabunIT๙"/>
-          <w:sz w:val="32"/>
-          <w:szCs w:val="32"/>
-        </w:rPr>
-        <w:t>endfor</w:t>
-      </w:r>
-      <w:proofErr w:type="spellEnd"/>
-      <w:r>
-        <w:rPr>
-          <w:rFonts w:ascii="TH SarabunIT๙" w:hAnsi="TH SarabunIT๙" w:cs="TH SarabunIT๙"/>
-          <w:sz w:val="32"/>
-          <w:szCs w:val="32"/>
-        </w:rPr>
-        <w:t xml:space="preserve"> %}</w:t>
+        <w:t>{% endfor %}</w:t>
       </w:r>
     </w:p>
     <w:sectPr>
@@ -4432,7 +3910,6 @@
   <w:style w:type="character" w:default="1" w:styleId="a0">
     <w:name w:val="Default Paragraph Font"/>
     <w:uiPriority w:val="1"/>
-    <w:semiHidden/>
     <w:unhideWhenUsed/>
   </w:style>
   <w:style w:type="table" w:default="1" w:styleId="a1">
